--- a/04_신입사원_자기주도학습교재_엔키아이해하기.docx
+++ b/04_신입사원_자기주도학습교재_엔키아이해하기.docx
@@ -71,7 +71,7 @@
     <w:p>
       <w:pPr>
         <w:rPr>
-          <w:rFonts w:eastAsia="맑은 고딕" w:hint="eastAsia"/>
+          <w:rFonts w:eastAsia="맑은 고딕"/>
           <w:lang w:eastAsia="ko-KR"/>
         </w:rPr>
       </w:pPr>
@@ -1041,7 +1041,7 @@
     <w:p>
       <w:pPr>
         <w:rPr>
-          <w:rFonts w:eastAsia="맑은 고딕" w:hint="eastAsia"/>
+          <w:rFonts w:eastAsia="맑은 고딕"/>
           <w:lang w:eastAsia="ko-KR"/>
         </w:rPr>
       </w:pPr>
@@ -1613,7 +1613,7 @@
     <w:p>
       <w:pPr>
         <w:rPr>
-          <w:rFonts w:eastAsia="맑은 고딕" w:hint="eastAsia"/>
+          <w:rFonts w:eastAsia="맑은 고딕"/>
           <w:lang w:eastAsia="ko-KR"/>
         </w:rPr>
       </w:pPr>
@@ -5071,26 +5071,36 @@
         <w:rPr>
           <w:highlight w:val="yellow"/>
         </w:rPr>
-        <w:t xml:space="preserve"> IT</w:t>
-      </w:r>
+        <w:t xml:space="preserve"> </w:t>
+      </w:r>
+      <w:proofErr w:type="spellStart"/>
       <w:r>
         <w:rPr>
           <w:highlight w:val="yellow"/>
         </w:rPr>
+        <w:t>IT</w:t>
+      </w:r>
+      <w:r>
+        <w:rPr>
+          <w:highlight w:val="yellow"/>
+        </w:rPr>
         <w:t>전시회</w:t>
       </w:r>
+      <w:proofErr w:type="spellEnd"/>
       <w:r>
         <w:rPr>
           <w:highlight w:val="yellow"/>
         </w:rPr>
         <w:t xml:space="preserve"> </w:t>
       </w:r>
+      <w:proofErr w:type="spellStart"/>
       <w:r>
         <w:rPr>
           <w:highlight w:val="yellow"/>
         </w:rPr>
         <w:t>연속</w:t>
       </w:r>
+      <w:proofErr w:type="spellEnd"/>
       <w:r>
         <w:rPr>
           <w:highlight w:val="yellow"/>
@@ -10891,9 +10901,11 @@
       <w:r>
         <w:t xml:space="preserve">, Software Process </w:t>
       </w:r>
+      <w:proofErr w:type="spellStart"/>
       <w:r>
         <w:t>인증</w:t>
       </w:r>
+      <w:proofErr w:type="spellEnd"/>
     </w:p>
     <w:p>
       <w:r>
@@ -11967,7 +11979,7 @@
     <w:p>
       <w:pPr>
         <w:rPr>
-          <w:rFonts w:eastAsia="맑은 고딕" w:hint="eastAsia"/>
+          <w:rFonts w:eastAsia="맑은 고딕"/>
           <w:lang w:eastAsia="ko-KR"/>
         </w:rPr>
       </w:pPr>
@@ -15219,6 +15231,24 @@
     <w:p>
       <w:pPr>
         <w:rPr>
+          <w:rFonts w:eastAsia="맑은 고딕"/>
+          <w:b/>
+          <w:lang w:eastAsia="ko-KR"/>
+        </w:rPr>
+      </w:pPr>
+    </w:p>
+    <w:p>
+      <w:pPr>
+        <w:rPr>
+          <w:rFonts w:eastAsia="맑은 고딕"/>
+          <w:b/>
+          <w:lang w:eastAsia="ko-KR"/>
+        </w:rPr>
+      </w:pPr>
+    </w:p>
+    <w:p>
+      <w:pPr>
+        <w:rPr>
           <w:lang w:eastAsia="ko-KR"/>
         </w:rPr>
       </w:pPr>
@@ -15228,6 +15258,7 @@
           <w:b/>
           <w:lang w:eastAsia="ko-KR"/>
         </w:rPr>
+        <w:lastRenderedPageBreak/>
         <w:t>엔키아가</w:t>
       </w:r>
       <w:proofErr w:type="spellEnd"/>
@@ -15300,7 +15331,6 @@
           <w:highlight w:val="yellow"/>
           <w:lang w:eastAsia="ko-KR"/>
         </w:rPr>
-        <w:lastRenderedPageBreak/>
         <w:t>국내</w:t>
       </w:r>
       <w:r>
@@ -15994,6 +16024,4701 @@
         </w:rPr>
         <w:t>기업</w:t>
       </w:r>
+      <w:r>
+        <w:rPr>
+          <w:i/>
+          <w:sz w:val="20"/>
+          <w:lang w:eastAsia="ko-KR"/>
+        </w:rPr>
+        <w:t xml:space="preserve"> (</w:t>
+      </w:r>
+      <w:r>
+        <w:rPr>
+          <w:i/>
+          <w:sz w:val="20"/>
+          <w:lang w:eastAsia="ko-KR"/>
+        </w:rPr>
+        <w:t>아래</w:t>
+      </w:r>
+      <w:r>
+        <w:rPr>
+          <w:i/>
+          <w:sz w:val="20"/>
+          <w:lang w:eastAsia="ko-KR"/>
+        </w:rPr>
+        <w:t xml:space="preserve"> </w:t>
+      </w:r>
+      <w:r>
+        <w:rPr>
+          <w:i/>
+          <w:sz w:val="20"/>
+          <w:lang w:eastAsia="ko-KR"/>
+        </w:rPr>
+        <w:t>상세</w:t>
+      </w:r>
+      <w:r>
+        <w:rPr>
+          <w:i/>
+          <w:sz w:val="20"/>
+          <w:lang w:eastAsia="ko-KR"/>
+        </w:rPr>
+        <w:t xml:space="preserve"> </w:t>
+      </w:r>
+      <w:r>
+        <w:rPr>
+          <w:i/>
+          <w:sz w:val="20"/>
+          <w:lang w:eastAsia="ko-KR"/>
+        </w:rPr>
+        <w:t>설명</w:t>
+      </w:r>
+      <w:r>
+        <w:rPr>
+          <w:i/>
+          <w:sz w:val="20"/>
+          <w:lang w:eastAsia="ko-KR"/>
+        </w:rPr>
+        <w:t xml:space="preserve"> </w:t>
+      </w:r>
+      <w:r>
+        <w:rPr>
+          <w:i/>
+          <w:sz w:val="20"/>
+          <w:lang w:eastAsia="ko-KR"/>
+        </w:rPr>
+        <w:t>참고</w:t>
+      </w:r>
+      <w:r>
+        <w:rPr>
+          <w:i/>
+          <w:sz w:val="20"/>
+          <w:lang w:eastAsia="ko-KR"/>
+        </w:rPr>
+        <w:t>)</w:t>
+      </w:r>
+    </w:p>
+    <w:p>
+      <w:pPr>
+        <w:ind w:left="432"/>
+        <w:rPr>
+          <w:lang w:eastAsia="ko-KR"/>
+        </w:rPr>
+      </w:pPr>
+      <w:r>
+        <w:rPr>
+          <w:b/>
+          <w:i/>
+          <w:color w:val="333399"/>
+          <w:lang w:eastAsia="ko-KR"/>
+        </w:rPr>
+        <w:t>왜</w:t>
+      </w:r>
+      <w:r>
+        <w:rPr>
+          <w:b/>
+          <w:i/>
+          <w:color w:val="333399"/>
+          <w:lang w:eastAsia="ko-KR"/>
+        </w:rPr>
+        <w:t xml:space="preserve"> "</w:t>
+      </w:r>
+      <w:r>
+        <w:rPr>
+          <w:b/>
+          <w:i/>
+          <w:color w:val="333399"/>
+          <w:lang w:eastAsia="ko-KR"/>
+        </w:rPr>
+        <w:t>개발</w:t>
+      </w:r>
+      <w:r>
+        <w:rPr>
+          <w:b/>
+          <w:i/>
+          <w:color w:val="333399"/>
+          <w:lang w:eastAsia="ko-KR"/>
+        </w:rPr>
+        <w:t>+</w:t>
+      </w:r>
+      <w:r>
+        <w:rPr>
+          <w:b/>
+          <w:i/>
+          <w:color w:val="333399"/>
+          <w:lang w:eastAsia="ko-KR"/>
+        </w:rPr>
+        <w:t>구축</w:t>
+      </w:r>
+      <w:r>
+        <w:rPr>
+          <w:b/>
+          <w:i/>
+          <w:color w:val="333399"/>
+          <w:lang w:eastAsia="ko-KR"/>
+        </w:rPr>
+        <w:t>+</w:t>
+      </w:r>
+      <w:r>
+        <w:rPr>
+          <w:b/>
+          <w:i/>
+          <w:color w:val="333399"/>
+          <w:lang w:eastAsia="ko-KR"/>
+        </w:rPr>
+        <w:t>운영</w:t>
+      </w:r>
+      <w:r>
+        <w:rPr>
+          <w:b/>
+          <w:i/>
+          <w:color w:val="333399"/>
+          <w:lang w:eastAsia="ko-KR"/>
+        </w:rPr>
+        <w:t>+</w:t>
+      </w:r>
+      <w:r>
+        <w:rPr>
+          <w:b/>
+          <w:i/>
+          <w:color w:val="333399"/>
+          <w:lang w:eastAsia="ko-KR"/>
+        </w:rPr>
+        <w:t>컨설팅을</w:t>
+      </w:r>
+      <w:r>
+        <w:rPr>
+          <w:b/>
+          <w:i/>
+          <w:color w:val="333399"/>
+          <w:lang w:eastAsia="ko-KR"/>
+        </w:rPr>
+        <w:t xml:space="preserve"> </w:t>
+      </w:r>
+      <w:r>
+        <w:rPr>
+          <w:b/>
+          <w:i/>
+          <w:color w:val="333399"/>
+          <w:lang w:eastAsia="ko-KR"/>
+        </w:rPr>
+        <w:t>다</w:t>
+      </w:r>
+      <w:r>
+        <w:rPr>
+          <w:b/>
+          <w:i/>
+          <w:color w:val="333399"/>
+          <w:lang w:eastAsia="ko-KR"/>
+        </w:rPr>
+        <w:t xml:space="preserve"> </w:t>
+      </w:r>
+      <w:r>
+        <w:rPr>
+          <w:b/>
+          <w:i/>
+          <w:color w:val="333399"/>
+          <w:lang w:eastAsia="ko-KR"/>
+        </w:rPr>
+        <w:t>갖췄다</w:t>
+      </w:r>
+      <w:r>
+        <w:rPr>
+          <w:b/>
+          <w:i/>
+          <w:color w:val="333399"/>
+          <w:lang w:eastAsia="ko-KR"/>
+        </w:rPr>
+        <w:t>"</w:t>
+      </w:r>
+      <w:r>
+        <w:rPr>
+          <w:b/>
+          <w:i/>
+          <w:color w:val="333399"/>
+          <w:lang w:eastAsia="ko-KR"/>
+        </w:rPr>
+        <w:t>는</w:t>
+      </w:r>
+      <w:r>
+        <w:rPr>
+          <w:b/>
+          <w:i/>
+          <w:color w:val="333399"/>
+          <w:lang w:eastAsia="ko-KR"/>
+        </w:rPr>
+        <w:t xml:space="preserve"> </w:t>
+      </w:r>
+      <w:r>
+        <w:rPr>
+          <w:b/>
+          <w:i/>
+          <w:color w:val="333399"/>
+          <w:lang w:eastAsia="ko-KR"/>
+        </w:rPr>
+        <w:t>것이</w:t>
+      </w:r>
+      <w:r>
+        <w:rPr>
+          <w:b/>
+          <w:i/>
+          <w:color w:val="333399"/>
+          <w:lang w:eastAsia="ko-KR"/>
+        </w:rPr>
+        <w:t xml:space="preserve"> </w:t>
+      </w:r>
+      <w:r>
+        <w:rPr>
+          <w:b/>
+          <w:i/>
+          <w:color w:val="333399"/>
+          <w:lang w:eastAsia="ko-KR"/>
+        </w:rPr>
+        <w:t>특별한</w:t>
+      </w:r>
+      <w:r>
+        <w:rPr>
+          <w:b/>
+          <w:i/>
+          <w:color w:val="333399"/>
+          <w:lang w:eastAsia="ko-KR"/>
+        </w:rPr>
+        <w:t xml:space="preserve"> </w:t>
+      </w:r>
+      <w:r>
+        <w:rPr>
+          <w:b/>
+          <w:i/>
+          <w:color w:val="333399"/>
+          <w:lang w:eastAsia="ko-KR"/>
+        </w:rPr>
+        <w:t>강점인가</w:t>
+      </w:r>
+      <w:r>
+        <w:rPr>
+          <w:b/>
+          <w:i/>
+          <w:color w:val="333399"/>
+          <w:lang w:eastAsia="ko-KR"/>
+        </w:rPr>
+        <w:t>?</w:t>
+      </w:r>
+    </w:p>
+    <w:p>
+      <w:pPr>
+        <w:ind w:left="432"/>
+        <w:rPr>
+          <w:lang w:eastAsia="ko-KR"/>
+        </w:rPr>
+      </w:pPr>
+      <w:r>
+        <w:rPr>
+          <w:i/>
+          <w:color w:val="333399"/>
+          <w:lang w:eastAsia="ko-KR"/>
+        </w:rPr>
+        <w:t xml:space="preserve">IT </w:t>
+      </w:r>
+      <w:r>
+        <w:rPr>
+          <w:i/>
+          <w:color w:val="333399"/>
+          <w:lang w:eastAsia="ko-KR"/>
+        </w:rPr>
+        <w:t>서비스</w:t>
+      </w:r>
+      <w:r>
+        <w:rPr>
+          <w:i/>
+          <w:color w:val="333399"/>
+          <w:lang w:eastAsia="ko-KR"/>
+        </w:rPr>
+        <w:t xml:space="preserve"> </w:t>
+      </w:r>
+      <w:r>
+        <w:rPr>
+          <w:i/>
+          <w:color w:val="333399"/>
+          <w:lang w:eastAsia="ko-KR"/>
+        </w:rPr>
+        <w:t>사업은</w:t>
+      </w:r>
+      <w:r>
+        <w:rPr>
+          <w:i/>
+          <w:color w:val="333399"/>
+          <w:lang w:eastAsia="ko-KR"/>
+        </w:rPr>
+        <w:t xml:space="preserve"> </w:t>
+      </w:r>
+      <w:r>
+        <w:rPr>
+          <w:i/>
+          <w:color w:val="333399"/>
+          <w:lang w:eastAsia="ko-KR"/>
+        </w:rPr>
+        <w:t>보통</w:t>
+      </w:r>
+      <w:r>
+        <w:rPr>
+          <w:i/>
+          <w:color w:val="333399"/>
+          <w:lang w:eastAsia="ko-KR"/>
+        </w:rPr>
+        <w:t xml:space="preserve"> </w:t>
+      </w:r>
+      <w:r>
+        <w:rPr>
+          <w:i/>
+          <w:color w:val="333399"/>
+          <w:lang w:eastAsia="ko-KR"/>
+        </w:rPr>
+        <w:t>아래</w:t>
+      </w:r>
+      <w:r>
+        <w:rPr>
+          <w:i/>
+          <w:color w:val="333399"/>
+          <w:lang w:eastAsia="ko-KR"/>
+        </w:rPr>
+        <w:t xml:space="preserve"> 4</w:t>
+      </w:r>
+      <w:r>
+        <w:rPr>
+          <w:i/>
+          <w:color w:val="333399"/>
+          <w:lang w:eastAsia="ko-KR"/>
+        </w:rPr>
+        <w:t>단계로</w:t>
+      </w:r>
+      <w:r>
+        <w:rPr>
+          <w:i/>
+          <w:color w:val="333399"/>
+          <w:lang w:eastAsia="ko-KR"/>
+        </w:rPr>
+        <w:t xml:space="preserve"> </w:t>
+      </w:r>
+      <w:r>
+        <w:rPr>
+          <w:i/>
+          <w:color w:val="333399"/>
+          <w:lang w:eastAsia="ko-KR"/>
+        </w:rPr>
+        <w:t>나뉩니다</w:t>
+      </w:r>
+      <w:r>
+        <w:rPr>
+          <w:i/>
+          <w:color w:val="333399"/>
+          <w:lang w:eastAsia="ko-KR"/>
+        </w:rPr>
+        <w:t>.</w:t>
+      </w:r>
+    </w:p>
+    <w:tbl>
+      <w:tblPr>
+        <w:tblStyle w:val="af9"/>
+        <w:tblW w:w="0" w:type="auto"/>
+        <w:tblLook w:val="04A0" w:firstRow="1" w:lastRow="0" w:firstColumn="1" w:lastColumn="0" w:noHBand="0" w:noVBand="1"/>
+      </w:tblPr>
+      <w:tblGrid>
+        <w:gridCol w:w="2880"/>
+        <w:gridCol w:w="2880"/>
+        <w:gridCol w:w="2880"/>
+      </w:tblGrid>
+      <w:tr>
+        <w:tc>
+          <w:tcPr>
+            <w:tcW w:w="2880" w:type="dxa"/>
+          </w:tcPr>
+          <w:p>
+            <w:r>
+              <w:rPr>
+                <w:b/>
+                <w:sz w:val="20"/>
+              </w:rPr>
+              <w:t>단계</w:t>
+            </w:r>
+          </w:p>
+        </w:tc>
+        <w:tc>
+          <w:tcPr>
+            <w:tcW w:w="2880" w:type="dxa"/>
+          </w:tcPr>
+          <w:p>
+            <w:r>
+              <w:rPr>
+                <w:b/>
+                <w:sz w:val="20"/>
+              </w:rPr>
+              <w:t>하는</w:t>
+            </w:r>
+            <w:r>
+              <w:rPr>
+                <w:b/>
+                <w:sz w:val="20"/>
+              </w:rPr>
+              <w:t xml:space="preserve"> </w:t>
+            </w:r>
+            <w:r>
+              <w:rPr>
+                <w:b/>
+                <w:sz w:val="20"/>
+              </w:rPr>
+              <w:t>일</w:t>
+            </w:r>
+          </w:p>
+        </w:tc>
+        <w:tc>
+          <w:tcPr>
+            <w:tcW w:w="2880" w:type="dxa"/>
+          </w:tcPr>
+          <w:p>
+            <w:pPr>
+              <w:rPr>
+                <w:lang w:eastAsia="ko-KR"/>
+              </w:rPr>
+            </w:pPr>
+            <w:r>
+              <w:rPr>
+                <w:b/>
+                <w:sz w:val="20"/>
+                <w:lang w:eastAsia="ko-KR"/>
+              </w:rPr>
+              <w:t>보통</w:t>
+            </w:r>
+            <w:r>
+              <w:rPr>
+                <w:b/>
+                <w:sz w:val="20"/>
+                <w:lang w:eastAsia="ko-KR"/>
+              </w:rPr>
+              <w:t xml:space="preserve"> </w:t>
+            </w:r>
+            <w:r>
+              <w:rPr>
+                <w:b/>
+                <w:sz w:val="20"/>
+                <w:lang w:eastAsia="ko-KR"/>
+              </w:rPr>
+              <w:t>이</w:t>
+            </w:r>
+            <w:r>
+              <w:rPr>
+                <w:b/>
+                <w:sz w:val="20"/>
+                <w:lang w:eastAsia="ko-KR"/>
+              </w:rPr>
+              <w:t xml:space="preserve"> </w:t>
+            </w:r>
+            <w:r>
+              <w:rPr>
+                <w:b/>
+                <w:sz w:val="20"/>
+                <w:lang w:eastAsia="ko-KR"/>
+              </w:rPr>
+              <w:t>단계만</w:t>
+            </w:r>
+            <w:r>
+              <w:rPr>
+                <w:b/>
+                <w:sz w:val="20"/>
+                <w:lang w:eastAsia="ko-KR"/>
+              </w:rPr>
+              <w:t xml:space="preserve"> </w:t>
+            </w:r>
+            <w:r>
+              <w:rPr>
+                <w:b/>
+                <w:sz w:val="20"/>
+                <w:lang w:eastAsia="ko-KR"/>
+              </w:rPr>
+              <w:t>전문으로</w:t>
+            </w:r>
+            <w:r>
+              <w:rPr>
+                <w:b/>
+                <w:sz w:val="20"/>
+                <w:lang w:eastAsia="ko-KR"/>
+              </w:rPr>
+              <w:t xml:space="preserve"> </w:t>
+            </w:r>
+            <w:r>
+              <w:rPr>
+                <w:b/>
+                <w:sz w:val="20"/>
+                <w:lang w:eastAsia="ko-KR"/>
+              </w:rPr>
+              <w:t>하는</w:t>
+            </w:r>
+            <w:r>
+              <w:rPr>
+                <w:b/>
+                <w:sz w:val="20"/>
+                <w:lang w:eastAsia="ko-KR"/>
+              </w:rPr>
+              <w:t xml:space="preserve"> </w:t>
+            </w:r>
+            <w:r>
+              <w:rPr>
+                <w:b/>
+                <w:sz w:val="20"/>
+                <w:lang w:eastAsia="ko-KR"/>
+              </w:rPr>
+              <w:t>회사</w:t>
+            </w:r>
+            <w:r>
+              <w:rPr>
+                <w:b/>
+                <w:sz w:val="20"/>
+                <w:lang w:eastAsia="ko-KR"/>
+              </w:rPr>
+              <w:t xml:space="preserve"> </w:t>
+            </w:r>
+            <w:r>
+              <w:rPr>
+                <w:b/>
+                <w:sz w:val="20"/>
+                <w:lang w:eastAsia="ko-KR"/>
+              </w:rPr>
+              <w:t>유형</w:t>
+            </w:r>
+          </w:p>
+        </w:tc>
+      </w:tr>
+      <w:tr>
+        <w:tc>
+          <w:tcPr>
+            <w:tcW w:w="2880" w:type="dxa"/>
+          </w:tcPr>
+          <w:p>
+            <w:r>
+              <w:rPr>
+                <w:sz w:val="20"/>
+              </w:rPr>
+              <w:t xml:space="preserve">① </w:t>
+            </w:r>
+            <w:r>
+              <w:rPr>
+                <w:sz w:val="20"/>
+              </w:rPr>
+              <w:t>개발</w:t>
+            </w:r>
+          </w:p>
+        </w:tc>
+        <w:tc>
+          <w:tcPr>
+            <w:tcW w:w="2880" w:type="dxa"/>
+          </w:tcPr>
+          <w:p>
+            <w:pPr>
+              <w:rPr>
+                <w:lang w:eastAsia="ko-KR"/>
+              </w:rPr>
+            </w:pPr>
+            <w:r>
+              <w:rPr>
+                <w:sz w:val="20"/>
+                <w:lang w:eastAsia="ko-KR"/>
+              </w:rPr>
+              <w:t>솔루션</w:t>
+            </w:r>
+            <w:r>
+              <w:rPr>
+                <w:sz w:val="20"/>
+                <w:lang w:eastAsia="ko-KR"/>
+              </w:rPr>
+              <w:t>(</w:t>
+            </w:r>
+            <w:r>
+              <w:rPr>
+                <w:sz w:val="20"/>
+                <w:lang w:eastAsia="ko-KR"/>
+              </w:rPr>
+              <w:t>제품</w:t>
+            </w:r>
+            <w:r>
+              <w:rPr>
+                <w:sz w:val="20"/>
+                <w:lang w:eastAsia="ko-KR"/>
+              </w:rPr>
+              <w:t xml:space="preserve">) </w:t>
+            </w:r>
+            <w:r>
+              <w:rPr>
+                <w:sz w:val="20"/>
+                <w:lang w:eastAsia="ko-KR"/>
+              </w:rPr>
+              <w:t>자체를</w:t>
+            </w:r>
+            <w:r>
+              <w:rPr>
+                <w:sz w:val="20"/>
+                <w:lang w:eastAsia="ko-KR"/>
+              </w:rPr>
+              <w:t xml:space="preserve"> </w:t>
+            </w:r>
+            <w:r>
+              <w:rPr>
+                <w:sz w:val="20"/>
+                <w:lang w:eastAsia="ko-KR"/>
+              </w:rPr>
+              <w:t>자체</w:t>
+            </w:r>
+            <w:r>
+              <w:rPr>
+                <w:sz w:val="20"/>
+                <w:lang w:eastAsia="ko-KR"/>
+              </w:rPr>
+              <w:t xml:space="preserve"> </w:t>
+            </w:r>
+            <w:r>
+              <w:rPr>
+                <w:sz w:val="20"/>
+                <w:lang w:eastAsia="ko-KR"/>
+              </w:rPr>
+              <w:t>기술로</w:t>
+            </w:r>
+            <w:r>
+              <w:rPr>
+                <w:sz w:val="20"/>
+                <w:lang w:eastAsia="ko-KR"/>
+              </w:rPr>
+              <w:t xml:space="preserve"> </w:t>
+            </w:r>
+            <w:r>
+              <w:rPr>
+                <w:sz w:val="20"/>
+                <w:lang w:eastAsia="ko-KR"/>
+              </w:rPr>
+              <w:t>만드는</w:t>
+            </w:r>
+            <w:r>
+              <w:rPr>
+                <w:sz w:val="20"/>
+                <w:lang w:eastAsia="ko-KR"/>
+              </w:rPr>
+              <w:t xml:space="preserve"> </w:t>
+            </w:r>
+            <w:r>
+              <w:rPr>
+                <w:sz w:val="20"/>
+                <w:lang w:eastAsia="ko-KR"/>
+              </w:rPr>
+              <w:t>것</w:t>
+            </w:r>
+          </w:p>
+        </w:tc>
+        <w:tc>
+          <w:tcPr>
+            <w:tcW w:w="2880" w:type="dxa"/>
+          </w:tcPr>
+          <w:p>
+            <w:r>
+              <w:rPr>
+                <w:sz w:val="20"/>
+              </w:rPr>
+              <w:t>제품</w:t>
+            </w:r>
+            <w:r>
+              <w:rPr>
+                <w:sz w:val="20"/>
+              </w:rPr>
+              <w:t>(</w:t>
+            </w:r>
+            <w:r>
+              <w:rPr>
+                <w:sz w:val="20"/>
+              </w:rPr>
+              <w:t>라이선스</w:t>
+            </w:r>
+            <w:r>
+              <w:rPr>
+                <w:sz w:val="20"/>
+              </w:rPr>
+              <w:t xml:space="preserve">) </w:t>
+            </w:r>
+            <w:r>
+              <w:rPr>
+                <w:sz w:val="20"/>
+              </w:rPr>
+              <w:t>벤더</w:t>
+            </w:r>
+          </w:p>
+        </w:tc>
+      </w:tr>
+      <w:tr>
+        <w:tc>
+          <w:tcPr>
+            <w:tcW w:w="2880" w:type="dxa"/>
+          </w:tcPr>
+          <w:p>
+            <w:r>
+              <w:rPr>
+                <w:sz w:val="20"/>
+              </w:rPr>
+              <w:t xml:space="preserve">② </w:t>
+            </w:r>
+            <w:r>
+              <w:rPr>
+                <w:sz w:val="20"/>
+              </w:rPr>
+              <w:t>구축</w:t>
+            </w:r>
+          </w:p>
+        </w:tc>
+        <w:tc>
+          <w:tcPr>
+            <w:tcW w:w="2880" w:type="dxa"/>
+          </w:tcPr>
+          <w:p>
+            <w:pPr>
+              <w:rPr>
+                <w:lang w:eastAsia="ko-KR"/>
+              </w:rPr>
+            </w:pPr>
+            <w:r>
+              <w:rPr>
+                <w:sz w:val="20"/>
+                <w:lang w:eastAsia="ko-KR"/>
+              </w:rPr>
+              <w:t>만든</w:t>
+            </w:r>
+            <w:r>
+              <w:rPr>
+                <w:sz w:val="20"/>
+                <w:lang w:eastAsia="ko-KR"/>
+              </w:rPr>
+              <w:t xml:space="preserve"> </w:t>
+            </w:r>
+            <w:r>
+              <w:rPr>
+                <w:sz w:val="20"/>
+                <w:lang w:eastAsia="ko-KR"/>
+              </w:rPr>
+              <w:t>제품을</w:t>
+            </w:r>
+            <w:r>
+              <w:rPr>
+                <w:sz w:val="20"/>
+                <w:lang w:eastAsia="ko-KR"/>
+              </w:rPr>
+              <w:t xml:space="preserve"> </w:t>
+            </w:r>
+            <w:r>
+              <w:rPr>
+                <w:sz w:val="20"/>
+                <w:lang w:eastAsia="ko-KR"/>
+              </w:rPr>
+              <w:t>고객사</w:t>
+            </w:r>
+            <w:r>
+              <w:rPr>
+                <w:sz w:val="20"/>
+                <w:lang w:eastAsia="ko-KR"/>
+              </w:rPr>
+              <w:t xml:space="preserve"> </w:t>
+            </w:r>
+            <w:r>
+              <w:rPr>
+                <w:sz w:val="20"/>
+                <w:lang w:eastAsia="ko-KR"/>
+              </w:rPr>
+              <w:t>환경에</w:t>
+            </w:r>
+            <w:r>
+              <w:rPr>
+                <w:sz w:val="20"/>
+                <w:lang w:eastAsia="ko-KR"/>
+              </w:rPr>
+              <w:t xml:space="preserve"> </w:t>
+            </w:r>
+            <w:r>
+              <w:rPr>
+                <w:sz w:val="20"/>
+                <w:lang w:eastAsia="ko-KR"/>
+              </w:rPr>
+              <w:t>설치</w:t>
+            </w:r>
+            <w:r>
+              <w:rPr>
+                <w:sz w:val="20"/>
+                <w:lang w:eastAsia="ko-KR"/>
+              </w:rPr>
+              <w:t>·</w:t>
+            </w:r>
+            <w:r>
+              <w:rPr>
+                <w:sz w:val="20"/>
+                <w:lang w:eastAsia="ko-KR"/>
+              </w:rPr>
+              <w:t>연동</w:t>
+            </w:r>
+            <w:r>
+              <w:rPr>
+                <w:sz w:val="20"/>
+                <w:lang w:eastAsia="ko-KR"/>
+              </w:rPr>
+              <w:t>·</w:t>
+            </w:r>
+            <w:r>
+              <w:rPr>
+                <w:sz w:val="20"/>
+                <w:lang w:eastAsia="ko-KR"/>
+              </w:rPr>
+              <w:t>커스터마이징</w:t>
+            </w:r>
+            <w:r>
+              <w:rPr>
+                <w:sz w:val="20"/>
+                <w:lang w:eastAsia="ko-KR"/>
+              </w:rPr>
+              <w:t xml:space="preserve"> </w:t>
+            </w:r>
+            <w:r>
+              <w:rPr>
+                <w:sz w:val="20"/>
+                <w:lang w:eastAsia="ko-KR"/>
+              </w:rPr>
+              <w:t>하는</w:t>
+            </w:r>
+            <w:r>
+              <w:rPr>
+                <w:sz w:val="20"/>
+                <w:lang w:eastAsia="ko-KR"/>
+              </w:rPr>
+              <w:t xml:space="preserve"> </w:t>
+            </w:r>
+            <w:r>
+              <w:rPr>
+                <w:sz w:val="20"/>
+                <w:lang w:eastAsia="ko-KR"/>
+              </w:rPr>
+              <w:t>것</w:t>
+            </w:r>
+          </w:p>
+        </w:tc>
+        <w:tc>
+          <w:tcPr>
+            <w:tcW w:w="2880" w:type="dxa"/>
+          </w:tcPr>
+          <w:p>
+            <w:r>
+              <w:rPr>
+                <w:sz w:val="20"/>
+              </w:rPr>
+              <w:t>SI(</w:t>
+            </w:r>
+            <w:r>
+              <w:rPr>
+                <w:sz w:val="20"/>
+              </w:rPr>
+              <w:t>시스템통합</w:t>
+            </w:r>
+            <w:r>
+              <w:rPr>
+                <w:sz w:val="20"/>
+              </w:rPr>
+              <w:t xml:space="preserve">) </w:t>
+            </w:r>
+            <w:r>
+              <w:rPr>
+                <w:sz w:val="20"/>
+              </w:rPr>
+              <w:t>업체</w:t>
+            </w:r>
+          </w:p>
+        </w:tc>
+      </w:tr>
+      <w:tr>
+        <w:tc>
+          <w:tcPr>
+            <w:tcW w:w="2880" w:type="dxa"/>
+          </w:tcPr>
+          <w:p>
+            <w:r>
+              <w:rPr>
+                <w:sz w:val="20"/>
+              </w:rPr>
+              <w:t xml:space="preserve">③ </w:t>
+            </w:r>
+            <w:r>
+              <w:rPr>
+                <w:sz w:val="20"/>
+              </w:rPr>
+              <w:t>운영</w:t>
+            </w:r>
+          </w:p>
+        </w:tc>
+        <w:tc>
+          <w:tcPr>
+            <w:tcW w:w="2880" w:type="dxa"/>
+          </w:tcPr>
+          <w:p>
+            <w:pPr>
+              <w:rPr>
+                <w:lang w:eastAsia="ko-KR"/>
+              </w:rPr>
+            </w:pPr>
+            <w:r>
+              <w:rPr>
+                <w:sz w:val="20"/>
+                <w:lang w:eastAsia="ko-KR"/>
+              </w:rPr>
+              <w:t>구축</w:t>
+            </w:r>
+            <w:r>
+              <w:rPr>
+                <w:sz w:val="20"/>
+                <w:lang w:eastAsia="ko-KR"/>
+              </w:rPr>
+              <w:t xml:space="preserve"> </w:t>
+            </w:r>
+            <w:r>
+              <w:rPr>
+                <w:sz w:val="20"/>
+                <w:lang w:eastAsia="ko-KR"/>
+              </w:rPr>
+              <w:t>이후</w:t>
+            </w:r>
+            <w:r>
+              <w:rPr>
+                <w:sz w:val="20"/>
+                <w:lang w:eastAsia="ko-KR"/>
+              </w:rPr>
+              <w:t xml:space="preserve"> </w:t>
+            </w:r>
+            <w:r>
+              <w:rPr>
+                <w:sz w:val="20"/>
+                <w:lang w:eastAsia="ko-KR"/>
+              </w:rPr>
+              <w:t>시스템을</w:t>
+            </w:r>
+            <w:r>
+              <w:rPr>
+                <w:sz w:val="20"/>
+                <w:lang w:eastAsia="ko-KR"/>
+              </w:rPr>
+              <w:t xml:space="preserve"> </w:t>
+            </w:r>
+            <w:r>
+              <w:rPr>
+                <w:sz w:val="20"/>
+                <w:lang w:eastAsia="ko-KR"/>
+              </w:rPr>
+              <w:t>지속적으로</w:t>
+            </w:r>
+            <w:r>
+              <w:rPr>
+                <w:sz w:val="20"/>
+                <w:lang w:eastAsia="ko-KR"/>
+              </w:rPr>
+              <w:t xml:space="preserve"> </w:t>
+            </w:r>
+            <w:r>
+              <w:rPr>
+                <w:sz w:val="20"/>
+                <w:lang w:eastAsia="ko-KR"/>
+              </w:rPr>
+              <w:t>유지보수</w:t>
+            </w:r>
+            <w:r>
+              <w:rPr>
+                <w:sz w:val="20"/>
+                <w:lang w:eastAsia="ko-KR"/>
+              </w:rPr>
+              <w:t>·</w:t>
+            </w:r>
+            <w:r>
+              <w:rPr>
+                <w:sz w:val="20"/>
+                <w:lang w:eastAsia="ko-KR"/>
+              </w:rPr>
+              <w:t>아웃소싱</w:t>
+            </w:r>
+            <w:r>
+              <w:rPr>
+                <w:sz w:val="20"/>
+                <w:lang w:eastAsia="ko-KR"/>
+              </w:rPr>
+              <w:t xml:space="preserve"> </w:t>
+            </w:r>
+            <w:r>
+              <w:rPr>
+                <w:sz w:val="20"/>
+                <w:lang w:eastAsia="ko-KR"/>
+              </w:rPr>
+              <w:t>운영하는</w:t>
+            </w:r>
+            <w:r>
+              <w:rPr>
+                <w:sz w:val="20"/>
+                <w:lang w:eastAsia="ko-KR"/>
+              </w:rPr>
+              <w:t xml:space="preserve"> </w:t>
+            </w:r>
+            <w:r>
+              <w:rPr>
+                <w:sz w:val="20"/>
+                <w:lang w:eastAsia="ko-KR"/>
+              </w:rPr>
+              <w:t>것</w:t>
+            </w:r>
+          </w:p>
+        </w:tc>
+        <w:tc>
+          <w:tcPr>
+            <w:tcW w:w="2880" w:type="dxa"/>
+          </w:tcPr>
+          <w:p>
+            <w:pPr>
+              <w:rPr>
+                <w:lang w:eastAsia="ko-KR"/>
+              </w:rPr>
+            </w:pPr>
+            <w:r>
+              <w:rPr>
+                <w:sz w:val="20"/>
+                <w:lang w:eastAsia="ko-KR"/>
+              </w:rPr>
+              <w:t xml:space="preserve">IT </w:t>
+            </w:r>
+            <w:r>
+              <w:rPr>
+                <w:sz w:val="20"/>
+                <w:lang w:eastAsia="ko-KR"/>
+              </w:rPr>
+              <w:t>아웃소싱</w:t>
+            </w:r>
+            <w:r>
+              <w:rPr>
+                <w:sz w:val="20"/>
+                <w:lang w:eastAsia="ko-KR"/>
+              </w:rPr>
+              <w:t xml:space="preserve">/MSP </w:t>
+            </w:r>
+            <w:r>
+              <w:rPr>
+                <w:sz w:val="20"/>
+                <w:lang w:eastAsia="ko-KR"/>
+              </w:rPr>
+              <w:t>업체</w:t>
+            </w:r>
+          </w:p>
+        </w:tc>
+      </w:tr>
+      <w:tr>
+        <w:tc>
+          <w:tcPr>
+            <w:tcW w:w="2880" w:type="dxa"/>
+          </w:tcPr>
+          <w:p>
+            <w:r>
+              <w:rPr>
+                <w:sz w:val="20"/>
+              </w:rPr>
+              <w:t xml:space="preserve">④ </w:t>
+            </w:r>
+            <w:r>
+              <w:rPr>
+                <w:sz w:val="20"/>
+              </w:rPr>
+              <w:t>컨설팅</w:t>
+            </w:r>
+          </w:p>
+        </w:tc>
+        <w:tc>
+          <w:tcPr>
+            <w:tcW w:w="2880" w:type="dxa"/>
+          </w:tcPr>
+          <w:p>
+            <w:pPr>
+              <w:rPr>
+                <w:lang w:eastAsia="ko-KR"/>
+              </w:rPr>
+            </w:pPr>
+            <w:r>
+              <w:rPr>
+                <w:sz w:val="20"/>
+                <w:lang w:eastAsia="ko-KR"/>
+              </w:rPr>
+              <w:t>고객의</w:t>
+            </w:r>
+            <w:r>
+              <w:rPr>
+                <w:sz w:val="20"/>
+                <w:lang w:eastAsia="ko-KR"/>
+              </w:rPr>
+              <w:t xml:space="preserve"> IT </w:t>
+            </w:r>
+            <w:r>
+              <w:rPr>
+                <w:sz w:val="20"/>
+                <w:lang w:eastAsia="ko-KR"/>
+              </w:rPr>
+              <w:t>운영</w:t>
+            </w:r>
+            <w:r>
+              <w:rPr>
+                <w:sz w:val="20"/>
+                <w:lang w:eastAsia="ko-KR"/>
+              </w:rPr>
+              <w:t xml:space="preserve"> </w:t>
+            </w:r>
+            <w:r>
+              <w:rPr>
+                <w:sz w:val="20"/>
+                <w:lang w:eastAsia="ko-KR"/>
+              </w:rPr>
+              <w:t>현황을</w:t>
+            </w:r>
+            <w:r>
+              <w:rPr>
+                <w:sz w:val="20"/>
+                <w:lang w:eastAsia="ko-KR"/>
+              </w:rPr>
+              <w:t xml:space="preserve"> </w:t>
+            </w:r>
+            <w:r>
+              <w:rPr>
+                <w:sz w:val="20"/>
+                <w:lang w:eastAsia="ko-KR"/>
+              </w:rPr>
+              <w:t>진단하고</w:t>
+            </w:r>
+            <w:r>
+              <w:rPr>
+                <w:sz w:val="20"/>
+                <w:lang w:eastAsia="ko-KR"/>
+              </w:rPr>
+              <w:t xml:space="preserve"> </w:t>
+            </w:r>
+            <w:r>
+              <w:rPr>
+                <w:sz w:val="20"/>
+                <w:lang w:eastAsia="ko-KR"/>
+              </w:rPr>
+              <w:t>개선</w:t>
+            </w:r>
+            <w:r>
+              <w:rPr>
+                <w:sz w:val="20"/>
+                <w:lang w:eastAsia="ko-KR"/>
+              </w:rPr>
+              <w:t xml:space="preserve"> </w:t>
+            </w:r>
+            <w:r>
+              <w:rPr>
+                <w:sz w:val="20"/>
+                <w:lang w:eastAsia="ko-KR"/>
+              </w:rPr>
+              <w:t>방향을</w:t>
+            </w:r>
+            <w:r>
+              <w:rPr>
+                <w:sz w:val="20"/>
+                <w:lang w:eastAsia="ko-KR"/>
+              </w:rPr>
+              <w:t xml:space="preserve"> </w:t>
+            </w:r>
+            <w:r>
+              <w:rPr>
+                <w:sz w:val="20"/>
+                <w:lang w:eastAsia="ko-KR"/>
+              </w:rPr>
+              <w:t>제시하는</w:t>
+            </w:r>
+            <w:r>
+              <w:rPr>
+                <w:sz w:val="20"/>
+                <w:lang w:eastAsia="ko-KR"/>
+              </w:rPr>
+              <w:t xml:space="preserve"> </w:t>
+            </w:r>
+            <w:r>
+              <w:rPr>
+                <w:sz w:val="20"/>
+                <w:lang w:eastAsia="ko-KR"/>
+              </w:rPr>
+              <w:t>것</w:t>
+            </w:r>
+          </w:p>
+        </w:tc>
+        <w:tc>
+          <w:tcPr>
+            <w:tcW w:w="2880" w:type="dxa"/>
+          </w:tcPr>
+          <w:p>
+            <w:r>
+              <w:rPr>
+                <w:sz w:val="20"/>
+              </w:rPr>
+              <w:t xml:space="preserve">IT </w:t>
+            </w:r>
+            <w:r>
+              <w:rPr>
+                <w:sz w:val="20"/>
+              </w:rPr>
+              <w:t>컨설팅펌</w:t>
+            </w:r>
+          </w:p>
+        </w:tc>
+      </w:tr>
+    </w:tbl>
+    <w:p>
+      <w:pPr>
+        <w:ind w:left="432"/>
+        <w:rPr>
+          <w:lang w:eastAsia="ko-KR"/>
+        </w:rPr>
+      </w:pPr>
+      <w:r>
+        <w:rPr>
+          <w:i/>
+          <w:color w:val="333399"/>
+          <w:lang w:eastAsia="ko-KR"/>
+        </w:rPr>
+        <w:t>국내</w:t>
+      </w:r>
+      <w:r>
+        <w:rPr>
+          <w:i/>
+          <w:color w:val="333399"/>
+          <w:lang w:eastAsia="ko-KR"/>
+        </w:rPr>
+        <w:t xml:space="preserve"> IT </w:t>
+      </w:r>
+      <w:r>
+        <w:rPr>
+          <w:i/>
+          <w:color w:val="333399"/>
+          <w:lang w:eastAsia="ko-KR"/>
+        </w:rPr>
+        <w:t>시장에는</w:t>
+      </w:r>
+      <w:r>
+        <w:rPr>
+          <w:i/>
+          <w:color w:val="333399"/>
+          <w:lang w:eastAsia="ko-KR"/>
+        </w:rPr>
+        <w:t xml:space="preserve"> </w:t>
+      </w:r>
+      <w:r>
+        <w:rPr>
+          <w:i/>
+          <w:color w:val="333399"/>
+          <w:lang w:eastAsia="ko-KR"/>
+        </w:rPr>
+        <w:t>이</w:t>
+      </w:r>
+      <w:r>
+        <w:rPr>
+          <w:i/>
+          <w:color w:val="333399"/>
+          <w:lang w:eastAsia="ko-KR"/>
+        </w:rPr>
+        <w:t xml:space="preserve"> </w:t>
+      </w:r>
+      <w:r>
+        <w:rPr>
+          <w:i/>
+          <w:color w:val="333399"/>
+          <w:lang w:eastAsia="ko-KR"/>
+        </w:rPr>
+        <w:t>중</w:t>
+      </w:r>
+      <w:r>
+        <w:rPr>
+          <w:i/>
+          <w:color w:val="333399"/>
+          <w:lang w:eastAsia="ko-KR"/>
+        </w:rPr>
+        <w:t xml:space="preserve"> </w:t>
+      </w:r>
+      <w:r>
+        <w:rPr>
+          <w:i/>
+          <w:color w:val="333399"/>
+          <w:lang w:eastAsia="ko-KR"/>
+        </w:rPr>
+        <w:t>한두</w:t>
+      </w:r>
+      <w:r>
+        <w:rPr>
+          <w:i/>
+          <w:color w:val="333399"/>
+          <w:lang w:eastAsia="ko-KR"/>
+        </w:rPr>
+        <w:t xml:space="preserve"> </w:t>
+      </w:r>
+      <w:r>
+        <w:rPr>
+          <w:i/>
+          <w:color w:val="333399"/>
+          <w:lang w:eastAsia="ko-KR"/>
+        </w:rPr>
+        <w:t>단계만</w:t>
+      </w:r>
+      <w:r>
+        <w:rPr>
+          <w:i/>
+          <w:color w:val="333399"/>
+          <w:lang w:eastAsia="ko-KR"/>
+        </w:rPr>
+        <w:t xml:space="preserve"> </w:t>
+      </w:r>
+      <w:r>
+        <w:rPr>
+          <w:i/>
+          <w:color w:val="333399"/>
+          <w:lang w:eastAsia="ko-KR"/>
+        </w:rPr>
+        <w:t>잘하는</w:t>
+      </w:r>
+      <w:r>
+        <w:rPr>
+          <w:i/>
+          <w:color w:val="333399"/>
+          <w:lang w:eastAsia="ko-KR"/>
+        </w:rPr>
+        <w:t xml:space="preserve"> </w:t>
+      </w:r>
+      <w:r>
+        <w:rPr>
+          <w:i/>
+          <w:color w:val="333399"/>
+          <w:lang w:eastAsia="ko-KR"/>
+        </w:rPr>
+        <w:t>회사가</w:t>
+      </w:r>
+      <w:r>
+        <w:rPr>
+          <w:i/>
+          <w:color w:val="333399"/>
+          <w:lang w:eastAsia="ko-KR"/>
+        </w:rPr>
+        <w:t xml:space="preserve"> </w:t>
+      </w:r>
+      <w:r>
+        <w:rPr>
+          <w:i/>
+          <w:color w:val="333399"/>
+          <w:lang w:eastAsia="ko-KR"/>
+        </w:rPr>
+        <w:t>대부분입니다</w:t>
+      </w:r>
+      <w:r>
+        <w:rPr>
+          <w:i/>
+          <w:color w:val="333399"/>
+          <w:lang w:eastAsia="ko-KR"/>
+        </w:rPr>
+        <w:t xml:space="preserve">. </w:t>
+      </w:r>
+      <w:r>
+        <w:rPr>
+          <w:i/>
+          <w:color w:val="333399"/>
+          <w:lang w:eastAsia="ko-KR"/>
+        </w:rPr>
+        <w:t>제품만</w:t>
+      </w:r>
+      <w:r>
+        <w:rPr>
+          <w:i/>
+          <w:color w:val="333399"/>
+          <w:lang w:eastAsia="ko-KR"/>
+        </w:rPr>
+        <w:t xml:space="preserve"> </w:t>
+      </w:r>
+      <w:r>
+        <w:rPr>
+          <w:i/>
+          <w:color w:val="333399"/>
+          <w:lang w:eastAsia="ko-KR"/>
+        </w:rPr>
+        <w:t>만드는</w:t>
+      </w:r>
+      <w:r>
+        <w:rPr>
+          <w:i/>
+          <w:color w:val="333399"/>
+          <w:lang w:eastAsia="ko-KR"/>
+        </w:rPr>
+        <w:t xml:space="preserve"> </w:t>
+      </w:r>
+      <w:r>
+        <w:rPr>
+          <w:i/>
+          <w:color w:val="333399"/>
+          <w:lang w:eastAsia="ko-KR"/>
+        </w:rPr>
+        <w:t>회사는</w:t>
+      </w:r>
+      <w:r>
+        <w:rPr>
+          <w:i/>
+          <w:color w:val="333399"/>
+          <w:lang w:eastAsia="ko-KR"/>
+        </w:rPr>
+        <w:t xml:space="preserve"> </w:t>
+      </w:r>
+      <w:r>
+        <w:rPr>
+          <w:i/>
+          <w:color w:val="333399"/>
+          <w:lang w:eastAsia="ko-KR"/>
+        </w:rPr>
+        <w:t>구축</w:t>
+      </w:r>
+      <w:r>
+        <w:rPr>
+          <w:i/>
+          <w:color w:val="333399"/>
+          <w:lang w:eastAsia="ko-KR"/>
+        </w:rPr>
+        <w:t>·</w:t>
+      </w:r>
+      <w:r>
+        <w:rPr>
+          <w:i/>
+          <w:color w:val="333399"/>
+          <w:lang w:eastAsia="ko-KR"/>
+        </w:rPr>
+        <w:t>운영을</w:t>
+      </w:r>
+      <w:r>
+        <w:rPr>
+          <w:i/>
+          <w:color w:val="333399"/>
+          <w:lang w:eastAsia="ko-KR"/>
+        </w:rPr>
+        <w:t xml:space="preserve"> </w:t>
+      </w:r>
+      <w:r>
+        <w:rPr>
+          <w:i/>
+          <w:color w:val="333399"/>
+          <w:lang w:eastAsia="ko-KR"/>
+        </w:rPr>
+        <w:t>협력사</w:t>
+      </w:r>
+      <w:r>
+        <w:rPr>
+          <w:i/>
+          <w:color w:val="333399"/>
+          <w:lang w:eastAsia="ko-KR"/>
+        </w:rPr>
+        <w:t>(SI</w:t>
+      </w:r>
+      <w:r>
+        <w:rPr>
+          <w:i/>
+          <w:color w:val="333399"/>
+          <w:lang w:eastAsia="ko-KR"/>
+        </w:rPr>
+        <w:t>사</w:t>
+      </w:r>
+      <w:r>
+        <w:rPr>
+          <w:i/>
+          <w:color w:val="333399"/>
+          <w:lang w:eastAsia="ko-KR"/>
+        </w:rPr>
+        <w:t>)</w:t>
+      </w:r>
+      <w:r>
+        <w:rPr>
+          <w:i/>
+          <w:color w:val="333399"/>
+          <w:lang w:eastAsia="ko-KR"/>
+        </w:rPr>
+        <w:t>에</w:t>
+      </w:r>
+      <w:r>
+        <w:rPr>
+          <w:i/>
+          <w:color w:val="333399"/>
+          <w:lang w:eastAsia="ko-KR"/>
+        </w:rPr>
+        <w:t xml:space="preserve"> </w:t>
+      </w:r>
+      <w:r>
+        <w:rPr>
+          <w:i/>
+          <w:color w:val="333399"/>
+          <w:lang w:eastAsia="ko-KR"/>
+        </w:rPr>
+        <w:t>맡기고</w:t>
+      </w:r>
+      <w:r>
+        <w:rPr>
+          <w:i/>
+          <w:color w:val="333399"/>
+          <w:lang w:eastAsia="ko-KR"/>
+        </w:rPr>
+        <w:t>, SI</w:t>
+      </w:r>
+      <w:r>
+        <w:rPr>
+          <w:i/>
+          <w:color w:val="333399"/>
+          <w:lang w:eastAsia="ko-KR"/>
+        </w:rPr>
+        <w:t>사는</w:t>
+      </w:r>
+      <w:r>
+        <w:rPr>
+          <w:i/>
+          <w:color w:val="333399"/>
+          <w:lang w:eastAsia="ko-KR"/>
+        </w:rPr>
+        <w:t xml:space="preserve"> </w:t>
+      </w:r>
+      <w:r>
+        <w:rPr>
+          <w:i/>
+          <w:color w:val="333399"/>
+          <w:lang w:eastAsia="ko-KR"/>
+        </w:rPr>
+        <w:t>자체</w:t>
+      </w:r>
+      <w:r>
+        <w:rPr>
+          <w:i/>
+          <w:color w:val="333399"/>
+          <w:lang w:eastAsia="ko-KR"/>
+        </w:rPr>
+        <w:t xml:space="preserve"> </w:t>
+      </w:r>
+      <w:r>
+        <w:rPr>
+          <w:i/>
+          <w:color w:val="333399"/>
+          <w:lang w:eastAsia="ko-KR"/>
+        </w:rPr>
+        <w:t>제품</w:t>
+      </w:r>
+      <w:r>
+        <w:rPr>
+          <w:i/>
+          <w:color w:val="333399"/>
+          <w:lang w:eastAsia="ko-KR"/>
+        </w:rPr>
+        <w:t xml:space="preserve"> </w:t>
+      </w:r>
+      <w:r>
+        <w:rPr>
+          <w:i/>
+          <w:color w:val="333399"/>
+          <w:lang w:eastAsia="ko-KR"/>
+        </w:rPr>
+        <w:t>없이</w:t>
+      </w:r>
+      <w:r>
+        <w:rPr>
+          <w:i/>
+          <w:color w:val="333399"/>
+          <w:lang w:eastAsia="ko-KR"/>
+        </w:rPr>
+        <w:t xml:space="preserve"> </w:t>
+      </w:r>
+      <w:r>
+        <w:rPr>
+          <w:i/>
+          <w:color w:val="333399"/>
+          <w:lang w:eastAsia="ko-KR"/>
+        </w:rPr>
+        <w:t>여러</w:t>
+      </w:r>
+      <w:r>
+        <w:rPr>
+          <w:i/>
+          <w:color w:val="333399"/>
+          <w:lang w:eastAsia="ko-KR"/>
+        </w:rPr>
+        <w:t xml:space="preserve"> </w:t>
+      </w:r>
+      <w:r>
+        <w:rPr>
+          <w:i/>
+          <w:color w:val="333399"/>
+          <w:lang w:eastAsia="ko-KR"/>
+        </w:rPr>
+        <w:t>회사</w:t>
+      </w:r>
+      <w:r>
+        <w:rPr>
+          <w:i/>
+          <w:color w:val="333399"/>
+          <w:lang w:eastAsia="ko-KR"/>
+        </w:rPr>
+        <w:t xml:space="preserve"> </w:t>
+      </w:r>
+      <w:r>
+        <w:rPr>
+          <w:i/>
+          <w:color w:val="333399"/>
+          <w:lang w:eastAsia="ko-KR"/>
+        </w:rPr>
+        <w:t>제품을</w:t>
+      </w:r>
+      <w:r>
+        <w:rPr>
+          <w:i/>
+          <w:color w:val="333399"/>
+          <w:lang w:eastAsia="ko-KR"/>
+        </w:rPr>
+        <w:t xml:space="preserve"> </w:t>
+      </w:r>
+      <w:r>
+        <w:rPr>
+          <w:i/>
+          <w:color w:val="333399"/>
+          <w:lang w:eastAsia="ko-KR"/>
+        </w:rPr>
+        <w:t>조합해</w:t>
+      </w:r>
+      <w:r>
+        <w:rPr>
+          <w:i/>
+          <w:color w:val="333399"/>
+          <w:lang w:eastAsia="ko-KR"/>
+        </w:rPr>
+        <w:t xml:space="preserve"> </w:t>
+      </w:r>
+      <w:r>
+        <w:rPr>
+          <w:i/>
+          <w:color w:val="333399"/>
+          <w:lang w:eastAsia="ko-KR"/>
+        </w:rPr>
+        <w:t>구축만</w:t>
+      </w:r>
+      <w:r>
+        <w:rPr>
+          <w:i/>
+          <w:color w:val="333399"/>
+          <w:lang w:eastAsia="ko-KR"/>
+        </w:rPr>
+        <w:t xml:space="preserve"> </w:t>
+      </w:r>
+      <w:r>
+        <w:rPr>
+          <w:i/>
+          <w:color w:val="333399"/>
+          <w:lang w:eastAsia="ko-KR"/>
+        </w:rPr>
+        <w:t>하며</w:t>
+      </w:r>
+      <w:r>
+        <w:rPr>
+          <w:i/>
+          <w:color w:val="333399"/>
+          <w:lang w:eastAsia="ko-KR"/>
+        </w:rPr>
+        <w:t xml:space="preserve">, </w:t>
+      </w:r>
+      <w:r>
+        <w:rPr>
+          <w:i/>
+          <w:color w:val="333399"/>
+          <w:lang w:eastAsia="ko-KR"/>
+        </w:rPr>
+        <w:t>아웃소싱</w:t>
+      </w:r>
+      <w:r>
+        <w:rPr>
+          <w:i/>
+          <w:color w:val="333399"/>
+          <w:lang w:eastAsia="ko-KR"/>
+        </w:rPr>
+        <w:t xml:space="preserve"> </w:t>
+      </w:r>
+      <w:r>
+        <w:rPr>
+          <w:i/>
+          <w:color w:val="333399"/>
+          <w:lang w:eastAsia="ko-KR"/>
+        </w:rPr>
+        <w:t>업체는</w:t>
+      </w:r>
+      <w:r>
+        <w:rPr>
+          <w:i/>
+          <w:color w:val="333399"/>
+          <w:lang w:eastAsia="ko-KR"/>
+        </w:rPr>
+        <w:t xml:space="preserve"> </w:t>
+      </w:r>
+      <w:r>
+        <w:rPr>
+          <w:i/>
+          <w:color w:val="333399"/>
+          <w:lang w:eastAsia="ko-KR"/>
+        </w:rPr>
+        <w:t>제품</w:t>
+      </w:r>
+      <w:r>
+        <w:rPr>
+          <w:i/>
+          <w:color w:val="333399"/>
+          <w:lang w:eastAsia="ko-KR"/>
+        </w:rPr>
+        <w:t xml:space="preserve"> </w:t>
+      </w:r>
+      <w:r>
+        <w:rPr>
+          <w:i/>
+          <w:color w:val="333399"/>
+          <w:lang w:eastAsia="ko-KR"/>
+        </w:rPr>
+        <w:t>개발</w:t>
+      </w:r>
+      <w:r>
+        <w:rPr>
+          <w:i/>
+          <w:color w:val="333399"/>
+          <w:lang w:eastAsia="ko-KR"/>
+        </w:rPr>
+        <w:t xml:space="preserve"> </w:t>
+      </w:r>
+      <w:r>
+        <w:rPr>
+          <w:i/>
+          <w:color w:val="333399"/>
+          <w:lang w:eastAsia="ko-KR"/>
+        </w:rPr>
+        <w:t>능력이</w:t>
+      </w:r>
+      <w:r>
+        <w:rPr>
+          <w:i/>
+          <w:color w:val="333399"/>
+          <w:lang w:eastAsia="ko-KR"/>
+        </w:rPr>
+        <w:t xml:space="preserve"> </w:t>
+      </w:r>
+      <w:r>
+        <w:rPr>
+          <w:i/>
+          <w:color w:val="333399"/>
+          <w:lang w:eastAsia="ko-KR"/>
+        </w:rPr>
+        <w:t>없는</w:t>
+      </w:r>
+      <w:r>
+        <w:rPr>
+          <w:i/>
+          <w:color w:val="333399"/>
+          <w:lang w:eastAsia="ko-KR"/>
+        </w:rPr>
+        <w:t xml:space="preserve"> </w:t>
+      </w:r>
+      <w:r>
+        <w:rPr>
+          <w:i/>
+          <w:color w:val="333399"/>
+          <w:lang w:eastAsia="ko-KR"/>
+        </w:rPr>
+        <w:t>경우가</w:t>
+      </w:r>
+      <w:r>
+        <w:rPr>
+          <w:i/>
+          <w:color w:val="333399"/>
+          <w:lang w:eastAsia="ko-KR"/>
+        </w:rPr>
+        <w:t xml:space="preserve"> </w:t>
+      </w:r>
+      <w:r>
+        <w:rPr>
+          <w:i/>
+          <w:color w:val="333399"/>
+          <w:lang w:eastAsia="ko-KR"/>
+        </w:rPr>
+        <w:t>많습니다</w:t>
+      </w:r>
+      <w:r>
+        <w:rPr>
+          <w:i/>
+          <w:color w:val="333399"/>
+          <w:lang w:eastAsia="ko-KR"/>
+        </w:rPr>
+        <w:t xml:space="preserve">. </w:t>
+      </w:r>
+      <w:r>
+        <w:rPr>
+          <w:i/>
+          <w:color w:val="333399"/>
+          <w:lang w:eastAsia="ko-KR"/>
+        </w:rPr>
+        <w:t>그래서</w:t>
+      </w:r>
+      <w:r>
+        <w:rPr>
+          <w:i/>
+          <w:color w:val="333399"/>
+          <w:lang w:eastAsia="ko-KR"/>
+        </w:rPr>
+        <w:t xml:space="preserve"> </w:t>
+      </w:r>
+      <w:r>
+        <w:rPr>
+          <w:i/>
+          <w:color w:val="333399"/>
+          <w:lang w:eastAsia="ko-KR"/>
+        </w:rPr>
+        <w:t>고객</w:t>
+      </w:r>
+      <w:r>
+        <w:rPr>
+          <w:i/>
+          <w:color w:val="333399"/>
+          <w:lang w:eastAsia="ko-KR"/>
+        </w:rPr>
+        <w:t xml:space="preserve"> </w:t>
+      </w:r>
+      <w:r>
+        <w:rPr>
+          <w:i/>
+          <w:color w:val="333399"/>
+          <w:lang w:eastAsia="ko-KR"/>
+        </w:rPr>
+        <w:t>입장에서는</w:t>
+      </w:r>
+      <w:r>
+        <w:rPr>
+          <w:i/>
+          <w:color w:val="333399"/>
+          <w:lang w:eastAsia="ko-KR"/>
+        </w:rPr>
+        <w:t xml:space="preserve"> </w:t>
+      </w:r>
+      <w:r>
+        <w:rPr>
+          <w:i/>
+          <w:color w:val="333399"/>
+          <w:lang w:eastAsia="ko-KR"/>
+        </w:rPr>
+        <w:t>장애가</w:t>
+      </w:r>
+      <w:r>
+        <w:rPr>
+          <w:i/>
+          <w:color w:val="333399"/>
+          <w:lang w:eastAsia="ko-KR"/>
+        </w:rPr>
+        <w:t xml:space="preserve"> </w:t>
+      </w:r>
+      <w:r>
+        <w:rPr>
+          <w:i/>
+          <w:color w:val="333399"/>
+          <w:lang w:eastAsia="ko-KR"/>
+        </w:rPr>
+        <w:t>나면</w:t>
+      </w:r>
+      <w:r>
+        <w:rPr>
+          <w:i/>
+          <w:color w:val="333399"/>
+          <w:lang w:eastAsia="ko-KR"/>
+        </w:rPr>
+        <w:t xml:space="preserve"> "</w:t>
+      </w:r>
+      <w:r>
+        <w:rPr>
+          <w:i/>
+          <w:color w:val="333399"/>
+          <w:lang w:eastAsia="ko-KR"/>
+        </w:rPr>
+        <w:t>제품</w:t>
+      </w:r>
+      <w:r>
+        <w:rPr>
+          <w:i/>
+          <w:color w:val="333399"/>
+          <w:lang w:eastAsia="ko-KR"/>
+        </w:rPr>
+        <w:t xml:space="preserve"> </w:t>
+      </w:r>
+      <w:r>
+        <w:rPr>
+          <w:i/>
+          <w:color w:val="333399"/>
+          <w:lang w:eastAsia="ko-KR"/>
+        </w:rPr>
+        <w:t>결함인지</w:t>
+      </w:r>
+      <w:r>
+        <w:rPr>
+          <w:i/>
+          <w:color w:val="333399"/>
+          <w:lang w:eastAsia="ko-KR"/>
+        </w:rPr>
+        <w:t xml:space="preserve">, </w:t>
+      </w:r>
+      <w:r>
+        <w:rPr>
+          <w:i/>
+          <w:color w:val="333399"/>
+          <w:lang w:eastAsia="ko-KR"/>
+        </w:rPr>
+        <w:t>구축</w:t>
+      </w:r>
+      <w:r>
+        <w:rPr>
+          <w:i/>
+          <w:color w:val="333399"/>
+          <w:lang w:eastAsia="ko-KR"/>
+        </w:rPr>
+        <w:t xml:space="preserve"> </w:t>
+      </w:r>
+      <w:r>
+        <w:rPr>
+          <w:i/>
+          <w:color w:val="333399"/>
+          <w:lang w:eastAsia="ko-KR"/>
+        </w:rPr>
+        <w:t>실수인지</w:t>
+      </w:r>
+      <w:r>
+        <w:rPr>
+          <w:i/>
+          <w:color w:val="333399"/>
+          <w:lang w:eastAsia="ko-KR"/>
+        </w:rPr>
+        <w:t xml:space="preserve">, </w:t>
+      </w:r>
+      <w:r>
+        <w:rPr>
+          <w:i/>
+          <w:color w:val="333399"/>
+          <w:lang w:eastAsia="ko-KR"/>
+        </w:rPr>
+        <w:t>운영</w:t>
+      </w:r>
+      <w:r>
+        <w:rPr>
+          <w:i/>
+          <w:color w:val="333399"/>
+          <w:lang w:eastAsia="ko-KR"/>
+        </w:rPr>
+        <w:t xml:space="preserve"> </w:t>
+      </w:r>
+      <w:r>
+        <w:rPr>
+          <w:i/>
+          <w:color w:val="333399"/>
+          <w:lang w:eastAsia="ko-KR"/>
+        </w:rPr>
+        <w:t>문제인지</w:t>
+      </w:r>
+      <w:r>
+        <w:rPr>
+          <w:i/>
+          <w:color w:val="333399"/>
+          <w:lang w:eastAsia="ko-KR"/>
+        </w:rPr>
+        <w:t>"</w:t>
+      </w:r>
+      <w:r>
+        <w:rPr>
+          <w:i/>
+          <w:color w:val="333399"/>
+          <w:lang w:eastAsia="ko-KR"/>
+        </w:rPr>
+        <w:t>를</w:t>
+      </w:r>
+      <w:r>
+        <w:rPr>
+          <w:i/>
+          <w:color w:val="333399"/>
+          <w:lang w:eastAsia="ko-KR"/>
+        </w:rPr>
+        <w:t xml:space="preserve"> </w:t>
+      </w:r>
+      <w:r>
+        <w:rPr>
+          <w:i/>
+          <w:color w:val="333399"/>
+          <w:lang w:eastAsia="ko-KR"/>
+        </w:rPr>
+        <w:t>여러</w:t>
+      </w:r>
+      <w:r>
+        <w:rPr>
+          <w:i/>
+          <w:color w:val="333399"/>
+          <w:lang w:eastAsia="ko-KR"/>
+        </w:rPr>
+        <w:t xml:space="preserve"> </w:t>
+      </w:r>
+      <w:r>
+        <w:rPr>
+          <w:i/>
+          <w:color w:val="333399"/>
+          <w:lang w:eastAsia="ko-KR"/>
+        </w:rPr>
+        <w:t>회사에</w:t>
+      </w:r>
+      <w:r>
+        <w:rPr>
+          <w:i/>
+          <w:color w:val="333399"/>
+          <w:lang w:eastAsia="ko-KR"/>
+        </w:rPr>
+        <w:t xml:space="preserve"> </w:t>
+      </w:r>
+      <w:r>
+        <w:rPr>
+          <w:i/>
+          <w:color w:val="333399"/>
+          <w:lang w:eastAsia="ko-KR"/>
+        </w:rPr>
+        <w:t>따로</w:t>
+      </w:r>
+      <w:r>
+        <w:rPr>
+          <w:i/>
+          <w:color w:val="333399"/>
+          <w:lang w:eastAsia="ko-KR"/>
+        </w:rPr>
+        <w:t xml:space="preserve"> </w:t>
+      </w:r>
+      <w:r>
+        <w:rPr>
+          <w:i/>
+          <w:color w:val="333399"/>
+          <w:lang w:eastAsia="ko-KR"/>
+        </w:rPr>
+        <w:t>물어야</w:t>
+      </w:r>
+      <w:r>
+        <w:rPr>
+          <w:i/>
+          <w:color w:val="333399"/>
+          <w:lang w:eastAsia="ko-KR"/>
+        </w:rPr>
+        <w:t xml:space="preserve"> </w:t>
+      </w:r>
+      <w:r>
+        <w:rPr>
+          <w:i/>
+          <w:color w:val="333399"/>
+          <w:lang w:eastAsia="ko-KR"/>
+        </w:rPr>
+        <w:t>하는</w:t>
+      </w:r>
+      <w:r>
+        <w:rPr>
+          <w:i/>
+          <w:color w:val="333399"/>
+          <w:lang w:eastAsia="ko-KR"/>
+        </w:rPr>
+        <w:t xml:space="preserve"> </w:t>
+      </w:r>
+      <w:r>
+        <w:rPr>
+          <w:i/>
+          <w:color w:val="333399"/>
+          <w:lang w:eastAsia="ko-KR"/>
+        </w:rPr>
+        <w:t>상황이</w:t>
+      </w:r>
+      <w:r>
+        <w:rPr>
+          <w:i/>
+          <w:color w:val="333399"/>
+          <w:lang w:eastAsia="ko-KR"/>
+        </w:rPr>
+        <w:t xml:space="preserve"> </w:t>
+      </w:r>
+      <w:r>
+        <w:rPr>
+          <w:i/>
+          <w:color w:val="333399"/>
+          <w:lang w:eastAsia="ko-KR"/>
+        </w:rPr>
+        <w:t>흔합니다</w:t>
+      </w:r>
+      <w:r>
+        <w:rPr>
+          <w:i/>
+          <w:color w:val="333399"/>
+          <w:lang w:eastAsia="ko-KR"/>
+        </w:rPr>
+        <w:t>.</w:t>
+      </w:r>
+    </w:p>
+    <w:p>
+      <w:pPr>
+        <w:ind w:left="432"/>
+        <w:rPr>
+          <w:lang w:eastAsia="ko-KR"/>
+        </w:rPr>
+      </w:pPr>
+      <w:r>
+        <w:rPr>
+          <w:b/>
+          <w:i/>
+          <w:color w:val="333399"/>
+          <w:lang w:eastAsia="ko-KR"/>
+        </w:rPr>
+        <w:t>엔키아는</w:t>
+      </w:r>
+      <w:r>
+        <w:rPr>
+          <w:b/>
+          <w:i/>
+          <w:color w:val="333399"/>
+          <w:lang w:eastAsia="ko-KR"/>
+        </w:rPr>
+        <w:t xml:space="preserve"> </w:t>
+      </w:r>
+      <w:r>
+        <w:rPr>
+          <w:b/>
+          <w:i/>
+          <w:color w:val="333399"/>
+          <w:lang w:eastAsia="ko-KR"/>
+        </w:rPr>
+        <w:t>이</w:t>
+      </w:r>
+      <w:r>
+        <w:rPr>
+          <w:b/>
+          <w:i/>
+          <w:color w:val="333399"/>
+          <w:lang w:eastAsia="ko-KR"/>
+        </w:rPr>
+        <w:t xml:space="preserve"> 4</w:t>
+      </w:r>
+      <w:r>
+        <w:rPr>
+          <w:b/>
+          <w:i/>
+          <w:color w:val="333399"/>
+          <w:lang w:eastAsia="ko-KR"/>
+        </w:rPr>
+        <w:t>단계를</w:t>
+      </w:r>
+      <w:r>
+        <w:rPr>
+          <w:b/>
+          <w:i/>
+          <w:color w:val="333399"/>
+          <w:lang w:eastAsia="ko-KR"/>
+        </w:rPr>
+        <w:t xml:space="preserve"> </w:t>
+      </w:r>
+      <w:r>
+        <w:rPr>
+          <w:b/>
+          <w:i/>
+          <w:color w:val="333399"/>
+          <w:lang w:eastAsia="ko-KR"/>
+        </w:rPr>
+        <w:t>전부</w:t>
+      </w:r>
+      <w:r>
+        <w:rPr>
+          <w:b/>
+          <w:i/>
+          <w:color w:val="333399"/>
+          <w:lang w:eastAsia="ko-KR"/>
+        </w:rPr>
+        <w:t xml:space="preserve"> </w:t>
+      </w:r>
+      <w:r>
+        <w:rPr>
+          <w:b/>
+          <w:i/>
+          <w:color w:val="333399"/>
+          <w:lang w:eastAsia="ko-KR"/>
+        </w:rPr>
+        <w:t>사내</w:t>
+      </w:r>
+      <w:r>
+        <w:rPr>
+          <w:b/>
+          <w:i/>
+          <w:color w:val="333399"/>
+          <w:lang w:eastAsia="ko-KR"/>
+        </w:rPr>
+        <w:t xml:space="preserve"> </w:t>
+      </w:r>
+      <w:r>
+        <w:rPr>
+          <w:b/>
+          <w:i/>
+          <w:color w:val="333399"/>
+          <w:lang w:eastAsia="ko-KR"/>
+        </w:rPr>
+        <w:t>조직으로</w:t>
+      </w:r>
+      <w:r>
+        <w:rPr>
+          <w:b/>
+          <w:i/>
+          <w:color w:val="333399"/>
+          <w:lang w:eastAsia="ko-KR"/>
+        </w:rPr>
+        <w:t xml:space="preserve"> </w:t>
+      </w:r>
+      <w:r>
+        <w:rPr>
+          <w:b/>
+          <w:i/>
+          <w:color w:val="333399"/>
+          <w:lang w:eastAsia="ko-KR"/>
+        </w:rPr>
+        <w:t>자체</w:t>
+      </w:r>
+      <w:r>
+        <w:rPr>
+          <w:b/>
+          <w:i/>
+          <w:color w:val="333399"/>
+          <w:lang w:eastAsia="ko-KR"/>
+        </w:rPr>
+        <w:t xml:space="preserve"> </w:t>
+      </w:r>
+      <w:r>
+        <w:rPr>
+          <w:b/>
+          <w:i/>
+          <w:color w:val="333399"/>
+          <w:lang w:eastAsia="ko-KR"/>
+        </w:rPr>
+        <w:t>수행합니다</w:t>
+      </w:r>
+      <w:r>
+        <w:rPr>
+          <w:b/>
+          <w:i/>
+          <w:color w:val="333399"/>
+          <w:lang w:eastAsia="ko-KR"/>
+        </w:rPr>
+        <w:t>.</w:t>
+      </w:r>
+      <w:r>
+        <w:rPr>
+          <w:i/>
+          <w:color w:val="333399"/>
+          <w:lang w:eastAsia="ko-KR"/>
+        </w:rPr>
+        <w:t xml:space="preserve"> (1.5 </w:t>
+      </w:r>
+      <w:r>
+        <w:rPr>
+          <w:i/>
+          <w:color w:val="333399"/>
+          <w:lang w:eastAsia="ko-KR"/>
+        </w:rPr>
+        <w:t>조직</w:t>
+      </w:r>
+      <w:r>
+        <w:rPr>
+          <w:i/>
+          <w:color w:val="333399"/>
+          <w:lang w:eastAsia="ko-KR"/>
+        </w:rPr>
+        <w:t xml:space="preserve"> </w:t>
+      </w:r>
+      <w:r>
+        <w:rPr>
+          <w:i/>
+          <w:color w:val="333399"/>
+          <w:lang w:eastAsia="ko-KR"/>
+        </w:rPr>
+        <w:t>구조와</w:t>
+      </w:r>
+      <w:r>
+        <w:rPr>
+          <w:i/>
+          <w:color w:val="333399"/>
+          <w:lang w:eastAsia="ko-KR"/>
+        </w:rPr>
+        <w:t xml:space="preserve"> </w:t>
+      </w:r>
+      <w:r>
+        <w:rPr>
+          <w:i/>
+          <w:color w:val="333399"/>
+          <w:lang w:eastAsia="ko-KR"/>
+        </w:rPr>
+        <w:t>연결해서</w:t>
+      </w:r>
+      <w:r>
+        <w:rPr>
+          <w:i/>
+          <w:color w:val="333399"/>
+          <w:lang w:eastAsia="ko-KR"/>
+        </w:rPr>
+        <w:t xml:space="preserve"> </w:t>
+      </w:r>
+      <w:r>
+        <w:rPr>
+          <w:i/>
+          <w:color w:val="333399"/>
+          <w:lang w:eastAsia="ko-KR"/>
+        </w:rPr>
+        <w:t>보면</w:t>
+      </w:r>
+      <w:r>
+        <w:rPr>
+          <w:i/>
+          <w:color w:val="333399"/>
+          <w:lang w:eastAsia="ko-KR"/>
+        </w:rPr>
+        <w:t xml:space="preserve"> </w:t>
+      </w:r>
+      <w:r>
+        <w:rPr>
+          <w:i/>
+          <w:color w:val="333399"/>
+          <w:lang w:eastAsia="ko-KR"/>
+        </w:rPr>
+        <w:t>이해가</w:t>
+      </w:r>
+      <w:r>
+        <w:rPr>
+          <w:i/>
+          <w:color w:val="333399"/>
+          <w:lang w:eastAsia="ko-KR"/>
+        </w:rPr>
+        <w:t xml:space="preserve"> </w:t>
+      </w:r>
+      <w:r>
+        <w:rPr>
+          <w:i/>
+          <w:color w:val="333399"/>
+          <w:lang w:eastAsia="ko-KR"/>
+        </w:rPr>
+        <w:t>쉽습니다</w:t>
+      </w:r>
+      <w:r>
+        <w:rPr>
+          <w:i/>
+          <w:color w:val="333399"/>
+          <w:lang w:eastAsia="ko-KR"/>
+        </w:rPr>
+        <w:t>)</w:t>
+      </w:r>
+    </w:p>
+    <w:p>
+      <w:pPr>
+        <w:ind w:left="720"/>
+        <w:rPr>
+          <w:lang w:eastAsia="ko-KR"/>
+        </w:rPr>
+      </w:pPr>
+      <w:r>
+        <w:rPr>
+          <w:i/>
+          <w:color w:val="333399"/>
+          <w:lang w:eastAsia="ko-KR"/>
+        </w:rPr>
+        <w:lastRenderedPageBreak/>
+        <w:t xml:space="preserve">• </w:t>
+      </w:r>
+      <w:r>
+        <w:rPr>
+          <w:b/>
+          <w:i/>
+          <w:color w:val="333399"/>
+          <w:lang w:eastAsia="ko-KR"/>
+        </w:rPr>
+        <w:t>개발</w:t>
+      </w:r>
+      <w:r>
+        <w:rPr>
+          <w:i/>
+          <w:color w:val="333399"/>
+          <w:lang w:eastAsia="ko-KR"/>
+        </w:rPr>
+        <w:t xml:space="preserve"> — NKIA</w:t>
+      </w:r>
+      <w:r>
+        <w:rPr>
+          <w:i/>
+          <w:color w:val="333399"/>
+          <w:lang w:eastAsia="ko-KR"/>
+        </w:rPr>
+        <w:t>연구소</w:t>
+      </w:r>
+      <w:r>
+        <w:rPr>
+          <w:i/>
+          <w:color w:val="333399"/>
+          <w:lang w:eastAsia="ko-KR"/>
+        </w:rPr>
+        <w:t>·AI</w:t>
+      </w:r>
+      <w:r>
+        <w:rPr>
+          <w:i/>
+          <w:color w:val="333399"/>
+          <w:lang w:eastAsia="ko-KR"/>
+        </w:rPr>
+        <w:t>연구소가</w:t>
+      </w:r>
+      <w:r>
+        <w:rPr>
+          <w:i/>
+          <w:color w:val="333399"/>
+          <w:lang w:eastAsia="ko-KR"/>
+        </w:rPr>
+        <w:t xml:space="preserve"> POLESTAR/AIOTION</w:t>
+      </w:r>
+      <w:r>
+        <w:rPr>
+          <w:i/>
+          <w:color w:val="333399"/>
+          <w:lang w:eastAsia="ko-KR"/>
+        </w:rPr>
+        <w:t>을</w:t>
+      </w:r>
+      <w:r>
+        <w:rPr>
+          <w:i/>
+          <w:color w:val="333399"/>
+          <w:lang w:eastAsia="ko-KR"/>
+        </w:rPr>
+        <w:t xml:space="preserve"> 100% </w:t>
+      </w:r>
+      <w:r>
+        <w:rPr>
+          <w:i/>
+          <w:color w:val="333399"/>
+          <w:lang w:eastAsia="ko-KR"/>
+        </w:rPr>
+        <w:t>자체</w:t>
+      </w:r>
+      <w:r>
+        <w:rPr>
+          <w:i/>
+          <w:color w:val="333399"/>
+          <w:lang w:eastAsia="ko-KR"/>
+        </w:rPr>
+        <w:t xml:space="preserve"> </w:t>
+      </w:r>
+      <w:r>
+        <w:rPr>
+          <w:i/>
+          <w:color w:val="333399"/>
+          <w:lang w:eastAsia="ko-KR"/>
+        </w:rPr>
+        <w:t>기술로</w:t>
+      </w:r>
+      <w:r>
+        <w:rPr>
+          <w:i/>
+          <w:color w:val="333399"/>
+          <w:lang w:eastAsia="ko-KR"/>
+        </w:rPr>
+        <w:t xml:space="preserve"> </w:t>
+      </w:r>
+      <w:r>
+        <w:rPr>
+          <w:i/>
+          <w:color w:val="333399"/>
+          <w:lang w:eastAsia="ko-KR"/>
+        </w:rPr>
+        <w:t>개발</w:t>
+      </w:r>
+      <w:r>
+        <w:rPr>
+          <w:i/>
+          <w:color w:val="333399"/>
+          <w:lang w:eastAsia="ko-KR"/>
+        </w:rPr>
+        <w:t xml:space="preserve"> (1.6</w:t>
+      </w:r>
+      <w:r>
+        <w:rPr>
+          <w:i/>
+          <w:color w:val="333399"/>
+          <w:lang w:eastAsia="ko-KR"/>
+        </w:rPr>
+        <w:t>의</w:t>
+      </w:r>
+      <w:r>
+        <w:rPr>
+          <w:i/>
+          <w:color w:val="333399"/>
+          <w:lang w:eastAsia="ko-KR"/>
+        </w:rPr>
+        <w:t xml:space="preserve"> </w:t>
+      </w:r>
+      <w:r>
+        <w:rPr>
+          <w:i/>
+          <w:color w:val="333399"/>
+          <w:lang w:eastAsia="ko-KR"/>
+        </w:rPr>
+        <w:t>특허</w:t>
+      </w:r>
+      <w:r>
+        <w:rPr>
+          <w:i/>
+          <w:color w:val="333399"/>
+          <w:lang w:eastAsia="ko-KR"/>
+        </w:rPr>
+        <w:t>·SW</w:t>
+      </w:r>
+      <w:r>
+        <w:rPr>
+          <w:i/>
+          <w:color w:val="333399"/>
+          <w:lang w:eastAsia="ko-KR"/>
+        </w:rPr>
+        <w:t>저작권</w:t>
+      </w:r>
+      <w:r>
+        <w:rPr>
+          <w:i/>
+          <w:color w:val="333399"/>
+          <w:lang w:eastAsia="ko-KR"/>
+        </w:rPr>
+        <w:t xml:space="preserve"> </w:t>
+      </w:r>
+      <w:r>
+        <w:rPr>
+          <w:i/>
+          <w:color w:val="333399"/>
+          <w:lang w:eastAsia="ko-KR"/>
+        </w:rPr>
+        <w:t>보유가</w:t>
+      </w:r>
+      <w:r>
+        <w:rPr>
+          <w:i/>
+          <w:color w:val="333399"/>
+          <w:lang w:eastAsia="ko-KR"/>
+        </w:rPr>
+        <w:t xml:space="preserve"> </w:t>
+      </w:r>
+      <w:r>
+        <w:rPr>
+          <w:i/>
+          <w:color w:val="333399"/>
+          <w:lang w:eastAsia="ko-KR"/>
+        </w:rPr>
+        <w:t>그</w:t>
+      </w:r>
+      <w:r>
+        <w:rPr>
+          <w:i/>
+          <w:color w:val="333399"/>
+          <w:lang w:eastAsia="ko-KR"/>
+        </w:rPr>
+        <w:t xml:space="preserve"> </w:t>
+      </w:r>
+      <w:r>
+        <w:rPr>
+          <w:i/>
+          <w:color w:val="333399"/>
+          <w:lang w:eastAsia="ko-KR"/>
+        </w:rPr>
+        <w:t>증거</w:t>
+      </w:r>
+      <w:r>
+        <w:rPr>
+          <w:i/>
+          <w:color w:val="333399"/>
+          <w:lang w:eastAsia="ko-KR"/>
+        </w:rPr>
+        <w:t>)</w:t>
+      </w:r>
+    </w:p>
+    <w:p>
+      <w:pPr>
+        <w:ind w:left="720"/>
+        <w:rPr>
+          <w:lang w:eastAsia="ko-KR"/>
+        </w:rPr>
+      </w:pPr>
+      <w:r>
+        <w:rPr>
+          <w:i/>
+          <w:color w:val="333399"/>
+          <w:lang w:eastAsia="ko-KR"/>
+        </w:rPr>
+        <w:t xml:space="preserve">• </w:t>
+      </w:r>
+      <w:r>
+        <w:rPr>
+          <w:b/>
+          <w:i/>
+          <w:color w:val="333399"/>
+          <w:lang w:eastAsia="ko-KR"/>
+        </w:rPr>
+        <w:t>구축</w:t>
+      </w:r>
+      <w:r>
+        <w:rPr>
+          <w:i/>
+          <w:color w:val="333399"/>
+          <w:lang w:eastAsia="ko-KR"/>
+        </w:rPr>
+        <w:t xml:space="preserve"> — </w:t>
+      </w:r>
+      <w:r>
+        <w:rPr>
+          <w:i/>
+          <w:color w:val="333399"/>
+          <w:lang w:eastAsia="ko-KR"/>
+        </w:rPr>
+        <w:t>사업본부</w:t>
+      </w:r>
+      <w:r>
+        <w:rPr>
+          <w:i/>
+          <w:color w:val="333399"/>
+          <w:lang w:eastAsia="ko-KR"/>
+        </w:rPr>
+        <w:t>·IoT</w:t>
+      </w:r>
+      <w:r>
+        <w:rPr>
+          <w:i/>
+          <w:color w:val="333399"/>
+          <w:lang w:eastAsia="ko-KR"/>
+        </w:rPr>
+        <w:t>사업본부</w:t>
+      </w:r>
+      <w:r>
+        <w:rPr>
+          <w:i/>
+          <w:color w:val="333399"/>
+          <w:lang w:eastAsia="ko-KR"/>
+        </w:rPr>
+        <w:t>(</w:t>
+      </w:r>
+      <w:r>
+        <w:rPr>
+          <w:i/>
+          <w:color w:val="333399"/>
+          <w:lang w:eastAsia="ko-KR"/>
+        </w:rPr>
+        <w:t>기술지원팀</w:t>
+      </w:r>
+      <w:r>
+        <w:rPr>
+          <w:i/>
+          <w:color w:val="333399"/>
+          <w:lang w:eastAsia="ko-KR"/>
+        </w:rPr>
+        <w:t xml:space="preserve">, </w:t>
+      </w:r>
+      <w:r>
+        <w:rPr>
+          <w:i/>
+          <w:color w:val="333399"/>
+          <w:lang w:eastAsia="ko-KR"/>
+        </w:rPr>
+        <w:t>사업수행팀</w:t>
+      </w:r>
+      <w:r>
+        <w:rPr>
+          <w:i/>
+          <w:color w:val="333399"/>
+          <w:lang w:eastAsia="ko-KR"/>
+        </w:rPr>
+        <w:t xml:space="preserve"> </w:t>
+      </w:r>
+      <w:r>
+        <w:rPr>
+          <w:i/>
+          <w:color w:val="333399"/>
+          <w:lang w:eastAsia="ko-KR"/>
+        </w:rPr>
+        <w:t>등</w:t>
+      </w:r>
+      <w:r>
+        <w:rPr>
+          <w:i/>
+          <w:color w:val="333399"/>
+          <w:lang w:eastAsia="ko-KR"/>
+        </w:rPr>
+        <w:t>)</w:t>
+      </w:r>
+      <w:r>
+        <w:rPr>
+          <w:i/>
+          <w:color w:val="333399"/>
+          <w:lang w:eastAsia="ko-KR"/>
+        </w:rPr>
+        <w:t>가</w:t>
+      </w:r>
+      <w:r>
+        <w:rPr>
+          <w:i/>
+          <w:color w:val="333399"/>
+          <w:lang w:eastAsia="ko-KR"/>
+        </w:rPr>
+        <w:t xml:space="preserve"> </w:t>
+      </w:r>
+      <w:r>
+        <w:rPr>
+          <w:i/>
+          <w:color w:val="333399"/>
+          <w:lang w:eastAsia="ko-KR"/>
+        </w:rPr>
+        <w:t>고객사</w:t>
+      </w:r>
+      <w:r>
+        <w:rPr>
+          <w:i/>
+          <w:color w:val="333399"/>
+          <w:lang w:eastAsia="ko-KR"/>
+        </w:rPr>
+        <w:t xml:space="preserve"> </w:t>
+      </w:r>
+      <w:r>
+        <w:rPr>
+          <w:i/>
+          <w:color w:val="333399"/>
+          <w:lang w:eastAsia="ko-KR"/>
+        </w:rPr>
+        <w:t>데이터센터</w:t>
+      </w:r>
+      <w:r>
+        <w:rPr>
+          <w:i/>
+          <w:color w:val="333399"/>
+          <w:lang w:eastAsia="ko-KR"/>
+        </w:rPr>
+        <w:t>·</w:t>
+      </w:r>
+      <w:r>
+        <w:rPr>
+          <w:i/>
+          <w:color w:val="333399"/>
+          <w:lang w:eastAsia="ko-KR"/>
+        </w:rPr>
+        <w:t>현장에</w:t>
+      </w:r>
+      <w:r>
+        <w:rPr>
+          <w:i/>
+          <w:color w:val="333399"/>
+          <w:lang w:eastAsia="ko-KR"/>
+        </w:rPr>
+        <w:t xml:space="preserve"> </w:t>
+      </w:r>
+      <w:r>
+        <w:rPr>
+          <w:i/>
+          <w:color w:val="333399"/>
+          <w:lang w:eastAsia="ko-KR"/>
+        </w:rPr>
+        <w:t>직접</w:t>
+      </w:r>
+      <w:r>
+        <w:rPr>
+          <w:i/>
+          <w:color w:val="333399"/>
+          <w:lang w:eastAsia="ko-KR"/>
+        </w:rPr>
+        <w:t xml:space="preserve"> </w:t>
+      </w:r>
+      <w:r>
+        <w:rPr>
+          <w:i/>
+          <w:color w:val="333399"/>
+          <w:lang w:eastAsia="ko-KR"/>
+        </w:rPr>
+        <w:t>나가</w:t>
+      </w:r>
+      <w:r>
+        <w:rPr>
+          <w:i/>
+          <w:color w:val="333399"/>
+          <w:lang w:eastAsia="ko-KR"/>
+        </w:rPr>
+        <w:t xml:space="preserve"> </w:t>
+      </w:r>
+      <w:r>
+        <w:rPr>
+          <w:i/>
+          <w:color w:val="333399"/>
+          <w:lang w:eastAsia="ko-KR"/>
+        </w:rPr>
+        <w:t>설치</w:t>
+      </w:r>
+      <w:r>
+        <w:rPr>
+          <w:i/>
+          <w:color w:val="333399"/>
+          <w:lang w:eastAsia="ko-KR"/>
+        </w:rPr>
+        <w:t>·</w:t>
+      </w:r>
+      <w:r>
+        <w:rPr>
+          <w:i/>
+          <w:color w:val="333399"/>
+          <w:lang w:eastAsia="ko-KR"/>
+        </w:rPr>
+        <w:t>연동</w:t>
+      </w:r>
+    </w:p>
+    <w:p>
+      <w:pPr>
+        <w:ind w:left="720"/>
+        <w:rPr>
+          <w:lang w:eastAsia="ko-KR"/>
+        </w:rPr>
+      </w:pPr>
+      <w:r>
+        <w:rPr>
+          <w:i/>
+          <w:color w:val="333399"/>
+          <w:lang w:eastAsia="ko-KR"/>
+        </w:rPr>
+        <w:t xml:space="preserve">• </w:t>
+      </w:r>
+      <w:r>
+        <w:rPr>
+          <w:b/>
+          <w:i/>
+          <w:color w:val="333399"/>
+          <w:lang w:eastAsia="ko-KR"/>
+        </w:rPr>
+        <w:t>운영</w:t>
+      </w:r>
+      <w:r>
+        <w:rPr>
+          <w:i/>
+          <w:color w:val="333399"/>
+          <w:lang w:eastAsia="ko-KR"/>
+        </w:rPr>
+        <w:t xml:space="preserve"> — IT Operation Outsourcing </w:t>
+      </w:r>
+      <w:r>
+        <w:rPr>
+          <w:i/>
+          <w:color w:val="333399"/>
+          <w:lang w:eastAsia="ko-KR"/>
+        </w:rPr>
+        <w:t>서비스로</w:t>
+      </w:r>
+      <w:r>
+        <w:rPr>
+          <w:i/>
+          <w:color w:val="333399"/>
+          <w:lang w:eastAsia="ko-KR"/>
+        </w:rPr>
+        <w:t xml:space="preserve"> </w:t>
+      </w:r>
+      <w:r>
+        <w:rPr>
+          <w:i/>
+          <w:color w:val="333399"/>
+          <w:lang w:eastAsia="ko-KR"/>
+        </w:rPr>
+        <w:t>구축</w:t>
+      </w:r>
+      <w:r>
+        <w:rPr>
+          <w:i/>
+          <w:color w:val="333399"/>
+          <w:lang w:eastAsia="ko-KR"/>
+        </w:rPr>
+        <w:t xml:space="preserve"> </w:t>
+      </w:r>
+      <w:r>
+        <w:rPr>
+          <w:i/>
+          <w:color w:val="333399"/>
+          <w:lang w:eastAsia="ko-KR"/>
+        </w:rPr>
+        <w:t>이후의</w:t>
+      </w:r>
+      <w:r>
+        <w:rPr>
+          <w:i/>
+          <w:color w:val="333399"/>
+          <w:lang w:eastAsia="ko-KR"/>
+        </w:rPr>
+        <w:t xml:space="preserve"> </w:t>
+      </w:r>
+      <w:r>
+        <w:rPr>
+          <w:i/>
+          <w:color w:val="333399"/>
+          <w:lang w:eastAsia="ko-KR"/>
+        </w:rPr>
+        <w:t>운영</w:t>
+      </w:r>
+      <w:r>
+        <w:rPr>
+          <w:i/>
+          <w:color w:val="333399"/>
+          <w:lang w:eastAsia="ko-KR"/>
+        </w:rPr>
+        <w:t>·</w:t>
+      </w:r>
+      <w:r>
+        <w:rPr>
+          <w:i/>
+          <w:color w:val="333399"/>
+          <w:lang w:eastAsia="ko-KR"/>
+        </w:rPr>
+        <w:t>유지보수까지</w:t>
+      </w:r>
+      <w:r>
+        <w:rPr>
+          <w:i/>
+          <w:color w:val="333399"/>
+          <w:lang w:eastAsia="ko-KR"/>
+        </w:rPr>
+        <w:t xml:space="preserve"> </w:t>
+      </w:r>
+      <w:r>
+        <w:rPr>
+          <w:i/>
+          <w:color w:val="333399"/>
+          <w:lang w:eastAsia="ko-KR"/>
+        </w:rPr>
+        <w:t>책임</w:t>
+      </w:r>
+    </w:p>
+    <w:p>
+      <w:pPr>
+        <w:ind w:left="720"/>
+        <w:rPr>
+          <w:lang w:eastAsia="ko-KR"/>
+        </w:rPr>
+      </w:pPr>
+      <w:r>
+        <w:rPr>
+          <w:i/>
+          <w:color w:val="333399"/>
+          <w:lang w:eastAsia="ko-KR"/>
+        </w:rPr>
+        <w:t xml:space="preserve">• </w:t>
+      </w:r>
+      <w:r>
+        <w:rPr>
+          <w:b/>
+          <w:i/>
+          <w:color w:val="333399"/>
+          <w:lang w:eastAsia="ko-KR"/>
+        </w:rPr>
+        <w:t>컨설팅</w:t>
+      </w:r>
+      <w:r>
+        <w:rPr>
+          <w:i/>
+          <w:color w:val="333399"/>
+          <w:lang w:eastAsia="ko-KR"/>
+        </w:rPr>
+        <w:t xml:space="preserve"> — </w:t>
+      </w:r>
+      <w:r>
+        <w:rPr>
+          <w:i/>
+          <w:color w:val="333399"/>
+          <w:lang w:eastAsia="ko-KR"/>
+        </w:rPr>
+        <w:t>자체</w:t>
+      </w:r>
+      <w:r>
+        <w:rPr>
+          <w:i/>
+          <w:color w:val="333399"/>
+          <w:lang w:eastAsia="ko-KR"/>
+        </w:rPr>
+        <w:t xml:space="preserve"> </w:t>
+      </w:r>
+      <w:r>
+        <w:rPr>
+          <w:i/>
+          <w:color w:val="333399"/>
+          <w:lang w:eastAsia="ko-KR"/>
+        </w:rPr>
+        <w:t>개발한</w:t>
+      </w:r>
+      <w:r>
+        <w:rPr>
+          <w:i/>
+          <w:color w:val="333399"/>
+          <w:lang w:eastAsia="ko-KR"/>
+        </w:rPr>
+        <w:t xml:space="preserve"> </w:t>
+      </w:r>
+      <w:r>
+        <w:rPr>
+          <w:i/>
+          <w:color w:val="333399"/>
+          <w:lang w:eastAsia="ko-KR"/>
+        </w:rPr>
+        <w:t>진단방법론</w:t>
+      </w:r>
+      <w:r>
+        <w:rPr>
+          <w:i/>
+          <w:color w:val="333399"/>
+          <w:lang w:eastAsia="ko-KR"/>
+        </w:rPr>
+        <w:t xml:space="preserve"> NCS-ITOC</w:t>
+      </w:r>
+      <w:r>
+        <w:rPr>
+          <w:i/>
+          <w:color w:val="333399"/>
+          <w:lang w:eastAsia="ko-KR"/>
+        </w:rPr>
+        <w:t>로</w:t>
+      </w:r>
+      <w:r>
+        <w:rPr>
+          <w:i/>
+          <w:color w:val="333399"/>
+          <w:lang w:eastAsia="ko-KR"/>
+        </w:rPr>
+        <w:t xml:space="preserve"> IT </w:t>
+      </w:r>
+      <w:r>
+        <w:rPr>
+          <w:i/>
+          <w:color w:val="333399"/>
+          <w:lang w:eastAsia="ko-KR"/>
+        </w:rPr>
+        <w:t>운영</w:t>
+      </w:r>
+      <w:r>
+        <w:rPr>
+          <w:i/>
+          <w:color w:val="333399"/>
+          <w:lang w:eastAsia="ko-KR"/>
+        </w:rPr>
+        <w:t xml:space="preserve"> </w:t>
+      </w:r>
+      <w:r>
+        <w:rPr>
+          <w:i/>
+          <w:color w:val="333399"/>
+          <w:lang w:eastAsia="ko-KR"/>
+        </w:rPr>
+        <w:t>현황을</w:t>
+      </w:r>
+      <w:r>
+        <w:rPr>
+          <w:i/>
+          <w:color w:val="333399"/>
+          <w:lang w:eastAsia="ko-KR"/>
+        </w:rPr>
+        <w:t xml:space="preserve"> </w:t>
+      </w:r>
+      <w:r>
+        <w:rPr>
+          <w:i/>
+          <w:color w:val="333399"/>
+          <w:lang w:eastAsia="ko-KR"/>
+        </w:rPr>
+        <w:t>진단하고</w:t>
+      </w:r>
+      <w:r>
+        <w:rPr>
+          <w:i/>
+          <w:color w:val="333399"/>
+          <w:lang w:eastAsia="ko-KR"/>
+        </w:rPr>
+        <w:t xml:space="preserve"> </w:t>
+      </w:r>
+      <w:r>
+        <w:rPr>
+          <w:i/>
+          <w:color w:val="333399"/>
+          <w:lang w:eastAsia="ko-KR"/>
+        </w:rPr>
+        <w:t>개선안</w:t>
+      </w:r>
+      <w:r>
+        <w:rPr>
+          <w:i/>
+          <w:color w:val="333399"/>
+          <w:lang w:eastAsia="ko-KR"/>
+        </w:rPr>
+        <w:t xml:space="preserve"> </w:t>
+      </w:r>
+      <w:r>
+        <w:rPr>
+          <w:i/>
+          <w:color w:val="333399"/>
+          <w:lang w:eastAsia="ko-KR"/>
+        </w:rPr>
+        <w:t>제시</w:t>
+      </w:r>
+      <w:r>
+        <w:rPr>
+          <w:i/>
+          <w:color w:val="333399"/>
+          <w:lang w:eastAsia="ko-KR"/>
+        </w:rPr>
+        <w:t xml:space="preserve"> (2.4 </w:t>
+      </w:r>
+      <w:r>
+        <w:rPr>
+          <w:i/>
+          <w:color w:val="333399"/>
+          <w:lang w:eastAsia="ko-KR"/>
+        </w:rPr>
+        <w:t>참고</w:t>
+      </w:r>
+      <w:r>
+        <w:rPr>
+          <w:i/>
+          <w:color w:val="333399"/>
+          <w:lang w:eastAsia="ko-KR"/>
+        </w:rPr>
+        <w:t>)</w:t>
+      </w:r>
+    </w:p>
+    <w:p>
+      <w:pPr>
+        <w:ind w:left="432"/>
+        <w:rPr>
+          <w:lang w:eastAsia="ko-KR"/>
+        </w:rPr>
+      </w:pPr>
+      <w:r>
+        <w:rPr>
+          <w:i/>
+          <w:color w:val="333399"/>
+          <w:lang w:eastAsia="ko-KR"/>
+        </w:rPr>
+        <w:t>이런</w:t>
+      </w:r>
+      <w:r>
+        <w:rPr>
+          <w:i/>
+          <w:color w:val="333399"/>
+          <w:lang w:eastAsia="ko-KR"/>
+        </w:rPr>
+        <w:t xml:space="preserve"> "</w:t>
+      </w:r>
+      <w:r>
+        <w:rPr>
+          <w:i/>
+          <w:color w:val="333399"/>
+          <w:lang w:eastAsia="ko-KR"/>
+        </w:rPr>
+        <w:t>풀스택</w:t>
+      </w:r>
+      <w:r>
+        <w:rPr>
+          <w:i/>
+          <w:color w:val="333399"/>
+          <w:lang w:eastAsia="ko-KR"/>
+        </w:rPr>
+        <w:t>(</w:t>
+      </w:r>
+      <w:r>
+        <w:rPr>
+          <w:i/>
+          <w:color w:val="333399"/>
+          <w:lang w:eastAsia="ko-KR"/>
+        </w:rPr>
+        <w:t>수직계열화</w:t>
+      </w:r>
+      <w:r>
+        <w:rPr>
+          <w:i/>
+          <w:color w:val="333399"/>
+          <w:lang w:eastAsia="ko-KR"/>
+        </w:rPr>
+        <w:t xml:space="preserve">) </w:t>
+      </w:r>
+      <w:r>
+        <w:rPr>
+          <w:i/>
+          <w:color w:val="333399"/>
+          <w:lang w:eastAsia="ko-KR"/>
+        </w:rPr>
+        <w:t>모델</w:t>
+      </w:r>
+      <w:r>
+        <w:rPr>
+          <w:i/>
+          <w:color w:val="333399"/>
+          <w:lang w:eastAsia="ko-KR"/>
+        </w:rPr>
+        <w:t>"</w:t>
+      </w:r>
+      <w:r>
+        <w:rPr>
+          <w:i/>
+          <w:color w:val="333399"/>
+          <w:lang w:eastAsia="ko-KR"/>
+        </w:rPr>
+        <w:t>은</w:t>
+      </w:r>
+      <w:r>
+        <w:rPr>
+          <w:i/>
+          <w:color w:val="333399"/>
+          <w:lang w:eastAsia="ko-KR"/>
+        </w:rPr>
+        <w:t xml:space="preserve"> </w:t>
+      </w:r>
+      <w:r>
+        <w:rPr>
+          <w:i/>
+          <w:color w:val="333399"/>
+          <w:lang w:eastAsia="ko-KR"/>
+        </w:rPr>
+        <w:t>원래</w:t>
+      </w:r>
+      <w:r>
+        <w:rPr>
+          <w:i/>
+          <w:color w:val="333399"/>
+          <w:lang w:eastAsia="ko-KR"/>
+        </w:rPr>
+        <w:t xml:space="preserve"> </w:t>
+      </w:r>
+      <w:r>
+        <w:rPr>
+          <w:b/>
+          <w:i/>
+          <w:color w:val="333399"/>
+          <w:lang w:eastAsia="ko-KR"/>
+        </w:rPr>
+        <w:t>IBM·HP</w:t>
+      </w:r>
+      <w:r>
+        <w:rPr>
+          <w:b/>
+          <w:i/>
+          <w:color w:val="333399"/>
+          <w:lang w:eastAsia="ko-KR"/>
+        </w:rPr>
+        <w:t>가</w:t>
+      </w:r>
+      <w:r>
+        <w:rPr>
+          <w:b/>
+          <w:i/>
+          <w:color w:val="333399"/>
+          <w:lang w:eastAsia="ko-KR"/>
+        </w:rPr>
+        <w:t xml:space="preserve"> </w:t>
+      </w:r>
+      <w:r>
+        <w:rPr>
+          <w:b/>
+          <w:i/>
+          <w:color w:val="333399"/>
+          <w:lang w:eastAsia="ko-KR"/>
+        </w:rPr>
+        <w:t>수십</w:t>
+      </w:r>
+      <w:r>
+        <w:rPr>
+          <w:b/>
+          <w:i/>
+          <w:color w:val="333399"/>
+          <w:lang w:eastAsia="ko-KR"/>
+        </w:rPr>
+        <w:t xml:space="preserve"> </w:t>
+      </w:r>
+      <w:r>
+        <w:rPr>
+          <w:b/>
+          <w:i/>
+          <w:color w:val="333399"/>
+          <w:lang w:eastAsia="ko-KR"/>
+        </w:rPr>
+        <w:t>년간</w:t>
+      </w:r>
+      <w:r>
+        <w:rPr>
+          <w:b/>
+          <w:i/>
+          <w:color w:val="333399"/>
+          <w:lang w:eastAsia="ko-KR"/>
+        </w:rPr>
+        <w:t xml:space="preserve"> </w:t>
+      </w:r>
+      <w:r>
+        <w:rPr>
+          <w:b/>
+          <w:i/>
+          <w:color w:val="333399"/>
+          <w:lang w:eastAsia="ko-KR"/>
+        </w:rPr>
+        <w:t>글로벌</w:t>
+      </w:r>
+      <w:r>
+        <w:rPr>
+          <w:b/>
+          <w:i/>
+          <w:color w:val="333399"/>
+          <w:lang w:eastAsia="ko-KR"/>
+        </w:rPr>
+        <w:t xml:space="preserve"> </w:t>
+      </w:r>
+      <w:r>
+        <w:rPr>
+          <w:b/>
+          <w:i/>
+          <w:color w:val="333399"/>
+          <w:lang w:eastAsia="ko-KR"/>
+        </w:rPr>
+        <w:t>엔터프라이즈</w:t>
+      </w:r>
+      <w:r>
+        <w:rPr>
+          <w:b/>
+          <w:i/>
+          <w:color w:val="333399"/>
+          <w:lang w:eastAsia="ko-KR"/>
+        </w:rPr>
+        <w:t xml:space="preserve"> IT </w:t>
+      </w:r>
+      <w:r>
+        <w:rPr>
+          <w:b/>
+          <w:i/>
+          <w:color w:val="333399"/>
+          <w:lang w:eastAsia="ko-KR"/>
+        </w:rPr>
+        <w:t>시장을</w:t>
+      </w:r>
+      <w:r>
+        <w:rPr>
+          <w:b/>
+          <w:i/>
+          <w:color w:val="333399"/>
+          <w:lang w:eastAsia="ko-KR"/>
+        </w:rPr>
+        <w:t xml:space="preserve"> </w:t>
+      </w:r>
+      <w:r>
+        <w:rPr>
+          <w:b/>
+          <w:i/>
+          <w:color w:val="333399"/>
+          <w:lang w:eastAsia="ko-KR"/>
+        </w:rPr>
+        <w:t>지배했던</w:t>
+      </w:r>
+      <w:r>
+        <w:rPr>
+          <w:b/>
+          <w:i/>
+          <w:color w:val="333399"/>
+          <w:lang w:eastAsia="ko-KR"/>
+        </w:rPr>
+        <w:t xml:space="preserve"> </w:t>
+      </w:r>
+      <w:r>
+        <w:rPr>
+          <w:b/>
+          <w:i/>
+          <w:color w:val="333399"/>
+          <w:lang w:eastAsia="ko-KR"/>
+        </w:rPr>
+        <w:t>방식</w:t>
+      </w:r>
+      <w:r>
+        <w:rPr>
+          <w:i/>
+          <w:color w:val="333399"/>
+          <w:lang w:eastAsia="ko-KR"/>
+        </w:rPr>
+        <w:t>입니다</w:t>
+      </w:r>
+      <w:r>
+        <w:rPr>
+          <w:i/>
+          <w:color w:val="333399"/>
+          <w:lang w:eastAsia="ko-KR"/>
+        </w:rPr>
+        <w:t xml:space="preserve">. </w:t>
+      </w:r>
+      <w:r>
+        <w:rPr>
+          <w:i/>
+          <w:color w:val="333399"/>
+          <w:lang w:eastAsia="ko-KR"/>
+        </w:rPr>
+        <w:t>하드웨어</w:t>
+      </w:r>
+      <w:r>
+        <w:rPr>
+          <w:i/>
+          <w:color w:val="333399"/>
+          <w:lang w:eastAsia="ko-KR"/>
+        </w:rPr>
+        <w:t>·</w:t>
+      </w:r>
+      <w:r>
+        <w:rPr>
+          <w:i/>
+          <w:color w:val="333399"/>
+          <w:lang w:eastAsia="ko-KR"/>
+        </w:rPr>
+        <w:t>소프트웨어를</w:t>
+      </w:r>
+      <w:r>
+        <w:rPr>
+          <w:i/>
+          <w:color w:val="333399"/>
+          <w:lang w:eastAsia="ko-KR"/>
+        </w:rPr>
+        <w:t xml:space="preserve"> </w:t>
+      </w:r>
+      <w:r>
+        <w:rPr>
+          <w:i/>
+          <w:color w:val="333399"/>
+          <w:lang w:eastAsia="ko-KR"/>
+        </w:rPr>
+        <w:t>자체</w:t>
+      </w:r>
+      <w:r>
+        <w:rPr>
+          <w:i/>
+          <w:color w:val="333399"/>
+          <w:lang w:eastAsia="ko-KR"/>
+        </w:rPr>
+        <w:t xml:space="preserve"> </w:t>
+      </w:r>
+      <w:r>
+        <w:rPr>
+          <w:i/>
+          <w:color w:val="333399"/>
+          <w:lang w:eastAsia="ko-KR"/>
+        </w:rPr>
+        <w:t>개발하면서</w:t>
+      </w:r>
+      <w:r>
+        <w:rPr>
+          <w:i/>
+          <w:color w:val="333399"/>
+          <w:lang w:eastAsia="ko-KR"/>
+        </w:rPr>
+        <w:t xml:space="preserve"> </w:t>
+      </w:r>
+      <w:r>
+        <w:rPr>
+          <w:i/>
+          <w:color w:val="333399"/>
+          <w:lang w:eastAsia="ko-KR"/>
+        </w:rPr>
+        <w:t>동시에</w:t>
+      </w:r>
+      <w:r>
+        <w:rPr>
+          <w:i/>
+          <w:color w:val="333399"/>
+          <w:lang w:eastAsia="ko-KR"/>
+        </w:rPr>
+        <w:t xml:space="preserve"> </w:t>
+      </w:r>
+      <w:r>
+        <w:rPr>
+          <w:i/>
+          <w:color w:val="333399"/>
+          <w:lang w:eastAsia="ko-KR"/>
+        </w:rPr>
+        <w:t>컨설팅</w:t>
+      </w:r>
+      <w:r>
+        <w:rPr>
+          <w:i/>
+          <w:color w:val="333399"/>
+          <w:lang w:eastAsia="ko-KR"/>
+        </w:rPr>
+        <w:t>·</w:t>
+      </w:r>
+      <w:r>
+        <w:rPr>
+          <w:i/>
+          <w:color w:val="333399"/>
+          <w:lang w:eastAsia="ko-KR"/>
+        </w:rPr>
+        <w:t>구축</w:t>
+      </w:r>
+      <w:r>
+        <w:rPr>
+          <w:i/>
+          <w:color w:val="333399"/>
+          <w:lang w:eastAsia="ko-KR"/>
+        </w:rPr>
+        <w:t>·</w:t>
+      </w:r>
+      <w:r>
+        <w:rPr>
+          <w:i/>
+          <w:color w:val="333399"/>
+          <w:lang w:eastAsia="ko-KR"/>
+        </w:rPr>
+        <w:t>운영까지</w:t>
+      </w:r>
+      <w:r>
+        <w:rPr>
+          <w:i/>
+          <w:color w:val="333399"/>
+          <w:lang w:eastAsia="ko-KR"/>
+        </w:rPr>
+        <w:t xml:space="preserve"> </w:t>
+      </w:r>
+      <w:r>
+        <w:rPr>
+          <w:i/>
+          <w:color w:val="333399"/>
+          <w:lang w:eastAsia="ko-KR"/>
+        </w:rPr>
+        <w:t>한</w:t>
+      </w:r>
+      <w:r>
+        <w:rPr>
+          <w:i/>
+          <w:color w:val="333399"/>
+          <w:lang w:eastAsia="ko-KR"/>
+        </w:rPr>
+        <w:t xml:space="preserve"> </w:t>
+      </w:r>
+      <w:r>
+        <w:rPr>
+          <w:i/>
+          <w:color w:val="333399"/>
+          <w:lang w:eastAsia="ko-KR"/>
+        </w:rPr>
+        <w:t>회사가</w:t>
+      </w:r>
+      <w:r>
+        <w:rPr>
+          <w:i/>
+          <w:color w:val="333399"/>
+          <w:lang w:eastAsia="ko-KR"/>
+        </w:rPr>
+        <w:t xml:space="preserve"> </w:t>
+      </w:r>
+      <w:r>
+        <w:rPr>
+          <w:i/>
+          <w:color w:val="333399"/>
+          <w:lang w:eastAsia="ko-KR"/>
+        </w:rPr>
+        <w:t>책임지는</w:t>
+      </w:r>
+      <w:r>
+        <w:rPr>
+          <w:i/>
+          <w:color w:val="333399"/>
+          <w:lang w:eastAsia="ko-KR"/>
+        </w:rPr>
+        <w:t xml:space="preserve"> </w:t>
+      </w:r>
+      <w:r>
+        <w:rPr>
+          <w:i/>
+          <w:color w:val="333399"/>
+          <w:lang w:eastAsia="ko-KR"/>
+        </w:rPr>
+        <w:t>구조인데</w:t>
+      </w:r>
+      <w:r>
+        <w:rPr>
+          <w:i/>
+          <w:color w:val="333399"/>
+          <w:lang w:eastAsia="ko-KR"/>
+        </w:rPr>
+        <w:t xml:space="preserve">, </w:t>
+      </w:r>
+      <w:r>
+        <w:rPr>
+          <w:i/>
+          <w:color w:val="333399"/>
+          <w:lang w:eastAsia="ko-KR"/>
+        </w:rPr>
+        <w:t>실제로</w:t>
+      </w:r>
+      <w:r>
+        <w:rPr>
+          <w:i/>
+          <w:color w:val="333399"/>
+          <w:lang w:eastAsia="ko-KR"/>
+        </w:rPr>
+        <w:t xml:space="preserve"> </w:t>
+      </w:r>
+      <w:r>
+        <w:rPr>
+          <w:i/>
+          <w:color w:val="333399"/>
+          <w:lang w:eastAsia="ko-KR"/>
+        </w:rPr>
+        <w:t>엔키아</w:t>
+      </w:r>
+      <w:r>
+        <w:rPr>
+          <w:i/>
+          <w:color w:val="333399"/>
+          <w:lang w:eastAsia="ko-KR"/>
+        </w:rPr>
+        <w:t xml:space="preserve"> </w:t>
+      </w:r>
+      <w:r>
+        <w:rPr>
+          <w:i/>
+          <w:color w:val="333399"/>
+          <w:lang w:eastAsia="ko-KR"/>
+        </w:rPr>
+        <w:t>창립</w:t>
+      </w:r>
+      <w:r>
+        <w:rPr>
+          <w:i/>
+          <w:color w:val="333399"/>
+          <w:lang w:eastAsia="ko-KR"/>
+        </w:rPr>
+        <w:t xml:space="preserve"> </w:t>
+      </w:r>
+      <w:r>
+        <w:rPr>
+          <w:i/>
+          <w:color w:val="333399"/>
+          <w:lang w:eastAsia="ko-KR"/>
+        </w:rPr>
+        <w:t>초기</w:t>
+      </w:r>
+      <w:r>
+        <w:rPr>
+          <w:i/>
+          <w:color w:val="333399"/>
+          <w:lang w:eastAsia="ko-KR"/>
+        </w:rPr>
+        <w:t>(1999</w:t>
+      </w:r>
+      <w:r>
+        <w:rPr>
+          <w:i/>
+          <w:color w:val="333399"/>
+          <w:lang w:eastAsia="ko-KR"/>
+        </w:rPr>
+        <w:t>년</w:t>
+      </w:r>
+      <w:r>
+        <w:rPr>
+          <w:i/>
+          <w:color w:val="333399"/>
+          <w:lang w:eastAsia="ko-KR"/>
+        </w:rPr>
+        <w:t>)</w:t>
+      </w:r>
+      <w:r>
+        <w:rPr>
+          <w:i/>
+          <w:color w:val="333399"/>
+          <w:lang w:eastAsia="ko-KR"/>
+        </w:rPr>
+        <w:t>의</w:t>
+      </w:r>
+      <w:r>
+        <w:rPr>
+          <w:i/>
+          <w:color w:val="333399"/>
+          <w:lang w:eastAsia="ko-KR"/>
+        </w:rPr>
+        <w:t xml:space="preserve"> </w:t>
+      </w:r>
+      <w:r>
+        <w:rPr>
+          <w:i/>
+          <w:color w:val="333399"/>
+          <w:lang w:eastAsia="ko-KR"/>
+        </w:rPr>
+        <w:t>국내</w:t>
+      </w:r>
+      <w:r>
+        <w:rPr>
+          <w:i/>
+          <w:color w:val="333399"/>
+          <w:lang w:eastAsia="ko-KR"/>
+        </w:rPr>
+        <w:t xml:space="preserve"> IT</w:t>
+      </w:r>
+      <w:r>
+        <w:rPr>
+          <w:i/>
+          <w:color w:val="333399"/>
+          <w:lang w:eastAsia="ko-KR"/>
+        </w:rPr>
+        <w:t>운영관리</w:t>
+      </w:r>
+      <w:r>
+        <w:rPr>
+          <w:i/>
+          <w:color w:val="333399"/>
+          <w:lang w:eastAsia="ko-KR"/>
+        </w:rPr>
+        <w:t xml:space="preserve"> </w:t>
+      </w:r>
+      <w:r>
+        <w:rPr>
+          <w:i/>
+          <w:color w:val="333399"/>
+          <w:lang w:eastAsia="ko-KR"/>
+        </w:rPr>
+        <w:t>시장은</w:t>
+      </w:r>
+      <w:r>
+        <w:rPr>
+          <w:i/>
+          <w:color w:val="333399"/>
+          <w:lang w:eastAsia="ko-KR"/>
+        </w:rPr>
+        <w:t xml:space="preserve"> IBM·HP </w:t>
+      </w:r>
+      <w:r>
+        <w:rPr>
+          <w:i/>
+          <w:color w:val="333399"/>
+          <w:lang w:eastAsia="ko-KR"/>
+        </w:rPr>
+        <w:t>같은</w:t>
+      </w:r>
+      <w:r>
+        <w:rPr>
+          <w:i/>
+          <w:color w:val="333399"/>
+          <w:lang w:eastAsia="ko-KR"/>
+        </w:rPr>
+        <w:t xml:space="preserve"> </w:t>
+      </w:r>
+      <w:r>
+        <w:rPr>
+          <w:i/>
+          <w:color w:val="333399"/>
+          <w:lang w:eastAsia="ko-KR"/>
+        </w:rPr>
+        <w:t>글로벌</w:t>
+      </w:r>
+      <w:r>
+        <w:rPr>
+          <w:i/>
+          <w:color w:val="333399"/>
+          <w:lang w:eastAsia="ko-KR"/>
+        </w:rPr>
+        <w:t xml:space="preserve"> </w:t>
+      </w:r>
+      <w:r>
+        <w:rPr>
+          <w:i/>
+          <w:color w:val="333399"/>
+          <w:lang w:eastAsia="ko-KR"/>
+        </w:rPr>
+        <w:t>기업이</w:t>
+      </w:r>
+      <w:r>
+        <w:rPr>
+          <w:i/>
+          <w:color w:val="333399"/>
+          <w:lang w:eastAsia="ko-KR"/>
+        </w:rPr>
+        <w:t xml:space="preserve"> </w:t>
+      </w:r>
+      <w:r>
+        <w:rPr>
+          <w:i/>
+          <w:color w:val="333399"/>
+          <w:lang w:eastAsia="ko-KR"/>
+        </w:rPr>
+        <w:t>바로</w:t>
+      </w:r>
+      <w:r>
+        <w:rPr>
+          <w:i/>
+          <w:color w:val="333399"/>
+          <w:lang w:eastAsia="ko-KR"/>
+        </w:rPr>
+        <w:t xml:space="preserve"> </w:t>
+      </w:r>
+      <w:r>
+        <w:rPr>
+          <w:i/>
+          <w:color w:val="333399"/>
+          <w:lang w:eastAsia="ko-KR"/>
+        </w:rPr>
+        <w:t>이</w:t>
+      </w:r>
+      <w:r>
+        <w:rPr>
+          <w:i/>
+          <w:color w:val="333399"/>
+          <w:lang w:eastAsia="ko-KR"/>
+        </w:rPr>
+        <w:t xml:space="preserve"> </w:t>
+      </w:r>
+      <w:r>
+        <w:rPr>
+          <w:i/>
+          <w:color w:val="333399"/>
+          <w:lang w:eastAsia="ko-KR"/>
+        </w:rPr>
+        <w:t>모델로</w:t>
+      </w:r>
+      <w:r>
+        <w:rPr>
+          <w:i/>
+          <w:color w:val="333399"/>
+          <w:lang w:eastAsia="ko-KR"/>
+        </w:rPr>
+        <w:t xml:space="preserve"> </w:t>
+      </w:r>
+      <w:r>
+        <w:rPr>
+          <w:i/>
+          <w:color w:val="333399"/>
+          <w:lang w:eastAsia="ko-KR"/>
+        </w:rPr>
+        <w:t>독식하고</w:t>
+      </w:r>
+      <w:r>
+        <w:rPr>
+          <w:i/>
+          <w:color w:val="333399"/>
+          <w:lang w:eastAsia="ko-KR"/>
+        </w:rPr>
+        <w:t xml:space="preserve"> </w:t>
+      </w:r>
+      <w:r>
+        <w:rPr>
+          <w:i/>
+          <w:color w:val="333399"/>
+          <w:lang w:eastAsia="ko-KR"/>
+        </w:rPr>
+        <w:t>있었습니다</w:t>
+      </w:r>
+      <w:r>
+        <w:rPr>
+          <w:i/>
+          <w:color w:val="333399"/>
+          <w:lang w:eastAsia="ko-KR"/>
+        </w:rPr>
+        <w:t xml:space="preserve">(1.2 </w:t>
+      </w:r>
+      <w:r>
+        <w:rPr>
+          <w:i/>
+          <w:color w:val="333399"/>
+          <w:lang w:eastAsia="ko-KR"/>
+        </w:rPr>
+        <w:t>연혁</w:t>
+      </w:r>
+      <w:r>
+        <w:rPr>
+          <w:i/>
+          <w:color w:val="333399"/>
+          <w:lang w:eastAsia="ko-KR"/>
+        </w:rPr>
+        <w:t xml:space="preserve"> "</w:t>
+      </w:r>
+      <w:r>
+        <w:rPr>
+          <w:i/>
+          <w:color w:val="333399"/>
+          <w:lang w:eastAsia="ko-KR"/>
+        </w:rPr>
+        <w:t>글로벌</w:t>
+      </w:r>
+      <w:r>
+        <w:rPr>
+          <w:i/>
+          <w:color w:val="333399"/>
+          <w:lang w:eastAsia="ko-KR"/>
+        </w:rPr>
+        <w:t xml:space="preserve"> </w:t>
+      </w:r>
+      <w:r>
+        <w:rPr>
+          <w:i/>
+          <w:color w:val="333399"/>
+          <w:lang w:eastAsia="ko-KR"/>
+        </w:rPr>
+        <w:t>기업을</w:t>
+      </w:r>
+      <w:r>
+        <w:rPr>
+          <w:i/>
+          <w:color w:val="333399"/>
+          <w:lang w:eastAsia="ko-KR"/>
+        </w:rPr>
+        <w:t xml:space="preserve"> </w:t>
+      </w:r>
+      <w:r>
+        <w:rPr>
+          <w:i/>
+          <w:color w:val="333399"/>
+          <w:lang w:eastAsia="ko-KR"/>
+        </w:rPr>
+        <w:t>이긴</w:t>
+      </w:r>
+      <w:r>
+        <w:rPr>
+          <w:i/>
+          <w:color w:val="333399"/>
+          <w:lang w:eastAsia="ko-KR"/>
+        </w:rPr>
+        <w:t xml:space="preserve"> </w:t>
+      </w:r>
+      <w:r>
+        <w:rPr>
+          <w:i/>
+          <w:color w:val="333399"/>
+          <w:lang w:eastAsia="ko-KR"/>
+        </w:rPr>
+        <w:t>마켓</w:t>
+      </w:r>
+      <w:r>
+        <w:rPr>
+          <w:i/>
+          <w:color w:val="333399"/>
+          <w:lang w:eastAsia="ko-KR"/>
+        </w:rPr>
+        <w:t xml:space="preserve"> </w:t>
+      </w:r>
+      <w:r>
+        <w:rPr>
+          <w:i/>
+          <w:color w:val="333399"/>
+          <w:lang w:eastAsia="ko-KR"/>
+        </w:rPr>
+        <w:t>리더</w:t>
+      </w:r>
+      <w:r>
+        <w:rPr>
+          <w:i/>
+          <w:color w:val="333399"/>
+          <w:lang w:eastAsia="ko-KR"/>
+        </w:rPr>
+        <w:t xml:space="preserve">" </w:t>
+      </w:r>
+      <w:r>
+        <w:rPr>
+          <w:i/>
+          <w:color w:val="333399"/>
+          <w:lang w:eastAsia="ko-KR"/>
+        </w:rPr>
+        <w:t>참고</w:t>
+      </w:r>
+      <w:r>
+        <w:rPr>
+          <w:i/>
+          <w:color w:val="333399"/>
+          <w:lang w:eastAsia="ko-KR"/>
+        </w:rPr>
+        <w:t xml:space="preserve">). </w:t>
+      </w:r>
+      <w:r>
+        <w:rPr>
+          <w:i/>
+          <w:color w:val="333399"/>
+          <w:lang w:eastAsia="ko-KR"/>
+        </w:rPr>
+        <w:t>엔키아는</w:t>
+      </w:r>
+      <w:r>
+        <w:rPr>
+          <w:i/>
+          <w:color w:val="333399"/>
+          <w:lang w:eastAsia="ko-KR"/>
+        </w:rPr>
+        <w:t xml:space="preserve"> </w:t>
+      </w:r>
+      <w:r>
+        <w:rPr>
+          <w:i/>
+          <w:color w:val="333399"/>
+          <w:lang w:eastAsia="ko-KR"/>
+        </w:rPr>
+        <w:t>국내</w:t>
+      </w:r>
+      <w:r>
+        <w:rPr>
+          <w:i/>
+          <w:color w:val="333399"/>
+          <w:lang w:eastAsia="ko-KR"/>
+        </w:rPr>
+        <w:t xml:space="preserve"> </w:t>
+      </w:r>
+      <w:r>
+        <w:rPr>
+          <w:i/>
+          <w:color w:val="333399"/>
+          <w:lang w:eastAsia="ko-KR"/>
+        </w:rPr>
+        <w:t>기술로</w:t>
+      </w:r>
+      <w:r>
+        <w:rPr>
+          <w:i/>
+          <w:color w:val="333399"/>
+          <w:lang w:eastAsia="ko-KR"/>
+        </w:rPr>
+        <w:t xml:space="preserve"> </w:t>
+      </w:r>
+      <w:r>
+        <w:rPr>
+          <w:i/>
+          <w:color w:val="333399"/>
+          <w:lang w:eastAsia="ko-KR"/>
+        </w:rPr>
+        <w:t>이</w:t>
+      </w:r>
+      <w:r>
+        <w:rPr>
+          <w:i/>
+          <w:color w:val="333399"/>
+          <w:lang w:eastAsia="ko-KR"/>
+        </w:rPr>
+        <w:t xml:space="preserve"> </w:t>
+      </w:r>
+      <w:r>
+        <w:rPr>
+          <w:i/>
+          <w:color w:val="333399"/>
+          <w:lang w:eastAsia="ko-KR"/>
+        </w:rPr>
+        <w:t>구조를</w:t>
+      </w:r>
+      <w:r>
+        <w:rPr>
+          <w:i/>
+          <w:color w:val="333399"/>
+          <w:lang w:eastAsia="ko-KR"/>
+        </w:rPr>
+        <w:t xml:space="preserve"> </w:t>
+      </w:r>
+      <w:r>
+        <w:rPr>
+          <w:i/>
+          <w:color w:val="333399"/>
+          <w:lang w:eastAsia="ko-KR"/>
+        </w:rPr>
+        <w:t>그대로</w:t>
+      </w:r>
+      <w:r>
+        <w:rPr>
+          <w:i/>
+          <w:color w:val="333399"/>
+          <w:lang w:eastAsia="ko-KR"/>
+        </w:rPr>
+        <w:t xml:space="preserve"> </w:t>
+      </w:r>
+      <w:r>
+        <w:rPr>
+          <w:i/>
+          <w:color w:val="333399"/>
+          <w:lang w:eastAsia="ko-KR"/>
+        </w:rPr>
+        <w:t>복제해</w:t>
+      </w:r>
+      <w:r>
+        <w:rPr>
+          <w:i/>
+          <w:color w:val="333399"/>
+          <w:lang w:eastAsia="ko-KR"/>
+        </w:rPr>
+        <w:t xml:space="preserve"> </w:t>
+      </w:r>
+      <w:r>
+        <w:rPr>
+          <w:i/>
+          <w:color w:val="333399"/>
+          <w:lang w:eastAsia="ko-KR"/>
+        </w:rPr>
+        <w:t>시장을</w:t>
+      </w:r>
+      <w:r>
+        <w:rPr>
+          <w:i/>
+          <w:color w:val="333399"/>
+          <w:lang w:eastAsia="ko-KR"/>
+        </w:rPr>
+        <w:t xml:space="preserve"> </w:t>
+      </w:r>
+      <w:r>
+        <w:rPr>
+          <w:i/>
+          <w:color w:val="333399"/>
+          <w:lang w:eastAsia="ko-KR"/>
+        </w:rPr>
+        <w:t>뒤집은</w:t>
+      </w:r>
+      <w:r>
+        <w:rPr>
+          <w:i/>
+          <w:color w:val="333399"/>
+          <w:lang w:eastAsia="ko-KR"/>
+        </w:rPr>
+        <w:t xml:space="preserve"> </w:t>
+      </w:r>
+      <w:r>
+        <w:rPr>
+          <w:i/>
+          <w:color w:val="333399"/>
+          <w:lang w:eastAsia="ko-KR"/>
+        </w:rPr>
+        <w:t>회사입니다</w:t>
+      </w:r>
+      <w:r>
+        <w:rPr>
+          <w:i/>
+          <w:color w:val="333399"/>
+          <w:lang w:eastAsia="ko-KR"/>
+        </w:rPr>
+        <w:t>.</w:t>
+      </w:r>
+    </w:p>
+    <w:p>
+      <w:pPr>
+        <w:ind w:left="432"/>
+        <w:rPr>
+          <w:lang w:eastAsia="ko-KR"/>
+        </w:rPr>
+      </w:pPr>
+      <w:r>
+        <w:rPr>
+          <w:b/>
+          <w:i/>
+          <w:color w:val="333399"/>
+          <w:lang w:eastAsia="ko-KR"/>
+        </w:rPr>
+        <w:t>정리하면</w:t>
+      </w:r>
+      <w:r>
+        <w:rPr>
+          <w:i/>
+          <w:color w:val="333399"/>
+          <w:lang w:eastAsia="ko-KR"/>
+        </w:rPr>
+        <w:t xml:space="preserve"> — </w:t>
+      </w:r>
+      <w:r>
+        <w:rPr>
+          <w:i/>
+          <w:color w:val="333399"/>
+          <w:lang w:eastAsia="ko-KR"/>
+        </w:rPr>
+        <w:t>고객</w:t>
+      </w:r>
+      <w:r>
+        <w:rPr>
+          <w:i/>
+          <w:color w:val="333399"/>
+          <w:lang w:eastAsia="ko-KR"/>
+        </w:rPr>
+        <w:t xml:space="preserve"> </w:t>
+      </w:r>
+      <w:r>
+        <w:rPr>
+          <w:i/>
+          <w:color w:val="333399"/>
+          <w:lang w:eastAsia="ko-KR"/>
+        </w:rPr>
+        <w:t>입장에서는</w:t>
+      </w:r>
+      <w:r>
+        <w:rPr>
+          <w:i/>
+          <w:color w:val="333399"/>
+          <w:lang w:eastAsia="ko-KR"/>
+        </w:rPr>
+        <w:t xml:space="preserve"> </w:t>
+      </w:r>
+      <w:r>
+        <w:rPr>
+          <w:i/>
+          <w:color w:val="333399"/>
+          <w:lang w:eastAsia="ko-KR"/>
+        </w:rPr>
+        <w:t>책임</w:t>
+      </w:r>
+      <w:r>
+        <w:rPr>
+          <w:i/>
+          <w:color w:val="333399"/>
+          <w:lang w:eastAsia="ko-KR"/>
+        </w:rPr>
+        <w:t xml:space="preserve"> </w:t>
+      </w:r>
+      <w:r>
+        <w:rPr>
+          <w:i/>
+          <w:color w:val="333399"/>
+          <w:lang w:eastAsia="ko-KR"/>
+        </w:rPr>
+        <w:t>소재가</w:t>
+      </w:r>
+      <w:r>
+        <w:rPr>
+          <w:i/>
+          <w:color w:val="333399"/>
+          <w:lang w:eastAsia="ko-KR"/>
+        </w:rPr>
+        <w:t xml:space="preserve"> </w:t>
+      </w:r>
+      <w:r>
+        <w:rPr>
+          <w:i/>
+          <w:color w:val="333399"/>
+          <w:lang w:eastAsia="ko-KR"/>
+        </w:rPr>
+        <w:t>분산되지</w:t>
+      </w:r>
+      <w:r>
+        <w:rPr>
+          <w:i/>
+          <w:color w:val="333399"/>
+          <w:lang w:eastAsia="ko-KR"/>
+        </w:rPr>
+        <w:t xml:space="preserve"> </w:t>
+      </w:r>
+      <w:r>
+        <w:rPr>
+          <w:i/>
+          <w:color w:val="333399"/>
+          <w:lang w:eastAsia="ko-KR"/>
+        </w:rPr>
+        <w:t>않고</w:t>
+      </w:r>
+      <w:r>
+        <w:rPr>
+          <w:i/>
+          <w:color w:val="333399"/>
+          <w:lang w:eastAsia="ko-KR"/>
+        </w:rPr>
+        <w:t xml:space="preserve"> </w:t>
+      </w:r>
+      <w:r>
+        <w:rPr>
+          <w:i/>
+          <w:color w:val="333399"/>
+          <w:lang w:eastAsia="ko-KR"/>
+        </w:rPr>
+        <w:t>한</w:t>
+      </w:r>
+      <w:r>
+        <w:rPr>
+          <w:i/>
+          <w:color w:val="333399"/>
+          <w:lang w:eastAsia="ko-KR"/>
+        </w:rPr>
+        <w:t xml:space="preserve"> </w:t>
+      </w:r>
+      <w:r>
+        <w:rPr>
+          <w:i/>
+          <w:color w:val="333399"/>
+          <w:lang w:eastAsia="ko-KR"/>
+        </w:rPr>
+        <w:t>회사가</w:t>
+      </w:r>
+      <w:r>
+        <w:rPr>
+          <w:i/>
+          <w:color w:val="333399"/>
+          <w:lang w:eastAsia="ko-KR"/>
+        </w:rPr>
+        <w:t xml:space="preserve"> </w:t>
+      </w:r>
+      <w:r>
+        <w:rPr>
+          <w:i/>
+          <w:color w:val="333399"/>
+          <w:lang w:eastAsia="ko-KR"/>
+        </w:rPr>
+        <w:t>끝까지</w:t>
+      </w:r>
+      <w:r>
+        <w:rPr>
+          <w:i/>
+          <w:color w:val="333399"/>
+          <w:lang w:eastAsia="ko-KR"/>
+        </w:rPr>
+        <w:t xml:space="preserve"> </w:t>
+      </w:r>
+      <w:r>
+        <w:rPr>
+          <w:i/>
+          <w:color w:val="333399"/>
+          <w:lang w:eastAsia="ko-KR"/>
+        </w:rPr>
+        <w:t>책임진다는</w:t>
+      </w:r>
+      <w:r>
+        <w:rPr>
+          <w:i/>
+          <w:color w:val="333399"/>
+          <w:lang w:eastAsia="ko-KR"/>
+        </w:rPr>
+        <w:t xml:space="preserve"> </w:t>
+      </w:r>
+      <w:r>
+        <w:rPr>
+          <w:i/>
+          <w:color w:val="333399"/>
+          <w:lang w:eastAsia="ko-KR"/>
+        </w:rPr>
+        <w:t>신뢰를</w:t>
+      </w:r>
+      <w:r>
+        <w:rPr>
+          <w:i/>
+          <w:color w:val="333399"/>
+          <w:lang w:eastAsia="ko-KR"/>
+        </w:rPr>
+        <w:t xml:space="preserve"> </w:t>
+      </w:r>
+      <w:r>
+        <w:rPr>
+          <w:i/>
+          <w:color w:val="333399"/>
+          <w:lang w:eastAsia="ko-KR"/>
+        </w:rPr>
+        <w:t>주고</w:t>
+      </w:r>
+      <w:r>
+        <w:rPr>
+          <w:i/>
+          <w:color w:val="333399"/>
+          <w:lang w:eastAsia="ko-KR"/>
+        </w:rPr>
+        <w:t xml:space="preserve">, </w:t>
+      </w:r>
+      <w:r>
+        <w:rPr>
+          <w:i/>
+          <w:color w:val="333399"/>
+          <w:lang w:eastAsia="ko-KR"/>
+        </w:rPr>
+        <w:t>엔키아</w:t>
+      </w:r>
+      <w:r>
+        <w:rPr>
+          <w:i/>
+          <w:color w:val="333399"/>
+          <w:lang w:eastAsia="ko-KR"/>
+        </w:rPr>
+        <w:t xml:space="preserve"> </w:t>
+      </w:r>
+      <w:r>
+        <w:rPr>
+          <w:i/>
+          <w:color w:val="333399"/>
+          <w:lang w:eastAsia="ko-KR"/>
+        </w:rPr>
+        <w:t>입장에서는</w:t>
+      </w:r>
+      <w:r>
+        <w:rPr>
+          <w:i/>
+          <w:color w:val="333399"/>
+          <w:lang w:eastAsia="ko-KR"/>
+        </w:rPr>
+        <w:t xml:space="preserve"> </w:t>
+      </w:r>
+      <w:r>
+        <w:rPr>
+          <w:i/>
+          <w:color w:val="333399"/>
+          <w:lang w:eastAsia="ko-KR"/>
+        </w:rPr>
+        <w:t>구축</w:t>
+      </w:r>
+      <w:r>
+        <w:rPr>
+          <w:i/>
+          <w:color w:val="333399"/>
+          <w:lang w:eastAsia="ko-KR"/>
+        </w:rPr>
+        <w:t>·</w:t>
+      </w:r>
+      <w:r>
+        <w:rPr>
+          <w:i/>
+          <w:color w:val="333399"/>
+          <w:lang w:eastAsia="ko-KR"/>
+        </w:rPr>
+        <w:t>운영</w:t>
+      </w:r>
+      <w:r>
+        <w:rPr>
+          <w:i/>
+          <w:color w:val="333399"/>
+          <w:lang w:eastAsia="ko-KR"/>
+        </w:rPr>
+        <w:t xml:space="preserve"> </w:t>
+      </w:r>
+      <w:r>
+        <w:rPr>
+          <w:i/>
+          <w:color w:val="333399"/>
+          <w:lang w:eastAsia="ko-KR"/>
+        </w:rPr>
+        <w:t>현장의</w:t>
+      </w:r>
+      <w:r>
+        <w:rPr>
+          <w:i/>
+          <w:color w:val="333399"/>
+          <w:lang w:eastAsia="ko-KR"/>
+        </w:rPr>
+        <w:t xml:space="preserve"> </w:t>
+      </w:r>
+      <w:r>
+        <w:rPr>
+          <w:i/>
+          <w:color w:val="333399"/>
+          <w:lang w:eastAsia="ko-KR"/>
+        </w:rPr>
+        <w:t>피드백이</w:t>
+      </w:r>
+      <w:r>
+        <w:rPr>
+          <w:i/>
+          <w:color w:val="333399"/>
+          <w:lang w:eastAsia="ko-KR"/>
+        </w:rPr>
+        <w:t xml:space="preserve"> </w:t>
+      </w:r>
+      <w:r>
+        <w:rPr>
+          <w:i/>
+          <w:color w:val="333399"/>
+          <w:lang w:eastAsia="ko-KR"/>
+        </w:rPr>
+        <w:t>바로</w:t>
+      </w:r>
+      <w:r>
+        <w:rPr>
+          <w:i/>
+          <w:color w:val="333399"/>
+          <w:lang w:eastAsia="ko-KR"/>
+        </w:rPr>
+        <w:t xml:space="preserve"> </w:t>
+      </w:r>
+      <w:r>
+        <w:rPr>
+          <w:i/>
+          <w:color w:val="333399"/>
+          <w:lang w:eastAsia="ko-KR"/>
+        </w:rPr>
+        <w:t>연구소의</w:t>
+      </w:r>
+      <w:r>
+        <w:rPr>
+          <w:i/>
+          <w:color w:val="333399"/>
+          <w:lang w:eastAsia="ko-KR"/>
+        </w:rPr>
+        <w:t xml:space="preserve"> </w:t>
+      </w:r>
+      <w:r>
+        <w:rPr>
+          <w:i/>
+          <w:color w:val="333399"/>
+          <w:lang w:eastAsia="ko-KR"/>
+        </w:rPr>
+        <w:t>제품</w:t>
+      </w:r>
+      <w:r>
+        <w:rPr>
+          <w:i/>
+          <w:color w:val="333399"/>
+          <w:lang w:eastAsia="ko-KR"/>
+        </w:rPr>
+        <w:t xml:space="preserve"> </w:t>
+      </w:r>
+      <w:r>
+        <w:rPr>
+          <w:i/>
+          <w:color w:val="333399"/>
+          <w:lang w:eastAsia="ko-KR"/>
+        </w:rPr>
+        <w:t>개선으로</w:t>
+      </w:r>
+      <w:r>
+        <w:rPr>
+          <w:i/>
+          <w:color w:val="333399"/>
+          <w:lang w:eastAsia="ko-KR"/>
+        </w:rPr>
+        <w:t xml:space="preserve"> </w:t>
+      </w:r>
+      <w:r>
+        <w:rPr>
+          <w:i/>
+          <w:color w:val="333399"/>
+          <w:lang w:eastAsia="ko-KR"/>
+        </w:rPr>
+        <w:t>이어지는</w:t>
+      </w:r>
+      <w:r>
+        <w:rPr>
+          <w:i/>
+          <w:color w:val="333399"/>
+          <w:lang w:eastAsia="ko-KR"/>
+        </w:rPr>
+        <w:t xml:space="preserve"> </w:t>
+      </w:r>
+      <w:r>
+        <w:rPr>
+          <w:i/>
+          <w:color w:val="333399"/>
+          <w:lang w:eastAsia="ko-KR"/>
+        </w:rPr>
+        <w:t>선순환</w:t>
+      </w:r>
+      <w:r>
+        <w:rPr>
+          <w:i/>
+          <w:color w:val="333399"/>
+          <w:lang w:eastAsia="ko-KR"/>
+        </w:rPr>
+        <w:t xml:space="preserve"> </w:t>
+      </w:r>
+      <w:r>
+        <w:rPr>
+          <w:i/>
+          <w:color w:val="333399"/>
+          <w:lang w:eastAsia="ko-KR"/>
+        </w:rPr>
+        <w:t>구조를</w:t>
+      </w:r>
+      <w:r>
+        <w:rPr>
+          <w:i/>
+          <w:color w:val="333399"/>
+          <w:lang w:eastAsia="ko-KR"/>
+        </w:rPr>
+        <w:t xml:space="preserve"> </w:t>
+      </w:r>
+      <w:r>
+        <w:rPr>
+          <w:i/>
+          <w:color w:val="333399"/>
+          <w:lang w:eastAsia="ko-KR"/>
+        </w:rPr>
+        <w:t>만들</w:t>
+      </w:r>
+      <w:r>
+        <w:rPr>
+          <w:i/>
+          <w:color w:val="333399"/>
+          <w:lang w:eastAsia="ko-KR"/>
+        </w:rPr>
+        <w:t xml:space="preserve"> </w:t>
+      </w:r>
+      <w:r>
+        <w:rPr>
+          <w:i/>
+          <w:color w:val="333399"/>
+          <w:lang w:eastAsia="ko-KR"/>
+        </w:rPr>
+        <w:t>수</w:t>
+      </w:r>
+      <w:r>
+        <w:rPr>
+          <w:i/>
+          <w:color w:val="333399"/>
+          <w:lang w:eastAsia="ko-KR"/>
+        </w:rPr>
+        <w:t xml:space="preserve"> </w:t>
+      </w:r>
+      <w:r>
+        <w:rPr>
+          <w:i/>
+          <w:color w:val="333399"/>
+          <w:lang w:eastAsia="ko-KR"/>
+        </w:rPr>
+        <w:t>있다는</w:t>
+      </w:r>
+      <w:r>
+        <w:rPr>
+          <w:i/>
+          <w:color w:val="333399"/>
+          <w:lang w:eastAsia="ko-KR"/>
+        </w:rPr>
+        <w:t xml:space="preserve"> </w:t>
+      </w:r>
+      <w:r>
+        <w:rPr>
+          <w:i/>
+          <w:color w:val="333399"/>
+          <w:lang w:eastAsia="ko-KR"/>
+        </w:rPr>
+        <w:t>점에서</w:t>
+      </w:r>
+      <w:r>
+        <w:rPr>
+          <w:i/>
+          <w:color w:val="333399"/>
+          <w:lang w:eastAsia="ko-KR"/>
+        </w:rPr>
+        <w:t xml:space="preserve"> </w:t>
+      </w:r>
+      <w:r>
+        <w:rPr>
+          <w:i/>
+          <w:color w:val="333399"/>
+          <w:lang w:eastAsia="ko-KR"/>
+        </w:rPr>
+        <w:t>경쟁</w:t>
+      </w:r>
+      <w:r>
+        <w:rPr>
+          <w:i/>
+          <w:color w:val="333399"/>
+          <w:lang w:eastAsia="ko-KR"/>
+        </w:rPr>
+        <w:t xml:space="preserve"> </w:t>
+      </w:r>
+      <w:r>
+        <w:rPr>
+          <w:i/>
+          <w:color w:val="333399"/>
+          <w:lang w:eastAsia="ko-KR"/>
+        </w:rPr>
+        <w:t>우위가</w:t>
+      </w:r>
+      <w:r>
+        <w:rPr>
+          <w:i/>
+          <w:color w:val="333399"/>
+          <w:lang w:eastAsia="ko-KR"/>
+        </w:rPr>
+        <w:t xml:space="preserve"> </w:t>
+      </w:r>
+      <w:r>
+        <w:rPr>
+          <w:i/>
+          <w:color w:val="333399"/>
+          <w:lang w:eastAsia="ko-KR"/>
+        </w:rPr>
+        <w:t>됩니다</w:t>
+      </w:r>
+      <w:r>
+        <w:rPr>
+          <w:i/>
+          <w:color w:val="333399"/>
+          <w:lang w:eastAsia="ko-KR"/>
+        </w:rPr>
+        <w:t>.</w:t>
+      </w:r>
     </w:p>
     <w:p>
       <w:pPr>
@@ -16502,6 +21227,7 @@
         <w:rPr>
           <w:lang w:eastAsia="ko-KR"/>
         </w:rPr>
+        <w:lastRenderedPageBreak/>
         <w:t>철강</w:t>
       </w:r>
       <w:r>
@@ -17719,7 +22445,6 @@
           <w:b/>
           <w:lang w:eastAsia="ko-KR"/>
         </w:rPr>
-        <w:lastRenderedPageBreak/>
         <w:t>IT Service Diagnosis Consulting:</w:t>
       </w:r>
       <w:r>
@@ -18693,6 +23418,7 @@
         <w:rPr>
           <w:b/>
         </w:rPr>
+        <w:lastRenderedPageBreak/>
         <w:t>분야별</w:t>
       </w:r>
       <w:proofErr w:type="spellEnd"/>
@@ -19497,7 +24223,6 @@
         <w:rPr>
           <w:lang w:eastAsia="ko-KR"/>
         </w:rPr>
-        <w:lastRenderedPageBreak/>
         <w:t>3</w:t>
       </w:r>
       <w:r>
@@ -20687,6 +25412,7 @@
         <w:rPr>
           <w:lang w:eastAsia="ko-KR"/>
         </w:rPr>
+        <w:lastRenderedPageBreak/>
         <w:t>서버</w:t>
       </w:r>
       <w:r>
@@ -22312,15 +27038,7 @@
                 <w:sz w:val="20"/>
                 <w:lang w:eastAsia="ko-KR"/>
               </w:rPr>
-              <w:t xml:space="preserve">" </w:t>
-            </w:r>
-            <w:r>
-              <w:rPr>
-                <w:sz w:val="20"/>
-                <w:lang w:eastAsia="ko-KR"/>
-              </w:rPr>
-              <w:lastRenderedPageBreak/>
-              <w:t>/</w:t>
+              <w:t>" /</w:t>
             </w:r>
             <w:proofErr w:type="gramEnd"/>
             <w:r>
@@ -22417,7 +27135,6 @@
                 <w:sz w:val="20"/>
                 <w:lang w:eastAsia="ko-KR"/>
               </w:rPr>
-              <w:lastRenderedPageBreak/>
               <w:t>"</w:t>
             </w:r>
             <w:r>
@@ -23689,6 +28406,7 @@
         <w:rPr>
           <w:lang w:eastAsia="ko-KR"/>
         </w:rPr>
+        <w:lastRenderedPageBreak/>
         <w:t>두</w:t>
       </w:r>
       <w:r>
@@ -25086,7 +29804,6 @@
                 <w:b/>
                 <w:sz w:val="20"/>
               </w:rPr>
-              <w:lastRenderedPageBreak/>
               <w:t>구분</w:t>
             </w:r>
             <w:proofErr w:type="spellEnd"/>
@@ -25974,6 +30691,7 @@
         <w:rPr>
           <w:lang w:eastAsia="ko-KR"/>
         </w:rPr>
+        <w:lastRenderedPageBreak/>
         <w:t xml:space="preserve">3.4 </w:t>
       </w:r>
       <w:proofErr w:type="spellStart"/>
@@ -27155,7 +31873,6 @@
         <w:rPr>
           <w:lang w:eastAsia="ko-KR"/>
         </w:rPr>
-        <w:lastRenderedPageBreak/>
         <w:t>4</w:t>
       </w:r>
       <w:r>
@@ -27612,9 +32329,11 @@
       <w:r>
         <w:t xml:space="preserve"> </w:t>
       </w:r>
+      <w:proofErr w:type="spellStart"/>
       <w:r>
         <w:t>용어</w:t>
       </w:r>
+      <w:proofErr w:type="spellEnd"/>
     </w:p>
     <w:tbl>
       <w:tblPr>
@@ -28559,6 +33278,7 @@
                 <w:sz w:val="20"/>
                 <w:lang w:eastAsia="ko-KR"/>
               </w:rPr>
+              <w:lastRenderedPageBreak/>
               <w:t>운영하는</w:t>
             </w:r>
             <w:r>
@@ -28594,6 +33314,7 @@
                 <w:sz w:val="20"/>
                 <w:lang w:eastAsia="ko-KR"/>
               </w:rPr>
+              <w:lastRenderedPageBreak/>
               <w:t>**</w:t>
             </w:r>
             <w:r>
@@ -29745,7 +34466,6 @@
                 <w:sz w:val="20"/>
                 <w:lang w:eastAsia="ko-KR"/>
               </w:rPr>
-              <w:lastRenderedPageBreak/>
               <w:t>생애주기</w:t>
             </w:r>
             <w:r>
@@ -29817,7 +34537,6 @@
               <w:rPr>
                 <w:sz w:val="20"/>
               </w:rPr>
-              <w:lastRenderedPageBreak/>
               <w:t xml:space="preserve">**CMDB (Configuration Management </w:t>
             </w:r>
             <w:proofErr w:type="gramStart"/>
@@ -30808,6 +35527,7 @@
               <w:rPr>
                 <w:sz w:val="20"/>
               </w:rPr>
+              <w:lastRenderedPageBreak/>
               <w:t>**</w:t>
             </w:r>
             <w:proofErr w:type="spellStart"/>
@@ -32142,9 +36862,11 @@
       <w:r>
         <w:t xml:space="preserve"> </w:t>
       </w:r>
+      <w:proofErr w:type="spellStart"/>
       <w:r>
         <w:t>용어</w:t>
       </w:r>
+      <w:proofErr w:type="spellEnd"/>
     </w:p>
     <w:tbl>
       <w:tblPr>
@@ -32196,7 +36918,6 @@
               <w:rPr>
                 <w:sz w:val="20"/>
               </w:rPr>
-              <w:lastRenderedPageBreak/>
               <w:t>**</w:t>
             </w:r>
             <w:r>
@@ -33593,6 +38314,7 @@
                 <w:sz w:val="20"/>
                 <w:lang w:eastAsia="ko-KR"/>
               </w:rPr>
+              <w:lastRenderedPageBreak/>
               <w:t>지표</w:t>
             </w:r>
             <w:proofErr w:type="gramStart"/>
@@ -33680,6 +38402,7 @@
               <w:rPr>
                 <w:sz w:val="20"/>
               </w:rPr>
+              <w:lastRenderedPageBreak/>
               <w:t>**MEDDIC**</w:t>
             </w:r>
           </w:p>
@@ -34592,16 +39315,7 @@
           <w:color w:val="333399"/>
           <w:lang w:eastAsia="ko-KR"/>
         </w:rPr>
-        <w:t xml:space="preserve"> </w:t>
-      </w:r>
-      <w:r>
-        <w:rPr>
-          <w:i/>
-          <w:color w:val="333399"/>
-          <w:lang w:eastAsia="ko-KR"/>
-        </w:rPr>
-        <w:lastRenderedPageBreak/>
-        <w:t xml:space="preserve">**POLESTAR(IT </w:t>
+        <w:t xml:space="preserve"> **POLESTAR(IT </w:t>
       </w:r>
       <w:r>
         <w:rPr>
@@ -35868,6 +40582,7 @@
         <w:rPr>
           <w:lang w:eastAsia="ko-KR"/>
         </w:rPr>
+        <w:lastRenderedPageBreak/>
         <w:t xml:space="preserve">☐ </w:t>
       </w:r>
       <w:r>
@@ -36627,7 +41342,6 @@
           <w:color w:val="333399"/>
           <w:lang w:eastAsia="ko-KR"/>
         </w:rPr>
-        <w:lastRenderedPageBreak/>
         <w:t>**</w:t>
       </w:r>
       <w:proofErr w:type="gramStart"/>
@@ -37106,13 +41820,205 @@
       </w:r>
     </w:p>
     <w:sectPr>
+      <w:footerReference w:type="default" r:id="rId8"/>
       <w:pgSz w:w="12240" w:h="15840"/>
-      <w:pgMar w:top="1440" w:right="1800" w:bottom="1440" w:left="1800" w:header="720" w:footer="720" w:gutter="0"/>
+      <w:pgMar w:top="1440" w:right="1800" w:bottom="1440" w:left="1800" w:header="720" w:footer="0" w:gutter="0"/>
       <w:cols w:space="720"/>
       <w:docGrid w:linePitch="360"/>
     </w:sectPr>
   </w:body>
 </w:document>
+</file>
+
+<file path=word/endnotes.xml><?xml version="1.0" encoding="utf-8"?>
+<w:endnotes xmlns:wpc="http://schemas.microsoft.com/office/word/2010/wordprocessingCanvas" xmlns:cx="http://schemas.microsoft.com/office/drawing/2014/chartex" xmlns:cx1="http://schemas.microsoft.com/office/drawing/2015/9/8/chartex" xmlns:cx2="http://schemas.microsoft.com/office/drawing/2015/10/21/chartex" xmlns:cx3="http://schemas.microsoft.com/office/drawing/2016/5/9/chartex" xmlns:cx4="http://schemas.microsoft.com/office/drawing/2016/5/10/chartex" xmlns:cx5="http://schemas.microsoft.com/office/drawing/2016/5/11/chartex" xmlns:cx6="http://schemas.microsoft.com/office/drawing/2016/5/12/chartex" xmlns:cx7="http://schemas.microsoft.com/office/drawing/2016/5/13/chartex" xmlns:cx8="http://schemas.microsoft.com/office/drawing/2016/5/14/chartex" xmlns:mc="http://schemas.openxmlformats.org/markup-compatibility/2006" xmlns:aink="http://schemas.microsoft.com/office/drawing/2016/ink" xmlns:am3d="http://schemas.microsoft.com/office/drawing/2017/model3d" xmlns:o="urn:schemas-microsoft-com:office:office" xmlns:oel="http://schemas.microsoft.com/office/2019/extlst" xmlns:r="http://schemas.openxmlformats.org/officeDocument/2006/relationships" xmlns:m="http://schemas.openxmlformats.org/officeDocument/2006/math" xmlns:v="urn:schemas-microsoft-com:vml" xmlns:wp14="http://schemas.microsoft.com/office/word/2010/wordprocessingDrawing" xmlns:wp="http://schemas.openxmlformats.org/drawingml/2006/wordprocessingDrawing" xmlns:w10="urn:schemas-microsoft-com:office:word" xmlns:w="http://schemas.openxmlformats.org/wordprocessingml/2006/main" xmlns:w14="http://schemas.microsoft.com/office/word/2010/wordml" xmlns:w15="http://schemas.microsoft.com/office/word/2012/wordml" xmlns:w16cex="http://schemas.microsoft.com/office/word/2018/wordml/cex" xmlns:w16cid="http://schemas.microsoft.com/office/word/2016/wordml/cid" xmlns:w16="http://schemas.microsoft.com/office/word/2018/wordml" xmlns:w16du="http://schemas.microsoft.com/office/word/2023/wordml/word16du" xmlns:w16sdtdh="http://schemas.microsoft.com/office/word/2020/wordml/sdtdatahash" xmlns:w16sdtfl="http://schemas.microsoft.com/office/word/2024/wordml/sdtformatlock" xmlns:w16se="http://schemas.microsoft.com/office/word/2015/wordml/symex" xmlns:wpg="http://schemas.microsoft.com/office/word/2010/wordprocessingGroup" xmlns:wpi="http://schemas.microsoft.com/office/word/2010/wordprocessingInk" xmlns:wne="http://schemas.microsoft.com/office/word/2006/wordml" xmlns:wps="http://schemas.microsoft.com/office/word/2010/wordprocessingShape" mc:Ignorable="w14 w15 w16se w16cid w16 w16cex w16sdtdh w16sdtfl w16du wp14">
+  <w:endnote w:type="separator" w:id="-1">
+    <w:p>
+      <w:pPr>
+        <w:spacing w:after="0" w:line="240" w:lineRule="auto"/>
+      </w:pPr>
+      <w:r>
+        <w:separator/>
+      </w:r>
+    </w:p>
+  </w:endnote>
+  <w:endnote w:type="continuationSeparator" w:id="0">
+    <w:p>
+      <w:pPr>
+        <w:spacing w:after="0" w:line="240" w:lineRule="auto"/>
+      </w:pPr>
+      <w:r>
+        <w:continuationSeparator/>
+      </w:r>
+    </w:p>
+  </w:endnote>
+</w:endnotes>
+</file>
+
+<file path=word/footer1.xml><?xml version="1.0" encoding="utf-8"?>
+<w:ftr xmlns:wpc="http://schemas.microsoft.com/office/word/2010/wordprocessingCanvas" xmlns:cx="http://schemas.microsoft.com/office/drawing/2014/chartex" xmlns:cx1="http://schemas.microsoft.com/office/drawing/2015/9/8/chartex" xmlns:cx2="http://schemas.microsoft.com/office/drawing/2015/10/21/chartex" xmlns:cx3="http://schemas.microsoft.com/office/drawing/2016/5/9/chartex" xmlns:cx4="http://schemas.microsoft.com/office/drawing/2016/5/10/chartex" xmlns:cx5="http://schemas.microsoft.com/office/drawing/2016/5/11/chartex" xmlns:cx6="http://schemas.microsoft.com/office/drawing/2016/5/12/chartex" xmlns:cx7="http://schemas.microsoft.com/office/drawing/2016/5/13/chartex" xmlns:cx8="http://schemas.microsoft.com/office/drawing/2016/5/14/chartex" xmlns:mc="http://schemas.openxmlformats.org/markup-compatibility/2006" xmlns:aink="http://schemas.microsoft.com/office/drawing/2016/ink" xmlns:am3d="http://schemas.microsoft.com/office/drawing/2017/model3d" xmlns:o="urn:schemas-microsoft-com:office:office" xmlns:oel="http://schemas.microsoft.com/office/2019/extlst" xmlns:r="http://schemas.openxmlformats.org/officeDocument/2006/relationships" xmlns:m="http://schemas.openxmlformats.org/officeDocument/2006/math" xmlns:v="urn:schemas-microsoft-com:vml" xmlns:wp14="http://schemas.microsoft.com/office/word/2010/wordprocessingDrawing" xmlns:wp="http://schemas.openxmlformats.org/drawingml/2006/wordprocessingDrawing" xmlns:w10="urn:schemas-microsoft-com:office:word" xmlns:w="http://schemas.openxmlformats.org/wordprocessingml/2006/main" xmlns:w14="http://schemas.microsoft.com/office/word/2010/wordml" xmlns:w15="http://schemas.microsoft.com/office/word/2012/wordml" xmlns:w16cex="http://schemas.microsoft.com/office/word/2018/wordml/cex" xmlns:w16cid="http://schemas.microsoft.com/office/word/2016/wordml/cid" xmlns:w16="http://schemas.microsoft.com/office/word/2018/wordml" xmlns:w16du="http://schemas.microsoft.com/office/word/2023/wordml/word16du" xmlns:w16sdtdh="http://schemas.microsoft.com/office/word/2020/wordml/sdtdatahash" xmlns:w16sdtfl="http://schemas.microsoft.com/office/word/2024/wordml/sdtformatlock" xmlns:w16se="http://schemas.microsoft.com/office/word/2015/wordml/symex" xmlns:wpg="http://schemas.microsoft.com/office/word/2010/wordprocessingGroup" xmlns:wpi="http://schemas.microsoft.com/office/word/2010/wordprocessingInk" xmlns:wne="http://schemas.microsoft.com/office/word/2006/wordml" xmlns:wps="http://schemas.microsoft.com/office/word/2010/wordprocessingShape" mc:Ignorable="w14 w15 w16se w16cid w16 w16cex w16sdtdh w16sdtfl w16du wp14">
+  <w:sdt>
+    <w:sdtPr>
+      <w:id w:val="-1088460120"/>
+      <w:docPartObj>
+        <w:docPartGallery w:val="Page Numbers (Bottom of Page)"/>
+        <w:docPartUnique/>
+      </w:docPartObj>
+    </w:sdtPr>
+    <w:sdtContent>
+      <w:sdt>
+        <w:sdtPr>
+          <w:id w:val="-1705238520"/>
+          <w:docPartObj>
+            <w:docPartGallery w:val="Page Numbers (Top of Page)"/>
+            <w:docPartUnique/>
+          </w:docPartObj>
+        </w:sdtPr>
+        <w:sdtContent>
+          <w:p>
+            <w:pPr>
+              <w:pStyle w:val="a6"/>
+              <w:jc w:val="right"/>
+            </w:pPr>
+            <w:r>
+              <w:rPr>
+                <w:rFonts w:eastAsia="맑은 고딕" w:cs="맑은 고딕" w:hint="eastAsia"/>
+                <w:lang w:val="ko-KR" w:eastAsia="ko-KR"/>
+              </w:rPr>
+              <w:t>페이지</w:t>
+            </w:r>
+            <w:r>
+              <w:rPr>
+                <w:lang w:val="ko-KR" w:eastAsia="ko-KR"/>
+              </w:rPr>
+              <w:t xml:space="preserve"> </w:t>
+            </w:r>
+            <w:r>
+              <w:rPr>
+                <w:b/>
+                <w:bCs/>
+                <w:sz w:val="24"/>
+                <w:szCs w:val="24"/>
+              </w:rPr>
+              <w:fldChar w:fldCharType="begin"/>
+            </w:r>
+            <w:r>
+              <w:rPr>
+                <w:b/>
+                <w:bCs/>
+              </w:rPr>
+              <w:instrText>PAGE</w:instrText>
+            </w:r>
+            <w:r>
+              <w:rPr>
+                <w:b/>
+                <w:bCs/>
+                <w:sz w:val="24"/>
+                <w:szCs w:val="24"/>
+              </w:rPr>
+              <w:fldChar w:fldCharType="separate"/>
+            </w:r>
+            <w:r>
+              <w:rPr>
+                <w:b/>
+                <w:bCs/>
+                <w:lang w:val="ko-KR" w:eastAsia="ko-KR"/>
+              </w:rPr>
+              <w:t>2</w:t>
+            </w:r>
+            <w:r>
+              <w:rPr>
+                <w:b/>
+                <w:bCs/>
+                <w:sz w:val="24"/>
+                <w:szCs w:val="24"/>
+              </w:rPr>
+              <w:fldChar w:fldCharType="end"/>
+            </w:r>
+            <w:r>
+              <w:rPr>
+                <w:lang w:val="ko-KR" w:eastAsia="ko-KR"/>
+              </w:rPr>
+              <w:t xml:space="preserve"> / </w:t>
+            </w:r>
+            <w:r>
+              <w:rPr>
+                <w:b/>
+                <w:bCs/>
+                <w:sz w:val="24"/>
+                <w:szCs w:val="24"/>
+              </w:rPr>
+              <w:fldChar w:fldCharType="begin"/>
+            </w:r>
+            <w:r>
+              <w:rPr>
+                <w:b/>
+                <w:bCs/>
+              </w:rPr>
+              <w:instrText>NUMPAGES</w:instrText>
+            </w:r>
+            <w:r>
+              <w:rPr>
+                <w:b/>
+                <w:bCs/>
+                <w:sz w:val="24"/>
+                <w:szCs w:val="24"/>
+              </w:rPr>
+              <w:fldChar w:fldCharType="separate"/>
+            </w:r>
+            <w:r>
+              <w:rPr>
+                <w:b/>
+                <w:bCs/>
+                <w:lang w:val="ko-KR" w:eastAsia="ko-KR"/>
+              </w:rPr>
+              <w:t>2</w:t>
+            </w:r>
+            <w:r>
+              <w:rPr>
+                <w:b/>
+                <w:bCs/>
+                <w:sz w:val="24"/>
+                <w:szCs w:val="24"/>
+              </w:rPr>
+              <w:fldChar w:fldCharType="end"/>
+            </w:r>
+          </w:p>
+        </w:sdtContent>
+      </w:sdt>
+    </w:sdtContent>
+  </w:sdt>
+  <w:p>
+    <w:pPr>
+      <w:pStyle w:val="a6"/>
+    </w:pPr>
+  </w:p>
+</w:ftr>
+</file>
+
+<file path=word/footnotes.xml><?xml version="1.0" encoding="utf-8"?>
+<w:footnotes xmlns:wpc="http://schemas.microsoft.com/office/word/2010/wordprocessingCanvas" xmlns:cx="http://schemas.microsoft.com/office/drawing/2014/chartex" xmlns:cx1="http://schemas.microsoft.com/office/drawing/2015/9/8/chartex" xmlns:cx2="http://schemas.microsoft.com/office/drawing/2015/10/21/chartex" xmlns:cx3="http://schemas.microsoft.com/office/drawing/2016/5/9/chartex" xmlns:cx4="http://schemas.microsoft.com/office/drawing/2016/5/10/chartex" xmlns:cx5="http://schemas.microsoft.com/office/drawing/2016/5/11/chartex" xmlns:cx6="http://schemas.microsoft.com/office/drawing/2016/5/12/chartex" xmlns:cx7="http://schemas.microsoft.com/office/drawing/2016/5/13/chartex" xmlns:cx8="http://schemas.microsoft.com/office/drawing/2016/5/14/chartex" xmlns:mc="http://schemas.openxmlformats.org/markup-compatibility/2006" xmlns:aink="http://schemas.microsoft.com/office/drawing/2016/ink" xmlns:am3d="http://schemas.microsoft.com/office/drawing/2017/model3d" xmlns:o="urn:schemas-microsoft-com:office:office" xmlns:oel="http://schemas.microsoft.com/office/2019/extlst" xmlns:r="http://schemas.openxmlformats.org/officeDocument/2006/relationships" xmlns:m="http://schemas.openxmlformats.org/officeDocument/2006/math" xmlns:v="urn:schemas-microsoft-com:vml" xmlns:wp14="http://schemas.microsoft.com/office/word/2010/wordprocessingDrawing" xmlns:wp="http://schemas.openxmlformats.org/drawingml/2006/wordprocessingDrawing" xmlns:w10="urn:schemas-microsoft-com:office:word" xmlns:w="http://schemas.openxmlformats.org/wordprocessingml/2006/main" xmlns:w14="http://schemas.microsoft.com/office/word/2010/wordml" xmlns:w15="http://schemas.microsoft.com/office/word/2012/wordml" xmlns:w16cex="http://schemas.microsoft.com/office/word/2018/wordml/cex" xmlns:w16cid="http://schemas.microsoft.com/office/word/2016/wordml/cid" xmlns:w16="http://schemas.microsoft.com/office/word/2018/wordml" xmlns:w16du="http://schemas.microsoft.com/office/word/2023/wordml/word16du" xmlns:w16sdtdh="http://schemas.microsoft.com/office/word/2020/wordml/sdtdatahash" xmlns:w16sdtfl="http://schemas.microsoft.com/office/word/2024/wordml/sdtformatlock" xmlns:w16se="http://schemas.microsoft.com/office/word/2015/wordml/symex" xmlns:wpg="http://schemas.microsoft.com/office/word/2010/wordprocessingGroup" xmlns:wpi="http://schemas.microsoft.com/office/word/2010/wordprocessingInk" xmlns:wne="http://schemas.microsoft.com/office/word/2006/wordml" xmlns:wps="http://schemas.microsoft.com/office/word/2010/wordprocessingShape" mc:Ignorable="w14 w15 w16se w16cid w16 w16cex w16sdtdh w16sdtfl w16du wp14">
+  <w:footnote w:type="separator" w:id="-1">
+    <w:p>
+      <w:pPr>
+        <w:spacing w:after="0" w:line="240" w:lineRule="auto"/>
+      </w:pPr>
+      <w:r>
+        <w:separator/>
+      </w:r>
+    </w:p>
+  </w:footnote>
+  <w:footnote w:type="continuationSeparator" w:id="0">
+    <w:p>
+      <w:pPr>
+        <w:spacing w:after="0" w:line="240" w:lineRule="auto"/>
+      </w:pPr>
+      <w:r>
+        <w:continuationSeparator/>
+      </w:r>
+    </w:p>
+  </w:footnote>
+</w:footnotes>
 </file>
 
 <file path=word/numbering.xml><?xml version="1.0" encoding="utf-8"?>

--- a/04_신입사원_자기주도학습교재_엔키아이해하기.docx
+++ b/04_신입사원_자기주도학습교재_엔키아이해하기.docx
@@ -16432,6 +16432,7 @@
             <w:tcW w:w="2880" w:type="dxa"/>
           </w:tcPr>
           <w:p>
+            <w:proofErr w:type="spellStart"/>
             <w:r>
               <w:rPr>
                 <w:b/>
@@ -16439,6 +16440,7 @@
               </w:rPr>
               <w:t>단계</w:t>
             </w:r>
+            <w:proofErr w:type="spellEnd"/>
           </w:p>
         </w:tc>
         <w:tc>
@@ -16598,12 +16600,14 @@
               </w:rPr>
               <w:t xml:space="preserve">① </w:t>
             </w:r>
+            <w:proofErr w:type="spellStart"/>
             <w:r>
               <w:rPr>
                 <w:sz w:val="20"/>
               </w:rPr>
               <w:t>개발</w:t>
             </w:r>
+            <w:proofErr w:type="spellEnd"/>
           </w:p>
         </w:tc>
         <w:tc>
@@ -16714,36 +16718,42 @@
             <w:tcW w:w="2880" w:type="dxa"/>
           </w:tcPr>
           <w:p>
+            <w:proofErr w:type="spellStart"/>
             <w:r>
               <w:rPr>
                 <w:sz w:val="20"/>
               </w:rPr>
               <w:t>제품</w:t>
             </w:r>
+            <w:proofErr w:type="spellEnd"/>
             <w:r>
               <w:rPr>
                 <w:sz w:val="20"/>
               </w:rPr>
               <w:t>(</w:t>
             </w:r>
+            <w:proofErr w:type="spellStart"/>
             <w:r>
               <w:rPr>
                 <w:sz w:val="20"/>
               </w:rPr>
               <w:t>라이선스</w:t>
             </w:r>
+            <w:proofErr w:type="spellEnd"/>
             <w:r>
               <w:rPr>
                 <w:sz w:val="20"/>
               </w:rPr>
               <w:t xml:space="preserve">) </w:t>
             </w:r>
+            <w:proofErr w:type="spellStart"/>
             <w:r>
               <w:rPr>
                 <w:sz w:val="20"/>
               </w:rPr>
               <w:t>벤더</w:t>
             </w:r>
+            <w:proofErr w:type="spellEnd"/>
           </w:p>
         </w:tc>
       </w:tr>
@@ -16903,30 +16913,36 @@
             <w:tcW w:w="2880" w:type="dxa"/>
           </w:tcPr>
           <w:p>
+            <w:proofErr w:type="gramStart"/>
             <w:r>
               <w:rPr>
                 <w:sz w:val="20"/>
               </w:rPr>
               <w:t>SI(</w:t>
             </w:r>
+            <w:proofErr w:type="spellStart"/>
+            <w:proofErr w:type="gramEnd"/>
             <w:r>
               <w:rPr>
                 <w:sz w:val="20"/>
               </w:rPr>
               <w:t>시스템통합</w:t>
             </w:r>
+            <w:proofErr w:type="spellEnd"/>
             <w:r>
               <w:rPr>
                 <w:sz w:val="20"/>
               </w:rPr>
               <w:t xml:space="preserve">) </w:t>
             </w:r>
+            <w:proofErr w:type="spellStart"/>
             <w:r>
               <w:rPr>
                 <w:sz w:val="20"/>
               </w:rPr>
               <w:t>업체</w:t>
             </w:r>
+            <w:proofErr w:type="spellEnd"/>
           </w:p>
         </w:tc>
       </w:tr>
@@ -17120,12 +17136,14 @@
               </w:rPr>
               <w:t xml:space="preserve">④ </w:t>
             </w:r>
+            <w:proofErr w:type="spellStart"/>
             <w:r>
               <w:rPr>
                 <w:sz w:val="20"/>
               </w:rPr>
               <w:t>컨설팅</w:t>
             </w:r>
+            <w:proofErr w:type="spellEnd"/>
           </w:p>
         </w:tc>
         <w:tc>
@@ -17256,12 +17274,14 @@
               </w:rPr>
               <w:t xml:space="preserve">IT </w:t>
             </w:r>
+            <w:proofErr w:type="spellStart"/>
             <w:r>
               <w:rPr>
                 <w:sz w:val="20"/>
               </w:rPr>
               <w:t>컨설팅펌</w:t>
             </w:r>
+            <w:proofErr w:type="spellEnd"/>
           </w:p>
         </w:tc>
       </w:tr>
@@ -18025,6 +18045,7 @@
         </w:rPr>
         <w:t>"</w:t>
       </w:r>
+      <w:proofErr w:type="spellStart"/>
       <w:r>
         <w:rPr>
           <w:i/>
@@ -18033,6 +18054,7 @@
         </w:rPr>
         <w:t>를</w:t>
       </w:r>
+      <w:proofErr w:type="spellEnd"/>
       <w:r>
         <w:rPr>
           <w:i/>
@@ -18161,6 +18183,7 @@
           <w:lang w:eastAsia="ko-KR"/>
         </w:rPr>
       </w:pPr>
+      <w:proofErr w:type="spellStart"/>
       <w:r>
         <w:rPr>
           <w:b/>
@@ -18170,6 +18193,7 @@
         </w:rPr>
         <w:t>엔키아는</w:t>
       </w:r>
+      <w:proofErr w:type="spellEnd"/>
       <w:r>
         <w:rPr>
           <w:b/>
@@ -19206,6 +19230,7 @@
         </w:rPr>
         <w:t xml:space="preserve"> "</w:t>
       </w:r>
+      <w:proofErr w:type="spellStart"/>
       <w:r>
         <w:rPr>
           <w:i/>
@@ -19214,6 +19239,7 @@
         </w:rPr>
         <w:t>풀스택</w:t>
       </w:r>
+      <w:proofErr w:type="spellEnd"/>
       <w:r>
         <w:rPr>
           <w:i/>
@@ -19654,26 +19680,31 @@
         </w:rPr>
         <w:t xml:space="preserve"> </w:t>
       </w:r>
-      <w:r>
-        <w:rPr>
-          <w:i/>
-          <w:color w:val="333399"/>
+      <w:proofErr w:type="spellStart"/>
+      <w:r>
+        <w:rPr>
+          <w:i/>
+          <w:color w:val="333399"/>
+          <w:highlight w:val="yellow"/>
           <w:lang w:eastAsia="ko-KR"/>
         </w:rPr>
         <w:t>엔키아</w:t>
       </w:r>
-      <w:r>
-        <w:rPr>
-          <w:i/>
-          <w:color w:val="333399"/>
-          <w:lang w:eastAsia="ko-KR"/>
-        </w:rPr>
-        <w:t xml:space="preserve"> </w:t>
-      </w:r>
-      <w:r>
-        <w:rPr>
-          <w:i/>
-          <w:color w:val="333399"/>
+      <w:proofErr w:type="spellEnd"/>
+      <w:r>
+        <w:rPr>
+          <w:i/>
+          <w:color w:val="333399"/>
+          <w:highlight w:val="yellow"/>
+          <w:lang w:eastAsia="ko-KR"/>
+        </w:rPr>
+        <w:t xml:space="preserve"> </w:t>
+      </w:r>
+      <w:r>
+        <w:rPr>
+          <w:i/>
+          <w:color w:val="333399"/>
+          <w:highlight w:val="yellow"/>
           <w:lang w:eastAsia="ko-KR"/>
         </w:rPr>
         <w:t>창립</w:t>
@@ -19682,14 +19713,16 @@
         <w:rPr>
           <w:i/>
           <w:color w:val="333399"/>
-          <w:lang w:eastAsia="ko-KR"/>
-        </w:rPr>
-        <w:t xml:space="preserve"> </w:t>
-      </w:r>
-      <w:r>
-        <w:rPr>
-          <w:i/>
-          <w:color w:val="333399"/>
+          <w:highlight w:val="yellow"/>
+          <w:lang w:eastAsia="ko-KR"/>
+        </w:rPr>
+        <w:t xml:space="preserve"> </w:t>
+      </w:r>
+      <w:r>
+        <w:rPr>
+          <w:i/>
+          <w:color w:val="333399"/>
+          <w:highlight w:val="yellow"/>
           <w:lang w:eastAsia="ko-KR"/>
         </w:rPr>
         <w:t>초기</w:t>
@@ -19698,6 +19731,7 @@
         <w:rPr>
           <w:i/>
           <w:color w:val="333399"/>
+          <w:highlight w:val="yellow"/>
           <w:lang w:eastAsia="ko-KR"/>
         </w:rPr>
         <w:t>(1999</w:t>
@@ -19706,6 +19740,7 @@
         <w:rPr>
           <w:i/>
           <w:color w:val="333399"/>
+          <w:highlight w:val="yellow"/>
           <w:lang w:eastAsia="ko-KR"/>
         </w:rPr>
         <w:t>년</w:t>
@@ -19714,6 +19749,7 @@
         <w:rPr>
           <w:i/>
           <w:color w:val="333399"/>
+          <w:highlight w:val="yellow"/>
           <w:lang w:eastAsia="ko-KR"/>
         </w:rPr>
         <w:t>)</w:t>
@@ -19722,6 +19758,7 @@
         <w:rPr>
           <w:i/>
           <w:color w:val="333399"/>
+          <w:highlight w:val="yellow"/>
           <w:lang w:eastAsia="ko-KR"/>
         </w:rPr>
         <w:t>의</w:t>
@@ -19730,14 +19767,16 @@
         <w:rPr>
           <w:i/>
           <w:color w:val="333399"/>
-          <w:lang w:eastAsia="ko-KR"/>
-        </w:rPr>
-        <w:t xml:space="preserve"> </w:t>
-      </w:r>
-      <w:r>
-        <w:rPr>
-          <w:i/>
-          <w:color w:val="333399"/>
+          <w:highlight w:val="yellow"/>
+          <w:lang w:eastAsia="ko-KR"/>
+        </w:rPr>
+        <w:t xml:space="preserve"> </w:t>
+      </w:r>
+      <w:r>
+        <w:rPr>
+          <w:i/>
+          <w:color w:val="333399"/>
+          <w:highlight w:val="yellow"/>
           <w:lang w:eastAsia="ko-KR"/>
         </w:rPr>
         <w:t>국내</w:t>
@@ -19746,6 +19785,7 @@
         <w:rPr>
           <w:i/>
           <w:color w:val="333399"/>
+          <w:highlight w:val="yellow"/>
           <w:lang w:eastAsia="ko-KR"/>
         </w:rPr>
         <w:t xml:space="preserve"> IT</w:t>
@@ -19754,6 +19794,7 @@
         <w:rPr>
           <w:i/>
           <w:color w:val="333399"/>
+          <w:highlight w:val="yellow"/>
           <w:lang w:eastAsia="ko-KR"/>
         </w:rPr>
         <w:t>운영관리</w:t>
@@ -19762,14 +19803,16 @@
         <w:rPr>
           <w:i/>
           <w:color w:val="333399"/>
-          <w:lang w:eastAsia="ko-KR"/>
-        </w:rPr>
-        <w:t xml:space="preserve"> </w:t>
-      </w:r>
-      <w:r>
-        <w:rPr>
-          <w:i/>
-          <w:color w:val="333399"/>
+          <w:highlight w:val="yellow"/>
+          <w:lang w:eastAsia="ko-KR"/>
+        </w:rPr>
+        <w:t xml:space="preserve"> </w:t>
+      </w:r>
+      <w:r>
+        <w:rPr>
+          <w:i/>
+          <w:color w:val="333399"/>
+          <w:highlight w:val="yellow"/>
           <w:lang w:eastAsia="ko-KR"/>
         </w:rPr>
         <w:t>시장은</w:t>
@@ -19778,6 +19821,7 @@
         <w:rPr>
           <w:i/>
           <w:color w:val="333399"/>
+          <w:highlight w:val="yellow"/>
           <w:lang w:eastAsia="ko-KR"/>
         </w:rPr>
         <w:t xml:space="preserve"> IBM·HP </w:t>
@@ -19786,6 +19830,7 @@
         <w:rPr>
           <w:i/>
           <w:color w:val="333399"/>
+          <w:highlight w:val="yellow"/>
           <w:lang w:eastAsia="ko-KR"/>
         </w:rPr>
         <w:t>같은</w:t>
@@ -19794,14 +19839,16 @@
         <w:rPr>
           <w:i/>
           <w:color w:val="333399"/>
-          <w:lang w:eastAsia="ko-KR"/>
-        </w:rPr>
-        <w:t xml:space="preserve"> </w:t>
-      </w:r>
-      <w:r>
-        <w:rPr>
-          <w:i/>
-          <w:color w:val="333399"/>
+          <w:highlight w:val="yellow"/>
+          <w:lang w:eastAsia="ko-KR"/>
+        </w:rPr>
+        <w:t xml:space="preserve"> </w:t>
+      </w:r>
+      <w:r>
+        <w:rPr>
+          <w:i/>
+          <w:color w:val="333399"/>
+          <w:highlight w:val="yellow"/>
           <w:lang w:eastAsia="ko-KR"/>
         </w:rPr>
         <w:t>글로벌</w:t>
@@ -19810,14 +19857,16 @@
         <w:rPr>
           <w:i/>
           <w:color w:val="333399"/>
-          <w:lang w:eastAsia="ko-KR"/>
-        </w:rPr>
-        <w:t xml:space="preserve"> </w:t>
-      </w:r>
-      <w:r>
-        <w:rPr>
-          <w:i/>
-          <w:color w:val="333399"/>
+          <w:highlight w:val="yellow"/>
+          <w:lang w:eastAsia="ko-KR"/>
+        </w:rPr>
+        <w:t xml:space="preserve"> </w:t>
+      </w:r>
+      <w:r>
+        <w:rPr>
+          <w:i/>
+          <w:color w:val="333399"/>
+          <w:highlight w:val="yellow"/>
           <w:lang w:eastAsia="ko-KR"/>
         </w:rPr>
         <w:t>기업이</w:t>
@@ -19826,14 +19875,16 @@
         <w:rPr>
           <w:i/>
           <w:color w:val="333399"/>
-          <w:lang w:eastAsia="ko-KR"/>
-        </w:rPr>
-        <w:t xml:space="preserve"> </w:t>
-      </w:r>
-      <w:r>
-        <w:rPr>
-          <w:i/>
-          <w:color w:val="333399"/>
+          <w:highlight w:val="yellow"/>
+          <w:lang w:eastAsia="ko-KR"/>
+        </w:rPr>
+        <w:t xml:space="preserve"> </w:t>
+      </w:r>
+      <w:r>
+        <w:rPr>
+          <w:i/>
+          <w:color w:val="333399"/>
+          <w:highlight w:val="yellow"/>
           <w:lang w:eastAsia="ko-KR"/>
         </w:rPr>
         <w:t>바로</w:t>
@@ -19842,14 +19893,16 @@
         <w:rPr>
           <w:i/>
           <w:color w:val="333399"/>
-          <w:lang w:eastAsia="ko-KR"/>
-        </w:rPr>
-        <w:t xml:space="preserve"> </w:t>
-      </w:r>
-      <w:r>
-        <w:rPr>
-          <w:i/>
-          <w:color w:val="333399"/>
+          <w:highlight w:val="yellow"/>
+          <w:lang w:eastAsia="ko-KR"/>
+        </w:rPr>
+        <w:t xml:space="preserve"> </w:t>
+      </w:r>
+      <w:r>
+        <w:rPr>
+          <w:i/>
+          <w:color w:val="333399"/>
+          <w:highlight w:val="yellow"/>
           <w:lang w:eastAsia="ko-KR"/>
         </w:rPr>
         <w:t>이</w:t>
@@ -19858,14 +19911,16 @@
         <w:rPr>
           <w:i/>
           <w:color w:val="333399"/>
-          <w:lang w:eastAsia="ko-KR"/>
-        </w:rPr>
-        <w:t xml:space="preserve"> </w:t>
-      </w:r>
-      <w:r>
-        <w:rPr>
-          <w:i/>
-          <w:color w:val="333399"/>
+          <w:highlight w:val="yellow"/>
+          <w:lang w:eastAsia="ko-KR"/>
+        </w:rPr>
+        <w:t xml:space="preserve"> </w:t>
+      </w:r>
+      <w:r>
+        <w:rPr>
+          <w:i/>
+          <w:color w:val="333399"/>
+          <w:highlight w:val="yellow"/>
           <w:lang w:eastAsia="ko-KR"/>
         </w:rPr>
         <w:t>모델로</w:t>
@@ -19874,14 +19929,16 @@
         <w:rPr>
           <w:i/>
           <w:color w:val="333399"/>
-          <w:lang w:eastAsia="ko-KR"/>
-        </w:rPr>
-        <w:t xml:space="preserve"> </w:t>
-      </w:r>
-      <w:r>
-        <w:rPr>
-          <w:i/>
-          <w:color w:val="333399"/>
+          <w:highlight w:val="yellow"/>
+          <w:lang w:eastAsia="ko-KR"/>
+        </w:rPr>
+        <w:t xml:space="preserve"> </w:t>
+      </w:r>
+      <w:r>
+        <w:rPr>
+          <w:i/>
+          <w:color w:val="333399"/>
+          <w:highlight w:val="yellow"/>
           <w:lang w:eastAsia="ko-KR"/>
         </w:rPr>
         <w:t>독식하고</w:t>
@@ -19890,14 +19947,16 @@
         <w:rPr>
           <w:i/>
           <w:color w:val="333399"/>
-          <w:lang w:eastAsia="ko-KR"/>
-        </w:rPr>
-        <w:t xml:space="preserve"> </w:t>
-      </w:r>
-      <w:r>
-        <w:rPr>
-          <w:i/>
-          <w:color w:val="333399"/>
+          <w:highlight w:val="yellow"/>
+          <w:lang w:eastAsia="ko-KR"/>
+        </w:rPr>
+        <w:t xml:space="preserve"> </w:t>
+      </w:r>
+      <w:r>
+        <w:rPr>
+          <w:i/>
+          <w:color w:val="333399"/>
+          <w:highlight w:val="yellow"/>
           <w:lang w:eastAsia="ko-KR"/>
         </w:rPr>
         <w:t>있었습니다</w:t>
@@ -19906,6 +19965,7 @@
         <w:rPr>
           <w:i/>
           <w:color w:val="333399"/>
+          <w:highlight w:val="yellow"/>
           <w:lang w:eastAsia="ko-KR"/>
         </w:rPr>
         <w:t xml:space="preserve">(1.2 </w:t>
@@ -19914,6 +19974,7 @@
         <w:rPr>
           <w:i/>
           <w:color w:val="333399"/>
+          <w:highlight w:val="yellow"/>
           <w:lang w:eastAsia="ko-KR"/>
         </w:rPr>
         <w:t>연혁</w:t>
@@ -19922,6 +19983,7 @@
         <w:rPr>
           <w:i/>
           <w:color w:val="333399"/>
+          <w:highlight w:val="yellow"/>
           <w:lang w:eastAsia="ko-KR"/>
         </w:rPr>
         <w:t xml:space="preserve"> "</w:t>
@@ -19930,6 +19992,7 @@
         <w:rPr>
           <w:i/>
           <w:color w:val="333399"/>
+          <w:highlight w:val="yellow"/>
           <w:lang w:eastAsia="ko-KR"/>
         </w:rPr>
         <w:t>글로벌</w:t>
@@ -19938,14 +20001,16 @@
         <w:rPr>
           <w:i/>
           <w:color w:val="333399"/>
-          <w:lang w:eastAsia="ko-KR"/>
-        </w:rPr>
-        <w:t xml:space="preserve"> </w:t>
-      </w:r>
-      <w:r>
-        <w:rPr>
-          <w:i/>
-          <w:color w:val="333399"/>
+          <w:highlight w:val="yellow"/>
+          <w:lang w:eastAsia="ko-KR"/>
+        </w:rPr>
+        <w:t xml:space="preserve"> </w:t>
+      </w:r>
+      <w:r>
+        <w:rPr>
+          <w:i/>
+          <w:color w:val="333399"/>
+          <w:highlight w:val="yellow"/>
           <w:lang w:eastAsia="ko-KR"/>
         </w:rPr>
         <w:t>기업을</w:t>
@@ -19954,14 +20019,16 @@
         <w:rPr>
           <w:i/>
           <w:color w:val="333399"/>
-          <w:lang w:eastAsia="ko-KR"/>
-        </w:rPr>
-        <w:t xml:space="preserve"> </w:t>
-      </w:r>
-      <w:r>
-        <w:rPr>
-          <w:i/>
-          <w:color w:val="333399"/>
+          <w:highlight w:val="yellow"/>
+          <w:lang w:eastAsia="ko-KR"/>
+        </w:rPr>
+        <w:t xml:space="preserve"> </w:t>
+      </w:r>
+      <w:r>
+        <w:rPr>
+          <w:i/>
+          <w:color w:val="333399"/>
+          <w:highlight w:val="yellow"/>
           <w:lang w:eastAsia="ko-KR"/>
         </w:rPr>
         <w:t>이긴</w:t>
@@ -19970,14 +20037,16 @@
         <w:rPr>
           <w:i/>
           <w:color w:val="333399"/>
-          <w:lang w:eastAsia="ko-KR"/>
-        </w:rPr>
-        <w:t xml:space="preserve"> </w:t>
-      </w:r>
-      <w:r>
-        <w:rPr>
-          <w:i/>
-          <w:color w:val="333399"/>
+          <w:highlight w:val="yellow"/>
+          <w:lang w:eastAsia="ko-KR"/>
+        </w:rPr>
+        <w:t xml:space="preserve"> </w:t>
+      </w:r>
+      <w:r>
+        <w:rPr>
+          <w:i/>
+          <w:color w:val="333399"/>
+          <w:highlight w:val="yellow"/>
           <w:lang w:eastAsia="ko-KR"/>
         </w:rPr>
         <w:t>마켓</w:t>
@@ -19986,14 +20055,16 @@
         <w:rPr>
           <w:i/>
           <w:color w:val="333399"/>
-          <w:lang w:eastAsia="ko-KR"/>
-        </w:rPr>
-        <w:t xml:space="preserve"> </w:t>
-      </w:r>
-      <w:r>
-        <w:rPr>
-          <w:i/>
-          <w:color w:val="333399"/>
+          <w:highlight w:val="yellow"/>
+          <w:lang w:eastAsia="ko-KR"/>
+        </w:rPr>
+        <w:t xml:space="preserve"> </w:t>
+      </w:r>
+      <w:r>
+        <w:rPr>
+          <w:i/>
+          <w:color w:val="333399"/>
+          <w:highlight w:val="yellow"/>
           <w:lang w:eastAsia="ko-KR"/>
         </w:rPr>
         <w:t>리더</w:t>
@@ -20002,6 +20073,7 @@
         <w:rPr>
           <w:i/>
           <w:color w:val="333399"/>
+          <w:highlight w:val="yellow"/>
           <w:lang w:eastAsia="ko-KR"/>
         </w:rPr>
         <w:t xml:space="preserve">" </w:t>
@@ -20010,6 +20082,7 @@
         <w:rPr>
           <w:i/>
           <w:color w:val="333399"/>
+          <w:highlight w:val="yellow"/>
           <w:lang w:eastAsia="ko-KR"/>
         </w:rPr>
         <w:t>참고</w:t>
@@ -20018,30 +20091,36 @@
         <w:rPr>
           <w:i/>
           <w:color w:val="333399"/>
+          <w:highlight w:val="yellow"/>
           <w:lang w:eastAsia="ko-KR"/>
         </w:rPr>
         <w:t xml:space="preserve">). </w:t>
       </w:r>
-      <w:r>
-        <w:rPr>
-          <w:i/>
-          <w:color w:val="333399"/>
+      <w:proofErr w:type="spellStart"/>
+      <w:r>
+        <w:rPr>
+          <w:i/>
+          <w:color w:val="333399"/>
+          <w:highlight w:val="yellow"/>
           <w:lang w:eastAsia="ko-KR"/>
         </w:rPr>
         <w:t>엔키아는</w:t>
       </w:r>
-      <w:r>
-        <w:rPr>
-          <w:i/>
-          <w:color w:val="333399"/>
-          <w:lang w:eastAsia="ko-KR"/>
-        </w:rPr>
-        <w:t xml:space="preserve"> </w:t>
-      </w:r>
-      <w:r>
-        <w:rPr>
-          <w:i/>
-          <w:color w:val="333399"/>
+      <w:proofErr w:type="spellEnd"/>
+      <w:r>
+        <w:rPr>
+          <w:i/>
+          <w:color w:val="333399"/>
+          <w:highlight w:val="yellow"/>
+          <w:lang w:eastAsia="ko-KR"/>
+        </w:rPr>
+        <w:t xml:space="preserve"> </w:t>
+      </w:r>
+      <w:r>
+        <w:rPr>
+          <w:i/>
+          <w:color w:val="333399"/>
+          <w:highlight w:val="yellow"/>
           <w:lang w:eastAsia="ko-KR"/>
         </w:rPr>
         <w:t>국내</w:t>
@@ -20050,14 +20129,16 @@
         <w:rPr>
           <w:i/>
           <w:color w:val="333399"/>
-          <w:lang w:eastAsia="ko-KR"/>
-        </w:rPr>
-        <w:t xml:space="preserve"> </w:t>
-      </w:r>
-      <w:r>
-        <w:rPr>
-          <w:i/>
-          <w:color w:val="333399"/>
+          <w:highlight w:val="yellow"/>
+          <w:lang w:eastAsia="ko-KR"/>
+        </w:rPr>
+        <w:t xml:space="preserve"> </w:t>
+      </w:r>
+      <w:r>
+        <w:rPr>
+          <w:i/>
+          <w:color w:val="333399"/>
+          <w:highlight w:val="yellow"/>
           <w:lang w:eastAsia="ko-KR"/>
         </w:rPr>
         <w:t>기술로</w:t>
@@ -20066,14 +20147,16 @@
         <w:rPr>
           <w:i/>
           <w:color w:val="333399"/>
-          <w:lang w:eastAsia="ko-KR"/>
-        </w:rPr>
-        <w:t xml:space="preserve"> </w:t>
-      </w:r>
-      <w:r>
-        <w:rPr>
-          <w:i/>
-          <w:color w:val="333399"/>
+          <w:highlight w:val="yellow"/>
+          <w:lang w:eastAsia="ko-KR"/>
+        </w:rPr>
+        <w:t xml:space="preserve"> </w:t>
+      </w:r>
+      <w:r>
+        <w:rPr>
+          <w:i/>
+          <w:color w:val="333399"/>
+          <w:highlight w:val="yellow"/>
           <w:lang w:eastAsia="ko-KR"/>
         </w:rPr>
         <w:t>이</w:t>
@@ -20082,14 +20165,16 @@
         <w:rPr>
           <w:i/>
           <w:color w:val="333399"/>
-          <w:lang w:eastAsia="ko-KR"/>
-        </w:rPr>
-        <w:t xml:space="preserve"> </w:t>
-      </w:r>
-      <w:r>
-        <w:rPr>
-          <w:i/>
-          <w:color w:val="333399"/>
+          <w:highlight w:val="yellow"/>
+          <w:lang w:eastAsia="ko-KR"/>
+        </w:rPr>
+        <w:t xml:space="preserve"> </w:t>
+      </w:r>
+      <w:r>
+        <w:rPr>
+          <w:i/>
+          <w:color w:val="333399"/>
+          <w:highlight w:val="yellow"/>
           <w:lang w:eastAsia="ko-KR"/>
         </w:rPr>
         <w:t>구조를</w:t>
@@ -20098,14 +20183,16 @@
         <w:rPr>
           <w:i/>
           <w:color w:val="333399"/>
-          <w:lang w:eastAsia="ko-KR"/>
-        </w:rPr>
-        <w:t xml:space="preserve"> </w:t>
-      </w:r>
-      <w:r>
-        <w:rPr>
-          <w:i/>
-          <w:color w:val="333399"/>
+          <w:highlight w:val="yellow"/>
+          <w:lang w:eastAsia="ko-KR"/>
+        </w:rPr>
+        <w:t xml:space="preserve"> </w:t>
+      </w:r>
+      <w:r>
+        <w:rPr>
+          <w:i/>
+          <w:color w:val="333399"/>
+          <w:highlight w:val="yellow"/>
           <w:lang w:eastAsia="ko-KR"/>
         </w:rPr>
         <w:t>그대로</w:t>
@@ -20114,14 +20201,16 @@
         <w:rPr>
           <w:i/>
           <w:color w:val="333399"/>
-          <w:lang w:eastAsia="ko-KR"/>
-        </w:rPr>
-        <w:t xml:space="preserve"> </w:t>
-      </w:r>
-      <w:r>
-        <w:rPr>
-          <w:i/>
-          <w:color w:val="333399"/>
+          <w:highlight w:val="yellow"/>
+          <w:lang w:eastAsia="ko-KR"/>
+        </w:rPr>
+        <w:t xml:space="preserve"> </w:t>
+      </w:r>
+      <w:r>
+        <w:rPr>
+          <w:i/>
+          <w:color w:val="333399"/>
+          <w:highlight w:val="yellow"/>
           <w:lang w:eastAsia="ko-KR"/>
         </w:rPr>
         <w:t>복제해</w:t>
@@ -20130,14 +20219,16 @@
         <w:rPr>
           <w:i/>
           <w:color w:val="333399"/>
-          <w:lang w:eastAsia="ko-KR"/>
-        </w:rPr>
-        <w:t xml:space="preserve"> </w:t>
-      </w:r>
-      <w:r>
-        <w:rPr>
-          <w:i/>
-          <w:color w:val="333399"/>
+          <w:highlight w:val="yellow"/>
+          <w:lang w:eastAsia="ko-KR"/>
+        </w:rPr>
+        <w:t xml:space="preserve"> </w:t>
+      </w:r>
+      <w:r>
+        <w:rPr>
+          <w:i/>
+          <w:color w:val="333399"/>
+          <w:highlight w:val="yellow"/>
           <w:lang w:eastAsia="ko-KR"/>
         </w:rPr>
         <w:t>시장을</w:t>
@@ -20146,14 +20237,16 @@
         <w:rPr>
           <w:i/>
           <w:color w:val="333399"/>
-          <w:lang w:eastAsia="ko-KR"/>
-        </w:rPr>
-        <w:t xml:space="preserve"> </w:t>
-      </w:r>
-      <w:r>
-        <w:rPr>
-          <w:i/>
-          <w:color w:val="333399"/>
+          <w:highlight w:val="yellow"/>
+          <w:lang w:eastAsia="ko-KR"/>
+        </w:rPr>
+        <w:t xml:space="preserve"> </w:t>
+      </w:r>
+      <w:r>
+        <w:rPr>
+          <w:i/>
+          <w:color w:val="333399"/>
+          <w:highlight w:val="yellow"/>
           <w:lang w:eastAsia="ko-KR"/>
         </w:rPr>
         <w:t>뒤집은</w:t>
@@ -20162,14 +20255,16 @@
         <w:rPr>
           <w:i/>
           <w:color w:val="333399"/>
-          <w:lang w:eastAsia="ko-KR"/>
-        </w:rPr>
-        <w:t xml:space="preserve"> </w:t>
-      </w:r>
-      <w:r>
-        <w:rPr>
-          <w:i/>
-          <w:color w:val="333399"/>
+          <w:highlight w:val="yellow"/>
+          <w:lang w:eastAsia="ko-KR"/>
+        </w:rPr>
+        <w:t xml:space="preserve"> </w:t>
+      </w:r>
+      <w:r>
+        <w:rPr>
+          <w:i/>
+          <w:color w:val="333399"/>
+          <w:highlight w:val="yellow"/>
           <w:lang w:eastAsia="ko-KR"/>
         </w:rPr>
         <w:t>회사입니다</w:t>
@@ -20178,6 +20273,7 @@
         <w:rPr>
           <w:i/>
           <w:color w:val="333399"/>
+          <w:highlight w:val="yellow"/>
           <w:lang w:eastAsia="ko-KR"/>
         </w:rPr>
         <w:t>.</w:t>
@@ -20399,6 +20495,7 @@
         </w:rPr>
         <w:t xml:space="preserve">, </w:t>
       </w:r>
+      <w:proofErr w:type="spellStart"/>
       <w:r>
         <w:rPr>
           <w:i/>
@@ -20407,6 +20504,7 @@
         </w:rPr>
         <w:t>엔키아</w:t>
       </w:r>
+      <w:proofErr w:type="spellEnd"/>
       <w:r>
         <w:rPr>
           <w:i/>
@@ -21019,6 +21117,7 @@
       </w:r>
       <w:r>
         <w:rPr>
+          <w:highlight w:val="yellow"/>
           <w:lang w:eastAsia="ko-KR"/>
         </w:rPr>
         <w:t>스마트빌딩</w:t>
@@ -21063,25 +21162,41 @@
         <w:rPr>
           <w:lang w:eastAsia="ko-KR"/>
         </w:rPr>
-        <w:t xml:space="preserve"> IoT </w:t>
-      </w:r>
-      <w:r>
-        <w:rPr>
+        <w:t xml:space="preserve"> </w:t>
+      </w:r>
+      <w:r>
+        <w:rPr>
+          <w:highlight w:val="yellow"/>
+          <w:lang w:eastAsia="ko-KR"/>
+        </w:rPr>
+        <w:t xml:space="preserve">IoT </w:t>
+      </w:r>
+      <w:r>
+        <w:rPr>
+          <w:highlight w:val="yellow"/>
           <w:lang w:eastAsia="ko-KR"/>
         </w:rPr>
         <w:t>통합</w:t>
       </w:r>
       <w:r>
         <w:rPr>
-          <w:lang w:eastAsia="ko-KR"/>
-        </w:rPr>
-        <w:t xml:space="preserve"> </w:t>
-      </w:r>
-      <w:r>
-        <w:rPr>
-          <w:lang w:eastAsia="ko-KR"/>
-        </w:rPr>
-        <w:t>플랫폼입니다</w:t>
+          <w:highlight w:val="yellow"/>
+          <w:lang w:eastAsia="ko-KR"/>
+        </w:rPr>
+        <w:t xml:space="preserve"> </w:t>
+      </w:r>
+      <w:r>
+        <w:rPr>
+          <w:highlight w:val="yellow"/>
+          <w:lang w:eastAsia="ko-KR"/>
+        </w:rPr>
+        <w:t>플랫폼</w:t>
+      </w:r>
+      <w:r>
+        <w:rPr>
+          <w:lang w:eastAsia="ko-KR"/>
+        </w:rPr>
+        <w:t>입니다</w:t>
       </w:r>
       <w:r>
         <w:rPr>
@@ -21551,237 +21666,282 @@
       </w:pPr>
       <w:r>
         <w:rPr>
+          <w:highlight w:val="yellow"/>
           <w:lang w:eastAsia="ko-KR"/>
         </w:rPr>
         <w:t>기존</w:t>
       </w:r>
       <w:r>
         <w:rPr>
-          <w:lang w:eastAsia="ko-KR"/>
-        </w:rPr>
-        <w:t xml:space="preserve"> </w:t>
-      </w:r>
-      <w:r>
-        <w:rPr>
+          <w:highlight w:val="yellow"/>
+          <w:lang w:eastAsia="ko-KR"/>
+        </w:rPr>
+        <w:t xml:space="preserve"> </w:t>
+      </w:r>
+      <w:r>
+        <w:rPr>
+          <w:highlight w:val="yellow"/>
           <w:lang w:eastAsia="ko-KR"/>
         </w:rPr>
         <w:t>수동</w:t>
       </w:r>
       <w:r>
         <w:rPr>
-          <w:lang w:eastAsia="ko-KR"/>
-        </w:rPr>
-        <w:t xml:space="preserve"> </w:t>
-      </w:r>
-      <w:r>
-        <w:rPr>
+          <w:highlight w:val="yellow"/>
+          <w:lang w:eastAsia="ko-KR"/>
+        </w:rPr>
+        <w:t xml:space="preserve"> </w:t>
+      </w:r>
+      <w:r>
+        <w:rPr>
+          <w:highlight w:val="yellow"/>
           <w:lang w:eastAsia="ko-KR"/>
         </w:rPr>
         <w:t>진단은</w:t>
       </w:r>
       <w:r>
         <w:rPr>
-          <w:lang w:eastAsia="ko-KR"/>
-        </w:rPr>
-        <w:t xml:space="preserve"> </w:t>
-      </w:r>
-      <w:r>
-        <w:rPr>
+          <w:highlight w:val="yellow"/>
+          <w:lang w:eastAsia="ko-KR"/>
+        </w:rPr>
+        <w:t xml:space="preserve"> </w:t>
+      </w:r>
+      <w:r>
+        <w:rPr>
+          <w:highlight w:val="yellow"/>
           <w:lang w:eastAsia="ko-KR"/>
         </w:rPr>
         <w:t>점검</w:t>
       </w:r>
       <w:r>
         <w:rPr>
-          <w:lang w:eastAsia="ko-KR"/>
-        </w:rPr>
-        <w:t xml:space="preserve"> </w:t>
-      </w:r>
-      <w:r>
-        <w:rPr>
+          <w:highlight w:val="yellow"/>
+          <w:lang w:eastAsia="ko-KR"/>
+        </w:rPr>
+        <w:t xml:space="preserve"> </w:t>
+      </w:r>
+      <w:r>
+        <w:rPr>
+          <w:highlight w:val="yellow"/>
           <w:lang w:eastAsia="ko-KR"/>
         </w:rPr>
         <w:t>시</w:t>
       </w:r>
       <w:r>
         <w:rPr>
-          <w:lang w:eastAsia="ko-KR"/>
-        </w:rPr>
-        <w:t xml:space="preserve"> </w:t>
-      </w:r>
-      <w:r>
-        <w:rPr>
+          <w:highlight w:val="yellow"/>
+          <w:lang w:eastAsia="ko-KR"/>
+        </w:rPr>
+        <w:t xml:space="preserve"> </w:t>
+      </w:r>
+      <w:r>
+        <w:rPr>
+          <w:highlight w:val="yellow"/>
           <w:lang w:eastAsia="ko-KR"/>
         </w:rPr>
         <w:t>작업을</w:t>
       </w:r>
       <w:r>
         <w:rPr>
-          <w:lang w:eastAsia="ko-KR"/>
-        </w:rPr>
-        <w:t xml:space="preserve"> </w:t>
-      </w:r>
-      <w:r>
-        <w:rPr>
+          <w:highlight w:val="yellow"/>
+          <w:lang w:eastAsia="ko-KR"/>
+        </w:rPr>
+        <w:t xml:space="preserve"> </w:t>
+      </w:r>
+      <w:r>
+        <w:rPr>
+          <w:highlight w:val="yellow"/>
           <w:lang w:eastAsia="ko-KR"/>
         </w:rPr>
         <w:t>중단해야</w:t>
       </w:r>
       <w:r>
         <w:rPr>
-          <w:lang w:eastAsia="ko-KR"/>
-        </w:rPr>
-        <w:t xml:space="preserve"> </w:t>
-      </w:r>
-      <w:r>
-        <w:rPr>
+          <w:highlight w:val="yellow"/>
+          <w:lang w:eastAsia="ko-KR"/>
+        </w:rPr>
+        <w:t xml:space="preserve"> </w:t>
+      </w:r>
+      <w:r>
+        <w:rPr>
+          <w:highlight w:val="yellow"/>
           <w:lang w:eastAsia="ko-KR"/>
         </w:rPr>
         <w:t>했지만</w:t>
       </w:r>
       <w:r>
         <w:rPr>
+          <w:highlight w:val="yellow"/>
           <w:lang w:eastAsia="ko-KR"/>
         </w:rPr>
         <w:t>, WSS</w:t>
       </w:r>
       <w:r>
         <w:rPr>
+          <w:highlight w:val="yellow"/>
           <w:lang w:eastAsia="ko-KR"/>
         </w:rPr>
         <w:t>는</w:t>
       </w:r>
       <w:r>
         <w:rPr>
-          <w:lang w:eastAsia="ko-KR"/>
-        </w:rPr>
-        <w:t xml:space="preserve"> </w:t>
-      </w:r>
-      <w:r>
-        <w:rPr>
+          <w:highlight w:val="yellow"/>
+          <w:lang w:eastAsia="ko-KR"/>
+        </w:rPr>
+        <w:t xml:space="preserve"> </w:t>
+      </w:r>
+      <w:r>
+        <w:rPr>
+          <w:highlight w:val="yellow"/>
           <w:lang w:eastAsia="ko-KR"/>
         </w:rPr>
         <w:t>설비</w:t>
       </w:r>
       <w:r>
         <w:rPr>
-          <w:lang w:eastAsia="ko-KR"/>
-        </w:rPr>
-        <w:t xml:space="preserve"> </w:t>
-      </w:r>
-      <w:r>
-        <w:rPr>
+          <w:highlight w:val="yellow"/>
+          <w:lang w:eastAsia="ko-KR"/>
+        </w:rPr>
+        <w:t xml:space="preserve"> </w:t>
+      </w:r>
+      <w:r>
+        <w:rPr>
+          <w:highlight w:val="yellow"/>
           <w:lang w:eastAsia="ko-KR"/>
         </w:rPr>
         <w:t>가동을</w:t>
       </w:r>
       <w:r>
         <w:rPr>
-          <w:lang w:eastAsia="ko-KR"/>
-        </w:rPr>
-        <w:t xml:space="preserve"> </w:t>
-      </w:r>
-      <w:r>
-        <w:rPr>
+          <w:highlight w:val="yellow"/>
+          <w:lang w:eastAsia="ko-KR"/>
+        </w:rPr>
+        <w:t xml:space="preserve"> </w:t>
+      </w:r>
+      <w:r>
+        <w:rPr>
+          <w:highlight w:val="yellow"/>
           <w:lang w:eastAsia="ko-KR"/>
         </w:rPr>
         <w:t>멈추지</w:t>
       </w:r>
       <w:r>
         <w:rPr>
-          <w:lang w:eastAsia="ko-KR"/>
-        </w:rPr>
-        <w:t xml:space="preserve"> </w:t>
-      </w:r>
-      <w:r>
-        <w:rPr>
+          <w:highlight w:val="yellow"/>
+          <w:lang w:eastAsia="ko-KR"/>
+        </w:rPr>
+        <w:t xml:space="preserve"> </w:t>
+      </w:r>
+      <w:r>
+        <w:rPr>
+          <w:highlight w:val="yellow"/>
           <w:lang w:eastAsia="ko-KR"/>
         </w:rPr>
         <w:t>않고도</w:t>
       </w:r>
       <w:r>
         <w:rPr>
-          <w:lang w:eastAsia="ko-KR"/>
-        </w:rPr>
-        <w:t xml:space="preserve"> </w:t>
-      </w:r>
-      <w:r>
-        <w:rPr>
+          <w:highlight w:val="yellow"/>
+          <w:lang w:eastAsia="ko-KR"/>
+        </w:rPr>
+        <w:t xml:space="preserve"> </w:t>
+      </w:r>
+      <w:r>
+        <w:rPr>
+          <w:highlight w:val="yellow"/>
           <w:lang w:eastAsia="ko-KR"/>
         </w:rPr>
         <w:t>상시</w:t>
       </w:r>
       <w:r>
         <w:rPr>
-          <w:lang w:eastAsia="ko-KR"/>
-        </w:rPr>
-        <w:t xml:space="preserve"> </w:t>
-      </w:r>
-      <w:r>
-        <w:rPr>
+          <w:highlight w:val="yellow"/>
+          <w:lang w:eastAsia="ko-KR"/>
+        </w:rPr>
+        <w:t xml:space="preserve"> </w:t>
+      </w:r>
+      <w:r>
+        <w:rPr>
+          <w:highlight w:val="yellow"/>
           <w:lang w:eastAsia="ko-KR"/>
         </w:rPr>
         <w:t>모니터링이</w:t>
       </w:r>
       <w:r>
         <w:rPr>
-          <w:lang w:eastAsia="ko-KR"/>
-        </w:rPr>
-        <w:t xml:space="preserve"> </w:t>
-      </w:r>
-      <w:r>
-        <w:rPr>
+          <w:highlight w:val="yellow"/>
+          <w:lang w:eastAsia="ko-KR"/>
+        </w:rPr>
+        <w:t xml:space="preserve"> </w:t>
+      </w:r>
+      <w:r>
+        <w:rPr>
+          <w:highlight w:val="yellow"/>
           <w:lang w:eastAsia="ko-KR"/>
         </w:rPr>
         <w:t>가능해</w:t>
       </w:r>
       <w:r>
         <w:rPr>
-          <w:lang w:eastAsia="ko-KR"/>
-        </w:rPr>
-        <w:t xml:space="preserve"> </w:t>
-      </w:r>
-      <w:r>
-        <w:rPr>
+          <w:highlight w:val="yellow"/>
+          <w:lang w:eastAsia="ko-KR"/>
+        </w:rPr>
+        <w:t xml:space="preserve"> </w:t>
+      </w:r>
+      <w:r>
+        <w:rPr>
+          <w:highlight w:val="yellow"/>
           <w:lang w:eastAsia="ko-KR"/>
         </w:rPr>
         <w:t>계획정지</w:t>
       </w:r>
       <w:r>
         <w:rPr>
+          <w:highlight w:val="yellow"/>
           <w:lang w:eastAsia="ko-KR"/>
         </w:rPr>
         <w:t>·</w:t>
       </w:r>
       <w:r>
         <w:rPr>
+          <w:highlight w:val="yellow"/>
           <w:lang w:eastAsia="ko-KR"/>
         </w:rPr>
         <w:t>기회비용</w:t>
       </w:r>
       <w:r>
         <w:rPr>
-          <w:lang w:eastAsia="ko-KR"/>
-        </w:rPr>
-        <w:t xml:space="preserve"> </w:t>
-      </w:r>
-      <w:r>
-        <w:rPr>
+          <w:highlight w:val="yellow"/>
+          <w:lang w:eastAsia="ko-KR"/>
+        </w:rPr>
+        <w:t xml:space="preserve"> </w:t>
+      </w:r>
+      <w:r>
+        <w:rPr>
+          <w:highlight w:val="yellow"/>
           <w:lang w:eastAsia="ko-KR"/>
         </w:rPr>
         <w:t>손실을</w:t>
       </w:r>
       <w:r>
         <w:rPr>
-          <w:lang w:eastAsia="ko-KR"/>
-        </w:rPr>
-        <w:t xml:space="preserve"> </w:t>
-      </w:r>
-      <w:r>
-        <w:rPr>
-          <w:lang w:eastAsia="ko-KR"/>
-        </w:rPr>
-        <w:t>방지합니다</w:t>
+          <w:highlight w:val="yellow"/>
+          <w:lang w:eastAsia="ko-KR"/>
+        </w:rPr>
+        <w:t xml:space="preserve"> </w:t>
+      </w:r>
+      <w:r>
+        <w:rPr>
+          <w:highlight w:val="yellow"/>
+          <w:lang w:eastAsia="ko-KR"/>
+        </w:rPr>
+        <w:t>방지</w:t>
+      </w:r>
+      <w:r>
+        <w:rPr>
+          <w:lang w:eastAsia="ko-KR"/>
+        </w:rPr>
+        <w:t>합니다</w:t>
       </w:r>
       <w:r>
         <w:rPr>
@@ -22443,9 +22603,17 @@
       <w:r>
         <w:rPr>
           <w:b/>
-          <w:lang w:eastAsia="ko-KR"/>
-        </w:rPr>
-        <w:t>IT Service Diagnosis Consulting:</w:t>
+          <w:highlight w:val="yellow"/>
+          <w:lang w:eastAsia="ko-KR"/>
+        </w:rPr>
+        <w:t>IT Service Diagnosis Consulting</w:t>
+      </w:r>
+      <w:r>
+        <w:rPr>
+          <w:b/>
+          <w:lang w:eastAsia="ko-KR"/>
+        </w:rPr>
+        <w:t>:</w:t>
       </w:r>
       <w:r>
         <w:rPr>
@@ -22652,109 +22820,139 @@
         <w:rPr>
           <w:lang w:eastAsia="ko-KR"/>
         </w:rPr>
-        <w:t>. "</w:t>
-      </w:r>
-      <w:r>
-        <w:rPr>
+        <w:t xml:space="preserve">. </w:t>
+      </w:r>
+      <w:r>
+        <w:rPr>
+          <w:highlight w:val="yellow"/>
+          <w:lang w:eastAsia="ko-KR"/>
+        </w:rPr>
+        <w:t>"</w:t>
+      </w:r>
+      <w:r>
+        <w:rPr>
+          <w:highlight w:val="yellow"/>
           <w:lang w:eastAsia="ko-KR"/>
         </w:rPr>
         <w:t>사람이</w:t>
       </w:r>
       <w:r>
         <w:rPr>
-          <w:lang w:eastAsia="ko-KR"/>
-        </w:rPr>
-        <w:t xml:space="preserve"> </w:t>
-      </w:r>
-      <w:r>
-        <w:rPr>
+          <w:highlight w:val="yellow"/>
+          <w:lang w:eastAsia="ko-KR"/>
+        </w:rPr>
+        <w:t xml:space="preserve"> </w:t>
+      </w:r>
+      <w:r>
+        <w:rPr>
+          <w:highlight w:val="yellow"/>
           <w:lang w:eastAsia="ko-KR"/>
         </w:rPr>
         <w:t>건강검진을</w:t>
       </w:r>
       <w:r>
         <w:rPr>
-          <w:lang w:eastAsia="ko-KR"/>
-        </w:rPr>
-        <w:t xml:space="preserve"> </w:t>
-      </w:r>
-      <w:r>
-        <w:rPr>
+          <w:highlight w:val="yellow"/>
+          <w:lang w:eastAsia="ko-KR"/>
+        </w:rPr>
+        <w:t xml:space="preserve"> </w:t>
+      </w:r>
+      <w:r>
+        <w:rPr>
+          <w:highlight w:val="yellow"/>
           <w:lang w:eastAsia="ko-KR"/>
         </w:rPr>
         <w:t>받듯</w:t>
       </w:r>
       <w:r>
         <w:rPr>
+          <w:highlight w:val="yellow"/>
           <w:lang w:eastAsia="ko-KR"/>
         </w:rPr>
         <w:t>, IT</w:t>
       </w:r>
       <w:r>
         <w:rPr>
+          <w:highlight w:val="yellow"/>
           <w:lang w:eastAsia="ko-KR"/>
         </w:rPr>
         <w:t>운영도</w:t>
       </w:r>
       <w:r>
         <w:rPr>
-          <w:lang w:eastAsia="ko-KR"/>
-        </w:rPr>
-        <w:t xml:space="preserve"> </w:t>
-      </w:r>
-      <w:r>
-        <w:rPr>
+          <w:highlight w:val="yellow"/>
+          <w:lang w:eastAsia="ko-KR"/>
+        </w:rPr>
+        <w:t xml:space="preserve"> </w:t>
+      </w:r>
+      <w:r>
+        <w:rPr>
+          <w:highlight w:val="yellow"/>
           <w:lang w:eastAsia="ko-KR"/>
         </w:rPr>
         <w:t>정기</w:t>
       </w:r>
       <w:r>
         <w:rPr>
-          <w:lang w:eastAsia="ko-KR"/>
-        </w:rPr>
-        <w:t xml:space="preserve"> </w:t>
-      </w:r>
-      <w:r>
-        <w:rPr>
+          <w:highlight w:val="yellow"/>
+          <w:lang w:eastAsia="ko-KR"/>
+        </w:rPr>
+        <w:t xml:space="preserve"> </w:t>
+      </w:r>
+      <w:r>
+        <w:rPr>
+          <w:highlight w:val="yellow"/>
           <w:lang w:eastAsia="ko-KR"/>
         </w:rPr>
         <w:t>검진이</w:t>
       </w:r>
       <w:r>
         <w:rPr>
-          <w:lang w:eastAsia="ko-KR"/>
-        </w:rPr>
-        <w:t xml:space="preserve"> </w:t>
-      </w:r>
-      <w:r>
-        <w:rPr>
+          <w:highlight w:val="yellow"/>
+          <w:lang w:eastAsia="ko-KR"/>
+        </w:rPr>
+        <w:t xml:space="preserve"> </w:t>
+      </w:r>
+      <w:r>
+        <w:rPr>
+          <w:highlight w:val="yellow"/>
           <w:lang w:eastAsia="ko-KR"/>
         </w:rPr>
         <w:t>필요하다</w:t>
       </w:r>
       <w:r>
         <w:rPr>
+          <w:highlight w:val="yellow"/>
           <w:lang w:eastAsia="ko-KR"/>
         </w:rPr>
         <w:t>"</w:t>
       </w:r>
       <w:r>
         <w:rPr>
+          <w:highlight w:val="yellow"/>
           <w:lang w:eastAsia="ko-KR"/>
         </w:rPr>
         <w:t>는</w:t>
       </w:r>
       <w:r>
         <w:rPr>
-          <w:lang w:eastAsia="ko-KR"/>
-        </w:rPr>
-        <w:t xml:space="preserve"> </w:t>
-      </w:r>
-      <w:r>
-        <w:rPr>
-          <w:lang w:eastAsia="ko-KR"/>
-        </w:rPr>
-        <w:t>컨셉입니다</w:t>
+          <w:highlight w:val="yellow"/>
+          <w:lang w:eastAsia="ko-KR"/>
+        </w:rPr>
+        <w:t xml:space="preserve"> </w:t>
+      </w:r>
+      <w:r>
+        <w:rPr>
+          <w:highlight w:val="yellow"/>
+          <w:lang w:eastAsia="ko-KR"/>
+        </w:rPr>
+        <w:t>컨셉</w:t>
+      </w:r>
+      <w:r>
+        <w:rPr>
+          <w:lang w:eastAsia="ko-KR"/>
+        </w:rPr>
+        <w:t>입니다</w:t>
       </w:r>
       <w:r>
         <w:rPr>
@@ -23832,53 +24030,84 @@
     <w:p>
       <w:pPr>
         <w:pStyle w:val="a0"/>
+        <w:rPr>
+          <w:highlight w:val="yellow"/>
+        </w:rPr>
       </w:pPr>
       <w:r>
+        <w:rPr>
+          <w:highlight w:val="yellow"/>
+        </w:rPr>
         <w:t>총</w:t>
       </w:r>
       <w:r>
-        <w:t xml:space="preserve"> </w:t>
-      </w:r>
-      <w:r>
+        <w:rPr>
+          <w:highlight w:val="yellow"/>
+        </w:rPr>
+        <w:t xml:space="preserve"> </w:t>
+      </w:r>
+      <w:r>
+        <w:rPr>
+          <w:highlight w:val="yellow"/>
+        </w:rPr>
         <w:t>약</w:t>
       </w:r>
       <w:r>
+        <w:rPr>
+          <w:highlight w:val="yellow"/>
+        </w:rPr>
         <w:t xml:space="preserve"> </w:t>
       </w:r>
       <w:r>
         <w:rPr>
           <w:b/>
+          <w:highlight w:val="yellow"/>
         </w:rPr>
         <w:t>1,400</w:t>
       </w:r>
       <w:r>
         <w:rPr>
           <w:b/>
+          <w:highlight w:val="yellow"/>
         </w:rPr>
         <w:t>여</w:t>
       </w:r>
       <w:r>
         <w:rPr>
           <w:b/>
+          <w:highlight w:val="yellow"/>
         </w:rPr>
         <w:t xml:space="preserve"> </w:t>
       </w:r>
       <w:r>
         <w:rPr>
           <w:b/>
+          <w:highlight w:val="yellow"/>
         </w:rPr>
         <w:t>개</w:t>
       </w:r>
       <w:r>
-        <w:t xml:space="preserve"> </w:t>
-      </w:r>
-      <w:r>
+        <w:rPr>
+          <w:highlight w:val="yellow"/>
+        </w:rPr>
+        <w:t xml:space="preserve"> </w:t>
+      </w:r>
+      <w:r>
+        <w:rPr>
+          <w:highlight w:val="yellow"/>
+        </w:rPr>
         <w:t>고객사</w:t>
       </w:r>
       <w:r>
-        <w:t xml:space="preserve"> </w:t>
-      </w:r>
-      <w:r>
+        <w:rPr>
+          <w:highlight w:val="yellow"/>
+        </w:rPr>
+        <w:t xml:space="preserve"> </w:t>
+      </w:r>
+      <w:r>
+        <w:rPr>
+          <w:highlight w:val="yellow"/>
+        </w:rPr>
         <w:t>보유</w:t>
       </w:r>
     </w:p>
@@ -24204,6 +24433,5336 @@
         <w:t>등</w:t>
       </w:r>
     </w:p>
+    <w:p>
+      <w:pPr>
+        <w:pStyle w:val="31"/>
+        <w:rPr>
+          <w:lang w:eastAsia="ko-KR"/>
+        </w:rPr>
+      </w:pPr>
+      <w:r>
+        <w:rPr>
+          <w:lang w:eastAsia="ko-KR"/>
+        </w:rPr>
+        <w:t xml:space="preserve">2.6 </w:t>
+      </w:r>
+      <w:r>
+        <w:rPr>
+          <w:lang w:eastAsia="ko-KR"/>
+        </w:rPr>
+        <w:t>최근</w:t>
+      </w:r>
+      <w:r>
+        <w:rPr>
+          <w:lang w:eastAsia="ko-KR"/>
+        </w:rPr>
+        <w:t xml:space="preserve"> </w:t>
+      </w:r>
+      <w:r>
+        <w:rPr>
+          <w:lang w:eastAsia="ko-KR"/>
+        </w:rPr>
+        <w:t>신제품</w:t>
+      </w:r>
+      <w:r>
+        <w:rPr>
+          <w:lang w:eastAsia="ko-KR"/>
+        </w:rPr>
+        <w:t>·</w:t>
+      </w:r>
+      <w:r>
+        <w:rPr>
+          <w:lang w:eastAsia="ko-KR"/>
+        </w:rPr>
+        <w:t>수주</w:t>
+      </w:r>
+      <w:r>
+        <w:rPr>
+          <w:lang w:eastAsia="ko-KR"/>
+        </w:rPr>
+        <w:t xml:space="preserve"> </w:t>
+      </w:r>
+      <w:r>
+        <w:rPr>
+          <w:lang w:eastAsia="ko-KR"/>
+        </w:rPr>
+        <w:t>소식</w:t>
+      </w:r>
+      <w:r>
+        <w:rPr>
+          <w:lang w:eastAsia="ko-KR"/>
+        </w:rPr>
+        <w:t xml:space="preserve"> (</w:t>
+      </w:r>
+      <w:proofErr w:type="spellStart"/>
+      <w:r>
+        <w:rPr>
+          <w:lang w:eastAsia="ko-KR"/>
+        </w:rPr>
+        <w:t>엔키아</w:t>
+      </w:r>
+      <w:proofErr w:type="spellEnd"/>
+      <w:r>
+        <w:rPr>
+          <w:lang w:eastAsia="ko-KR"/>
+        </w:rPr>
+        <w:t xml:space="preserve"> </w:t>
+      </w:r>
+      <w:r>
+        <w:rPr>
+          <w:lang w:eastAsia="ko-KR"/>
+        </w:rPr>
+        <w:t>공식</w:t>
+      </w:r>
+      <w:r>
+        <w:rPr>
+          <w:lang w:eastAsia="ko-KR"/>
+        </w:rPr>
+        <w:t xml:space="preserve"> </w:t>
+      </w:r>
+      <w:r>
+        <w:rPr>
+          <w:lang w:eastAsia="ko-KR"/>
+        </w:rPr>
+        <w:t>블로그</w:t>
+      </w:r>
+      <w:r>
+        <w:rPr>
+          <w:lang w:eastAsia="ko-KR"/>
+        </w:rPr>
+        <w:t xml:space="preserve"> </w:t>
+      </w:r>
+      <w:r>
+        <w:rPr>
+          <w:lang w:eastAsia="ko-KR"/>
+        </w:rPr>
+        <w:t>기준</w:t>
+      </w:r>
+      <w:r>
+        <w:rPr>
+          <w:lang w:eastAsia="ko-KR"/>
+        </w:rPr>
+        <w:t>)</w:t>
+      </w:r>
+    </w:p>
+    <w:p>
+      <w:pPr>
+        <w:rPr>
+          <w:lang w:eastAsia="ko-KR"/>
+        </w:rPr>
+      </w:pPr>
+      <w:r>
+        <w:rPr>
+          <w:i/>
+          <w:sz w:val="20"/>
+          <w:lang w:eastAsia="ko-KR"/>
+        </w:rPr>
+        <w:t>출처</w:t>
+      </w:r>
+      <w:r>
+        <w:rPr>
+          <w:i/>
+          <w:sz w:val="20"/>
+          <w:lang w:eastAsia="ko-KR"/>
+        </w:rPr>
+        <w:t xml:space="preserve">: </w:t>
+      </w:r>
+      <w:hyperlink r:id="rId8">
+        <w:r>
+          <w:rPr>
+            <w:rFonts w:eastAsia="맑은 고딕"/>
+            <w:color w:val="0563C1"/>
+            <w:sz w:val="20"/>
+            <w:u w:val="single"/>
+            <w:lang w:eastAsia="ko-KR"/>
+          </w:rPr>
+          <w:t>엔키아 공식 네이버 블로그</w:t>
+        </w:r>
+      </w:hyperlink>
+    </w:p>
+    <w:p>
+      <w:pPr>
+        <w:rPr>
+          <w:lang w:eastAsia="ko-KR"/>
+        </w:rPr>
+      </w:pPr>
+      <w:r>
+        <w:rPr>
+          <w:i/>
+          <w:color w:val="333399"/>
+          <w:sz w:val="20"/>
+          <w:lang w:eastAsia="ko-KR"/>
+        </w:rPr>
+        <w:t>아래는</w:t>
+      </w:r>
+      <w:r>
+        <w:rPr>
+          <w:i/>
+          <w:color w:val="333399"/>
+          <w:sz w:val="20"/>
+          <w:lang w:eastAsia="ko-KR"/>
+        </w:rPr>
+        <w:t xml:space="preserve"> </w:t>
+      </w:r>
+      <w:r>
+        <w:rPr>
+          <w:i/>
+          <w:color w:val="333399"/>
+          <w:sz w:val="20"/>
+          <w:lang w:eastAsia="ko-KR"/>
+        </w:rPr>
+        <w:t>신제품</w:t>
+      </w:r>
+      <w:r>
+        <w:rPr>
+          <w:i/>
+          <w:color w:val="333399"/>
+          <w:sz w:val="20"/>
+          <w:lang w:eastAsia="ko-KR"/>
+        </w:rPr>
+        <w:t>·</w:t>
+      </w:r>
+      <w:r>
+        <w:rPr>
+          <w:i/>
+          <w:color w:val="333399"/>
+          <w:sz w:val="20"/>
+          <w:lang w:eastAsia="ko-KR"/>
+        </w:rPr>
+        <w:t>인증</w:t>
+      </w:r>
+      <w:r>
+        <w:rPr>
+          <w:i/>
+          <w:color w:val="333399"/>
+          <w:sz w:val="20"/>
+          <w:lang w:eastAsia="ko-KR"/>
+        </w:rPr>
+        <w:t>·</w:t>
+      </w:r>
+      <w:r>
+        <w:rPr>
+          <w:i/>
+          <w:color w:val="333399"/>
+          <w:sz w:val="20"/>
+          <w:lang w:eastAsia="ko-KR"/>
+        </w:rPr>
+        <w:t>수주</w:t>
+      </w:r>
+      <w:r>
+        <w:rPr>
+          <w:i/>
+          <w:color w:val="333399"/>
+          <w:sz w:val="20"/>
+          <w:lang w:eastAsia="ko-KR"/>
+        </w:rPr>
+        <w:t>·</w:t>
+      </w:r>
+      <w:r>
+        <w:rPr>
+          <w:i/>
+          <w:color w:val="333399"/>
+          <w:sz w:val="20"/>
+          <w:lang w:eastAsia="ko-KR"/>
+        </w:rPr>
+        <w:t>파트너십</w:t>
+      </w:r>
+      <w:r>
+        <w:rPr>
+          <w:i/>
+          <w:color w:val="333399"/>
+          <w:sz w:val="20"/>
+          <w:lang w:eastAsia="ko-KR"/>
+        </w:rPr>
+        <w:t xml:space="preserve"> </w:t>
+      </w:r>
+      <w:r>
+        <w:rPr>
+          <w:i/>
+          <w:color w:val="333399"/>
+          <w:sz w:val="20"/>
+          <w:lang w:eastAsia="ko-KR"/>
+        </w:rPr>
+        <w:t>소식만</w:t>
+      </w:r>
+      <w:r>
+        <w:rPr>
+          <w:i/>
+          <w:color w:val="333399"/>
+          <w:sz w:val="20"/>
+          <w:lang w:eastAsia="ko-KR"/>
+        </w:rPr>
+        <w:t xml:space="preserve"> </w:t>
+      </w:r>
+      <w:r>
+        <w:rPr>
+          <w:i/>
+          <w:color w:val="333399"/>
+          <w:sz w:val="20"/>
+          <w:lang w:eastAsia="ko-KR"/>
+        </w:rPr>
+        <w:t>간추린</w:t>
+      </w:r>
+      <w:r>
+        <w:rPr>
+          <w:i/>
+          <w:color w:val="333399"/>
+          <w:sz w:val="20"/>
+          <w:lang w:eastAsia="ko-KR"/>
+        </w:rPr>
+        <w:t xml:space="preserve"> </w:t>
+      </w:r>
+      <w:r>
+        <w:rPr>
+          <w:i/>
+          <w:color w:val="333399"/>
+          <w:sz w:val="20"/>
+          <w:lang w:eastAsia="ko-KR"/>
+        </w:rPr>
+        <w:t>것으로</w:t>
+      </w:r>
+      <w:r>
+        <w:rPr>
+          <w:i/>
+          <w:color w:val="333399"/>
+          <w:sz w:val="20"/>
+          <w:lang w:eastAsia="ko-KR"/>
+        </w:rPr>
+        <w:t xml:space="preserve">, </w:t>
+      </w:r>
+      <w:r>
+        <w:rPr>
+          <w:i/>
+          <w:color w:val="333399"/>
+          <w:sz w:val="20"/>
+          <w:lang w:eastAsia="ko-KR"/>
+        </w:rPr>
+        <w:t>사내문화</w:t>
+      </w:r>
+      <w:r>
+        <w:rPr>
+          <w:i/>
+          <w:color w:val="333399"/>
+          <w:sz w:val="20"/>
+          <w:lang w:eastAsia="ko-KR"/>
+        </w:rPr>
+        <w:t>·</w:t>
+      </w:r>
+      <w:r>
+        <w:rPr>
+          <w:i/>
+          <w:color w:val="333399"/>
+          <w:sz w:val="20"/>
+          <w:lang w:eastAsia="ko-KR"/>
+        </w:rPr>
+        <w:t>동호회</w:t>
+      </w:r>
+      <w:r>
+        <w:rPr>
+          <w:i/>
+          <w:color w:val="333399"/>
+          <w:sz w:val="20"/>
+          <w:lang w:eastAsia="ko-KR"/>
+        </w:rPr>
+        <w:t>·</w:t>
+      </w:r>
+      <w:r>
+        <w:rPr>
+          <w:i/>
+          <w:color w:val="333399"/>
+          <w:sz w:val="20"/>
+          <w:lang w:eastAsia="ko-KR"/>
+        </w:rPr>
+        <w:t>인물</w:t>
+      </w:r>
+      <w:r>
+        <w:rPr>
+          <w:i/>
+          <w:color w:val="333399"/>
+          <w:sz w:val="20"/>
+          <w:lang w:eastAsia="ko-KR"/>
+        </w:rPr>
+        <w:t xml:space="preserve"> </w:t>
+      </w:r>
+      <w:r>
+        <w:rPr>
+          <w:i/>
+          <w:color w:val="333399"/>
+          <w:sz w:val="20"/>
+          <w:lang w:eastAsia="ko-KR"/>
+        </w:rPr>
+        <w:t>소개</w:t>
+      </w:r>
+      <w:r>
+        <w:rPr>
+          <w:i/>
+          <w:color w:val="333399"/>
+          <w:sz w:val="20"/>
+          <w:lang w:eastAsia="ko-KR"/>
+        </w:rPr>
+        <w:t xml:space="preserve"> </w:t>
+      </w:r>
+      <w:r>
+        <w:rPr>
+          <w:i/>
+          <w:color w:val="333399"/>
+          <w:sz w:val="20"/>
+          <w:lang w:eastAsia="ko-KR"/>
+        </w:rPr>
+        <w:t>등은</w:t>
+      </w:r>
+      <w:r>
+        <w:rPr>
+          <w:i/>
+          <w:color w:val="333399"/>
+          <w:sz w:val="20"/>
+          <w:lang w:eastAsia="ko-KR"/>
+        </w:rPr>
+        <w:t xml:space="preserve"> </w:t>
+      </w:r>
+      <w:r>
+        <w:rPr>
+          <w:i/>
+          <w:color w:val="333399"/>
+          <w:sz w:val="20"/>
+          <w:lang w:eastAsia="ko-KR"/>
+        </w:rPr>
+        <w:t>제외했습니다</w:t>
+      </w:r>
+      <w:r>
+        <w:rPr>
+          <w:i/>
+          <w:color w:val="333399"/>
+          <w:sz w:val="20"/>
+          <w:lang w:eastAsia="ko-KR"/>
+        </w:rPr>
+        <w:t>.</w:t>
+      </w:r>
+    </w:p>
+    <w:p>
+      <w:proofErr w:type="spellStart"/>
+      <w:r>
+        <w:rPr>
+          <w:b/>
+        </w:rPr>
+        <w:t>신제품</w:t>
+      </w:r>
+      <w:proofErr w:type="spellEnd"/>
+      <w:r>
+        <w:rPr>
+          <w:b/>
+        </w:rPr>
+        <w:t xml:space="preserve"> · </w:t>
+      </w:r>
+      <w:proofErr w:type="spellStart"/>
+      <w:r>
+        <w:rPr>
+          <w:b/>
+        </w:rPr>
+        <w:t>인증</w:t>
+      </w:r>
+      <w:proofErr w:type="spellEnd"/>
+      <w:r>
+        <w:rPr>
+          <w:b/>
+        </w:rPr>
+        <w:t xml:space="preserve"> </w:t>
+      </w:r>
+      <w:proofErr w:type="spellStart"/>
+      <w:r>
+        <w:rPr>
+          <w:b/>
+        </w:rPr>
+        <w:t>소식</w:t>
+      </w:r>
+      <w:proofErr w:type="spellEnd"/>
+    </w:p>
+    <w:tbl>
+      <w:tblPr>
+        <w:tblStyle w:val="af9"/>
+        <w:tblW w:w="0" w:type="auto"/>
+        <w:tblLook w:val="04A0" w:firstRow="1" w:lastRow="0" w:firstColumn="1" w:lastColumn="0" w:noHBand="0" w:noVBand="1"/>
+      </w:tblPr>
+      <w:tblGrid>
+        <w:gridCol w:w="2880"/>
+        <w:gridCol w:w="2880"/>
+        <w:gridCol w:w="2880"/>
+      </w:tblGrid>
+      <w:tr>
+        <w:tc>
+          <w:tcPr>
+            <w:tcW w:w="2880" w:type="dxa"/>
+          </w:tcPr>
+          <w:p>
+            <w:r>
+              <w:rPr>
+                <w:b/>
+                <w:sz w:val="20"/>
+              </w:rPr>
+              <w:t>날짜</w:t>
+            </w:r>
+          </w:p>
+        </w:tc>
+        <w:tc>
+          <w:tcPr>
+            <w:tcW w:w="2880" w:type="dxa"/>
+          </w:tcPr>
+          <w:p>
+            <w:r>
+              <w:rPr>
+                <w:b/>
+                <w:sz w:val="20"/>
+              </w:rPr>
+              <w:t>소식</w:t>
+            </w:r>
+          </w:p>
+        </w:tc>
+        <w:tc>
+          <w:tcPr>
+            <w:tcW w:w="2880" w:type="dxa"/>
+          </w:tcPr>
+          <w:p>
+            <w:r>
+              <w:rPr>
+                <w:b/>
+                <w:sz w:val="20"/>
+              </w:rPr>
+              <w:t>한줄</w:t>
+            </w:r>
+            <w:r>
+              <w:rPr>
+                <w:b/>
+                <w:sz w:val="20"/>
+              </w:rPr>
+              <w:t xml:space="preserve"> </w:t>
+            </w:r>
+            <w:r>
+              <w:rPr>
+                <w:b/>
+                <w:sz w:val="20"/>
+              </w:rPr>
+              <w:t>요약</w:t>
+            </w:r>
+          </w:p>
+        </w:tc>
+      </w:tr>
+      <w:tr>
+        <w:tc>
+          <w:tcPr>
+            <w:tcW w:w="2880" w:type="dxa"/>
+          </w:tcPr>
+          <w:p>
+            <w:r>
+              <w:rPr>
+                <w:sz w:val="18"/>
+              </w:rPr>
+              <w:t>2026.05</w:t>
+            </w:r>
+          </w:p>
+        </w:tc>
+        <w:tc>
+          <w:tcPr>
+            <w:tcW w:w="2880" w:type="dxa"/>
+          </w:tcPr>
+          <w:p>
+            <w:r>
+              <w:rPr>
+                <w:sz w:val="18"/>
+              </w:rPr>
+              <w:t>Polestar 10, GS</w:t>
+            </w:r>
+            <w:r>
+              <w:rPr>
+                <w:sz w:val="18"/>
+              </w:rPr>
+              <w:t>인증</w:t>
+            </w:r>
+            <w:r>
+              <w:rPr>
+                <w:sz w:val="18"/>
+              </w:rPr>
+              <w:t xml:space="preserve"> 1</w:t>
+            </w:r>
+            <w:r>
+              <w:rPr>
+                <w:sz w:val="18"/>
+              </w:rPr>
+              <w:t>등급</w:t>
+            </w:r>
+            <w:r>
+              <w:rPr>
+                <w:sz w:val="18"/>
+              </w:rPr>
+              <w:t xml:space="preserve"> </w:t>
+            </w:r>
+            <w:r>
+              <w:rPr>
+                <w:sz w:val="18"/>
+              </w:rPr>
+              <w:t>획득</w:t>
+            </w:r>
+          </w:p>
+        </w:tc>
+        <w:tc>
+          <w:tcPr>
+            <w:tcW w:w="2880" w:type="dxa"/>
+          </w:tcPr>
+          <w:p>
+            <w:pPr>
+              <w:rPr>
+                <w:lang w:eastAsia="ko-KR"/>
+              </w:rPr>
+            </w:pPr>
+            <w:r>
+              <w:rPr>
+                <w:sz w:val="18"/>
+                <w:lang w:eastAsia="ko-KR"/>
+              </w:rPr>
+              <w:t xml:space="preserve">TTA </w:t>
+            </w:r>
+            <w:r>
+              <w:rPr>
+                <w:sz w:val="18"/>
+                <w:lang w:eastAsia="ko-KR"/>
+              </w:rPr>
+              <w:t>주관</w:t>
+            </w:r>
+            <w:r>
+              <w:rPr>
+                <w:sz w:val="18"/>
+                <w:lang w:eastAsia="ko-KR"/>
+              </w:rPr>
+              <w:t xml:space="preserve"> </w:t>
+            </w:r>
+            <w:r>
+              <w:rPr>
+                <w:sz w:val="18"/>
+                <w:lang w:eastAsia="ko-KR"/>
+              </w:rPr>
+              <w:t>국가공인</w:t>
+            </w:r>
+            <w:r>
+              <w:rPr>
+                <w:sz w:val="18"/>
+                <w:lang w:eastAsia="ko-KR"/>
+              </w:rPr>
+              <w:t xml:space="preserve"> SW</w:t>
+            </w:r>
+            <w:r>
+              <w:rPr>
+                <w:sz w:val="18"/>
+                <w:lang w:eastAsia="ko-KR"/>
+              </w:rPr>
+              <w:t>품질인증</w:t>
+            </w:r>
+            <w:r>
+              <w:rPr>
+                <w:sz w:val="18"/>
+                <w:lang w:eastAsia="ko-KR"/>
+              </w:rPr>
+              <w:t xml:space="preserve"> </w:t>
+            </w:r>
+            <w:r>
+              <w:rPr>
+                <w:sz w:val="18"/>
+                <w:lang w:eastAsia="ko-KR"/>
+              </w:rPr>
+              <w:t>최고</w:t>
+            </w:r>
+            <w:r>
+              <w:rPr>
+                <w:sz w:val="18"/>
+                <w:lang w:eastAsia="ko-KR"/>
+              </w:rPr>
+              <w:t xml:space="preserve"> </w:t>
+            </w:r>
+            <w:r>
+              <w:rPr>
+                <w:sz w:val="18"/>
+                <w:lang w:eastAsia="ko-KR"/>
+              </w:rPr>
+              <w:t>등급</w:t>
+            </w:r>
+          </w:p>
+        </w:tc>
+      </w:tr>
+      <w:tr>
+        <w:tc>
+          <w:tcPr>
+            <w:tcW w:w="2880" w:type="dxa"/>
+          </w:tcPr>
+          <w:p>
+            <w:r>
+              <w:rPr>
+                <w:sz w:val="18"/>
+              </w:rPr>
+              <w:t>2026.01</w:t>
+            </w:r>
+          </w:p>
+        </w:tc>
+        <w:tc>
+          <w:tcPr>
+            <w:tcW w:w="2880" w:type="dxa"/>
+          </w:tcPr>
+          <w:p>
+            <w:pPr>
+              <w:rPr>
+                <w:lang w:eastAsia="ko-KR"/>
+              </w:rPr>
+            </w:pPr>
+            <w:r>
+              <w:rPr>
+                <w:sz w:val="18"/>
+                <w:lang w:eastAsia="ko-KR"/>
+              </w:rPr>
+              <w:t>WSS(</w:t>
+            </w:r>
+            <w:r>
+              <w:rPr>
+                <w:sz w:val="18"/>
+                <w:lang w:eastAsia="ko-KR"/>
+              </w:rPr>
+              <w:t>와이어로프</w:t>
+            </w:r>
+            <w:r>
+              <w:rPr>
+                <w:sz w:val="18"/>
+                <w:lang w:eastAsia="ko-KR"/>
+              </w:rPr>
+              <w:t xml:space="preserve"> </w:t>
+            </w:r>
+            <w:r>
+              <w:rPr>
+                <w:sz w:val="18"/>
+                <w:lang w:eastAsia="ko-KR"/>
+              </w:rPr>
+              <w:t>안전진단</w:t>
+            </w:r>
+            <w:r>
+              <w:rPr>
+                <w:sz w:val="18"/>
+                <w:lang w:eastAsia="ko-KR"/>
+              </w:rPr>
+              <w:t xml:space="preserve">), </w:t>
+            </w:r>
+            <w:r>
+              <w:rPr>
+                <w:sz w:val="18"/>
+                <w:lang w:eastAsia="ko-KR"/>
+              </w:rPr>
+              <w:t>조달청</w:t>
+            </w:r>
+            <w:r>
+              <w:rPr>
+                <w:sz w:val="18"/>
+                <w:lang w:eastAsia="ko-KR"/>
+              </w:rPr>
+              <w:t xml:space="preserve"> </w:t>
+            </w:r>
+            <w:r>
+              <w:rPr>
+                <w:sz w:val="18"/>
+                <w:lang w:eastAsia="ko-KR"/>
+              </w:rPr>
+              <w:t>혁신제품</w:t>
+            </w:r>
+            <w:r>
+              <w:rPr>
+                <w:sz w:val="18"/>
+                <w:lang w:eastAsia="ko-KR"/>
+              </w:rPr>
+              <w:t xml:space="preserve"> </w:t>
+            </w:r>
+            <w:r>
+              <w:rPr>
+                <w:sz w:val="18"/>
+                <w:lang w:eastAsia="ko-KR"/>
+              </w:rPr>
+              <w:t>지정</w:t>
+            </w:r>
+          </w:p>
+        </w:tc>
+        <w:tc>
+          <w:tcPr>
+            <w:tcW w:w="2880" w:type="dxa"/>
+          </w:tcPr>
+          <w:p>
+            <w:pPr>
+              <w:rPr>
+                <w:lang w:eastAsia="ko-KR"/>
+              </w:rPr>
+            </w:pPr>
+            <w:r>
+              <w:rPr>
+                <w:sz w:val="18"/>
+                <w:lang w:eastAsia="ko-KR"/>
+              </w:rPr>
+              <w:t>공공조달</w:t>
+            </w:r>
+            <w:r>
+              <w:rPr>
+                <w:sz w:val="18"/>
+                <w:lang w:eastAsia="ko-KR"/>
+              </w:rPr>
+              <w:t>·</w:t>
+            </w:r>
+            <w:r>
+              <w:rPr>
+                <w:sz w:val="18"/>
+                <w:lang w:eastAsia="ko-KR"/>
+              </w:rPr>
+              <w:t>시범구매</w:t>
+            </w:r>
+            <w:r>
+              <w:rPr>
+                <w:sz w:val="18"/>
+                <w:lang w:eastAsia="ko-KR"/>
+              </w:rPr>
+              <w:t xml:space="preserve"> </w:t>
+            </w:r>
+            <w:r>
+              <w:rPr>
+                <w:sz w:val="18"/>
+                <w:lang w:eastAsia="ko-KR"/>
+              </w:rPr>
+              <w:t>등</w:t>
+            </w:r>
+            <w:r>
+              <w:rPr>
+                <w:sz w:val="18"/>
+                <w:lang w:eastAsia="ko-KR"/>
+              </w:rPr>
+              <w:t xml:space="preserve"> </w:t>
+            </w:r>
+            <w:r>
+              <w:rPr>
+                <w:sz w:val="18"/>
+                <w:lang w:eastAsia="ko-KR"/>
+              </w:rPr>
+              <w:t>공공</w:t>
+            </w:r>
+            <w:r>
+              <w:rPr>
+                <w:sz w:val="18"/>
+                <w:lang w:eastAsia="ko-KR"/>
+              </w:rPr>
+              <w:t xml:space="preserve"> </w:t>
+            </w:r>
+            <w:r>
+              <w:rPr>
+                <w:sz w:val="18"/>
+                <w:lang w:eastAsia="ko-KR"/>
+              </w:rPr>
+              <w:t>영역</w:t>
+            </w:r>
+            <w:r>
+              <w:rPr>
+                <w:sz w:val="18"/>
+                <w:lang w:eastAsia="ko-KR"/>
+              </w:rPr>
+              <w:t xml:space="preserve"> </w:t>
+            </w:r>
+            <w:r>
+              <w:rPr>
+                <w:sz w:val="18"/>
+                <w:lang w:eastAsia="ko-KR"/>
+              </w:rPr>
+              <w:t>활용</w:t>
+            </w:r>
+            <w:r>
+              <w:rPr>
+                <w:sz w:val="18"/>
+                <w:lang w:eastAsia="ko-KR"/>
+              </w:rPr>
+              <w:t xml:space="preserve"> </w:t>
+            </w:r>
+            <w:r>
+              <w:rPr>
+                <w:sz w:val="18"/>
+                <w:lang w:eastAsia="ko-KR"/>
+              </w:rPr>
+              <w:t>기술로</w:t>
+            </w:r>
+            <w:r>
+              <w:rPr>
+                <w:sz w:val="18"/>
+                <w:lang w:eastAsia="ko-KR"/>
+              </w:rPr>
+              <w:t xml:space="preserve"> </w:t>
+            </w:r>
+            <w:r>
+              <w:rPr>
+                <w:sz w:val="18"/>
+                <w:lang w:eastAsia="ko-KR"/>
+              </w:rPr>
+              <w:t>공식</w:t>
+            </w:r>
+            <w:r>
+              <w:rPr>
+                <w:sz w:val="18"/>
+                <w:lang w:eastAsia="ko-KR"/>
+              </w:rPr>
+              <w:t xml:space="preserve"> </w:t>
+            </w:r>
+            <w:r>
+              <w:rPr>
+                <w:sz w:val="18"/>
+                <w:lang w:eastAsia="ko-KR"/>
+              </w:rPr>
+              <w:t>인정</w:t>
+            </w:r>
+          </w:p>
+        </w:tc>
+      </w:tr>
+      <w:tr>
+        <w:tc>
+          <w:tcPr>
+            <w:tcW w:w="2880" w:type="dxa"/>
+          </w:tcPr>
+          <w:p>
+            <w:r>
+              <w:rPr>
+                <w:sz w:val="18"/>
+              </w:rPr>
+              <w:t>2026.01</w:t>
+            </w:r>
+          </w:p>
+        </w:tc>
+        <w:tc>
+          <w:tcPr>
+            <w:tcW w:w="2880" w:type="dxa"/>
+          </w:tcPr>
+          <w:p>
+            <w:pPr>
+              <w:rPr>
+                <w:lang w:eastAsia="ko-KR"/>
+              </w:rPr>
+            </w:pPr>
+            <w:r>
+              <w:rPr>
+                <w:sz w:val="18"/>
+                <w:lang w:eastAsia="ko-KR"/>
+              </w:rPr>
+              <w:t xml:space="preserve">Polestar 10 </w:t>
+            </w:r>
+            <w:r>
+              <w:rPr>
+                <w:sz w:val="18"/>
+                <w:lang w:eastAsia="ko-KR"/>
+              </w:rPr>
+              <w:t>신제품</w:t>
+            </w:r>
+            <w:r>
+              <w:rPr>
+                <w:sz w:val="18"/>
+                <w:lang w:eastAsia="ko-KR"/>
+              </w:rPr>
+              <w:t xml:space="preserve"> </w:t>
+            </w:r>
+            <w:r>
+              <w:rPr>
+                <w:sz w:val="18"/>
+                <w:lang w:eastAsia="ko-KR"/>
+              </w:rPr>
+              <w:t>출시</w:t>
+            </w:r>
+            <w:r>
+              <w:rPr>
+                <w:sz w:val="18"/>
+                <w:lang w:eastAsia="ko-KR"/>
+              </w:rPr>
+              <w:t xml:space="preserve"> </w:t>
+            </w:r>
+            <w:r>
+              <w:rPr>
+                <w:sz w:val="18"/>
+                <w:lang w:eastAsia="ko-KR"/>
+              </w:rPr>
+              <w:t>기념행사</w:t>
+            </w:r>
+          </w:p>
+        </w:tc>
+        <w:tc>
+          <w:tcPr>
+            <w:tcW w:w="2880" w:type="dxa"/>
+          </w:tcPr>
+          <w:p>
+            <w:pPr>
+              <w:rPr>
+                <w:lang w:eastAsia="ko-KR"/>
+              </w:rPr>
+            </w:pPr>
+            <w:r>
+              <w:rPr>
+                <w:sz w:val="18"/>
+                <w:lang w:eastAsia="ko-KR"/>
+              </w:rPr>
+              <w:t>전</w:t>
+            </w:r>
+            <w:r>
+              <w:rPr>
+                <w:sz w:val="18"/>
+                <w:lang w:eastAsia="ko-KR"/>
+              </w:rPr>
+              <w:t xml:space="preserve"> </w:t>
+            </w:r>
+            <w:r>
+              <w:rPr>
+                <w:sz w:val="18"/>
+                <w:lang w:eastAsia="ko-KR"/>
+              </w:rPr>
+              <w:t>사원</w:t>
+            </w:r>
+            <w:r>
+              <w:rPr>
+                <w:sz w:val="18"/>
+                <w:lang w:eastAsia="ko-KR"/>
+              </w:rPr>
+              <w:t xml:space="preserve"> </w:t>
+            </w:r>
+            <w:r>
+              <w:rPr>
+                <w:sz w:val="18"/>
+                <w:lang w:eastAsia="ko-KR"/>
+              </w:rPr>
+              <w:t>대상</w:t>
+            </w:r>
+            <w:r>
+              <w:rPr>
+                <w:sz w:val="18"/>
+                <w:lang w:eastAsia="ko-KR"/>
+              </w:rPr>
+              <w:t xml:space="preserve"> </w:t>
+            </w:r>
+            <w:r>
+              <w:rPr>
+                <w:sz w:val="18"/>
+                <w:lang w:eastAsia="ko-KR"/>
+              </w:rPr>
+              <w:t>신제품</w:t>
+            </w:r>
+            <w:r>
+              <w:rPr>
+                <w:sz w:val="18"/>
+                <w:lang w:eastAsia="ko-KR"/>
+              </w:rPr>
+              <w:t xml:space="preserve"> </w:t>
+            </w:r>
+            <w:r>
+              <w:rPr>
+                <w:sz w:val="18"/>
+                <w:lang w:eastAsia="ko-KR"/>
+              </w:rPr>
+              <w:t>발표</w:t>
+            </w:r>
+            <w:r>
+              <w:rPr>
+                <w:sz w:val="18"/>
+                <w:lang w:eastAsia="ko-KR"/>
+              </w:rPr>
+              <w:t xml:space="preserve"> </w:t>
+            </w:r>
+            <w:r>
+              <w:rPr>
+                <w:sz w:val="18"/>
+                <w:lang w:eastAsia="ko-KR"/>
+              </w:rPr>
+              <w:t>및</w:t>
+            </w:r>
+            <w:r>
+              <w:rPr>
+                <w:sz w:val="18"/>
+                <w:lang w:eastAsia="ko-KR"/>
+              </w:rPr>
+              <w:t xml:space="preserve"> </w:t>
+            </w:r>
+            <w:r>
+              <w:rPr>
+                <w:sz w:val="18"/>
+                <w:lang w:eastAsia="ko-KR"/>
+              </w:rPr>
+              <w:t>부서별</w:t>
+            </w:r>
+            <w:r>
+              <w:rPr>
+                <w:sz w:val="18"/>
+                <w:lang w:eastAsia="ko-KR"/>
+              </w:rPr>
+              <w:t xml:space="preserve"> </w:t>
+            </w:r>
+            <w:r>
+              <w:rPr>
+                <w:sz w:val="18"/>
+                <w:lang w:eastAsia="ko-KR"/>
+              </w:rPr>
+              <w:t>전략</w:t>
+            </w:r>
+            <w:r>
+              <w:rPr>
+                <w:sz w:val="18"/>
+                <w:lang w:eastAsia="ko-KR"/>
+              </w:rPr>
+              <w:t xml:space="preserve"> </w:t>
+            </w:r>
+            <w:r>
+              <w:rPr>
+                <w:sz w:val="18"/>
+                <w:lang w:eastAsia="ko-KR"/>
+              </w:rPr>
+              <w:t>공유</w:t>
+            </w:r>
+          </w:p>
+        </w:tc>
+      </w:tr>
+      <w:tr>
+        <w:tc>
+          <w:tcPr>
+            <w:tcW w:w="2880" w:type="dxa"/>
+          </w:tcPr>
+          <w:p>
+            <w:r>
+              <w:rPr>
+                <w:sz w:val="18"/>
+              </w:rPr>
+              <w:t>2026.01</w:t>
+            </w:r>
+          </w:p>
+        </w:tc>
+        <w:tc>
+          <w:tcPr>
+            <w:tcW w:w="2880" w:type="dxa"/>
+          </w:tcPr>
+          <w:p>
+            <w:r>
+              <w:rPr>
+                <w:sz w:val="18"/>
+              </w:rPr>
+              <w:t xml:space="preserve">Polestar ITSM </w:t>
+            </w:r>
+            <w:r>
+              <w:rPr>
+                <w:sz w:val="18"/>
+              </w:rPr>
+              <w:t>표준운영관리</w:t>
+            </w:r>
+            <w:r>
+              <w:rPr>
+                <w:sz w:val="18"/>
+              </w:rPr>
+              <w:t>, GS</w:t>
+            </w:r>
+            <w:r>
+              <w:rPr>
+                <w:sz w:val="18"/>
+              </w:rPr>
+              <w:t>인증</w:t>
+            </w:r>
+            <w:r>
+              <w:rPr>
+                <w:sz w:val="18"/>
+              </w:rPr>
+              <w:t xml:space="preserve"> </w:t>
+            </w:r>
+            <w:r>
+              <w:rPr>
+                <w:sz w:val="18"/>
+              </w:rPr>
+              <w:t>획득</w:t>
+            </w:r>
+          </w:p>
+        </w:tc>
+        <w:tc>
+          <w:tcPr>
+            <w:tcW w:w="2880" w:type="dxa"/>
+          </w:tcPr>
+          <w:p>
+            <w:pPr>
+              <w:rPr>
+                <w:lang w:eastAsia="ko-KR"/>
+              </w:rPr>
+            </w:pPr>
+            <w:r>
+              <w:rPr>
+                <w:sz w:val="18"/>
+                <w:lang w:eastAsia="ko-KR"/>
+              </w:rPr>
+              <w:t>공공기관</w:t>
+            </w:r>
+            <w:r>
+              <w:rPr>
+                <w:sz w:val="18"/>
+                <w:lang w:eastAsia="ko-KR"/>
+              </w:rPr>
+              <w:t xml:space="preserve"> </w:t>
+            </w:r>
+            <w:r>
+              <w:rPr>
+                <w:sz w:val="18"/>
+                <w:lang w:eastAsia="ko-KR"/>
+              </w:rPr>
+              <w:t>표준운영절차</w:t>
+            </w:r>
+            <w:r>
+              <w:rPr>
+                <w:sz w:val="18"/>
+                <w:lang w:eastAsia="ko-KR"/>
+              </w:rPr>
+              <w:t xml:space="preserve"> </w:t>
+            </w:r>
+            <w:r>
+              <w:rPr>
+                <w:sz w:val="18"/>
+                <w:lang w:eastAsia="ko-KR"/>
+              </w:rPr>
+              <w:t>의무화</w:t>
+            </w:r>
+            <w:r>
+              <w:rPr>
+                <w:sz w:val="18"/>
+                <w:lang w:eastAsia="ko-KR"/>
+              </w:rPr>
+              <w:t>(</w:t>
+            </w:r>
+            <w:r>
+              <w:rPr>
+                <w:sz w:val="18"/>
+                <w:lang w:eastAsia="ko-KR"/>
+              </w:rPr>
+              <w:t>전자정부법</w:t>
+            </w:r>
+            <w:r>
+              <w:rPr>
+                <w:sz w:val="18"/>
+                <w:lang w:eastAsia="ko-KR"/>
+              </w:rPr>
+              <w:t xml:space="preserve"> </w:t>
+            </w:r>
+            <w:r>
+              <w:rPr>
+                <w:sz w:val="18"/>
+                <w:lang w:eastAsia="ko-KR"/>
+              </w:rPr>
+              <w:t>개정</w:t>
+            </w:r>
+            <w:r>
+              <w:rPr>
+                <w:sz w:val="18"/>
+                <w:lang w:eastAsia="ko-KR"/>
+              </w:rPr>
+              <w:t xml:space="preserve">) </w:t>
+            </w:r>
+            <w:r>
+              <w:rPr>
+                <w:sz w:val="18"/>
+                <w:lang w:eastAsia="ko-KR"/>
+              </w:rPr>
+              <w:t>대응</w:t>
+            </w:r>
+            <w:r>
+              <w:rPr>
+                <w:sz w:val="18"/>
+                <w:lang w:eastAsia="ko-KR"/>
+              </w:rPr>
+              <w:t xml:space="preserve"> </w:t>
+            </w:r>
+            <w:r>
+              <w:rPr>
+                <w:sz w:val="18"/>
+                <w:lang w:eastAsia="ko-KR"/>
+              </w:rPr>
+              <w:t>패키지형</w:t>
+            </w:r>
+            <w:r>
+              <w:rPr>
+                <w:sz w:val="18"/>
+                <w:lang w:eastAsia="ko-KR"/>
+              </w:rPr>
+              <w:t xml:space="preserve"> ITSM</w:t>
+            </w:r>
+          </w:p>
+        </w:tc>
+      </w:tr>
+      <w:tr>
+        <w:tc>
+          <w:tcPr>
+            <w:tcW w:w="2880" w:type="dxa"/>
+          </w:tcPr>
+          <w:p>
+            <w:r>
+              <w:rPr>
+                <w:sz w:val="18"/>
+              </w:rPr>
+              <w:t>2025.04</w:t>
+            </w:r>
+          </w:p>
+        </w:tc>
+        <w:tc>
+          <w:tcPr>
+            <w:tcW w:w="2880" w:type="dxa"/>
+          </w:tcPr>
+          <w:p>
+            <w:pPr>
+              <w:rPr>
+                <w:lang w:eastAsia="ko-KR"/>
+              </w:rPr>
+            </w:pPr>
+            <w:r>
+              <w:rPr>
+                <w:sz w:val="18"/>
+                <w:lang w:eastAsia="ko-KR"/>
+              </w:rPr>
+              <w:t>국토교통부</w:t>
+            </w:r>
+            <w:r>
+              <w:rPr>
+                <w:sz w:val="18"/>
+                <w:lang w:eastAsia="ko-KR"/>
+              </w:rPr>
+              <w:t xml:space="preserve"> '</w:t>
+            </w:r>
+            <w:r>
+              <w:rPr>
+                <w:sz w:val="18"/>
+                <w:lang w:eastAsia="ko-KR"/>
+              </w:rPr>
+              <w:t>스마트</w:t>
+            </w:r>
+            <w:r>
+              <w:rPr>
+                <w:sz w:val="18"/>
+                <w:lang w:eastAsia="ko-KR"/>
+              </w:rPr>
+              <w:t xml:space="preserve"> </w:t>
+            </w:r>
+            <w:r>
+              <w:rPr>
+                <w:sz w:val="18"/>
+                <w:lang w:eastAsia="ko-KR"/>
+              </w:rPr>
+              <w:t>건설</w:t>
+            </w:r>
+            <w:r>
+              <w:rPr>
+                <w:sz w:val="18"/>
+                <w:lang w:eastAsia="ko-KR"/>
+              </w:rPr>
+              <w:t xml:space="preserve"> </w:t>
+            </w:r>
+            <w:r>
+              <w:rPr>
+                <w:sz w:val="18"/>
+                <w:lang w:eastAsia="ko-KR"/>
+              </w:rPr>
+              <w:t>챌린지</w:t>
+            </w:r>
+            <w:r>
+              <w:rPr>
+                <w:sz w:val="18"/>
+                <w:lang w:eastAsia="ko-KR"/>
+              </w:rPr>
+              <w:t xml:space="preserve">' </w:t>
+            </w:r>
+            <w:r>
+              <w:rPr>
+                <w:sz w:val="18"/>
+                <w:lang w:eastAsia="ko-KR"/>
+              </w:rPr>
+              <w:t>혁신상</w:t>
+            </w:r>
+            <w:r>
+              <w:rPr>
+                <w:sz w:val="18"/>
+                <w:lang w:eastAsia="ko-KR"/>
+              </w:rPr>
+              <w:t xml:space="preserve"> </w:t>
+            </w:r>
+            <w:r>
+              <w:rPr>
+                <w:sz w:val="18"/>
+                <w:lang w:eastAsia="ko-KR"/>
+              </w:rPr>
+              <w:t>수상</w:t>
+            </w:r>
+          </w:p>
+        </w:tc>
+        <w:tc>
+          <w:tcPr>
+            <w:tcW w:w="2880" w:type="dxa"/>
+          </w:tcPr>
+          <w:p>
+            <w:pPr>
+              <w:rPr>
+                <w:lang w:eastAsia="ko-KR"/>
+              </w:rPr>
+            </w:pPr>
+            <w:r>
+              <w:rPr>
+                <w:sz w:val="18"/>
+                <w:lang w:eastAsia="ko-KR"/>
+              </w:rPr>
+              <w:t xml:space="preserve">WSS </w:t>
+            </w:r>
+            <w:r>
+              <w:rPr>
+                <w:sz w:val="18"/>
+                <w:lang w:eastAsia="ko-KR"/>
+              </w:rPr>
+              <w:t>와이어로프</w:t>
+            </w:r>
+            <w:r>
+              <w:rPr>
+                <w:sz w:val="18"/>
+                <w:lang w:eastAsia="ko-KR"/>
+              </w:rPr>
+              <w:t xml:space="preserve"> </w:t>
+            </w:r>
+            <w:r>
+              <w:rPr>
+                <w:sz w:val="18"/>
+                <w:lang w:eastAsia="ko-KR"/>
+              </w:rPr>
+              <w:t>안전진단</w:t>
+            </w:r>
+            <w:r>
+              <w:rPr>
+                <w:sz w:val="18"/>
+                <w:lang w:eastAsia="ko-KR"/>
+              </w:rPr>
+              <w:t xml:space="preserve"> </w:t>
+            </w:r>
+            <w:r>
+              <w:rPr>
+                <w:sz w:val="18"/>
+                <w:lang w:eastAsia="ko-KR"/>
+              </w:rPr>
+              <w:t>센서</w:t>
+            </w:r>
+            <w:r>
+              <w:rPr>
+                <w:sz w:val="18"/>
+                <w:lang w:eastAsia="ko-KR"/>
+              </w:rPr>
+              <w:t>, 105</w:t>
+            </w:r>
+            <w:r>
+              <w:rPr>
+                <w:sz w:val="18"/>
+                <w:lang w:eastAsia="ko-KR"/>
+              </w:rPr>
+              <w:t>개팀</w:t>
+            </w:r>
+            <w:r>
+              <w:rPr>
+                <w:sz w:val="18"/>
+                <w:lang w:eastAsia="ko-KR"/>
+              </w:rPr>
+              <w:t xml:space="preserve"> </w:t>
+            </w:r>
+            <w:r>
+              <w:rPr>
+                <w:sz w:val="18"/>
+                <w:lang w:eastAsia="ko-KR"/>
+              </w:rPr>
+              <w:t>중</w:t>
+            </w:r>
+            <w:r>
+              <w:rPr>
+                <w:sz w:val="18"/>
+                <w:lang w:eastAsia="ko-KR"/>
+              </w:rPr>
+              <w:t xml:space="preserve"> </w:t>
+            </w:r>
+            <w:r>
+              <w:rPr>
+                <w:sz w:val="18"/>
+                <w:lang w:eastAsia="ko-KR"/>
+              </w:rPr>
+              <w:t>혁신상</w:t>
+            </w:r>
+            <w:r>
+              <w:rPr>
+                <w:sz w:val="18"/>
+                <w:lang w:eastAsia="ko-KR"/>
+              </w:rPr>
+              <w:t xml:space="preserve"> </w:t>
+            </w:r>
+            <w:r>
+              <w:rPr>
+                <w:sz w:val="18"/>
+                <w:lang w:eastAsia="ko-KR"/>
+              </w:rPr>
+              <w:t>수상</w:t>
+            </w:r>
+          </w:p>
+        </w:tc>
+      </w:tr>
+      <w:tr>
+        <w:tc>
+          <w:tcPr>
+            <w:tcW w:w="2880" w:type="dxa"/>
+          </w:tcPr>
+          <w:p>
+            <w:r>
+              <w:rPr>
+                <w:sz w:val="18"/>
+              </w:rPr>
+              <w:t>2024.04</w:t>
+            </w:r>
+          </w:p>
+        </w:tc>
+        <w:tc>
+          <w:tcPr>
+            <w:tcW w:w="2880" w:type="dxa"/>
+          </w:tcPr>
+          <w:p>
+            <w:pPr>
+              <w:rPr>
+                <w:lang w:eastAsia="ko-KR"/>
+              </w:rPr>
+            </w:pPr>
+            <w:r>
+              <w:rPr>
+                <w:sz w:val="18"/>
+                <w:lang w:eastAsia="ko-KR"/>
+              </w:rPr>
+              <w:t>2023</w:t>
+            </w:r>
+            <w:r>
+              <w:rPr>
+                <w:sz w:val="18"/>
+                <w:lang w:eastAsia="ko-KR"/>
+              </w:rPr>
+              <w:t>년</w:t>
+            </w:r>
+            <w:r>
+              <w:rPr>
+                <w:sz w:val="18"/>
+                <w:lang w:eastAsia="ko-KR"/>
+              </w:rPr>
+              <w:t xml:space="preserve"> </w:t>
+            </w:r>
+            <w:r>
+              <w:rPr>
+                <w:sz w:val="18"/>
+                <w:lang w:eastAsia="ko-KR"/>
+              </w:rPr>
+              <w:t>유망</w:t>
+            </w:r>
+            <w:r>
+              <w:rPr>
+                <w:sz w:val="18"/>
+                <w:lang w:eastAsia="ko-KR"/>
+              </w:rPr>
+              <w:t xml:space="preserve"> SaaS </w:t>
+            </w:r>
+            <w:r>
+              <w:rPr>
+                <w:sz w:val="18"/>
+                <w:lang w:eastAsia="ko-KR"/>
+              </w:rPr>
+              <w:t>개발</w:t>
+            </w:r>
+            <w:r>
+              <w:rPr>
+                <w:sz w:val="18"/>
+                <w:lang w:eastAsia="ko-KR"/>
+              </w:rPr>
+              <w:t>·</w:t>
+            </w:r>
+            <w:r>
+              <w:rPr>
+                <w:sz w:val="18"/>
+                <w:lang w:eastAsia="ko-KR"/>
+              </w:rPr>
+              <w:t>육성</w:t>
+            </w:r>
+            <w:r>
+              <w:rPr>
+                <w:sz w:val="18"/>
+                <w:lang w:eastAsia="ko-KR"/>
+              </w:rPr>
+              <w:t xml:space="preserve"> </w:t>
+            </w:r>
+            <w:r>
+              <w:rPr>
+                <w:sz w:val="18"/>
+                <w:lang w:eastAsia="ko-KR"/>
+              </w:rPr>
+              <w:t>지원</w:t>
+            </w:r>
+            <w:r>
+              <w:rPr>
+                <w:sz w:val="18"/>
+                <w:lang w:eastAsia="ko-KR"/>
+              </w:rPr>
+              <w:t xml:space="preserve"> </w:t>
+            </w:r>
+            <w:r>
+              <w:rPr>
+                <w:sz w:val="18"/>
+                <w:lang w:eastAsia="ko-KR"/>
+              </w:rPr>
+              <w:t>성과기업</w:t>
+            </w:r>
+            <w:r>
+              <w:rPr>
+                <w:sz w:val="18"/>
+                <w:lang w:eastAsia="ko-KR"/>
+              </w:rPr>
+              <w:t xml:space="preserve"> </w:t>
+            </w:r>
+            <w:r>
+              <w:rPr>
+                <w:sz w:val="18"/>
+                <w:lang w:eastAsia="ko-KR"/>
+              </w:rPr>
+              <w:t>선정</w:t>
+            </w:r>
+          </w:p>
+        </w:tc>
+        <w:tc>
+          <w:tcPr>
+            <w:tcW w:w="2880" w:type="dxa"/>
+          </w:tcPr>
+          <w:p>
+            <w:pPr>
+              <w:rPr>
+                <w:lang w:eastAsia="ko-KR"/>
+              </w:rPr>
+            </w:pPr>
+            <w:r>
+              <w:rPr>
+                <w:sz w:val="18"/>
+                <w:lang w:eastAsia="ko-KR"/>
+              </w:rPr>
+              <w:t>POLESTAR ITG</w:t>
+            </w:r>
+            <w:r>
+              <w:rPr>
+                <w:sz w:val="18"/>
+                <w:lang w:eastAsia="ko-KR"/>
+              </w:rPr>
+              <w:t>를</w:t>
+            </w:r>
+            <w:r>
+              <w:rPr>
+                <w:sz w:val="18"/>
+                <w:lang w:eastAsia="ko-KR"/>
+              </w:rPr>
+              <w:t xml:space="preserve"> </w:t>
+            </w:r>
+            <w:proofErr w:type="spellStart"/>
+            <w:r>
+              <w:rPr>
+                <w:sz w:val="18"/>
+                <w:lang w:eastAsia="ko-KR"/>
+              </w:rPr>
+              <w:t>온프레미스</w:t>
+            </w:r>
+            <w:proofErr w:type="spellEnd"/>
+            <w:r>
+              <w:rPr>
+                <w:sz w:val="18"/>
+                <w:lang w:eastAsia="ko-KR"/>
+              </w:rPr>
+              <w:t>→SaaS</w:t>
+            </w:r>
+            <w:r>
+              <w:rPr>
+                <w:sz w:val="18"/>
+                <w:lang w:eastAsia="ko-KR"/>
+              </w:rPr>
+              <w:t>로</w:t>
+            </w:r>
+            <w:r>
+              <w:rPr>
+                <w:sz w:val="18"/>
+                <w:lang w:eastAsia="ko-KR"/>
+              </w:rPr>
+              <w:t xml:space="preserve"> </w:t>
+            </w:r>
+            <w:r>
+              <w:rPr>
+                <w:sz w:val="18"/>
+                <w:lang w:eastAsia="ko-KR"/>
+              </w:rPr>
+              <w:t>전환하는</w:t>
+            </w:r>
+            <w:r>
+              <w:rPr>
+                <w:sz w:val="18"/>
+                <w:lang w:eastAsia="ko-KR"/>
+              </w:rPr>
+              <w:t xml:space="preserve"> R&amp;D </w:t>
+            </w:r>
+            <w:r>
+              <w:rPr>
+                <w:sz w:val="18"/>
+                <w:lang w:eastAsia="ko-KR"/>
+              </w:rPr>
+              <w:t>성과</w:t>
+            </w:r>
+          </w:p>
+        </w:tc>
+      </w:tr>
+      <w:tr>
+        <w:tc>
+          <w:tcPr>
+            <w:tcW w:w="2880" w:type="dxa"/>
+          </w:tcPr>
+          <w:p>
+            <w:r>
+              <w:rPr>
+                <w:sz w:val="18"/>
+              </w:rPr>
+              <w:lastRenderedPageBreak/>
+              <w:t>2022.12</w:t>
+            </w:r>
+          </w:p>
+        </w:tc>
+        <w:tc>
+          <w:tcPr>
+            <w:tcW w:w="2880" w:type="dxa"/>
+          </w:tcPr>
+          <w:p>
+            <w:pPr>
+              <w:rPr>
+                <w:lang w:eastAsia="ko-KR"/>
+              </w:rPr>
+            </w:pPr>
+            <w:r>
+              <w:rPr>
+                <w:sz w:val="18"/>
+                <w:lang w:eastAsia="ko-KR"/>
+              </w:rPr>
+              <w:t>글로벌</w:t>
+            </w:r>
+            <w:r>
+              <w:rPr>
+                <w:sz w:val="18"/>
+                <w:lang w:eastAsia="ko-KR"/>
+              </w:rPr>
+              <w:t xml:space="preserve"> SaaS </w:t>
+            </w:r>
+            <w:r>
+              <w:rPr>
+                <w:sz w:val="18"/>
+                <w:lang w:eastAsia="ko-KR"/>
+              </w:rPr>
+              <w:t>육성</w:t>
+            </w:r>
+            <w:r>
+              <w:rPr>
+                <w:sz w:val="18"/>
+                <w:lang w:eastAsia="ko-KR"/>
+              </w:rPr>
+              <w:t xml:space="preserve"> </w:t>
+            </w:r>
+            <w:r>
+              <w:rPr>
+                <w:sz w:val="18"/>
+                <w:lang w:eastAsia="ko-KR"/>
+              </w:rPr>
+              <w:t>프로젝트</w:t>
+            </w:r>
+            <w:r>
+              <w:rPr>
+                <w:sz w:val="18"/>
+                <w:lang w:eastAsia="ko-KR"/>
+              </w:rPr>
+              <w:t xml:space="preserve"> </w:t>
+            </w:r>
+            <w:r>
+              <w:rPr>
+                <w:sz w:val="18"/>
+                <w:lang w:eastAsia="ko-KR"/>
+              </w:rPr>
+              <w:t>우수과제</w:t>
+            </w:r>
+            <w:r>
+              <w:rPr>
+                <w:sz w:val="18"/>
+                <w:lang w:eastAsia="ko-KR"/>
+              </w:rPr>
+              <w:t xml:space="preserve"> </w:t>
+            </w:r>
+            <w:r>
+              <w:rPr>
+                <w:sz w:val="18"/>
+                <w:lang w:eastAsia="ko-KR"/>
+              </w:rPr>
+              <w:t>선정</w:t>
+            </w:r>
+            <w:r>
+              <w:rPr>
+                <w:sz w:val="18"/>
+                <w:lang w:eastAsia="ko-KR"/>
+              </w:rPr>
+              <w:t>(</w:t>
+            </w:r>
+            <w:proofErr w:type="spellStart"/>
+            <w:r>
+              <w:rPr>
+                <w:sz w:val="18"/>
+                <w:lang w:eastAsia="ko-KR"/>
+              </w:rPr>
+              <w:t>과기정통부</w:t>
+            </w:r>
+            <w:proofErr w:type="spellEnd"/>
+            <w:r>
+              <w:rPr>
+                <w:sz w:val="18"/>
+                <w:lang w:eastAsia="ko-KR"/>
+              </w:rPr>
+              <w:t xml:space="preserve"> </w:t>
+            </w:r>
+            <w:proofErr w:type="spellStart"/>
+            <w:r>
+              <w:rPr>
+                <w:sz w:val="18"/>
+                <w:lang w:eastAsia="ko-KR"/>
+              </w:rPr>
+              <w:t>장관상</w:t>
+            </w:r>
+            <w:proofErr w:type="spellEnd"/>
+            <w:r>
+              <w:rPr>
+                <w:sz w:val="18"/>
+                <w:lang w:eastAsia="ko-KR"/>
+              </w:rPr>
+              <w:t>)</w:t>
+            </w:r>
+          </w:p>
+        </w:tc>
+        <w:tc>
+          <w:tcPr>
+            <w:tcW w:w="2880" w:type="dxa"/>
+          </w:tcPr>
+          <w:p>
+            <w:r>
+              <w:rPr>
+                <w:sz w:val="18"/>
+              </w:rPr>
+              <w:t xml:space="preserve">POLESTAR EMS </w:t>
+            </w:r>
+            <w:proofErr w:type="spellStart"/>
+            <w:r>
+              <w:rPr>
+                <w:sz w:val="18"/>
+              </w:rPr>
+              <w:t>SaaS</w:t>
+            </w:r>
+            <w:r>
+              <w:rPr>
+                <w:sz w:val="18"/>
+              </w:rPr>
+              <w:t>화</w:t>
+            </w:r>
+            <w:proofErr w:type="spellEnd"/>
+            <w:r>
+              <w:rPr>
+                <w:sz w:val="18"/>
+              </w:rPr>
+              <w:t xml:space="preserve">, </w:t>
+            </w:r>
+            <w:proofErr w:type="spellStart"/>
+            <w:r>
+              <w:rPr>
+                <w:sz w:val="18"/>
+              </w:rPr>
+              <w:t>국내외</w:t>
+            </w:r>
+            <w:proofErr w:type="spellEnd"/>
+            <w:r>
+              <w:rPr>
+                <w:sz w:val="18"/>
+              </w:rPr>
+              <w:t xml:space="preserve"> </w:t>
+            </w:r>
+            <w:r>
+              <w:rPr>
+                <w:sz w:val="18"/>
+              </w:rPr>
+              <w:t>매출</w:t>
+            </w:r>
+            <w:r>
+              <w:rPr>
+                <w:sz w:val="18"/>
+              </w:rPr>
+              <w:t xml:space="preserve"> 12</w:t>
+            </w:r>
+            <w:r>
+              <w:rPr>
+                <w:sz w:val="18"/>
+              </w:rPr>
+              <w:t>억</w:t>
+            </w:r>
+            <w:r>
+              <w:rPr>
+                <w:sz w:val="18"/>
+              </w:rPr>
+              <w:t xml:space="preserve"> </w:t>
+            </w:r>
+            <w:r>
+              <w:rPr>
+                <w:sz w:val="18"/>
+              </w:rPr>
+              <w:t>원</w:t>
+            </w:r>
+            <w:r>
+              <w:rPr>
+                <w:sz w:val="18"/>
+              </w:rPr>
+              <w:t xml:space="preserve"> </w:t>
+            </w:r>
+            <w:r>
+              <w:rPr>
+                <w:sz w:val="18"/>
+              </w:rPr>
+              <w:t>이상</w:t>
+            </w:r>
+            <w:r>
+              <w:rPr>
+                <w:sz w:val="18"/>
+              </w:rPr>
+              <w:t xml:space="preserve"> </w:t>
+            </w:r>
+            <w:r>
+              <w:rPr>
+                <w:sz w:val="18"/>
+              </w:rPr>
+              <w:t>달성</w:t>
+            </w:r>
+          </w:p>
+        </w:tc>
+      </w:tr>
+      <w:tr>
+        <w:tc>
+          <w:tcPr>
+            <w:tcW w:w="2880" w:type="dxa"/>
+          </w:tcPr>
+          <w:p>
+            <w:r>
+              <w:rPr>
+                <w:sz w:val="18"/>
+              </w:rPr>
+              <w:t>2022.05</w:t>
+            </w:r>
+          </w:p>
+        </w:tc>
+        <w:tc>
+          <w:tcPr>
+            <w:tcW w:w="2880" w:type="dxa"/>
+          </w:tcPr>
+          <w:p>
+            <w:r>
+              <w:rPr>
+                <w:sz w:val="18"/>
+              </w:rPr>
+              <w:t>조달청</w:t>
+            </w:r>
+            <w:r>
+              <w:rPr>
+                <w:sz w:val="18"/>
+              </w:rPr>
+              <w:t xml:space="preserve"> </w:t>
+            </w:r>
+            <w:r>
+              <w:rPr>
+                <w:sz w:val="18"/>
+              </w:rPr>
+              <w:t>우수제품</w:t>
+            </w:r>
+            <w:r>
+              <w:rPr>
+                <w:sz w:val="18"/>
+              </w:rPr>
+              <w:t xml:space="preserve"> </w:t>
+            </w:r>
+            <w:r>
+              <w:rPr>
+                <w:sz w:val="18"/>
+              </w:rPr>
+              <w:t>지정</w:t>
+            </w:r>
+            <w:r>
+              <w:rPr>
+                <w:sz w:val="18"/>
+              </w:rPr>
+              <w:t xml:space="preserve"> (POLESTAR EMS v8)</w:t>
+            </w:r>
+          </w:p>
+        </w:tc>
+        <w:tc>
+          <w:tcPr>
+            <w:tcW w:w="2880" w:type="dxa"/>
+          </w:tcPr>
+          <w:p>
+            <w:pPr>
+              <w:rPr>
+                <w:lang w:eastAsia="ko-KR"/>
+              </w:rPr>
+            </w:pPr>
+            <w:r>
+              <w:rPr>
+                <w:sz w:val="18"/>
+                <w:lang w:eastAsia="ko-KR"/>
+              </w:rPr>
+              <w:t xml:space="preserve">AI </w:t>
+            </w:r>
+            <w:proofErr w:type="spellStart"/>
+            <w:r>
+              <w:rPr>
+                <w:sz w:val="18"/>
+                <w:lang w:eastAsia="ko-KR"/>
+              </w:rPr>
+              <w:t>머신러닝</w:t>
+            </w:r>
+            <w:proofErr w:type="spellEnd"/>
+            <w:r>
+              <w:rPr>
+                <w:sz w:val="18"/>
+                <w:lang w:eastAsia="ko-KR"/>
+              </w:rPr>
+              <w:t xml:space="preserve"> </w:t>
+            </w:r>
+            <w:r>
+              <w:rPr>
+                <w:sz w:val="18"/>
+                <w:lang w:eastAsia="ko-KR"/>
+              </w:rPr>
+              <w:t>장애</w:t>
+            </w:r>
+            <w:r>
+              <w:rPr>
+                <w:sz w:val="18"/>
+                <w:lang w:eastAsia="ko-KR"/>
+              </w:rPr>
+              <w:t xml:space="preserve"> </w:t>
+            </w:r>
+            <w:r>
+              <w:rPr>
+                <w:sz w:val="18"/>
+                <w:lang w:eastAsia="ko-KR"/>
+              </w:rPr>
+              <w:t>사전탐지</w:t>
+            </w:r>
+            <w:r>
+              <w:rPr>
+                <w:sz w:val="18"/>
+                <w:lang w:eastAsia="ko-KR"/>
+              </w:rPr>
+              <w:t>, 1</w:t>
+            </w:r>
+            <w:r>
+              <w:rPr>
+                <w:sz w:val="18"/>
+                <w:lang w:eastAsia="ko-KR"/>
+              </w:rPr>
+              <w:t>초</w:t>
+            </w:r>
+            <w:r>
+              <w:rPr>
+                <w:sz w:val="18"/>
+                <w:lang w:eastAsia="ko-KR"/>
+              </w:rPr>
+              <w:t xml:space="preserve"> </w:t>
+            </w:r>
+            <w:r>
+              <w:rPr>
+                <w:sz w:val="18"/>
+                <w:lang w:eastAsia="ko-KR"/>
+              </w:rPr>
+              <w:t>단위</w:t>
+            </w:r>
+            <w:r>
+              <w:rPr>
+                <w:sz w:val="18"/>
+                <w:lang w:eastAsia="ko-KR"/>
+              </w:rPr>
+              <w:t xml:space="preserve"> </w:t>
+            </w:r>
+            <w:r>
+              <w:rPr>
+                <w:sz w:val="18"/>
+                <w:lang w:eastAsia="ko-KR"/>
+              </w:rPr>
+              <w:t>실시간</w:t>
+            </w:r>
+            <w:r>
+              <w:rPr>
+                <w:sz w:val="18"/>
+                <w:lang w:eastAsia="ko-KR"/>
+              </w:rPr>
+              <w:t xml:space="preserve"> </w:t>
+            </w:r>
+            <w:r>
+              <w:rPr>
+                <w:sz w:val="18"/>
+                <w:lang w:eastAsia="ko-KR"/>
+              </w:rPr>
+              <w:t>모니터링</w:t>
+            </w:r>
+            <w:r>
+              <w:rPr>
+                <w:sz w:val="18"/>
+                <w:lang w:eastAsia="ko-KR"/>
+              </w:rPr>
+              <w:t xml:space="preserve"> </w:t>
+            </w:r>
+            <w:r>
+              <w:rPr>
+                <w:sz w:val="18"/>
+                <w:lang w:eastAsia="ko-KR"/>
+              </w:rPr>
+              <w:t>등으로</w:t>
+            </w:r>
+            <w:r>
+              <w:rPr>
+                <w:sz w:val="18"/>
+                <w:lang w:eastAsia="ko-KR"/>
+              </w:rPr>
+              <w:t xml:space="preserve"> </w:t>
+            </w:r>
+            <w:r>
+              <w:rPr>
+                <w:sz w:val="18"/>
+                <w:lang w:eastAsia="ko-KR"/>
+              </w:rPr>
+              <w:t>우수</w:t>
+            </w:r>
+            <w:r>
+              <w:rPr>
+                <w:sz w:val="18"/>
+                <w:lang w:eastAsia="ko-KR"/>
+              </w:rPr>
+              <w:t xml:space="preserve"> </w:t>
+            </w:r>
+            <w:r>
+              <w:rPr>
+                <w:sz w:val="18"/>
+                <w:lang w:eastAsia="ko-KR"/>
+              </w:rPr>
+              <w:t>평가</w:t>
+            </w:r>
+          </w:p>
+        </w:tc>
+      </w:tr>
+      <w:tr>
+        <w:tc>
+          <w:tcPr>
+            <w:tcW w:w="2880" w:type="dxa"/>
+          </w:tcPr>
+          <w:p>
+            <w:r>
+              <w:rPr>
+                <w:sz w:val="18"/>
+              </w:rPr>
+              <w:t>2022.02</w:t>
+            </w:r>
+          </w:p>
+        </w:tc>
+        <w:tc>
+          <w:tcPr>
+            <w:tcW w:w="2880" w:type="dxa"/>
+          </w:tcPr>
+          <w:p>
+            <w:r>
+              <w:rPr>
+                <w:sz w:val="18"/>
+              </w:rPr>
+              <w:t>POLESTAR Automation v3, GS</w:t>
+            </w:r>
+            <w:r>
+              <w:rPr>
+                <w:sz w:val="18"/>
+              </w:rPr>
+              <w:t>인증</w:t>
+            </w:r>
+            <w:r>
+              <w:rPr>
+                <w:sz w:val="18"/>
+              </w:rPr>
+              <w:t xml:space="preserve"> 1</w:t>
+            </w:r>
+            <w:r>
+              <w:rPr>
+                <w:sz w:val="18"/>
+              </w:rPr>
+              <w:t>등급</w:t>
+            </w:r>
+            <w:r>
+              <w:rPr>
+                <w:sz w:val="18"/>
+              </w:rPr>
+              <w:t xml:space="preserve"> </w:t>
+            </w:r>
+            <w:r>
+              <w:rPr>
+                <w:sz w:val="18"/>
+              </w:rPr>
+              <w:t>획득</w:t>
+            </w:r>
+          </w:p>
+        </w:tc>
+        <w:tc>
+          <w:tcPr>
+            <w:tcW w:w="2880" w:type="dxa"/>
+          </w:tcPr>
+          <w:p>
+            <w:pPr>
+              <w:rPr>
+                <w:lang w:eastAsia="ko-KR"/>
+              </w:rPr>
+            </w:pPr>
+            <w:r>
+              <w:rPr>
+                <w:sz w:val="18"/>
+                <w:lang w:eastAsia="ko-KR"/>
+              </w:rPr>
+              <w:t>국내</w:t>
+            </w:r>
+            <w:r>
+              <w:rPr>
+                <w:sz w:val="18"/>
+                <w:lang w:eastAsia="ko-KR"/>
+              </w:rPr>
+              <w:t xml:space="preserve"> </w:t>
+            </w:r>
+            <w:r>
+              <w:rPr>
+                <w:sz w:val="18"/>
+                <w:lang w:eastAsia="ko-KR"/>
+              </w:rPr>
+              <w:t>유일</w:t>
+            </w:r>
+            <w:r>
+              <w:rPr>
+                <w:sz w:val="18"/>
+                <w:lang w:eastAsia="ko-KR"/>
+              </w:rPr>
+              <w:t xml:space="preserve"> </w:t>
+            </w:r>
+            <w:proofErr w:type="gramStart"/>
+            <w:r>
+              <w:rPr>
+                <w:sz w:val="18"/>
+                <w:lang w:eastAsia="ko-KR"/>
+              </w:rPr>
+              <w:t>1:N</w:t>
+            </w:r>
+            <w:proofErr w:type="gramEnd"/>
+            <w:r>
+              <w:rPr>
+                <w:sz w:val="18"/>
+                <w:lang w:eastAsia="ko-KR"/>
+              </w:rPr>
+              <w:t xml:space="preserve"> IT</w:t>
+            </w:r>
+            <w:r>
+              <w:rPr>
+                <w:sz w:val="18"/>
+                <w:lang w:eastAsia="ko-KR"/>
+              </w:rPr>
+              <w:t>운영자동화</w:t>
+            </w:r>
+            <w:r>
+              <w:rPr>
+                <w:sz w:val="18"/>
+                <w:lang w:eastAsia="ko-KR"/>
+              </w:rPr>
+              <w:t xml:space="preserve"> </w:t>
+            </w:r>
+            <w:r>
+              <w:rPr>
+                <w:sz w:val="18"/>
+                <w:lang w:eastAsia="ko-KR"/>
+              </w:rPr>
+              <w:t>솔루션</w:t>
+            </w:r>
+          </w:p>
+        </w:tc>
+      </w:tr>
+      <w:tr>
+        <w:tc>
+          <w:tcPr>
+            <w:tcW w:w="2880" w:type="dxa"/>
+          </w:tcPr>
+          <w:p>
+            <w:r>
+              <w:rPr>
+                <w:sz w:val="18"/>
+              </w:rPr>
+              <w:t>2020.04</w:t>
+            </w:r>
+          </w:p>
+        </w:tc>
+        <w:tc>
+          <w:tcPr>
+            <w:tcW w:w="2880" w:type="dxa"/>
+          </w:tcPr>
+          <w:p>
+            <w:r>
+              <w:rPr>
+                <w:sz w:val="18"/>
+              </w:rPr>
+              <w:t>POLESTAR ITG v8, GS</w:t>
+            </w:r>
+            <w:r>
+              <w:rPr>
+                <w:sz w:val="18"/>
+              </w:rPr>
+              <w:t>인증</w:t>
+            </w:r>
+            <w:r>
+              <w:rPr>
+                <w:sz w:val="18"/>
+              </w:rPr>
+              <w:t xml:space="preserve"> 1</w:t>
+            </w:r>
+            <w:r>
+              <w:rPr>
+                <w:sz w:val="18"/>
+              </w:rPr>
+              <w:t>등급</w:t>
+            </w:r>
+            <w:r>
+              <w:rPr>
+                <w:sz w:val="18"/>
+              </w:rPr>
+              <w:t xml:space="preserve"> </w:t>
+            </w:r>
+            <w:r>
+              <w:rPr>
+                <w:sz w:val="18"/>
+              </w:rPr>
+              <w:t>획득</w:t>
+            </w:r>
+          </w:p>
+        </w:tc>
+        <w:tc>
+          <w:tcPr>
+            <w:tcW w:w="2880" w:type="dxa"/>
+          </w:tcPr>
+          <w:p>
+            <w:pPr>
+              <w:rPr>
+                <w:lang w:eastAsia="ko-KR"/>
+              </w:rPr>
+            </w:pPr>
+            <w:r>
+              <w:rPr>
+                <w:sz w:val="18"/>
+                <w:lang w:eastAsia="ko-KR"/>
+              </w:rPr>
+              <w:t xml:space="preserve">ITSM + ITAM </w:t>
+            </w:r>
+            <w:r>
+              <w:rPr>
+                <w:sz w:val="18"/>
+                <w:lang w:eastAsia="ko-KR"/>
+              </w:rPr>
+              <w:t>통합</w:t>
+            </w:r>
+            <w:r>
+              <w:rPr>
+                <w:sz w:val="18"/>
+                <w:lang w:eastAsia="ko-KR"/>
+              </w:rPr>
+              <w:t xml:space="preserve"> </w:t>
+            </w:r>
+            <w:r>
+              <w:rPr>
+                <w:sz w:val="18"/>
+                <w:lang w:eastAsia="ko-KR"/>
+              </w:rPr>
+              <w:t>솔루션</w:t>
+            </w:r>
+          </w:p>
+        </w:tc>
+      </w:tr>
+      <w:tr>
+        <w:tc>
+          <w:tcPr>
+            <w:tcW w:w="2880" w:type="dxa"/>
+          </w:tcPr>
+          <w:p>
+            <w:r>
+              <w:rPr>
+                <w:sz w:val="18"/>
+              </w:rPr>
+              <w:t>2020.07</w:t>
+            </w:r>
+          </w:p>
+        </w:tc>
+        <w:tc>
+          <w:tcPr>
+            <w:tcW w:w="2880" w:type="dxa"/>
+          </w:tcPr>
+          <w:p>
+            <w:pPr>
+              <w:rPr>
+                <w:lang w:eastAsia="ko-KR"/>
+              </w:rPr>
+            </w:pPr>
+            <w:r>
+              <w:rPr>
+                <w:sz w:val="18"/>
+                <w:lang w:eastAsia="ko-KR"/>
+              </w:rPr>
+              <w:t>AIOTION(</w:t>
+            </w:r>
+            <w:proofErr w:type="spellStart"/>
+            <w:r>
+              <w:rPr>
+                <w:sz w:val="18"/>
+                <w:lang w:eastAsia="ko-KR"/>
+              </w:rPr>
+              <w:t>아이오션</w:t>
+            </w:r>
+            <w:proofErr w:type="spellEnd"/>
+            <w:r>
+              <w:rPr>
+                <w:sz w:val="18"/>
+                <w:lang w:eastAsia="ko-KR"/>
+              </w:rPr>
+              <w:t xml:space="preserve">) </w:t>
+            </w:r>
+            <w:r>
+              <w:rPr>
+                <w:sz w:val="18"/>
+                <w:lang w:eastAsia="ko-KR"/>
+              </w:rPr>
+              <w:t>와이어로프</w:t>
+            </w:r>
+            <w:r>
+              <w:rPr>
+                <w:sz w:val="18"/>
+                <w:lang w:eastAsia="ko-KR"/>
+              </w:rPr>
+              <w:t xml:space="preserve"> </w:t>
+            </w:r>
+            <w:r>
+              <w:rPr>
+                <w:sz w:val="18"/>
+                <w:lang w:eastAsia="ko-KR"/>
+              </w:rPr>
+              <w:t>센서</w:t>
+            </w:r>
+            <w:r>
+              <w:rPr>
+                <w:sz w:val="18"/>
+                <w:lang w:eastAsia="ko-KR"/>
+              </w:rPr>
+              <w:t>, KC</w:t>
+            </w:r>
+            <w:r>
+              <w:rPr>
+                <w:sz w:val="18"/>
+                <w:lang w:eastAsia="ko-KR"/>
+              </w:rPr>
+              <w:t>인증</w:t>
+            </w:r>
+            <w:r>
+              <w:rPr>
+                <w:sz w:val="18"/>
+                <w:lang w:eastAsia="ko-KR"/>
+              </w:rPr>
+              <w:t xml:space="preserve"> </w:t>
+            </w:r>
+            <w:r>
+              <w:rPr>
+                <w:sz w:val="18"/>
+                <w:lang w:eastAsia="ko-KR"/>
+              </w:rPr>
+              <w:t>획득</w:t>
+            </w:r>
+          </w:p>
+        </w:tc>
+        <w:tc>
+          <w:tcPr>
+            <w:tcW w:w="2880" w:type="dxa"/>
+          </w:tcPr>
+          <w:p>
+            <w:pPr>
+              <w:rPr>
+                <w:lang w:eastAsia="ko-KR"/>
+              </w:rPr>
+            </w:pPr>
+            <w:r>
+              <w:rPr>
+                <w:sz w:val="18"/>
+                <w:lang w:eastAsia="ko-KR"/>
+              </w:rPr>
+              <w:t>소프트웨어뿐</w:t>
+            </w:r>
+            <w:r>
+              <w:rPr>
+                <w:sz w:val="18"/>
+                <w:lang w:eastAsia="ko-KR"/>
+              </w:rPr>
+              <w:t xml:space="preserve"> </w:t>
+            </w:r>
+            <w:r>
+              <w:rPr>
+                <w:sz w:val="18"/>
+                <w:lang w:eastAsia="ko-KR"/>
+              </w:rPr>
+              <w:t>아니라</w:t>
+            </w:r>
+            <w:r>
+              <w:rPr>
+                <w:sz w:val="18"/>
+                <w:lang w:eastAsia="ko-KR"/>
+              </w:rPr>
+              <w:t xml:space="preserve"> </w:t>
+            </w:r>
+            <w:r>
+              <w:rPr>
+                <w:sz w:val="18"/>
+                <w:lang w:eastAsia="ko-KR"/>
+              </w:rPr>
+              <w:t>하드웨어</w:t>
+            </w:r>
+            <w:r>
+              <w:rPr>
+                <w:sz w:val="18"/>
+                <w:lang w:eastAsia="ko-KR"/>
+              </w:rPr>
+              <w:t>(</w:t>
+            </w:r>
+            <w:r>
+              <w:rPr>
+                <w:sz w:val="18"/>
+                <w:lang w:eastAsia="ko-KR"/>
+              </w:rPr>
+              <w:t>센서</w:t>
+            </w:r>
+            <w:r>
+              <w:rPr>
+                <w:sz w:val="18"/>
+                <w:lang w:eastAsia="ko-KR"/>
+              </w:rPr>
+              <w:t xml:space="preserve">) </w:t>
+            </w:r>
+            <w:r>
+              <w:rPr>
+                <w:sz w:val="18"/>
+                <w:lang w:eastAsia="ko-KR"/>
+              </w:rPr>
+              <w:t>영역까지</w:t>
+            </w:r>
+            <w:r>
+              <w:rPr>
+                <w:sz w:val="18"/>
+                <w:lang w:eastAsia="ko-KR"/>
+              </w:rPr>
+              <w:t xml:space="preserve"> </w:t>
+            </w:r>
+            <w:r>
+              <w:rPr>
+                <w:sz w:val="18"/>
+                <w:lang w:eastAsia="ko-KR"/>
+              </w:rPr>
+              <w:t>인증</w:t>
+            </w:r>
+            <w:r>
+              <w:rPr>
+                <w:sz w:val="18"/>
+                <w:lang w:eastAsia="ko-KR"/>
+              </w:rPr>
+              <w:t xml:space="preserve"> </w:t>
+            </w:r>
+            <w:r>
+              <w:rPr>
+                <w:sz w:val="18"/>
+                <w:lang w:eastAsia="ko-KR"/>
+              </w:rPr>
+              <w:t>확보</w:t>
+            </w:r>
+          </w:p>
+        </w:tc>
+      </w:tr>
+      <w:tr>
+        <w:tc>
+          <w:tcPr>
+            <w:tcW w:w="2880" w:type="dxa"/>
+          </w:tcPr>
+          <w:p>
+            <w:r>
+              <w:rPr>
+                <w:sz w:val="18"/>
+              </w:rPr>
+              <w:t>2019.05</w:t>
+            </w:r>
+          </w:p>
+        </w:tc>
+        <w:tc>
+          <w:tcPr>
+            <w:tcW w:w="2880" w:type="dxa"/>
+          </w:tcPr>
+          <w:p>
+            <w:pPr>
+              <w:rPr>
+                <w:lang w:eastAsia="ko-KR"/>
+              </w:rPr>
+            </w:pPr>
+            <w:r>
+              <w:rPr>
+                <w:sz w:val="18"/>
+                <w:lang w:eastAsia="ko-KR"/>
+              </w:rPr>
+              <w:t>AIOTION(</w:t>
+            </w:r>
+            <w:proofErr w:type="spellStart"/>
+            <w:r>
+              <w:rPr>
+                <w:sz w:val="18"/>
+                <w:lang w:eastAsia="ko-KR"/>
+              </w:rPr>
+              <w:t>아이오션</w:t>
+            </w:r>
+            <w:proofErr w:type="spellEnd"/>
+            <w:r>
+              <w:rPr>
+                <w:sz w:val="18"/>
+                <w:lang w:eastAsia="ko-KR"/>
+              </w:rPr>
+              <w:t>), GS 1</w:t>
+            </w:r>
+            <w:r>
+              <w:rPr>
+                <w:sz w:val="18"/>
+                <w:lang w:eastAsia="ko-KR"/>
+              </w:rPr>
+              <w:t>등급</w:t>
+            </w:r>
+            <w:r>
+              <w:rPr>
+                <w:sz w:val="18"/>
+                <w:lang w:eastAsia="ko-KR"/>
+              </w:rPr>
+              <w:t xml:space="preserve"> </w:t>
+            </w:r>
+            <w:r>
+              <w:rPr>
+                <w:sz w:val="18"/>
+                <w:lang w:eastAsia="ko-KR"/>
+              </w:rPr>
+              <w:t>획득</w:t>
+            </w:r>
+          </w:p>
+        </w:tc>
+        <w:tc>
+          <w:tcPr>
+            <w:tcW w:w="2880" w:type="dxa"/>
+          </w:tcPr>
+          <w:p>
+            <w:pPr>
+              <w:rPr>
+                <w:lang w:eastAsia="ko-KR"/>
+              </w:rPr>
+            </w:pPr>
+            <w:r>
+              <w:rPr>
+                <w:sz w:val="18"/>
+                <w:lang w:eastAsia="ko-KR"/>
+              </w:rPr>
+              <w:t xml:space="preserve">AI </w:t>
+            </w:r>
+            <w:r>
+              <w:rPr>
+                <w:sz w:val="18"/>
+                <w:lang w:eastAsia="ko-KR"/>
+              </w:rPr>
+              <w:t>기반</w:t>
+            </w:r>
+            <w:r>
+              <w:rPr>
+                <w:sz w:val="18"/>
+                <w:lang w:eastAsia="ko-KR"/>
+              </w:rPr>
+              <w:t xml:space="preserve"> </w:t>
+            </w:r>
+            <w:r>
+              <w:rPr>
+                <w:sz w:val="18"/>
+                <w:lang w:eastAsia="ko-KR"/>
+              </w:rPr>
+              <w:t>산업용</w:t>
+            </w:r>
+            <w:r>
+              <w:rPr>
+                <w:sz w:val="18"/>
+                <w:lang w:eastAsia="ko-KR"/>
+              </w:rPr>
+              <w:t xml:space="preserve"> IoT </w:t>
+            </w:r>
+            <w:r>
+              <w:rPr>
+                <w:sz w:val="18"/>
+                <w:lang w:eastAsia="ko-KR"/>
+              </w:rPr>
+              <w:t>플랫폼</w:t>
+            </w:r>
+          </w:p>
+        </w:tc>
+      </w:tr>
+      <w:tr>
+        <w:tc>
+          <w:tcPr>
+            <w:tcW w:w="2880" w:type="dxa"/>
+          </w:tcPr>
+          <w:p>
+            <w:r>
+              <w:rPr>
+                <w:sz w:val="18"/>
+              </w:rPr>
+              <w:t>2018.10</w:t>
+            </w:r>
+          </w:p>
+        </w:tc>
+        <w:tc>
+          <w:tcPr>
+            <w:tcW w:w="2880" w:type="dxa"/>
+          </w:tcPr>
+          <w:p>
+            <w:pPr>
+              <w:rPr>
+                <w:lang w:eastAsia="ko-KR"/>
+              </w:rPr>
+            </w:pPr>
+            <w:r>
+              <w:rPr>
+                <w:sz w:val="18"/>
+                <w:lang w:eastAsia="ko-KR"/>
+              </w:rPr>
+              <w:t xml:space="preserve">POLESTAR XEUS, </w:t>
+            </w:r>
+            <w:r>
+              <w:rPr>
+                <w:sz w:val="18"/>
+                <w:lang w:eastAsia="ko-KR"/>
+              </w:rPr>
+              <w:t>신</w:t>
+            </w:r>
+            <w:r>
+              <w:rPr>
+                <w:sz w:val="18"/>
+                <w:lang w:eastAsia="ko-KR"/>
+              </w:rPr>
+              <w:t>SW</w:t>
+            </w:r>
+            <w:r>
+              <w:rPr>
+                <w:sz w:val="18"/>
+                <w:lang w:eastAsia="ko-KR"/>
+              </w:rPr>
+              <w:t>상품대상</w:t>
+            </w:r>
+            <w:r>
+              <w:rPr>
+                <w:sz w:val="18"/>
+                <w:lang w:eastAsia="ko-KR"/>
+              </w:rPr>
+              <w:t xml:space="preserve"> </w:t>
+            </w:r>
+            <w:proofErr w:type="spellStart"/>
+            <w:r>
+              <w:rPr>
+                <w:sz w:val="18"/>
+                <w:lang w:eastAsia="ko-KR"/>
+              </w:rPr>
+              <w:t>장관상</w:t>
+            </w:r>
+            <w:proofErr w:type="spellEnd"/>
+            <w:r>
+              <w:rPr>
+                <w:sz w:val="18"/>
+                <w:lang w:eastAsia="ko-KR"/>
+              </w:rPr>
+              <w:t xml:space="preserve"> </w:t>
+            </w:r>
+            <w:r>
+              <w:rPr>
+                <w:sz w:val="18"/>
+                <w:lang w:eastAsia="ko-KR"/>
+              </w:rPr>
+              <w:t>수상</w:t>
+            </w:r>
+          </w:p>
+        </w:tc>
+        <w:tc>
+          <w:tcPr>
+            <w:tcW w:w="2880" w:type="dxa"/>
+          </w:tcPr>
+          <w:p>
+            <w:pPr>
+              <w:rPr>
+                <w:lang w:eastAsia="ko-KR"/>
+              </w:rPr>
+            </w:pPr>
+            <w:r>
+              <w:rPr>
+                <w:sz w:val="18"/>
+                <w:lang w:eastAsia="ko-KR"/>
+              </w:rPr>
+              <w:t>이기종</w:t>
+            </w:r>
+            <w:r>
+              <w:rPr>
+                <w:sz w:val="18"/>
+                <w:lang w:eastAsia="ko-KR"/>
+              </w:rPr>
+              <w:t xml:space="preserve"> </w:t>
+            </w:r>
+            <w:r>
+              <w:rPr>
+                <w:sz w:val="18"/>
+                <w:lang w:eastAsia="ko-KR"/>
+              </w:rPr>
+              <w:t>클라우드</w:t>
+            </w:r>
+            <w:r>
+              <w:rPr>
+                <w:sz w:val="18"/>
+                <w:lang w:eastAsia="ko-KR"/>
+              </w:rPr>
+              <w:t xml:space="preserve"> </w:t>
+            </w:r>
+            <w:r>
+              <w:rPr>
+                <w:sz w:val="18"/>
+                <w:lang w:eastAsia="ko-KR"/>
+              </w:rPr>
+              <w:t>통합운영</w:t>
+            </w:r>
+            <w:r>
+              <w:rPr>
+                <w:sz w:val="18"/>
+                <w:lang w:eastAsia="ko-KR"/>
+              </w:rPr>
+              <w:t xml:space="preserve"> </w:t>
+            </w:r>
+            <w:r>
+              <w:rPr>
+                <w:sz w:val="18"/>
+                <w:lang w:eastAsia="ko-KR"/>
+              </w:rPr>
+              <w:t>플랫폼</w:t>
+            </w:r>
+          </w:p>
+        </w:tc>
+      </w:tr>
+    </w:tbl>
+    <w:p>
+      <w:proofErr w:type="spellStart"/>
+      <w:r>
+        <w:rPr>
+          <w:b/>
+        </w:rPr>
+        <w:t>수주</w:t>
+      </w:r>
+      <w:proofErr w:type="spellEnd"/>
+      <w:r>
+        <w:rPr>
+          <w:b/>
+        </w:rPr>
+        <w:t xml:space="preserve"> · </w:t>
+      </w:r>
+      <w:proofErr w:type="spellStart"/>
+      <w:r>
+        <w:rPr>
+          <w:b/>
+        </w:rPr>
+        <w:t>파트너십</w:t>
+      </w:r>
+      <w:proofErr w:type="spellEnd"/>
+      <w:r>
+        <w:rPr>
+          <w:b/>
+        </w:rPr>
+        <w:t xml:space="preserve"> </w:t>
+      </w:r>
+      <w:proofErr w:type="spellStart"/>
+      <w:r>
+        <w:rPr>
+          <w:b/>
+        </w:rPr>
+        <w:t>소식</w:t>
+      </w:r>
+      <w:proofErr w:type="spellEnd"/>
+    </w:p>
+    <w:tbl>
+      <w:tblPr>
+        <w:tblStyle w:val="af9"/>
+        <w:tblW w:w="0" w:type="auto"/>
+        <w:tblLook w:val="04A0" w:firstRow="1" w:lastRow="0" w:firstColumn="1" w:lastColumn="0" w:noHBand="0" w:noVBand="1"/>
+      </w:tblPr>
+      <w:tblGrid>
+        <w:gridCol w:w="2880"/>
+        <w:gridCol w:w="2880"/>
+        <w:gridCol w:w="2880"/>
+      </w:tblGrid>
+      <w:tr>
+        <w:tc>
+          <w:tcPr>
+            <w:tcW w:w="2880" w:type="dxa"/>
+          </w:tcPr>
+          <w:p>
+            <w:r>
+              <w:rPr>
+                <w:b/>
+                <w:sz w:val="20"/>
+              </w:rPr>
+              <w:t>날짜</w:t>
+            </w:r>
+          </w:p>
+        </w:tc>
+        <w:tc>
+          <w:tcPr>
+            <w:tcW w:w="2880" w:type="dxa"/>
+          </w:tcPr>
+          <w:p>
+            <w:r>
+              <w:rPr>
+                <w:b/>
+                <w:sz w:val="20"/>
+              </w:rPr>
+              <w:t>소식</w:t>
+            </w:r>
+          </w:p>
+        </w:tc>
+        <w:tc>
+          <w:tcPr>
+            <w:tcW w:w="2880" w:type="dxa"/>
+          </w:tcPr>
+          <w:p>
+            <w:r>
+              <w:rPr>
+                <w:b/>
+                <w:sz w:val="20"/>
+              </w:rPr>
+              <w:t>한줄</w:t>
+            </w:r>
+            <w:r>
+              <w:rPr>
+                <w:b/>
+                <w:sz w:val="20"/>
+              </w:rPr>
+              <w:t xml:space="preserve"> </w:t>
+            </w:r>
+            <w:r>
+              <w:rPr>
+                <w:b/>
+                <w:sz w:val="20"/>
+              </w:rPr>
+              <w:t>요약</w:t>
+            </w:r>
+          </w:p>
+        </w:tc>
+      </w:tr>
+      <w:tr>
+        <w:tc>
+          <w:tcPr>
+            <w:tcW w:w="2880" w:type="dxa"/>
+          </w:tcPr>
+          <w:p>
+            <w:r>
+              <w:rPr>
+                <w:sz w:val="18"/>
+              </w:rPr>
+              <w:t>2026.01</w:t>
+            </w:r>
+          </w:p>
+        </w:tc>
+        <w:tc>
+          <w:tcPr>
+            <w:tcW w:w="2880" w:type="dxa"/>
+          </w:tcPr>
+          <w:p>
+            <w:pPr>
+              <w:rPr>
+                <w:lang w:eastAsia="ko-KR"/>
+              </w:rPr>
+            </w:pPr>
+            <w:r>
+              <w:rPr>
+                <w:sz w:val="18"/>
+                <w:lang w:eastAsia="ko-KR"/>
+              </w:rPr>
+              <w:t>일본</w:t>
+            </w:r>
+            <w:r>
+              <w:rPr>
+                <w:sz w:val="18"/>
+                <w:lang w:eastAsia="ko-KR"/>
+              </w:rPr>
+              <w:t xml:space="preserve"> </w:t>
+            </w:r>
+            <w:proofErr w:type="spellStart"/>
+            <w:r>
+              <w:rPr>
+                <w:sz w:val="18"/>
+                <w:lang w:eastAsia="ko-KR"/>
+              </w:rPr>
+              <w:t>서브게이트</w:t>
+            </w:r>
+            <w:proofErr w:type="spellEnd"/>
+            <w:r>
+              <w:rPr>
+                <w:sz w:val="18"/>
+                <w:lang w:eastAsia="ko-KR"/>
+              </w:rPr>
+              <w:t>(</w:t>
+            </w:r>
+            <w:proofErr w:type="spellStart"/>
+            <w:r>
+              <w:rPr>
+                <w:sz w:val="18"/>
+                <w:lang w:eastAsia="ko-KR"/>
+              </w:rPr>
+              <w:t>Subgate</w:t>
+            </w:r>
+            <w:proofErr w:type="spellEnd"/>
+            <w:r>
+              <w:rPr>
+                <w:sz w:val="18"/>
+                <w:lang w:eastAsia="ko-KR"/>
+              </w:rPr>
+              <w:t>)</w:t>
+            </w:r>
+            <w:r>
+              <w:rPr>
+                <w:sz w:val="18"/>
+                <w:lang w:eastAsia="ko-KR"/>
+              </w:rPr>
+              <w:t>와</w:t>
+            </w:r>
+            <w:r>
+              <w:rPr>
+                <w:sz w:val="18"/>
+                <w:lang w:eastAsia="ko-KR"/>
+              </w:rPr>
+              <w:t xml:space="preserve"> WSS </w:t>
+            </w:r>
+            <w:r>
+              <w:rPr>
+                <w:sz w:val="18"/>
+                <w:lang w:eastAsia="ko-KR"/>
+              </w:rPr>
+              <w:t>일본</w:t>
+            </w:r>
+            <w:r>
+              <w:rPr>
+                <w:sz w:val="18"/>
+                <w:lang w:eastAsia="ko-KR"/>
+              </w:rPr>
+              <w:t xml:space="preserve"> </w:t>
+            </w:r>
+            <w:r>
+              <w:rPr>
+                <w:sz w:val="18"/>
+                <w:lang w:eastAsia="ko-KR"/>
+              </w:rPr>
+              <w:t>총대리점</w:t>
+            </w:r>
+            <w:r>
+              <w:rPr>
+                <w:sz w:val="18"/>
+                <w:lang w:eastAsia="ko-KR"/>
+              </w:rPr>
+              <w:t xml:space="preserve"> </w:t>
+            </w:r>
+            <w:r>
+              <w:rPr>
+                <w:sz w:val="18"/>
+                <w:lang w:eastAsia="ko-KR"/>
+              </w:rPr>
+              <w:t>계약</w:t>
+            </w:r>
+            <w:r>
+              <w:rPr>
+                <w:sz w:val="18"/>
+                <w:lang w:eastAsia="ko-KR"/>
+              </w:rPr>
+              <w:t xml:space="preserve"> </w:t>
+            </w:r>
+            <w:r>
+              <w:rPr>
+                <w:sz w:val="18"/>
+                <w:lang w:eastAsia="ko-KR"/>
+              </w:rPr>
+              <w:t>체결</w:t>
+            </w:r>
+          </w:p>
+        </w:tc>
+        <w:tc>
+          <w:tcPr>
+            <w:tcW w:w="2880" w:type="dxa"/>
+          </w:tcPr>
+          <w:p>
+            <w:pPr>
+              <w:rPr>
+                <w:lang w:eastAsia="ko-KR"/>
+              </w:rPr>
+            </w:pPr>
+            <w:r>
+              <w:rPr>
+                <w:sz w:val="18"/>
+                <w:lang w:eastAsia="ko-KR"/>
+              </w:rPr>
+              <w:t>일본</w:t>
+            </w:r>
+            <w:r>
+              <w:rPr>
+                <w:sz w:val="18"/>
+                <w:lang w:eastAsia="ko-KR"/>
+              </w:rPr>
+              <w:t xml:space="preserve"> </w:t>
+            </w:r>
+            <w:r>
+              <w:rPr>
+                <w:sz w:val="18"/>
+                <w:lang w:eastAsia="ko-KR"/>
+              </w:rPr>
+              <w:t>전역</w:t>
+            </w:r>
+            <w:r>
+              <w:rPr>
+                <w:sz w:val="18"/>
+                <w:lang w:eastAsia="ko-KR"/>
+              </w:rPr>
+              <w:t xml:space="preserve"> </w:t>
+            </w:r>
+            <w:r>
+              <w:rPr>
+                <w:sz w:val="18"/>
+                <w:lang w:eastAsia="ko-KR"/>
+              </w:rPr>
+              <w:t>대상</w:t>
+            </w:r>
+            <w:r>
+              <w:rPr>
+                <w:sz w:val="18"/>
+                <w:lang w:eastAsia="ko-KR"/>
+              </w:rPr>
+              <w:t xml:space="preserve"> </w:t>
+            </w:r>
+            <w:r>
+              <w:rPr>
+                <w:sz w:val="18"/>
+                <w:lang w:eastAsia="ko-KR"/>
+              </w:rPr>
+              <w:t>장기</w:t>
+            </w:r>
+            <w:r>
+              <w:rPr>
+                <w:sz w:val="18"/>
+                <w:lang w:eastAsia="ko-KR"/>
+              </w:rPr>
+              <w:t xml:space="preserve"> </w:t>
+            </w:r>
+            <w:r>
+              <w:rPr>
+                <w:sz w:val="18"/>
+                <w:lang w:eastAsia="ko-KR"/>
+              </w:rPr>
+              <w:t>협력</w:t>
+            </w:r>
+            <w:r>
+              <w:rPr>
+                <w:sz w:val="18"/>
+                <w:lang w:eastAsia="ko-KR"/>
+              </w:rPr>
+              <w:t xml:space="preserve">, WSS </w:t>
+            </w:r>
+            <w:r>
+              <w:rPr>
+                <w:sz w:val="18"/>
+                <w:lang w:eastAsia="ko-KR"/>
+              </w:rPr>
+              <w:t>글로벌</w:t>
+            </w:r>
+            <w:r>
+              <w:rPr>
+                <w:sz w:val="18"/>
+                <w:lang w:eastAsia="ko-KR"/>
+              </w:rPr>
+              <w:t xml:space="preserve"> </w:t>
+            </w:r>
+            <w:r>
+              <w:rPr>
+                <w:sz w:val="18"/>
+                <w:lang w:eastAsia="ko-KR"/>
+              </w:rPr>
+              <w:t>사업화</w:t>
+            </w:r>
+            <w:r>
+              <w:rPr>
+                <w:sz w:val="18"/>
+                <w:lang w:eastAsia="ko-KR"/>
+              </w:rPr>
+              <w:t xml:space="preserve"> </w:t>
+            </w:r>
+            <w:r>
+              <w:rPr>
+                <w:sz w:val="18"/>
+                <w:lang w:eastAsia="ko-KR"/>
+              </w:rPr>
+              <w:t>본격</w:t>
+            </w:r>
+            <w:r>
+              <w:rPr>
+                <w:sz w:val="18"/>
+                <w:lang w:eastAsia="ko-KR"/>
+              </w:rPr>
+              <w:t xml:space="preserve"> </w:t>
+            </w:r>
+            <w:r>
+              <w:rPr>
+                <w:sz w:val="18"/>
+                <w:lang w:eastAsia="ko-KR"/>
+              </w:rPr>
+              <w:t>진입</w:t>
+            </w:r>
+          </w:p>
+        </w:tc>
+      </w:tr>
+      <w:tr>
+        <w:tc>
+          <w:tcPr>
+            <w:tcW w:w="2880" w:type="dxa"/>
+          </w:tcPr>
+          <w:p>
+            <w:r>
+              <w:rPr>
+                <w:sz w:val="18"/>
+              </w:rPr>
+              <w:t>2025.11</w:t>
+            </w:r>
+          </w:p>
+        </w:tc>
+        <w:tc>
+          <w:tcPr>
+            <w:tcW w:w="2880" w:type="dxa"/>
+          </w:tcPr>
+          <w:p>
+            <w:pPr>
+              <w:rPr>
+                <w:lang w:eastAsia="ko-KR"/>
+              </w:rPr>
+            </w:pPr>
+            <w:r>
+              <w:rPr>
+                <w:sz w:val="18"/>
+                <w:lang w:eastAsia="ko-KR"/>
+              </w:rPr>
+              <w:t>부산항만공사</w:t>
+            </w:r>
+            <w:r>
+              <w:rPr>
+                <w:sz w:val="18"/>
+                <w:lang w:eastAsia="ko-KR"/>
+              </w:rPr>
+              <w:t xml:space="preserve">(BPA) </w:t>
+            </w:r>
+            <w:r>
+              <w:rPr>
+                <w:sz w:val="18"/>
+                <w:lang w:eastAsia="ko-KR"/>
+              </w:rPr>
+              <w:t>공동연구</w:t>
+            </w:r>
+            <w:r>
+              <w:rPr>
+                <w:sz w:val="18"/>
+                <w:lang w:eastAsia="ko-KR"/>
+              </w:rPr>
+              <w:t xml:space="preserve"> '</w:t>
+            </w:r>
+            <w:r>
+              <w:rPr>
+                <w:sz w:val="18"/>
+                <w:lang w:eastAsia="ko-KR"/>
+              </w:rPr>
+              <w:t>항만</w:t>
+            </w:r>
+            <w:r>
+              <w:rPr>
+                <w:sz w:val="18"/>
+                <w:lang w:eastAsia="ko-KR"/>
+              </w:rPr>
+              <w:t xml:space="preserve"> </w:t>
+            </w:r>
+            <w:r>
+              <w:rPr>
+                <w:sz w:val="18"/>
+                <w:lang w:eastAsia="ko-KR"/>
+              </w:rPr>
+              <w:t>크레인</w:t>
+            </w:r>
+            <w:r>
+              <w:rPr>
+                <w:sz w:val="18"/>
+                <w:lang w:eastAsia="ko-KR"/>
+              </w:rPr>
+              <w:t xml:space="preserve"> </w:t>
+            </w:r>
+            <w:r>
+              <w:rPr>
+                <w:sz w:val="18"/>
+                <w:lang w:eastAsia="ko-KR"/>
+              </w:rPr>
+              <w:t>와이어로프</w:t>
+            </w:r>
+            <w:r>
+              <w:rPr>
+                <w:sz w:val="18"/>
+                <w:lang w:eastAsia="ko-KR"/>
+              </w:rPr>
+              <w:t xml:space="preserve"> </w:t>
+            </w:r>
+            <w:r>
+              <w:rPr>
+                <w:sz w:val="18"/>
+                <w:lang w:eastAsia="ko-KR"/>
+              </w:rPr>
+              <w:t>상시진단</w:t>
+            </w:r>
+            <w:r>
+              <w:rPr>
+                <w:sz w:val="18"/>
+                <w:lang w:eastAsia="ko-KR"/>
+              </w:rPr>
+              <w:t xml:space="preserve"> </w:t>
+            </w:r>
+            <w:r>
+              <w:rPr>
+                <w:sz w:val="18"/>
+                <w:lang w:eastAsia="ko-KR"/>
+              </w:rPr>
+              <w:t>기술</w:t>
+            </w:r>
+            <w:r>
+              <w:rPr>
+                <w:sz w:val="18"/>
+                <w:lang w:eastAsia="ko-KR"/>
+              </w:rPr>
+              <w:t xml:space="preserve">' </w:t>
+            </w:r>
+            <w:r>
+              <w:rPr>
+                <w:sz w:val="18"/>
+                <w:lang w:eastAsia="ko-KR"/>
+              </w:rPr>
+              <w:t>성과</w:t>
+            </w:r>
+            <w:r>
+              <w:rPr>
+                <w:sz w:val="18"/>
+                <w:lang w:eastAsia="ko-KR"/>
+              </w:rPr>
+              <w:t xml:space="preserve"> </w:t>
+            </w:r>
+            <w:r>
+              <w:rPr>
+                <w:sz w:val="18"/>
+                <w:lang w:eastAsia="ko-KR"/>
+              </w:rPr>
+              <w:t>공개</w:t>
+            </w:r>
+          </w:p>
+        </w:tc>
+        <w:tc>
+          <w:tcPr>
+            <w:tcW w:w="2880" w:type="dxa"/>
+          </w:tcPr>
+          <w:p>
+            <w:pPr>
+              <w:rPr>
+                <w:lang w:eastAsia="ko-KR"/>
+              </w:rPr>
+            </w:pPr>
+            <w:r>
+              <w:rPr>
+                <w:sz w:val="18"/>
+                <w:lang w:eastAsia="ko-KR"/>
+              </w:rPr>
+              <w:t>3</w:t>
+            </w:r>
+            <w:r>
+              <w:rPr>
+                <w:sz w:val="18"/>
+                <w:lang w:eastAsia="ko-KR"/>
+              </w:rPr>
+              <w:t>년간</w:t>
+            </w:r>
+            <w:r>
+              <w:rPr>
+                <w:sz w:val="18"/>
+                <w:lang w:eastAsia="ko-KR"/>
+              </w:rPr>
+              <w:t xml:space="preserve"> 17</w:t>
+            </w:r>
+            <w:r>
+              <w:rPr>
+                <w:sz w:val="18"/>
+                <w:lang w:eastAsia="ko-KR"/>
+              </w:rPr>
+              <w:t>건</w:t>
+            </w:r>
+            <w:r>
+              <w:rPr>
+                <w:sz w:val="18"/>
+                <w:lang w:eastAsia="ko-KR"/>
+              </w:rPr>
+              <w:t xml:space="preserve"> </w:t>
+            </w:r>
+            <w:r>
+              <w:rPr>
+                <w:sz w:val="18"/>
+                <w:lang w:eastAsia="ko-KR"/>
+              </w:rPr>
+              <w:t>공동</w:t>
+            </w:r>
+            <w:r>
+              <w:rPr>
+                <w:sz w:val="18"/>
+                <w:lang w:eastAsia="ko-KR"/>
+              </w:rPr>
+              <w:t>R&amp;D(</w:t>
+            </w:r>
+            <w:r>
+              <w:rPr>
+                <w:sz w:val="18"/>
+                <w:lang w:eastAsia="ko-KR"/>
+              </w:rPr>
+              <w:t>총</w:t>
+            </w:r>
+            <w:r>
+              <w:rPr>
+                <w:sz w:val="18"/>
+                <w:lang w:eastAsia="ko-KR"/>
+              </w:rPr>
+              <w:t xml:space="preserve"> 71</w:t>
+            </w:r>
+            <w:r>
+              <w:rPr>
+                <w:sz w:val="18"/>
+                <w:lang w:eastAsia="ko-KR"/>
+              </w:rPr>
+              <w:t>억</w:t>
+            </w:r>
+            <w:r>
+              <w:rPr>
+                <w:sz w:val="18"/>
+                <w:lang w:eastAsia="ko-KR"/>
+              </w:rPr>
+              <w:t xml:space="preserve"> </w:t>
+            </w:r>
+            <w:r>
+              <w:rPr>
+                <w:sz w:val="18"/>
+                <w:lang w:eastAsia="ko-KR"/>
+              </w:rPr>
+              <w:t>원</w:t>
+            </w:r>
+            <w:r>
+              <w:rPr>
+                <w:sz w:val="18"/>
+                <w:lang w:eastAsia="ko-KR"/>
+              </w:rPr>
+              <w:t xml:space="preserve">) </w:t>
+            </w:r>
+            <w:r>
+              <w:rPr>
+                <w:sz w:val="18"/>
+                <w:lang w:eastAsia="ko-KR"/>
+              </w:rPr>
+              <w:t>중</w:t>
+            </w:r>
+            <w:r>
+              <w:rPr>
+                <w:sz w:val="18"/>
+                <w:lang w:eastAsia="ko-KR"/>
+              </w:rPr>
+              <w:t xml:space="preserve"> </w:t>
+            </w:r>
+            <w:r>
+              <w:rPr>
+                <w:sz w:val="18"/>
+                <w:lang w:eastAsia="ko-KR"/>
+              </w:rPr>
+              <w:t>하나</w:t>
+            </w:r>
+          </w:p>
+        </w:tc>
+      </w:tr>
+      <w:tr>
+        <w:tc>
+          <w:tcPr>
+            <w:tcW w:w="2880" w:type="dxa"/>
+          </w:tcPr>
+          <w:p>
+            <w:r>
+              <w:rPr>
+                <w:sz w:val="18"/>
+              </w:rPr>
+              <w:t>2025.09</w:t>
+            </w:r>
+          </w:p>
+        </w:tc>
+        <w:tc>
+          <w:tcPr>
+            <w:tcW w:w="2880" w:type="dxa"/>
+          </w:tcPr>
+          <w:p>
+            <w:pPr>
+              <w:rPr>
+                <w:lang w:eastAsia="ko-KR"/>
+              </w:rPr>
+            </w:pPr>
+            <w:r>
+              <w:rPr>
+                <w:sz w:val="18"/>
+                <w:lang w:eastAsia="ko-KR"/>
+              </w:rPr>
+              <w:t>㈜한화</w:t>
+            </w:r>
+            <w:r>
+              <w:rPr>
+                <w:sz w:val="18"/>
+                <w:lang w:eastAsia="ko-KR"/>
+              </w:rPr>
+              <w:t xml:space="preserve"> </w:t>
+            </w:r>
+            <w:r>
+              <w:rPr>
+                <w:sz w:val="18"/>
+                <w:lang w:eastAsia="ko-KR"/>
+              </w:rPr>
+              <w:t>건설부문</w:t>
+            </w:r>
+            <w:r>
+              <w:rPr>
+                <w:sz w:val="18"/>
+                <w:lang w:eastAsia="ko-KR"/>
+              </w:rPr>
+              <w:t xml:space="preserve">, NKIA AI </w:t>
+            </w:r>
+            <w:r>
+              <w:rPr>
+                <w:sz w:val="18"/>
+                <w:lang w:eastAsia="ko-KR"/>
+              </w:rPr>
+              <w:t>와이어로프</w:t>
+            </w:r>
+            <w:r>
+              <w:rPr>
+                <w:sz w:val="18"/>
+                <w:lang w:eastAsia="ko-KR"/>
+              </w:rPr>
+              <w:t xml:space="preserve"> </w:t>
+            </w:r>
+            <w:r>
+              <w:rPr>
+                <w:sz w:val="18"/>
+                <w:lang w:eastAsia="ko-KR"/>
+              </w:rPr>
+              <w:t>진단장비</w:t>
+            </w:r>
+            <w:r>
+              <w:rPr>
+                <w:sz w:val="18"/>
+                <w:lang w:eastAsia="ko-KR"/>
+              </w:rPr>
+              <w:t xml:space="preserve">(WSS) </w:t>
+            </w:r>
+            <w:r>
+              <w:rPr>
+                <w:sz w:val="18"/>
+                <w:lang w:eastAsia="ko-KR"/>
+              </w:rPr>
+              <w:t>도입</w:t>
+            </w:r>
+          </w:p>
+        </w:tc>
+        <w:tc>
+          <w:tcPr>
+            <w:tcW w:w="2880" w:type="dxa"/>
+          </w:tcPr>
+          <w:p>
+            <w:pPr>
+              <w:rPr>
+                <w:lang w:eastAsia="ko-KR"/>
+              </w:rPr>
+            </w:pPr>
+            <w:r>
+              <w:rPr>
+                <w:sz w:val="18"/>
+                <w:lang w:eastAsia="ko-KR"/>
+              </w:rPr>
+              <w:t>타워크레인</w:t>
+            </w:r>
+            <w:r>
+              <w:rPr>
+                <w:sz w:val="18"/>
+                <w:lang w:eastAsia="ko-KR"/>
+              </w:rPr>
+              <w:t xml:space="preserve"> </w:t>
+            </w:r>
+            <w:r>
+              <w:rPr>
+                <w:sz w:val="18"/>
+                <w:lang w:eastAsia="ko-KR"/>
+              </w:rPr>
+              <w:t>등</w:t>
+            </w:r>
+            <w:r>
+              <w:rPr>
+                <w:sz w:val="18"/>
+                <w:lang w:eastAsia="ko-KR"/>
+              </w:rPr>
+              <w:t xml:space="preserve"> </w:t>
+            </w:r>
+            <w:r>
+              <w:rPr>
+                <w:sz w:val="18"/>
+                <w:lang w:eastAsia="ko-KR"/>
+              </w:rPr>
+              <w:t>건설기계</w:t>
+            </w:r>
+            <w:r>
+              <w:rPr>
+                <w:sz w:val="18"/>
+                <w:lang w:eastAsia="ko-KR"/>
+              </w:rPr>
+              <w:t xml:space="preserve"> </w:t>
+            </w:r>
+            <w:r>
+              <w:rPr>
+                <w:sz w:val="18"/>
+                <w:lang w:eastAsia="ko-KR"/>
+              </w:rPr>
+              <w:t>안전관리에</w:t>
+            </w:r>
+            <w:r>
+              <w:rPr>
+                <w:sz w:val="18"/>
+                <w:lang w:eastAsia="ko-KR"/>
+              </w:rPr>
+              <w:t xml:space="preserve"> </w:t>
+            </w:r>
+            <w:r>
+              <w:rPr>
+                <w:sz w:val="18"/>
+                <w:lang w:eastAsia="ko-KR"/>
+              </w:rPr>
+              <w:t>실전</w:t>
+            </w:r>
+            <w:r>
+              <w:rPr>
+                <w:sz w:val="18"/>
+                <w:lang w:eastAsia="ko-KR"/>
+              </w:rPr>
+              <w:t xml:space="preserve"> </w:t>
+            </w:r>
+            <w:r>
+              <w:rPr>
+                <w:sz w:val="18"/>
+                <w:lang w:eastAsia="ko-KR"/>
+              </w:rPr>
+              <w:t>적용</w:t>
+            </w:r>
+          </w:p>
+        </w:tc>
+      </w:tr>
+      <w:tr>
+        <w:tc>
+          <w:tcPr>
+            <w:tcW w:w="2880" w:type="dxa"/>
+          </w:tcPr>
+          <w:p>
+            <w:r>
+              <w:rPr>
+                <w:sz w:val="18"/>
+              </w:rPr>
+              <w:t>2024.01</w:t>
+            </w:r>
+          </w:p>
+        </w:tc>
+        <w:tc>
+          <w:tcPr>
+            <w:tcW w:w="2880" w:type="dxa"/>
+          </w:tcPr>
+          <w:p>
+            <w:pPr>
+              <w:rPr>
+                <w:lang w:eastAsia="ko-KR"/>
+              </w:rPr>
+            </w:pPr>
+            <w:r>
+              <w:rPr>
+                <w:sz w:val="18"/>
+                <w:lang w:eastAsia="ko-KR"/>
+              </w:rPr>
+              <w:t>부산항만공사</w:t>
+            </w:r>
+            <w:r>
+              <w:rPr>
+                <w:sz w:val="18"/>
+                <w:lang w:eastAsia="ko-KR"/>
+              </w:rPr>
+              <w:t>(BPA)-</w:t>
+            </w:r>
+            <w:proofErr w:type="spellStart"/>
+            <w:r>
+              <w:rPr>
+                <w:sz w:val="18"/>
+                <w:lang w:eastAsia="ko-KR"/>
+              </w:rPr>
+              <w:t>엔키아</w:t>
+            </w:r>
+            <w:proofErr w:type="spellEnd"/>
+            <w:r>
+              <w:rPr>
+                <w:sz w:val="18"/>
+                <w:lang w:eastAsia="ko-KR"/>
+              </w:rPr>
+              <w:t xml:space="preserve">, </w:t>
+            </w:r>
+            <w:r>
+              <w:rPr>
+                <w:sz w:val="18"/>
+                <w:lang w:eastAsia="ko-KR"/>
+              </w:rPr>
+              <w:t>와이어로프</w:t>
+            </w:r>
+            <w:r>
+              <w:rPr>
+                <w:sz w:val="18"/>
+                <w:lang w:eastAsia="ko-KR"/>
+              </w:rPr>
+              <w:t xml:space="preserve"> </w:t>
+            </w:r>
+            <w:r>
+              <w:rPr>
+                <w:sz w:val="18"/>
+                <w:lang w:eastAsia="ko-KR"/>
+              </w:rPr>
+              <w:t>상시</w:t>
+            </w:r>
+            <w:r>
+              <w:rPr>
+                <w:sz w:val="18"/>
+                <w:lang w:eastAsia="ko-KR"/>
+              </w:rPr>
+              <w:t xml:space="preserve"> </w:t>
+            </w:r>
+            <w:r>
+              <w:rPr>
+                <w:sz w:val="18"/>
+                <w:lang w:eastAsia="ko-KR"/>
+              </w:rPr>
+              <w:t>진단시스템</w:t>
+            </w:r>
+            <w:r>
+              <w:rPr>
+                <w:sz w:val="18"/>
+                <w:lang w:eastAsia="ko-KR"/>
+              </w:rPr>
+              <w:t xml:space="preserve"> </w:t>
+            </w:r>
+            <w:r>
+              <w:rPr>
+                <w:sz w:val="18"/>
+                <w:lang w:eastAsia="ko-KR"/>
+              </w:rPr>
+              <w:t>기술개발</w:t>
+            </w:r>
+            <w:r>
+              <w:rPr>
+                <w:sz w:val="18"/>
+                <w:lang w:eastAsia="ko-KR"/>
+              </w:rPr>
+              <w:t xml:space="preserve"> </w:t>
+            </w:r>
+            <w:r>
+              <w:rPr>
+                <w:sz w:val="18"/>
+                <w:lang w:eastAsia="ko-KR"/>
+              </w:rPr>
+              <w:t>사업</w:t>
+            </w:r>
+            <w:r>
+              <w:rPr>
+                <w:sz w:val="18"/>
+                <w:lang w:eastAsia="ko-KR"/>
+              </w:rPr>
+              <w:t xml:space="preserve"> </w:t>
+            </w:r>
+            <w:r>
+              <w:rPr>
+                <w:sz w:val="18"/>
+                <w:lang w:eastAsia="ko-KR"/>
+              </w:rPr>
+              <w:t>착수</w:t>
+            </w:r>
+          </w:p>
+        </w:tc>
+        <w:tc>
+          <w:tcPr>
+            <w:tcW w:w="2880" w:type="dxa"/>
+          </w:tcPr>
+          <w:p>
+            <w:pPr>
+              <w:rPr>
+                <w:lang w:eastAsia="ko-KR"/>
+              </w:rPr>
+            </w:pPr>
+            <w:proofErr w:type="spellStart"/>
+            <w:r>
+              <w:rPr>
+                <w:sz w:val="18"/>
+                <w:lang w:eastAsia="ko-KR"/>
+              </w:rPr>
+              <w:t>중기부</w:t>
+            </w:r>
+            <w:proofErr w:type="spellEnd"/>
+            <w:r>
+              <w:rPr>
+                <w:sz w:val="18"/>
+                <w:lang w:eastAsia="ko-KR"/>
+              </w:rPr>
+              <w:t xml:space="preserve"> R&amp;D</w:t>
+            </w:r>
+            <w:r>
+              <w:rPr>
+                <w:sz w:val="18"/>
+                <w:lang w:eastAsia="ko-KR"/>
+              </w:rPr>
+              <w:t>기금</w:t>
+            </w:r>
+            <w:r>
+              <w:rPr>
+                <w:sz w:val="18"/>
+                <w:lang w:eastAsia="ko-KR"/>
+              </w:rPr>
+              <w:t xml:space="preserve"> </w:t>
+            </w:r>
+            <w:r>
+              <w:rPr>
+                <w:sz w:val="18"/>
+                <w:lang w:eastAsia="ko-KR"/>
+              </w:rPr>
+              <w:t>약</w:t>
+            </w:r>
+            <w:r>
+              <w:rPr>
+                <w:sz w:val="18"/>
+                <w:lang w:eastAsia="ko-KR"/>
+              </w:rPr>
+              <w:t xml:space="preserve"> 12</w:t>
+            </w:r>
+            <w:r>
+              <w:rPr>
+                <w:sz w:val="18"/>
+                <w:lang w:eastAsia="ko-KR"/>
+              </w:rPr>
+              <w:t>억</w:t>
+            </w:r>
+            <w:r>
+              <w:rPr>
+                <w:sz w:val="18"/>
+                <w:lang w:eastAsia="ko-KR"/>
+              </w:rPr>
+              <w:t xml:space="preserve"> </w:t>
+            </w:r>
+            <w:r>
+              <w:rPr>
+                <w:sz w:val="18"/>
+                <w:lang w:eastAsia="ko-KR"/>
+              </w:rPr>
+              <w:t>원</w:t>
+            </w:r>
+            <w:r>
+              <w:rPr>
+                <w:sz w:val="18"/>
+                <w:lang w:eastAsia="ko-KR"/>
+              </w:rPr>
+              <w:t xml:space="preserve">, </w:t>
+            </w:r>
+            <w:r>
+              <w:rPr>
+                <w:sz w:val="18"/>
+                <w:lang w:eastAsia="ko-KR"/>
+              </w:rPr>
+              <w:t>항만</w:t>
+            </w:r>
+            <w:r>
+              <w:rPr>
+                <w:sz w:val="18"/>
+                <w:lang w:eastAsia="ko-KR"/>
+              </w:rPr>
+              <w:t xml:space="preserve"> </w:t>
+            </w:r>
+            <w:r>
+              <w:rPr>
+                <w:sz w:val="18"/>
+                <w:lang w:eastAsia="ko-KR"/>
+              </w:rPr>
+              <w:t>크레인</w:t>
+            </w:r>
+            <w:r>
+              <w:rPr>
+                <w:sz w:val="18"/>
+                <w:lang w:eastAsia="ko-KR"/>
+              </w:rPr>
+              <w:t xml:space="preserve"> </w:t>
+            </w:r>
+            <w:r>
+              <w:rPr>
+                <w:sz w:val="18"/>
+                <w:lang w:eastAsia="ko-KR"/>
+              </w:rPr>
+              <w:t>대상</w:t>
+            </w:r>
+            <w:r>
+              <w:rPr>
+                <w:sz w:val="18"/>
+                <w:lang w:eastAsia="ko-KR"/>
+              </w:rPr>
+              <w:t xml:space="preserve"> </w:t>
+            </w:r>
+            <w:r>
+              <w:rPr>
+                <w:sz w:val="18"/>
+                <w:lang w:eastAsia="ko-KR"/>
+              </w:rPr>
+              <w:t>공동개발</w:t>
+            </w:r>
+          </w:p>
+        </w:tc>
+      </w:tr>
+      <w:tr>
+        <w:tc>
+          <w:tcPr>
+            <w:tcW w:w="2880" w:type="dxa"/>
+          </w:tcPr>
+          <w:p>
+            <w:r>
+              <w:rPr>
+                <w:sz w:val="18"/>
+              </w:rPr>
+              <w:t>2023.01</w:t>
+            </w:r>
+          </w:p>
+        </w:tc>
+        <w:tc>
+          <w:tcPr>
+            <w:tcW w:w="2880" w:type="dxa"/>
+          </w:tcPr>
+          <w:p>
+            <w:pPr>
+              <w:rPr>
+                <w:lang w:eastAsia="ko-KR"/>
+              </w:rPr>
+            </w:pPr>
+            <w:proofErr w:type="spellStart"/>
+            <w:r>
+              <w:rPr>
+                <w:sz w:val="18"/>
+                <w:lang w:eastAsia="ko-KR"/>
+              </w:rPr>
+              <w:t>엔키아</w:t>
+            </w:r>
+            <w:proofErr w:type="spellEnd"/>
+            <w:r>
+              <w:rPr>
+                <w:sz w:val="18"/>
+                <w:lang w:eastAsia="ko-KR"/>
+              </w:rPr>
+              <w:t>-</w:t>
+            </w:r>
+            <w:proofErr w:type="spellStart"/>
+            <w:r>
+              <w:rPr>
+                <w:sz w:val="18"/>
+                <w:lang w:eastAsia="ko-KR"/>
+              </w:rPr>
+              <w:t>오케스트로</w:t>
+            </w:r>
+            <w:proofErr w:type="spellEnd"/>
+            <w:r>
+              <w:rPr>
+                <w:sz w:val="18"/>
+                <w:lang w:eastAsia="ko-KR"/>
+              </w:rPr>
+              <w:t xml:space="preserve">, </w:t>
+            </w:r>
+            <w:r>
+              <w:rPr>
+                <w:sz w:val="18"/>
+                <w:lang w:eastAsia="ko-KR"/>
+              </w:rPr>
+              <w:t>클라우드</w:t>
+            </w:r>
+            <w:r>
+              <w:rPr>
+                <w:sz w:val="18"/>
+                <w:lang w:eastAsia="ko-KR"/>
+              </w:rPr>
+              <w:t xml:space="preserve">·AIOps </w:t>
+            </w:r>
+            <w:r>
+              <w:rPr>
+                <w:sz w:val="18"/>
+                <w:lang w:eastAsia="ko-KR"/>
+              </w:rPr>
+              <w:t>사업</w:t>
+            </w:r>
+            <w:r>
+              <w:rPr>
+                <w:sz w:val="18"/>
+                <w:lang w:eastAsia="ko-KR"/>
+              </w:rPr>
+              <w:t xml:space="preserve"> </w:t>
+            </w:r>
+            <w:r>
+              <w:rPr>
+                <w:sz w:val="18"/>
+                <w:lang w:eastAsia="ko-KR"/>
+              </w:rPr>
+              <w:t>전략적</w:t>
+            </w:r>
+            <w:r>
+              <w:rPr>
+                <w:sz w:val="18"/>
+                <w:lang w:eastAsia="ko-KR"/>
+              </w:rPr>
+              <w:t xml:space="preserve"> </w:t>
+            </w:r>
+            <w:r>
+              <w:rPr>
+                <w:sz w:val="18"/>
+                <w:lang w:eastAsia="ko-KR"/>
+              </w:rPr>
+              <w:t>업무협약</w:t>
+            </w:r>
+            <w:r>
+              <w:rPr>
+                <w:sz w:val="18"/>
+                <w:lang w:eastAsia="ko-KR"/>
+              </w:rPr>
+              <w:t xml:space="preserve"> </w:t>
+            </w:r>
+            <w:r>
+              <w:rPr>
+                <w:sz w:val="18"/>
+                <w:lang w:eastAsia="ko-KR"/>
+              </w:rPr>
+              <w:t>체결</w:t>
+            </w:r>
+          </w:p>
+        </w:tc>
+        <w:tc>
+          <w:tcPr>
+            <w:tcW w:w="2880" w:type="dxa"/>
+          </w:tcPr>
+          <w:p>
+            <w:pPr>
+              <w:rPr>
+                <w:lang w:eastAsia="ko-KR"/>
+              </w:rPr>
+            </w:pPr>
+            <w:r>
+              <w:rPr>
+                <w:sz w:val="18"/>
+                <w:lang w:eastAsia="ko-KR"/>
+              </w:rPr>
+              <w:t>국내</w:t>
+            </w:r>
+            <w:r>
+              <w:rPr>
+                <w:sz w:val="18"/>
+                <w:lang w:eastAsia="ko-KR"/>
+              </w:rPr>
+              <w:t xml:space="preserve"> IT</w:t>
+            </w:r>
+            <w:r>
+              <w:rPr>
+                <w:sz w:val="18"/>
+                <w:lang w:eastAsia="ko-KR"/>
+              </w:rPr>
+              <w:t>운영관리</w:t>
+            </w:r>
+            <w:r>
+              <w:rPr>
+                <w:sz w:val="18"/>
+                <w:lang w:eastAsia="ko-KR"/>
+              </w:rPr>
+              <w:t xml:space="preserve"> 1</w:t>
+            </w:r>
+            <w:r>
+              <w:rPr>
+                <w:sz w:val="18"/>
+                <w:lang w:eastAsia="ko-KR"/>
+              </w:rPr>
+              <w:t>위</w:t>
+            </w:r>
+            <w:r>
+              <w:rPr>
+                <w:sz w:val="18"/>
+                <w:lang w:eastAsia="ko-KR"/>
+              </w:rPr>
+              <w:t xml:space="preserve"> × </w:t>
+            </w:r>
+            <w:r>
+              <w:rPr>
+                <w:sz w:val="18"/>
+                <w:lang w:eastAsia="ko-KR"/>
+              </w:rPr>
+              <w:t>클라우드</w:t>
+            </w:r>
+            <w:r>
+              <w:rPr>
+                <w:sz w:val="18"/>
+                <w:lang w:eastAsia="ko-KR"/>
+              </w:rPr>
+              <w:t xml:space="preserve"> </w:t>
+            </w:r>
+            <w:r>
+              <w:rPr>
+                <w:sz w:val="18"/>
+                <w:lang w:eastAsia="ko-KR"/>
+              </w:rPr>
+              <w:t>통합관리</w:t>
+            </w:r>
+            <w:r>
+              <w:rPr>
+                <w:sz w:val="18"/>
+                <w:lang w:eastAsia="ko-KR"/>
+              </w:rPr>
+              <w:t xml:space="preserve"> 1</w:t>
+            </w:r>
+            <w:r>
+              <w:rPr>
+                <w:sz w:val="18"/>
+                <w:lang w:eastAsia="ko-KR"/>
+              </w:rPr>
+              <w:t>위</w:t>
+            </w:r>
+            <w:r>
+              <w:rPr>
+                <w:sz w:val="18"/>
+                <w:lang w:eastAsia="ko-KR"/>
+              </w:rPr>
+              <w:t xml:space="preserve"> </w:t>
+            </w:r>
+            <w:r>
+              <w:rPr>
+                <w:sz w:val="18"/>
+                <w:lang w:eastAsia="ko-KR"/>
+              </w:rPr>
+              <w:t>기업</w:t>
+            </w:r>
+            <w:r>
+              <w:rPr>
+                <w:sz w:val="18"/>
+                <w:lang w:eastAsia="ko-KR"/>
+              </w:rPr>
+              <w:t xml:space="preserve"> </w:t>
+            </w:r>
+            <w:r>
+              <w:rPr>
+                <w:sz w:val="18"/>
+                <w:lang w:eastAsia="ko-KR"/>
+              </w:rPr>
+              <w:t>간</w:t>
+            </w:r>
+            <w:r>
+              <w:rPr>
+                <w:sz w:val="18"/>
+                <w:lang w:eastAsia="ko-KR"/>
+              </w:rPr>
+              <w:t xml:space="preserve"> </w:t>
+            </w:r>
+            <w:r>
+              <w:rPr>
+                <w:sz w:val="18"/>
+                <w:lang w:eastAsia="ko-KR"/>
+              </w:rPr>
+              <w:t>협력</w:t>
+            </w:r>
+          </w:p>
+        </w:tc>
+      </w:tr>
+      <w:tr>
+        <w:tc>
+          <w:tcPr>
+            <w:tcW w:w="2880" w:type="dxa"/>
+          </w:tcPr>
+          <w:p>
+            <w:r>
+              <w:rPr>
+                <w:sz w:val="18"/>
+              </w:rPr>
+              <w:t>2021.07</w:t>
+            </w:r>
+          </w:p>
+        </w:tc>
+        <w:tc>
+          <w:tcPr>
+            <w:tcW w:w="2880" w:type="dxa"/>
+          </w:tcPr>
+          <w:p>
+            <w:pPr>
+              <w:rPr>
+                <w:lang w:eastAsia="ko-KR"/>
+              </w:rPr>
+            </w:pPr>
+            <w:r>
+              <w:rPr>
+                <w:sz w:val="18"/>
+                <w:lang w:eastAsia="ko-KR"/>
+              </w:rPr>
+              <w:t>나라장터</w:t>
+            </w:r>
+            <w:r>
+              <w:rPr>
+                <w:sz w:val="18"/>
+                <w:lang w:eastAsia="ko-KR"/>
+              </w:rPr>
+              <w:t xml:space="preserve"> </w:t>
+            </w:r>
+            <w:r>
+              <w:rPr>
+                <w:sz w:val="18"/>
+                <w:lang w:eastAsia="ko-KR"/>
+              </w:rPr>
+              <w:t>종합쇼핑몰에</w:t>
+            </w:r>
+            <w:r>
+              <w:rPr>
+                <w:sz w:val="18"/>
+                <w:lang w:eastAsia="ko-KR"/>
+              </w:rPr>
+              <w:t xml:space="preserve"> Polestar ITG v8 </w:t>
+            </w:r>
+            <w:r>
+              <w:rPr>
+                <w:sz w:val="18"/>
+                <w:lang w:eastAsia="ko-KR"/>
+              </w:rPr>
+              <w:t>등록</w:t>
+            </w:r>
+          </w:p>
+        </w:tc>
+        <w:tc>
+          <w:tcPr>
+            <w:tcW w:w="2880" w:type="dxa"/>
+          </w:tcPr>
+          <w:p>
+            <w:pPr>
+              <w:rPr>
+                <w:lang w:eastAsia="ko-KR"/>
+              </w:rPr>
+            </w:pPr>
+            <w:r>
+              <w:rPr>
+                <w:sz w:val="18"/>
+                <w:lang w:eastAsia="ko-KR"/>
+              </w:rPr>
+              <w:t>기존</w:t>
+            </w:r>
+            <w:r>
+              <w:rPr>
+                <w:sz w:val="18"/>
+                <w:lang w:eastAsia="ko-KR"/>
+              </w:rPr>
+              <w:t xml:space="preserve"> Polestar EMS 8</w:t>
+            </w:r>
+            <w:r>
+              <w:rPr>
+                <w:sz w:val="18"/>
+                <w:lang w:eastAsia="ko-KR"/>
+              </w:rPr>
+              <w:t>에</w:t>
+            </w:r>
+            <w:r>
+              <w:rPr>
+                <w:sz w:val="18"/>
+                <w:lang w:eastAsia="ko-KR"/>
+              </w:rPr>
+              <w:t xml:space="preserve"> </w:t>
+            </w:r>
+            <w:r>
+              <w:rPr>
+                <w:sz w:val="18"/>
+                <w:lang w:eastAsia="ko-KR"/>
+              </w:rPr>
+              <w:t>이어</w:t>
+            </w:r>
+            <w:r>
+              <w:rPr>
+                <w:sz w:val="18"/>
+                <w:lang w:eastAsia="ko-KR"/>
+              </w:rPr>
+              <w:t xml:space="preserve"> ITSM/ITAM </w:t>
+            </w:r>
+            <w:r>
+              <w:rPr>
+                <w:sz w:val="18"/>
+                <w:lang w:eastAsia="ko-KR"/>
+              </w:rPr>
+              <w:t>라인도</w:t>
+            </w:r>
+            <w:r>
+              <w:rPr>
+                <w:sz w:val="18"/>
+                <w:lang w:eastAsia="ko-KR"/>
+              </w:rPr>
+              <w:t xml:space="preserve"> </w:t>
+            </w:r>
+            <w:r>
+              <w:rPr>
+                <w:sz w:val="18"/>
+                <w:lang w:eastAsia="ko-KR"/>
+              </w:rPr>
+              <w:t>나라장터</w:t>
+            </w:r>
+            <w:r>
+              <w:rPr>
+                <w:sz w:val="18"/>
+                <w:lang w:eastAsia="ko-KR"/>
+              </w:rPr>
+              <w:t xml:space="preserve"> </w:t>
+            </w:r>
+            <w:r>
+              <w:rPr>
+                <w:sz w:val="18"/>
+                <w:lang w:eastAsia="ko-KR"/>
+              </w:rPr>
+              <w:t>구매</w:t>
+            </w:r>
+            <w:r>
+              <w:rPr>
+                <w:sz w:val="18"/>
+                <w:lang w:eastAsia="ko-KR"/>
+              </w:rPr>
+              <w:t xml:space="preserve"> </w:t>
+            </w:r>
+            <w:r>
+              <w:rPr>
+                <w:sz w:val="18"/>
+                <w:lang w:eastAsia="ko-KR"/>
+              </w:rPr>
+              <w:t>가능</w:t>
+            </w:r>
+          </w:p>
+        </w:tc>
+      </w:tr>
+    </w:tbl>
+    <w:p>
+      <w:pPr>
+        <w:pStyle w:val="31"/>
+        <w:rPr>
+          <w:lang w:eastAsia="ko-KR"/>
+        </w:rPr>
+      </w:pPr>
+      <w:r>
+        <w:rPr>
+          <w:lang w:eastAsia="ko-KR"/>
+        </w:rPr>
+        <w:t xml:space="preserve">2.7 </w:t>
+      </w:r>
+      <w:r>
+        <w:rPr>
+          <w:lang w:eastAsia="ko-KR"/>
+        </w:rPr>
+        <w:t>제품</w:t>
+      </w:r>
+      <w:r>
+        <w:rPr>
+          <w:lang w:eastAsia="ko-KR"/>
+        </w:rPr>
+        <w:t>·</w:t>
+      </w:r>
+      <w:r>
+        <w:rPr>
+          <w:lang w:eastAsia="ko-KR"/>
+        </w:rPr>
+        <w:t>서비스</w:t>
+      </w:r>
+      <w:r>
+        <w:rPr>
+          <w:lang w:eastAsia="ko-KR"/>
+        </w:rPr>
+        <w:t xml:space="preserve"> </w:t>
+      </w:r>
+      <w:r>
+        <w:rPr>
+          <w:lang w:eastAsia="ko-KR"/>
+        </w:rPr>
+        <w:t>소개</w:t>
+      </w:r>
+      <w:r>
+        <w:rPr>
+          <w:lang w:eastAsia="ko-KR"/>
+        </w:rPr>
+        <w:t xml:space="preserve"> </w:t>
+      </w:r>
+      <w:r>
+        <w:rPr>
+          <w:lang w:eastAsia="ko-KR"/>
+        </w:rPr>
+        <w:t>영상</w:t>
+      </w:r>
+      <w:r>
+        <w:rPr>
+          <w:lang w:eastAsia="ko-KR"/>
+        </w:rPr>
+        <w:t xml:space="preserve"> (</w:t>
+      </w:r>
+      <w:proofErr w:type="spellStart"/>
+      <w:r>
+        <w:rPr>
+          <w:lang w:eastAsia="ko-KR"/>
+        </w:rPr>
+        <w:t>엔키아</w:t>
+      </w:r>
+      <w:proofErr w:type="spellEnd"/>
+      <w:r>
+        <w:rPr>
+          <w:lang w:eastAsia="ko-KR"/>
+        </w:rPr>
+        <w:t xml:space="preserve"> </w:t>
+      </w:r>
+      <w:r>
+        <w:rPr>
+          <w:lang w:eastAsia="ko-KR"/>
+        </w:rPr>
+        <w:t>공식</w:t>
+      </w:r>
+      <w:r>
+        <w:rPr>
+          <w:lang w:eastAsia="ko-KR"/>
+        </w:rPr>
+        <w:t xml:space="preserve"> </w:t>
+      </w:r>
+      <w:r>
+        <w:rPr>
+          <w:lang w:eastAsia="ko-KR"/>
+        </w:rPr>
+        <w:t>유튜브</w:t>
+      </w:r>
+      <w:r>
+        <w:rPr>
+          <w:lang w:eastAsia="ko-KR"/>
+        </w:rPr>
+        <w:t>)</w:t>
+      </w:r>
+    </w:p>
+    <w:p>
+      <w:pPr>
+        <w:rPr>
+          <w:lang w:eastAsia="ko-KR"/>
+        </w:rPr>
+      </w:pPr>
+      <w:r>
+        <w:rPr>
+          <w:i/>
+          <w:sz w:val="20"/>
+          <w:lang w:eastAsia="ko-KR"/>
+        </w:rPr>
+        <w:t>출처</w:t>
+      </w:r>
+      <w:r>
+        <w:rPr>
+          <w:i/>
+          <w:sz w:val="20"/>
+          <w:lang w:eastAsia="ko-KR"/>
+        </w:rPr>
+        <w:t xml:space="preserve">: </w:t>
+      </w:r>
+      <w:hyperlink r:id="rId9">
+        <w:r>
+          <w:rPr>
+            <w:rFonts w:eastAsia="맑은 고딕"/>
+            <w:color w:val="0563C1"/>
+            <w:sz w:val="20"/>
+            <w:u w:val="single"/>
+            <w:lang w:eastAsia="ko-KR"/>
+          </w:rPr>
+          <w:t>엔키아 Nkia 유튜브 채널</w:t>
+        </w:r>
+      </w:hyperlink>
+    </w:p>
+    <w:p>
+      <w:pPr>
+        <w:rPr>
+          <w:lang w:eastAsia="ko-KR"/>
+        </w:rPr>
+      </w:pPr>
+      <w:r>
+        <w:rPr>
+          <w:i/>
+          <w:color w:val="333399"/>
+          <w:sz w:val="20"/>
+          <w:lang w:eastAsia="ko-KR"/>
+        </w:rPr>
+        <w:lastRenderedPageBreak/>
+        <w:t>채널</w:t>
+      </w:r>
+      <w:r>
+        <w:rPr>
+          <w:i/>
+          <w:color w:val="333399"/>
+          <w:sz w:val="20"/>
+          <w:lang w:eastAsia="ko-KR"/>
+        </w:rPr>
+        <w:t xml:space="preserve"> </w:t>
+      </w:r>
+      <w:r>
+        <w:rPr>
+          <w:i/>
+          <w:color w:val="333399"/>
+          <w:sz w:val="20"/>
+          <w:lang w:eastAsia="ko-KR"/>
+        </w:rPr>
+        <w:t>영상은</w:t>
+      </w:r>
+      <w:r>
+        <w:rPr>
+          <w:i/>
+          <w:color w:val="333399"/>
+          <w:sz w:val="20"/>
+          <w:lang w:eastAsia="ko-KR"/>
+        </w:rPr>
+        <w:t xml:space="preserve"> </w:t>
+      </w:r>
+      <w:r>
+        <w:rPr>
+          <w:i/>
+          <w:color w:val="333399"/>
+          <w:sz w:val="20"/>
+          <w:lang w:eastAsia="ko-KR"/>
+        </w:rPr>
+        <w:t>대부분</w:t>
+      </w:r>
+      <w:r>
+        <w:rPr>
+          <w:i/>
+          <w:color w:val="333399"/>
+          <w:sz w:val="20"/>
+          <w:lang w:eastAsia="ko-KR"/>
+        </w:rPr>
+        <w:t xml:space="preserve"> </w:t>
+      </w:r>
+      <w:r>
+        <w:rPr>
+          <w:i/>
+          <w:color w:val="333399"/>
+          <w:sz w:val="20"/>
+          <w:lang w:eastAsia="ko-KR"/>
+        </w:rPr>
+        <w:t>제품</w:t>
+      </w:r>
+      <w:r>
+        <w:rPr>
+          <w:i/>
+          <w:color w:val="333399"/>
+          <w:sz w:val="20"/>
+          <w:lang w:eastAsia="ko-KR"/>
+        </w:rPr>
+        <w:t>·</w:t>
+      </w:r>
+      <w:r>
+        <w:rPr>
+          <w:i/>
+          <w:color w:val="333399"/>
+          <w:sz w:val="20"/>
+          <w:lang w:eastAsia="ko-KR"/>
+        </w:rPr>
+        <w:t>서비스</w:t>
+      </w:r>
+      <w:r>
+        <w:rPr>
+          <w:i/>
+          <w:color w:val="333399"/>
+          <w:sz w:val="20"/>
+          <w:lang w:eastAsia="ko-KR"/>
+        </w:rPr>
+        <w:t xml:space="preserve"> </w:t>
+      </w:r>
+      <w:proofErr w:type="spellStart"/>
+      <w:r>
+        <w:rPr>
+          <w:i/>
+          <w:color w:val="333399"/>
+          <w:sz w:val="20"/>
+          <w:lang w:eastAsia="ko-KR"/>
+        </w:rPr>
+        <w:t>소개용이며</w:t>
+      </w:r>
+      <w:proofErr w:type="spellEnd"/>
+      <w:r>
+        <w:rPr>
+          <w:i/>
+          <w:color w:val="333399"/>
+          <w:sz w:val="20"/>
+          <w:lang w:eastAsia="ko-KR"/>
+        </w:rPr>
+        <w:t xml:space="preserve">, </w:t>
+      </w:r>
+      <w:r>
+        <w:rPr>
+          <w:i/>
+          <w:color w:val="333399"/>
+          <w:sz w:val="20"/>
+          <w:lang w:eastAsia="ko-KR"/>
+        </w:rPr>
+        <w:t>아래는</w:t>
+      </w:r>
+      <w:r>
+        <w:rPr>
+          <w:i/>
+          <w:color w:val="333399"/>
+          <w:sz w:val="20"/>
+          <w:lang w:eastAsia="ko-KR"/>
+        </w:rPr>
+        <w:t xml:space="preserve"> </w:t>
+      </w:r>
+      <w:r>
+        <w:rPr>
+          <w:i/>
+          <w:color w:val="333399"/>
+          <w:sz w:val="20"/>
+          <w:lang w:eastAsia="ko-KR"/>
+        </w:rPr>
+        <w:t>제품군별로</w:t>
+      </w:r>
+      <w:r>
+        <w:rPr>
+          <w:i/>
+          <w:color w:val="333399"/>
+          <w:sz w:val="20"/>
+          <w:lang w:eastAsia="ko-KR"/>
+        </w:rPr>
+        <w:t xml:space="preserve"> </w:t>
+      </w:r>
+      <w:r>
+        <w:rPr>
+          <w:i/>
+          <w:color w:val="333399"/>
+          <w:sz w:val="20"/>
+          <w:lang w:eastAsia="ko-KR"/>
+        </w:rPr>
+        <w:t>정리한</w:t>
+      </w:r>
+      <w:r>
+        <w:rPr>
+          <w:i/>
+          <w:color w:val="333399"/>
+          <w:sz w:val="20"/>
+          <w:lang w:eastAsia="ko-KR"/>
+        </w:rPr>
+        <w:t xml:space="preserve"> </w:t>
+      </w:r>
+      <w:r>
+        <w:rPr>
+          <w:i/>
+          <w:color w:val="333399"/>
+          <w:sz w:val="20"/>
+          <w:lang w:eastAsia="ko-KR"/>
+        </w:rPr>
+        <w:t>목록입니다</w:t>
+      </w:r>
+      <w:r>
+        <w:rPr>
+          <w:i/>
+          <w:color w:val="333399"/>
+          <w:sz w:val="20"/>
+          <w:lang w:eastAsia="ko-KR"/>
+        </w:rPr>
+        <w:t>.</w:t>
+      </w:r>
+    </w:p>
+    <w:tbl>
+      <w:tblPr>
+        <w:tblStyle w:val="af9"/>
+        <w:tblW w:w="0" w:type="auto"/>
+        <w:tblLook w:val="04A0" w:firstRow="1" w:lastRow="0" w:firstColumn="1" w:lastColumn="0" w:noHBand="0" w:noVBand="1"/>
+      </w:tblPr>
+      <w:tblGrid>
+        <w:gridCol w:w="4320"/>
+        <w:gridCol w:w="4320"/>
+      </w:tblGrid>
+      <w:tr>
+        <w:tc>
+          <w:tcPr>
+            <w:tcW w:w="4320" w:type="dxa"/>
+          </w:tcPr>
+          <w:p>
+            <w:proofErr w:type="spellStart"/>
+            <w:r>
+              <w:rPr>
+                <w:b/>
+                <w:sz w:val="20"/>
+              </w:rPr>
+              <w:t>제품</w:t>
+            </w:r>
+            <w:proofErr w:type="spellEnd"/>
+            <w:r>
+              <w:rPr>
+                <w:b/>
+                <w:sz w:val="20"/>
+              </w:rPr>
+              <w:t>/</w:t>
+            </w:r>
+            <w:proofErr w:type="spellStart"/>
+            <w:r>
+              <w:rPr>
+                <w:b/>
+                <w:sz w:val="20"/>
+              </w:rPr>
+              <w:t>구분</w:t>
+            </w:r>
+            <w:proofErr w:type="spellEnd"/>
+          </w:p>
+        </w:tc>
+        <w:tc>
+          <w:tcPr>
+            <w:tcW w:w="4320" w:type="dxa"/>
+          </w:tcPr>
+          <w:p>
+            <w:r>
+              <w:rPr>
+                <w:b/>
+                <w:sz w:val="20"/>
+              </w:rPr>
+              <w:t>영상</w:t>
+            </w:r>
+          </w:p>
+        </w:tc>
+      </w:tr>
+      <w:tr>
+        <w:tc>
+          <w:tcPr>
+            <w:tcW w:w="4320" w:type="dxa"/>
+          </w:tcPr>
+          <w:p>
+            <w:r>
+              <w:rPr>
+                <w:sz w:val="18"/>
+              </w:rPr>
+              <w:t>Polestar 10 / Lucida AI</w:t>
+            </w:r>
+          </w:p>
+        </w:tc>
+        <w:tc>
+          <w:tcPr>
+            <w:tcW w:w="4320" w:type="dxa"/>
+          </w:tcPr>
+          <w:p>
+            <w:pPr>
+              <w:rPr>
+                <w:lang w:eastAsia="ko-KR"/>
+              </w:rPr>
+            </w:pPr>
+            <w:hyperlink r:id="rId10">
+              <w:r>
+                <w:rPr>
+                  <w:rFonts w:eastAsia="맑은 고딕"/>
+                  <w:color w:val="0563C1"/>
+                  <w:sz w:val="18"/>
+                  <w:u w:val="single"/>
+                  <w:lang w:eastAsia="ko-KR"/>
+                </w:rPr>
+                <w:t>Polestar 10 소개</w:t>
+              </w:r>
+            </w:hyperlink>
+            <w:r>
+              <w:rPr>
+                <w:lang w:eastAsia="ko-KR"/>
+              </w:rPr>
+              <w:t xml:space="preserve">  ·  </w:t>
+            </w:r>
+            <w:hyperlink r:id="rId11">
+              <w:r>
+                <w:rPr>
+                  <w:rFonts w:eastAsia="맑은 고딕"/>
+                  <w:color w:val="0563C1"/>
+                  <w:sz w:val="18"/>
+                  <w:u w:val="single"/>
+                  <w:lang w:eastAsia="ko-KR"/>
+                </w:rPr>
+                <w:t>Lucida AI 소개</w:t>
+              </w:r>
+            </w:hyperlink>
+            <w:r>
+              <w:rPr>
+                <w:lang w:eastAsia="ko-KR"/>
+              </w:rPr>
+              <w:t xml:space="preserve">  ·  </w:t>
+            </w:r>
+            <w:hyperlink r:id="rId12">
+              <w:r>
+                <w:rPr>
+                  <w:rFonts w:eastAsia="맑은 고딕"/>
+                  <w:color w:val="0563C1"/>
+                  <w:sz w:val="18"/>
+                  <w:u w:val="single"/>
+                  <w:lang w:eastAsia="ko-KR"/>
+                </w:rPr>
+                <w:t>공공솔루션마켓 소개</w:t>
+              </w:r>
+            </w:hyperlink>
+          </w:p>
+        </w:tc>
+      </w:tr>
+      <w:tr>
+        <w:tc>
+          <w:tcPr>
+            <w:tcW w:w="4320" w:type="dxa"/>
+          </w:tcPr>
+          <w:p>
+            <w:r>
+              <w:rPr>
+                <w:sz w:val="18"/>
+              </w:rPr>
+              <w:t>POLESTAR EMS</w:t>
+            </w:r>
+          </w:p>
+        </w:tc>
+        <w:tc>
+          <w:tcPr>
+            <w:tcW w:w="4320" w:type="dxa"/>
+          </w:tcPr>
+          <w:p>
+            <w:hyperlink r:id="rId13">
+              <w:r>
+                <w:rPr>
+                  <w:rFonts w:eastAsia="맑은 고딕"/>
+                  <w:color w:val="0563C1"/>
+                  <w:sz w:val="18"/>
+                  <w:u w:val="single"/>
+                </w:rPr>
+                <w:t>EMS8 제품소개</w:t>
+              </w:r>
+            </w:hyperlink>
+          </w:p>
+        </w:tc>
+      </w:tr>
+      <w:tr>
+        <w:tc>
+          <w:tcPr>
+            <w:tcW w:w="4320" w:type="dxa"/>
+          </w:tcPr>
+          <w:p>
+            <w:r>
+              <w:rPr>
+                <w:sz w:val="18"/>
+              </w:rPr>
+              <w:t>POLESTAR ITSM (</w:t>
+            </w:r>
+            <w:r>
+              <w:rPr>
+                <w:sz w:val="18"/>
+              </w:rPr>
+              <w:t>기능</w:t>
+            </w:r>
+            <w:r>
+              <w:rPr>
+                <w:sz w:val="18"/>
+              </w:rPr>
+              <w:t xml:space="preserve"> </w:t>
+            </w:r>
+            <w:r>
+              <w:rPr>
+                <w:sz w:val="18"/>
+              </w:rPr>
+              <w:t>데모</w:t>
+            </w:r>
+            <w:r>
+              <w:rPr>
+                <w:sz w:val="18"/>
+              </w:rPr>
+              <w:t xml:space="preserve"> 5</w:t>
+            </w:r>
+            <w:r>
+              <w:rPr>
+                <w:sz w:val="18"/>
+              </w:rPr>
+              <w:t>편</w:t>
+            </w:r>
+            <w:r>
+              <w:rPr>
+                <w:sz w:val="18"/>
+              </w:rPr>
+              <w:t>)</w:t>
+            </w:r>
+          </w:p>
+        </w:tc>
+        <w:tc>
+          <w:tcPr>
+            <w:tcW w:w="4320" w:type="dxa"/>
+          </w:tcPr>
+          <w:p>
+            <w:pPr>
+              <w:rPr>
+                <w:lang w:eastAsia="ko-KR"/>
+              </w:rPr>
+            </w:pPr>
+            <w:hyperlink r:id="rId14">
+              <w:r>
+                <w:rPr>
+                  <w:rFonts w:eastAsia="맑은 고딕"/>
+                  <w:color w:val="0563C1"/>
+                  <w:sz w:val="18"/>
+                  <w:u w:val="single"/>
+                  <w:lang w:eastAsia="ko-KR"/>
+                </w:rPr>
+                <w:t>계약관리</w:t>
+              </w:r>
+            </w:hyperlink>
+            <w:r>
+              <w:rPr>
+                <w:lang w:eastAsia="ko-KR"/>
+              </w:rPr>
+              <w:t xml:space="preserve">  ·  </w:t>
+            </w:r>
+            <w:hyperlink r:id="rId15">
+              <w:r>
+                <w:rPr>
+                  <w:rFonts w:eastAsia="맑은 고딕"/>
+                  <w:color w:val="0563C1"/>
+                  <w:sz w:val="18"/>
+                  <w:u w:val="single"/>
+                  <w:lang w:eastAsia="ko-KR"/>
+                </w:rPr>
+                <w:t>점검관리</w:t>
+              </w:r>
+            </w:hyperlink>
+            <w:r>
+              <w:rPr>
+                <w:lang w:eastAsia="ko-KR"/>
+              </w:rPr>
+              <w:t xml:space="preserve">  ·  </w:t>
+            </w:r>
+            <w:hyperlink r:id="rId16">
+              <w:r>
+                <w:rPr>
+                  <w:rFonts w:eastAsia="맑은 고딕"/>
+                  <w:color w:val="0563C1"/>
+                  <w:sz w:val="18"/>
+                  <w:u w:val="single"/>
+                  <w:lang w:eastAsia="ko-KR"/>
+                </w:rPr>
+                <w:t>SLA</w:t>
+              </w:r>
+            </w:hyperlink>
+            <w:r>
+              <w:rPr>
+                <w:lang w:eastAsia="ko-KR"/>
+              </w:rPr>
+              <w:t xml:space="preserve">  ·  </w:t>
+            </w:r>
+            <w:hyperlink r:id="rId17">
+              <w:r>
+                <w:rPr>
+                  <w:rFonts w:eastAsia="맑은 고딕"/>
+                  <w:color w:val="0563C1"/>
+                  <w:sz w:val="18"/>
+                  <w:u w:val="single"/>
+                  <w:lang w:eastAsia="ko-KR"/>
+                </w:rPr>
+                <w:t>IT프로젝트관리</w:t>
+              </w:r>
+            </w:hyperlink>
+            <w:r>
+              <w:rPr>
+                <w:lang w:eastAsia="ko-KR"/>
+              </w:rPr>
+              <w:t xml:space="preserve">  ·  </w:t>
+            </w:r>
+            <w:hyperlink r:id="rId18">
+              <w:r>
+                <w:rPr>
+                  <w:rFonts w:eastAsia="맑은 고딕"/>
+                  <w:color w:val="0563C1"/>
+                  <w:sz w:val="18"/>
+                  <w:u w:val="single"/>
+                  <w:lang w:eastAsia="ko-KR"/>
+                </w:rPr>
+                <w:t>서비스요청</w:t>
+              </w:r>
+            </w:hyperlink>
+          </w:p>
+        </w:tc>
+      </w:tr>
+      <w:tr>
+        <w:tc>
+          <w:tcPr>
+            <w:tcW w:w="4320" w:type="dxa"/>
+          </w:tcPr>
+          <w:p>
+            <w:r>
+              <w:rPr>
+                <w:sz w:val="18"/>
+              </w:rPr>
+              <w:t>POLESTAR Automation</w:t>
+            </w:r>
+          </w:p>
+        </w:tc>
+        <w:tc>
+          <w:tcPr>
+            <w:tcW w:w="4320" w:type="dxa"/>
+          </w:tcPr>
+          <w:p>
+            <w:pPr>
+              <w:rPr>
+                <w:lang w:eastAsia="ko-KR"/>
+              </w:rPr>
+            </w:pPr>
+            <w:hyperlink r:id="rId19">
+              <w:r>
+                <w:rPr>
+                  <w:rFonts w:eastAsia="맑은 고딕"/>
+                  <w:color w:val="0563C1"/>
+                  <w:sz w:val="18"/>
+                  <w:u w:val="single"/>
+                  <w:lang w:eastAsia="ko-KR"/>
+                </w:rPr>
+                <w:t>일일점검 데모</w:t>
+              </w:r>
+            </w:hyperlink>
+            <w:r>
+              <w:rPr>
+                <w:lang w:eastAsia="ko-KR"/>
+              </w:rPr>
+              <w:t xml:space="preserve">  ·  </w:t>
+            </w:r>
+            <w:hyperlink r:id="rId20">
+              <w:r>
+                <w:rPr>
+                  <w:rFonts w:eastAsia="맑은 고딕"/>
+                  <w:color w:val="0563C1"/>
+                  <w:sz w:val="18"/>
+                  <w:u w:val="single"/>
+                  <w:lang w:eastAsia="ko-KR"/>
+                </w:rPr>
+                <w:t>윈도우 일괄패치 데모</w:t>
+              </w:r>
+            </w:hyperlink>
+            <w:r>
+              <w:rPr>
+                <w:lang w:eastAsia="ko-KR"/>
+              </w:rPr>
+              <w:t xml:space="preserve">  ·  </w:t>
+            </w:r>
+            <w:hyperlink r:id="rId21">
+              <w:r>
+                <w:rPr>
+                  <w:rFonts w:eastAsia="맑은 고딕"/>
+                  <w:color w:val="0563C1"/>
+                  <w:sz w:val="18"/>
+                  <w:u w:val="single"/>
+                  <w:lang w:eastAsia="ko-KR"/>
+                </w:rPr>
+                <w:t>파일 일괄배포 데모</w:t>
+              </w:r>
+            </w:hyperlink>
+            <w:r>
+              <w:rPr>
+                <w:lang w:eastAsia="ko-KR"/>
+              </w:rPr>
+              <w:t xml:space="preserve">  ·  </w:t>
+            </w:r>
+            <w:hyperlink r:id="rId22">
+              <w:r>
+                <w:rPr>
+                  <w:rFonts w:eastAsia="맑은 고딕"/>
+                  <w:color w:val="0563C1"/>
+                  <w:sz w:val="18"/>
+                  <w:u w:val="single"/>
+                  <w:lang w:eastAsia="ko-KR"/>
+                </w:rPr>
+                <w:t>LG CNS 도입사례 1</w:t>
+              </w:r>
+            </w:hyperlink>
+            <w:r>
+              <w:rPr>
+                <w:lang w:eastAsia="ko-KR"/>
+              </w:rPr>
+              <w:t xml:space="preserve">  ·  </w:t>
+            </w:r>
+            <w:hyperlink r:id="rId23">
+              <w:r>
+                <w:rPr>
+                  <w:rFonts w:eastAsia="맑은 고딕"/>
+                  <w:color w:val="0563C1"/>
+                  <w:sz w:val="18"/>
+                  <w:u w:val="single"/>
+                  <w:lang w:eastAsia="ko-KR"/>
+                </w:rPr>
+                <w:t>LG CNS 도입사례 2</w:t>
+              </w:r>
+            </w:hyperlink>
+            <w:r>
+              <w:rPr>
+                <w:lang w:eastAsia="ko-KR"/>
+              </w:rPr>
+              <w:t xml:space="preserve">  ·  </w:t>
+            </w:r>
+            <w:hyperlink r:id="rId24">
+              <w:r>
+                <w:rPr>
+                  <w:rFonts w:eastAsia="맑은 고딕"/>
+                  <w:color w:val="0563C1"/>
+                  <w:sz w:val="18"/>
+                  <w:u w:val="single"/>
+                  <w:lang w:eastAsia="ko-KR"/>
+                </w:rPr>
+                <w:t>LG CNS 도입사례 3</w:t>
+              </w:r>
+            </w:hyperlink>
+          </w:p>
+        </w:tc>
+      </w:tr>
+      <w:tr>
+        <w:tc>
+          <w:tcPr>
+            <w:tcW w:w="4320" w:type="dxa"/>
+          </w:tcPr>
+          <w:p>
+            <w:r>
+              <w:rPr>
+                <w:sz w:val="18"/>
+              </w:rPr>
+              <w:t>AIOTION / WSS</w:t>
+            </w:r>
+          </w:p>
+        </w:tc>
+        <w:tc>
+          <w:tcPr>
+            <w:tcW w:w="4320" w:type="dxa"/>
+          </w:tcPr>
+          <w:p>
+            <w:hyperlink r:id="rId25">
+              <w:r>
+                <w:rPr>
+                  <w:rFonts w:eastAsia="맑은 고딕"/>
+                  <w:color w:val="0563C1"/>
+                  <w:sz w:val="18"/>
+                  <w:u w:val="single"/>
+                </w:rPr>
+                <w:t>Monitoring</w:t>
+              </w:r>
+            </w:hyperlink>
+            <w:r>
+              <w:t xml:space="preserve">  ·  </w:t>
+            </w:r>
+            <w:hyperlink r:id="rId26">
+              <w:r>
+                <w:rPr>
+                  <w:rFonts w:eastAsia="맑은 고딕"/>
+                  <w:color w:val="0563C1"/>
+                  <w:sz w:val="18"/>
+                  <w:u w:val="single"/>
+                </w:rPr>
+                <w:t>Crane Dashboard</w:t>
+              </w:r>
+            </w:hyperlink>
+            <w:r>
+              <w:t xml:space="preserve">  ·  </w:t>
+            </w:r>
+            <w:hyperlink r:id="rId27">
+              <w:r>
+                <w:rPr>
+                  <w:rFonts w:eastAsia="맑은 고딕"/>
+                  <w:color w:val="0563C1"/>
+                  <w:sz w:val="18"/>
+                  <w:u w:val="single"/>
+                </w:rPr>
+                <w:t>Rule engine</w:t>
+              </w:r>
+            </w:hyperlink>
+            <w:r>
+              <w:t xml:space="preserve">  ·  </w:t>
+            </w:r>
+            <w:hyperlink r:id="rId28">
+              <w:r>
+                <w:rPr>
+                  <w:rFonts w:eastAsia="맑은 고딕"/>
+                  <w:color w:val="0563C1"/>
+                  <w:sz w:val="18"/>
+                  <w:u w:val="single"/>
+                </w:rPr>
+                <w:t>Dashboard</w:t>
+              </w:r>
+            </w:hyperlink>
+            <w:r>
+              <w:t xml:space="preserve">  ·  </w:t>
+            </w:r>
+            <w:hyperlink r:id="rId29">
+              <w:r>
+                <w:rPr>
+                  <w:rFonts w:eastAsia="맑은 고딕"/>
+                  <w:color w:val="0563C1"/>
+                  <w:sz w:val="18"/>
+                  <w:u w:val="single"/>
+                </w:rPr>
+                <w:t>Alarm Control</w:t>
+              </w:r>
+            </w:hyperlink>
+            <w:r>
+              <w:t xml:space="preserve">  ·  </w:t>
+            </w:r>
+            <w:hyperlink r:id="rId30">
+              <w:r>
+                <w:rPr>
+                  <w:rFonts w:eastAsia="맑은 고딕"/>
+                  <w:color w:val="0563C1"/>
+                  <w:sz w:val="18"/>
+                  <w:u w:val="single"/>
+                </w:rPr>
+                <w:t>와이어로프 테스터-해상현장</w:t>
+              </w:r>
+            </w:hyperlink>
+            <w:r>
+              <w:t xml:space="preserve">  ·  </w:t>
+            </w:r>
+            <w:hyperlink r:id="rId31">
+              <w:r>
+                <w:rPr>
+                  <w:rFonts w:eastAsia="맑은 고딕"/>
+                  <w:color w:val="0563C1"/>
+                  <w:sz w:val="18"/>
+                  <w:u w:val="single"/>
+                </w:rPr>
+                <w:t>와이어로프 홍보영상</w:t>
+              </w:r>
+            </w:hyperlink>
+          </w:p>
+        </w:tc>
+      </w:tr>
+      <w:tr>
+        <w:tc>
+          <w:tcPr>
+            <w:tcW w:w="4320" w:type="dxa"/>
+          </w:tcPr>
+          <w:p>
+            <w:r>
+              <w:rPr>
+                <w:sz w:val="18"/>
+              </w:rPr>
+              <w:t>공공</w:t>
+            </w:r>
+            <w:r>
+              <w:rPr>
+                <w:sz w:val="18"/>
+              </w:rPr>
+              <w:t xml:space="preserve"> SaaS</w:t>
+            </w:r>
+          </w:p>
+        </w:tc>
+        <w:tc>
+          <w:tcPr>
+            <w:tcW w:w="4320" w:type="dxa"/>
+          </w:tcPr>
+          <w:p>
+            <w:hyperlink r:id="rId32">
+              <w:r>
+                <w:rPr>
+                  <w:rFonts w:eastAsia="맑은 고딕"/>
+                  <w:color w:val="0563C1"/>
+                  <w:sz w:val="18"/>
+                  <w:u w:val="single"/>
+                </w:rPr>
+                <w:t>AI Assistance IT 인프라 모니터링(NIA 공공SaaS트랙)</w:t>
+              </w:r>
+            </w:hyperlink>
+          </w:p>
+        </w:tc>
+      </w:tr>
+      <w:tr>
+        <w:tc>
+          <w:tcPr>
+            <w:tcW w:w="4320" w:type="dxa"/>
+          </w:tcPr>
+          <w:p>
+            <w:r>
+              <w:rPr>
+                <w:sz w:val="18"/>
+              </w:rPr>
+              <w:t>회사소개</w:t>
+            </w:r>
+          </w:p>
+        </w:tc>
+        <w:tc>
+          <w:tcPr>
+            <w:tcW w:w="4320" w:type="dxa"/>
+          </w:tcPr>
+          <w:p>
+            <w:pPr>
+              <w:rPr>
+                <w:lang w:eastAsia="ko-KR"/>
+              </w:rPr>
+            </w:pPr>
+            <w:hyperlink r:id="rId33">
+              <w:r>
+                <w:rPr>
+                  <w:rFonts w:eastAsia="맑은 고딕"/>
+                  <w:color w:val="0563C1"/>
+                  <w:sz w:val="18"/>
+                  <w:u w:val="single"/>
+                  <w:lang w:eastAsia="ko-KR"/>
+                </w:rPr>
+                <w:t>회사소개영상</w:t>
+              </w:r>
+            </w:hyperlink>
+            <w:r>
+              <w:rPr>
+                <w:lang w:eastAsia="ko-KR"/>
+              </w:rPr>
+              <w:t xml:space="preserve">  ·  </w:t>
+            </w:r>
+            <w:hyperlink r:id="rId34">
+              <w:r>
+                <w:rPr>
+                  <w:rFonts w:eastAsia="맑은 고딕"/>
+                  <w:color w:val="0563C1"/>
+                  <w:sz w:val="18"/>
+                  <w:u w:val="single"/>
+                  <w:lang w:eastAsia="ko-KR"/>
+                </w:rPr>
+                <w:t>회사소개영상(Short ver.)</w:t>
+              </w:r>
+            </w:hyperlink>
+            <w:r>
+              <w:rPr>
+                <w:lang w:eastAsia="ko-KR"/>
+              </w:rPr>
+              <w:t xml:space="preserve">  ·  </w:t>
+            </w:r>
+            <w:hyperlink r:id="rId35">
+              <w:r>
+                <w:rPr>
+                  <w:rFonts w:eastAsia="맑은 고딕"/>
+                  <w:color w:val="0563C1"/>
+                  <w:sz w:val="18"/>
+                  <w:u w:val="single"/>
+                  <w:lang w:eastAsia="ko-KR"/>
+                </w:rPr>
+                <w:t>IT운영관리솔루션 전문기업 (주)엔키아 소개</w:t>
+              </w:r>
+            </w:hyperlink>
+          </w:p>
+        </w:tc>
+      </w:tr>
+    </w:tbl>
     <w:p>
       <w:r>
         <w:rPr>
@@ -25202,6 +30761,7 @@
         <w:rPr>
           <w:lang w:eastAsia="ko-KR"/>
         </w:rPr>
+        <w:lastRenderedPageBreak/>
         <w:t xml:space="preserve">3.1 </w:t>
       </w:r>
       <w:r>
@@ -25412,7 +30972,6 @@
         <w:rPr>
           <w:lang w:eastAsia="ko-KR"/>
         </w:rPr>
-        <w:lastRenderedPageBreak/>
         <w:t>서버</w:t>
       </w:r>
       <w:r>
@@ -26338,66 +31897,6 @@
                 <w:lang w:eastAsia="ko-KR"/>
               </w:rPr>
             </w:pPr>
-            <w:proofErr w:type="spellStart"/>
-            <w:r>
-              <w:rPr>
-                <w:sz w:val="20"/>
-                <w:lang w:eastAsia="ko-KR"/>
-              </w:rPr>
-              <w:t>이일섭</w:t>
-            </w:r>
-            <w:proofErr w:type="spellEnd"/>
-            <w:r>
-              <w:rPr>
-                <w:sz w:val="20"/>
-                <w:lang w:eastAsia="ko-KR"/>
-              </w:rPr>
-              <w:t xml:space="preserve"> </w:t>
-            </w:r>
-            <w:proofErr w:type="gramStart"/>
-            <w:r>
-              <w:rPr>
-                <w:sz w:val="20"/>
-                <w:lang w:eastAsia="ko-KR"/>
-              </w:rPr>
-              <w:t>대표</w:t>
-            </w:r>
-            <w:r>
-              <w:rPr>
-                <w:sz w:val="20"/>
-                <w:lang w:eastAsia="ko-KR"/>
-              </w:rPr>
-              <w:t xml:space="preserve"> /</w:t>
-            </w:r>
-            <w:proofErr w:type="gramEnd"/>
-            <w:r>
-              <w:rPr>
-                <w:sz w:val="20"/>
-                <w:lang w:eastAsia="ko-KR"/>
-              </w:rPr>
-              <w:t xml:space="preserve"> </w:t>
-            </w:r>
-            <w:r>
-              <w:rPr>
-                <w:sz w:val="20"/>
-                <w:lang w:eastAsia="ko-KR"/>
-              </w:rPr>
-              <w:t>장진원</w:t>
-            </w:r>
-            <w:r>
-              <w:rPr>
-                <w:sz w:val="20"/>
-                <w:lang w:eastAsia="ko-KR"/>
-              </w:rPr>
-              <w:t xml:space="preserve"> </w:t>
-            </w:r>
-            <w:r>
-              <w:rPr>
-                <w:sz w:val="20"/>
-                <w:lang w:eastAsia="ko-KR"/>
-              </w:rPr>
-              <w:t>부사장</w:t>
-            </w:r>
           </w:p>
         </w:tc>
         <w:tc>
@@ -26463,6 +31962,7 @@
             </w:r>
             <w:r>
               <w:rPr>
+                <w:rFonts w:eastAsia="맑은 고딕" w:hint="eastAsia"/>
                 <w:sz w:val="20"/>
                 <w:lang w:eastAsia="ko-KR"/>
               </w:rPr>
@@ -26590,7 +32090,21 @@
               <w:rPr>
                 <w:sz w:val="20"/>
               </w:rPr>
-              <w:t xml:space="preserve"> 150</w:t>
+              <w:t xml:space="preserve"> 1</w:t>
+            </w:r>
+            <w:r>
+              <w:rPr>
+                <w:rFonts w:eastAsia="맑은 고딕" w:hint="eastAsia"/>
+                <w:sz w:val="20"/>
+                <w:lang w:eastAsia="ko-KR"/>
+              </w:rPr>
+              <w:t>8</w:t>
+            </w:r>
+            <w:r>
+              <w:rPr>
+                <w:sz w:val="20"/>
+              </w:rPr>
+              <w:t>0</w:t>
             </w:r>
             <w:r>
               <w:rPr>
@@ -28133,6 +33647,7 @@
               <w:rPr>
                 <w:sz w:val="20"/>
               </w:rPr>
+              <w:lastRenderedPageBreak/>
               <w:t>로그</w:t>
             </w:r>
             <w:r>
@@ -28406,7 +33921,6 @@
         <w:rPr>
           <w:lang w:eastAsia="ko-KR"/>
         </w:rPr>
-        <w:lastRenderedPageBreak/>
         <w:t>두</w:t>
       </w:r>
       <w:r>
@@ -30501,6 +36015,7 @@
               <w:rPr>
                 <w:sz w:val="20"/>
               </w:rPr>
+              <w:lastRenderedPageBreak/>
               <w:t>국내</w:t>
             </w:r>
             <w:proofErr w:type="spellEnd"/>
@@ -30691,7 +36206,6 @@
         <w:rPr>
           <w:lang w:eastAsia="ko-KR"/>
         </w:rPr>
-        <w:lastRenderedPageBreak/>
         <w:t xml:space="preserve">3.4 </w:t>
       </w:r>
       <w:proofErr w:type="spellStart"/>
@@ -31855,11 +37369,17 @@
       </w:r>
     </w:p>
     <w:p>
+      <w:pPr>
+        <w:rPr>
+          <w:rFonts w:eastAsia="맑은 고딕" w:hint="eastAsia"/>
+          <w:lang w:eastAsia="ko-KR"/>
+        </w:rPr>
+      </w:pPr>
       <w:r>
         <w:rPr>
           <w:color w:val="CCCCCC"/>
         </w:rPr>
-        <w:t>────────────────────────────────────────────────────────────</w:t>
+        <w:t>───────────────────────────────────────</w:t>
       </w:r>
     </w:p>
     <w:p>
@@ -33068,6 +38588,7 @@
                 <w:sz w:val="20"/>
                 <w:lang w:eastAsia="ko-KR"/>
               </w:rPr>
+              <w:lastRenderedPageBreak/>
               <w:t>대규모로</w:t>
             </w:r>
             <w:r>
@@ -33153,6 +38674,7 @@
               <w:rPr>
                 <w:sz w:val="20"/>
               </w:rPr>
+              <w:lastRenderedPageBreak/>
               <w:t>**</w:t>
             </w:r>
             <w:proofErr w:type="spellStart"/>
@@ -33278,7 +38800,6 @@
                 <w:sz w:val="20"/>
                 <w:lang w:eastAsia="ko-KR"/>
               </w:rPr>
-              <w:lastRenderedPageBreak/>
               <w:t>운영하는</w:t>
             </w:r>
             <w:r>
@@ -33314,7 +38835,6 @@
                 <w:sz w:val="20"/>
                 <w:lang w:eastAsia="ko-KR"/>
               </w:rPr>
-              <w:lastRenderedPageBreak/>
               <w:t>**</w:t>
             </w:r>
             <w:r>
@@ -35349,6 +40869,7 @@
         <w:pStyle w:val="31"/>
       </w:pPr>
       <w:r>
+        <w:lastRenderedPageBreak/>
         <w:t xml:space="preserve">4.3 </w:t>
       </w:r>
       <w:proofErr w:type="spellStart"/>
@@ -35527,7 +41048,6 @@
               <w:rPr>
                 <w:sz w:val="20"/>
               </w:rPr>
-              <w:lastRenderedPageBreak/>
               <w:t>**</w:t>
             </w:r>
             <w:proofErr w:type="spellStart"/>
@@ -37961,17 +43481,22 @@
         <w:pStyle w:val="31"/>
       </w:pPr>
       <w:r>
+        <w:lastRenderedPageBreak/>
         <w:t xml:space="preserve">4.5 OKR / KPI </w:t>
       </w:r>
+      <w:proofErr w:type="spellStart"/>
       <w:r>
         <w:t>관련</w:t>
       </w:r>
-      <w:r>
-        <w:t xml:space="preserve"> </w:t>
-      </w:r>
+      <w:proofErr w:type="spellEnd"/>
+      <w:r>
+        <w:t xml:space="preserve"> </w:t>
+      </w:r>
+      <w:proofErr w:type="spellStart"/>
       <w:r>
         <w:t>용어</w:t>
       </w:r>
+      <w:proofErr w:type="spellEnd"/>
     </w:p>
     <w:tbl>
       <w:tblPr>
@@ -38314,7 +43839,6 @@
                 <w:sz w:val="20"/>
                 <w:lang w:eastAsia="ko-KR"/>
               </w:rPr>
-              <w:lastRenderedPageBreak/>
               <w:t>지표</w:t>
             </w:r>
             <w:proofErr w:type="gramStart"/>
@@ -38402,7 +43926,6 @@
               <w:rPr>
                 <w:sz w:val="20"/>
               </w:rPr>
-              <w:lastRenderedPageBreak/>
               <w:t>**MEDDIC**</w:t>
             </w:r>
           </w:p>
@@ -38935,11 +44458,17 @@
       </w:r>
     </w:p>
     <w:p>
+      <w:pPr>
+        <w:rPr>
+          <w:rFonts w:eastAsia="맑은 고딕" w:hint="eastAsia"/>
+          <w:lang w:eastAsia="ko-KR"/>
+        </w:rPr>
+      </w:pPr>
       <w:r>
         <w:rPr>
           <w:color w:val="CCCCCC"/>
         </w:rPr>
-        <w:t>────────────────────────────────────────────────────────────</w:t>
+        <w:t>───────────────────────────────────────</w:t>
       </w:r>
     </w:p>
     <w:p>
@@ -40478,6 +46007,7 @@
         <w:rPr>
           <w:lang w:eastAsia="ko-KR"/>
         </w:rPr>
+        <w:lastRenderedPageBreak/>
         <w:t xml:space="preserve">☐ MTTR, SLA, </w:t>
       </w:r>
       <w:r>
@@ -40582,7 +46112,6 @@
         <w:rPr>
           <w:lang w:eastAsia="ko-KR"/>
         </w:rPr>
-        <w:lastRenderedPageBreak/>
         <w:t xml:space="preserve">☐ </w:t>
       </w:r>
       <w:r>
@@ -41329,498 +46858,8 @@
         <w:t>정보</w:t>
       </w:r>
     </w:p>
-    <w:p>
-      <w:pPr>
-        <w:ind w:left="432"/>
-        <w:rPr>
-          <w:lang w:eastAsia="ko-KR"/>
-        </w:rPr>
-      </w:pPr>
-      <w:r>
-        <w:rPr>
-          <w:i/>
-          <w:color w:val="333399"/>
-          <w:lang w:eastAsia="ko-KR"/>
-        </w:rPr>
-        <w:t>**</w:t>
-      </w:r>
-      <w:proofErr w:type="gramStart"/>
-      <w:r>
-        <w:rPr>
-          <w:i/>
-          <w:color w:val="333399"/>
-          <w:lang w:eastAsia="ko-KR"/>
-        </w:rPr>
-        <w:t>주의</w:t>
-      </w:r>
-      <w:r>
-        <w:rPr>
-          <w:i/>
-          <w:color w:val="333399"/>
-          <w:lang w:eastAsia="ko-KR"/>
-        </w:rPr>
-        <w:t>:*</w:t>
-      </w:r>
-      <w:proofErr w:type="gramEnd"/>
-      <w:r>
-        <w:rPr>
-          <w:i/>
-          <w:color w:val="333399"/>
-          <w:lang w:eastAsia="ko-KR"/>
-        </w:rPr>
-        <w:t>* IR</w:t>
-      </w:r>
-      <w:r>
-        <w:rPr>
-          <w:i/>
-          <w:color w:val="333399"/>
-          <w:lang w:eastAsia="ko-KR"/>
-        </w:rPr>
-        <w:t>자료</w:t>
-      </w:r>
-      <w:r>
-        <w:rPr>
-          <w:i/>
-          <w:color w:val="333399"/>
-          <w:lang w:eastAsia="ko-KR"/>
-        </w:rPr>
-        <w:t>(2023)</w:t>
-      </w:r>
-      <w:r>
-        <w:rPr>
-          <w:i/>
-          <w:color w:val="333399"/>
-          <w:lang w:eastAsia="ko-KR"/>
-        </w:rPr>
-        <w:t>와</w:t>
-      </w:r>
-      <w:r>
-        <w:rPr>
-          <w:i/>
-          <w:color w:val="333399"/>
-          <w:lang w:eastAsia="ko-KR"/>
-        </w:rPr>
-        <w:t xml:space="preserve"> </w:t>
-      </w:r>
-      <w:r>
-        <w:rPr>
-          <w:i/>
-          <w:color w:val="333399"/>
-          <w:lang w:eastAsia="ko-KR"/>
-        </w:rPr>
-        <w:t>최신</w:t>
-      </w:r>
-      <w:r>
-        <w:rPr>
-          <w:i/>
-          <w:color w:val="333399"/>
-          <w:lang w:eastAsia="ko-KR"/>
-        </w:rPr>
-        <w:t xml:space="preserve"> </w:t>
-      </w:r>
-      <w:r>
-        <w:rPr>
-          <w:i/>
-          <w:color w:val="333399"/>
-          <w:lang w:eastAsia="ko-KR"/>
-        </w:rPr>
-        <w:t>조직도</w:t>
-      </w:r>
-      <w:r>
-        <w:rPr>
-          <w:i/>
-          <w:color w:val="333399"/>
-          <w:lang w:eastAsia="ko-KR"/>
-        </w:rPr>
-        <w:t xml:space="preserve">(2026.2) </w:t>
-      </w:r>
-      <w:r>
-        <w:rPr>
-          <w:i/>
-          <w:color w:val="333399"/>
-          <w:lang w:eastAsia="ko-KR"/>
-        </w:rPr>
-        <w:t>사이에</w:t>
-      </w:r>
-      <w:r>
-        <w:rPr>
-          <w:i/>
-          <w:color w:val="333399"/>
-          <w:lang w:eastAsia="ko-KR"/>
-        </w:rPr>
-        <w:t xml:space="preserve"> </w:t>
-      </w:r>
-      <w:r>
-        <w:rPr>
-          <w:i/>
-          <w:color w:val="333399"/>
-          <w:lang w:eastAsia="ko-KR"/>
-        </w:rPr>
-        <w:t>대표이사</w:t>
-      </w:r>
-      <w:r>
-        <w:rPr>
-          <w:i/>
-          <w:color w:val="333399"/>
-          <w:lang w:eastAsia="ko-KR"/>
-        </w:rPr>
-        <w:t>·</w:t>
-      </w:r>
-      <w:r>
-        <w:rPr>
-          <w:i/>
-          <w:color w:val="333399"/>
-          <w:lang w:eastAsia="ko-KR"/>
-        </w:rPr>
-        <w:t>임직원</w:t>
-      </w:r>
-      <w:r>
-        <w:rPr>
-          <w:i/>
-          <w:color w:val="333399"/>
-          <w:lang w:eastAsia="ko-KR"/>
-        </w:rPr>
-        <w:t xml:space="preserve"> </w:t>
-      </w:r>
-      <w:r>
-        <w:rPr>
-          <w:i/>
-          <w:color w:val="333399"/>
-          <w:lang w:eastAsia="ko-KR"/>
-        </w:rPr>
-        <w:t>수</w:t>
-      </w:r>
-      <w:r>
-        <w:rPr>
-          <w:i/>
-          <w:color w:val="333399"/>
-          <w:lang w:eastAsia="ko-KR"/>
-        </w:rPr>
-        <w:t xml:space="preserve"> </w:t>
-      </w:r>
-      <w:r>
-        <w:rPr>
-          <w:i/>
-          <w:color w:val="333399"/>
-          <w:lang w:eastAsia="ko-KR"/>
-        </w:rPr>
-        <w:t>등</w:t>
-      </w:r>
-      <w:r>
-        <w:rPr>
-          <w:i/>
-          <w:color w:val="333399"/>
-          <w:lang w:eastAsia="ko-KR"/>
-        </w:rPr>
-        <w:t xml:space="preserve"> </w:t>
-      </w:r>
-      <w:r>
-        <w:rPr>
-          <w:i/>
-          <w:color w:val="333399"/>
-          <w:lang w:eastAsia="ko-KR"/>
-        </w:rPr>
-        <w:t>일부</w:t>
-      </w:r>
-      <w:r>
-        <w:rPr>
-          <w:i/>
-          <w:color w:val="333399"/>
-          <w:lang w:eastAsia="ko-KR"/>
-        </w:rPr>
-        <w:t xml:space="preserve"> </w:t>
-      </w:r>
-      <w:r>
-        <w:rPr>
-          <w:i/>
-          <w:color w:val="333399"/>
-          <w:lang w:eastAsia="ko-KR"/>
-        </w:rPr>
-        <w:t>수치</w:t>
-      </w:r>
-      <w:r>
-        <w:rPr>
-          <w:i/>
-          <w:color w:val="333399"/>
-          <w:lang w:eastAsia="ko-KR"/>
-        </w:rPr>
-        <w:t xml:space="preserve"> </w:t>
-      </w:r>
-      <w:r>
-        <w:rPr>
-          <w:i/>
-          <w:color w:val="333399"/>
-          <w:lang w:eastAsia="ko-KR"/>
-        </w:rPr>
-        <w:t>차이가</w:t>
-      </w:r>
-      <w:r>
-        <w:rPr>
-          <w:i/>
-          <w:color w:val="333399"/>
-          <w:lang w:eastAsia="ko-KR"/>
-        </w:rPr>
-        <w:t xml:space="preserve"> </w:t>
-      </w:r>
-      <w:r>
-        <w:rPr>
-          <w:i/>
-          <w:color w:val="333399"/>
-          <w:lang w:eastAsia="ko-KR"/>
-        </w:rPr>
-        <w:t>있습니다</w:t>
-      </w:r>
-      <w:r>
-        <w:rPr>
-          <w:i/>
-          <w:color w:val="333399"/>
-          <w:lang w:eastAsia="ko-KR"/>
-        </w:rPr>
-        <w:t xml:space="preserve">. </w:t>
-      </w:r>
-      <w:r>
-        <w:rPr>
-          <w:i/>
-          <w:color w:val="333399"/>
-          <w:lang w:eastAsia="ko-KR"/>
-        </w:rPr>
-        <w:t>이</w:t>
-      </w:r>
-      <w:r>
-        <w:rPr>
-          <w:i/>
-          <w:color w:val="333399"/>
-          <w:lang w:eastAsia="ko-KR"/>
-        </w:rPr>
-        <w:t xml:space="preserve"> </w:t>
-      </w:r>
-      <w:r>
-        <w:rPr>
-          <w:i/>
-          <w:color w:val="333399"/>
-          <w:lang w:eastAsia="ko-KR"/>
-        </w:rPr>
-        <w:t>교재에서는</w:t>
-      </w:r>
-      <w:r>
-        <w:rPr>
-          <w:i/>
-          <w:color w:val="333399"/>
-          <w:lang w:eastAsia="ko-KR"/>
-        </w:rPr>
-        <w:t xml:space="preserve"> </w:t>
-      </w:r>
-      <w:r>
-        <w:rPr>
-          <w:i/>
-          <w:color w:val="333399"/>
-          <w:lang w:eastAsia="ko-KR"/>
-        </w:rPr>
-        <w:t>최신</w:t>
-      </w:r>
-      <w:r>
-        <w:rPr>
-          <w:i/>
-          <w:color w:val="333399"/>
-          <w:lang w:eastAsia="ko-KR"/>
-        </w:rPr>
-        <w:t xml:space="preserve"> </w:t>
-      </w:r>
-      <w:r>
-        <w:rPr>
-          <w:i/>
-          <w:color w:val="333399"/>
-          <w:lang w:eastAsia="ko-KR"/>
-        </w:rPr>
-        <w:t>조직도를</w:t>
-      </w:r>
-      <w:r>
-        <w:rPr>
-          <w:i/>
-          <w:color w:val="333399"/>
-          <w:lang w:eastAsia="ko-KR"/>
-        </w:rPr>
-        <w:t xml:space="preserve"> </w:t>
-      </w:r>
-      <w:r>
-        <w:rPr>
-          <w:i/>
-          <w:color w:val="333399"/>
-          <w:lang w:eastAsia="ko-KR"/>
-        </w:rPr>
-        <w:t>우선하되</w:t>
-      </w:r>
-      <w:r>
-        <w:rPr>
-          <w:i/>
-          <w:color w:val="333399"/>
-          <w:lang w:eastAsia="ko-KR"/>
-        </w:rPr>
-        <w:t xml:space="preserve">, </w:t>
-      </w:r>
-      <w:r>
-        <w:rPr>
-          <w:i/>
-          <w:color w:val="333399"/>
-          <w:lang w:eastAsia="ko-KR"/>
-        </w:rPr>
-        <w:t>두</w:t>
-      </w:r>
-      <w:r>
-        <w:rPr>
-          <w:i/>
-          <w:color w:val="333399"/>
-          <w:lang w:eastAsia="ko-KR"/>
-        </w:rPr>
-        <w:t xml:space="preserve"> </w:t>
-      </w:r>
-      <w:r>
-        <w:rPr>
-          <w:i/>
-          <w:color w:val="333399"/>
-          <w:lang w:eastAsia="ko-KR"/>
-        </w:rPr>
-        <w:t>시점을</w:t>
-      </w:r>
-      <w:r>
-        <w:rPr>
-          <w:i/>
-          <w:color w:val="333399"/>
-          <w:lang w:eastAsia="ko-KR"/>
-        </w:rPr>
-        <w:t xml:space="preserve"> </w:t>
-      </w:r>
-      <w:r>
-        <w:rPr>
-          <w:i/>
-          <w:color w:val="333399"/>
-          <w:lang w:eastAsia="ko-KR"/>
-        </w:rPr>
-        <w:t>함께</w:t>
-      </w:r>
-      <w:r>
-        <w:rPr>
-          <w:i/>
-          <w:color w:val="333399"/>
-          <w:lang w:eastAsia="ko-KR"/>
-        </w:rPr>
-        <w:t xml:space="preserve"> </w:t>
-      </w:r>
-      <w:r>
-        <w:rPr>
-          <w:i/>
-          <w:color w:val="333399"/>
-          <w:lang w:eastAsia="ko-KR"/>
-        </w:rPr>
-        <w:t>표기했습니다</w:t>
-      </w:r>
-      <w:r>
-        <w:rPr>
-          <w:i/>
-          <w:color w:val="333399"/>
-          <w:lang w:eastAsia="ko-KR"/>
-        </w:rPr>
-        <w:t xml:space="preserve">. </w:t>
-      </w:r>
-      <w:r>
-        <w:rPr>
-          <w:i/>
-          <w:color w:val="333399"/>
-          <w:lang w:eastAsia="ko-KR"/>
-        </w:rPr>
-        <w:t>정확한</w:t>
-      </w:r>
-      <w:r>
-        <w:rPr>
-          <w:i/>
-          <w:color w:val="333399"/>
-          <w:lang w:eastAsia="ko-KR"/>
-        </w:rPr>
-        <w:t xml:space="preserve"> </w:t>
-      </w:r>
-      <w:r>
-        <w:rPr>
-          <w:i/>
-          <w:color w:val="333399"/>
-          <w:lang w:eastAsia="ko-KR"/>
-        </w:rPr>
-        <w:t>최신</w:t>
-      </w:r>
-      <w:r>
-        <w:rPr>
-          <w:i/>
-          <w:color w:val="333399"/>
-          <w:lang w:eastAsia="ko-KR"/>
-        </w:rPr>
-        <w:t xml:space="preserve"> </w:t>
-      </w:r>
-      <w:r>
-        <w:rPr>
-          <w:i/>
-          <w:color w:val="333399"/>
-          <w:lang w:eastAsia="ko-KR"/>
-        </w:rPr>
-        <w:t>수치는</w:t>
-      </w:r>
-      <w:r>
-        <w:rPr>
-          <w:i/>
-          <w:color w:val="333399"/>
-          <w:lang w:eastAsia="ko-KR"/>
-        </w:rPr>
-        <w:t xml:space="preserve"> </w:t>
-      </w:r>
-      <w:r>
-        <w:rPr>
-          <w:i/>
-          <w:color w:val="333399"/>
-          <w:lang w:eastAsia="ko-KR"/>
-        </w:rPr>
-        <w:t>경영지원팀에</w:t>
-      </w:r>
-      <w:r>
-        <w:rPr>
-          <w:i/>
-          <w:color w:val="333399"/>
-          <w:lang w:eastAsia="ko-KR"/>
-        </w:rPr>
-        <w:t xml:space="preserve"> </w:t>
-      </w:r>
-      <w:r>
-        <w:rPr>
-          <w:i/>
-          <w:color w:val="333399"/>
-          <w:lang w:eastAsia="ko-KR"/>
-        </w:rPr>
-        <w:t>확인하시기</w:t>
-      </w:r>
-      <w:r>
-        <w:rPr>
-          <w:i/>
-          <w:color w:val="333399"/>
-          <w:lang w:eastAsia="ko-KR"/>
-        </w:rPr>
-        <w:t xml:space="preserve"> </w:t>
-      </w:r>
-      <w:r>
-        <w:rPr>
-          <w:i/>
-          <w:color w:val="333399"/>
-          <w:lang w:eastAsia="ko-KR"/>
-        </w:rPr>
-        <w:t>바랍니다</w:t>
-      </w:r>
-      <w:r>
-        <w:rPr>
-          <w:i/>
-          <w:color w:val="333399"/>
-          <w:lang w:eastAsia="ko-KR"/>
-        </w:rPr>
-        <w:t>.</w:t>
-      </w:r>
-    </w:p>
     <w:sectPr>
-      <w:footerReference w:type="default" r:id="rId8"/>
+      <w:footerReference w:type="default" r:id="rId36"/>
       <w:pgSz w:w="12240" w:h="15840"/>
       <w:pgMar w:top="1440" w:right="1800" w:bottom="1440" w:left="1800" w:header="720" w:footer="0" w:gutter="0"/>
       <w:cols w:space="720"/>

--- a/04_신입사원_자기주도학습교재_엔키아이해하기.docx
+++ b/04_신입사원_자기주도학습교재_엔키아이해하기.docx
@@ -24109,6 +24109,14 @@
           <w:highlight w:val="yellow"/>
         </w:rPr>
         <w:t>보유</w:t>
+      </w:r>
+      <w:r>
+        <w:rPr>
+          <w:rFonts w:ascii="맑은 고딕" w:hAnsi="맑은 고딕"/>
+          <w:i/>
+          <w:sz w:val="18"/>
+        </w:rPr>
+        <w:t xml:space="preserve"> (2023년 IR자료 기준. "보유"라는 표현과 현재 거래 중인 고객군을 나열하는 문맥상 현재 시점의 거래 고객사 수로 추정되나, 원본에 "현재" 또는 "누적"이라는 표현이 명시되어 있지는 않습니다. 역대 누적 구축 고객사 수일 가능성도 배제할 수 없어, 정확한 정의는 영업본부·경영지원본부에 확인이 필요합니다.)</w:t>
       </w:r>
     </w:p>
     <w:p>
